--- a/NOTES/2. DOCKER.docx
+++ b/NOTES/2. DOCKER.docx
@@ -280,7 +280,886 @@
       </w:r>
     </w:p>
     <w:p/>
+    <w:p>
+      <w:r>
+        <w:rPr>
+          <w:b/>
+          <w:bCs/>
+          <w:highlight w:val="yellow"/>
+        </w:rPr>
+        <w:t>Docker Port Mapping</w:t>
+      </w:r>
+      <w:r>
+        <w:rPr>
+          <w:b/>
+          <w:bCs/>
+        </w:rPr>
+        <w:t>:</w:t>
+      </w:r>
+    </w:p>
+    <w:p>
+      <w:hyperlink r:id="rId5" w:history="1">
+        <w:r>
+          <w:rPr>
+            <w:rStyle w:val="Hyperlink"/>
+          </w:rPr>
+          <w:t>https://www.youtube.com/watch?v=peMxZW3M24g</w:t>
+        </w:r>
+      </w:hyperlink>
+    </w:p>
     <w:p/>
+    <w:p>
+      <w:pPr>
+        <w:jc w:val="both"/>
+        <w:rPr>
+          <w:b/>
+          <w:bCs/>
+        </w:rPr>
+      </w:pPr>
+      <w:r>
+        <w:rPr>
+          <w:b/>
+          <w:bCs/>
+        </w:rPr>
+        <w:t>What is a port?</w:t>
+      </w:r>
+    </w:p>
+    <w:p>
+      <w:pPr>
+        <w:jc w:val="both"/>
+      </w:pPr>
+      <w:r>
+        <w:t xml:space="preserve">A </w:t>
+      </w:r>
+      <w:r>
+        <w:rPr>
+          <w:b/>
+          <w:bCs/>
+        </w:rPr>
+        <w:t>port</w:t>
+      </w:r>
+      <w:r>
+        <w:t xml:space="preserve"> is a logical, numbered endpoint in a computer that allows different applications or services to communicate over a network.</w:t>
+      </w:r>
+    </w:p>
+    <w:p>
+      <w:pPr>
+        <w:jc w:val="both"/>
+      </w:pPr>
+      <w:r>
+        <w:t>It helps the operating system route incoming and outgoing data to the correct application.</w:t>
+      </w:r>
+    </w:p>
+    <w:p>
+      <w:r>
+        <w:pict w14:anchorId="2F661FC0">
+          <v:rect id="_x0000_i1037" style="width:0;height:1.5pt" o:hralign="center" o:hrstd="t" o:hr="t" fillcolor="#a0a0a0" stroked="f"/>
+        </w:pict>
+      </w:r>
+    </w:p>
+    <w:p>
+      <w:pPr>
+        <w:rPr>
+          <w:b/>
+          <w:bCs/>
+        </w:rPr>
+      </w:pPr>
+      <w:r>
+        <w:rPr>
+          <w:rFonts w:ascii="Segoe UI Emoji" w:hAnsi="Segoe UI Emoji" w:cs="Segoe UI Emoji"/>
+          <w:b/>
+          <w:bCs/>
+        </w:rPr>
+        <w:t>🧠</w:t>
+      </w:r>
+      <w:r>
+        <w:rPr>
+          <w:b/>
+          <w:bCs/>
+        </w:rPr>
+        <w:t xml:space="preserve"> Stronger Analogy (slightly upgraded)</w:t>
+      </w:r>
+    </w:p>
+    <w:p>
+      <w:pPr>
+        <w:numPr>
+          <w:ilvl w:val="0"/>
+          <w:numId w:val="3"/>
+        </w:numPr>
+      </w:pPr>
+      <w:r>
+        <w:rPr>
+          <w:b/>
+          <w:bCs/>
+        </w:rPr>
+        <w:t>IP address</w:t>
+      </w:r>
+      <w:r>
+        <w:t xml:space="preserve"> = Building address </w:t>
+      </w:r>
+    </w:p>
+    <w:p>
+      <w:pPr>
+        <w:numPr>
+          <w:ilvl w:val="0"/>
+          <w:numId w:val="3"/>
+        </w:numPr>
+      </w:pPr>
+      <w:r>
+        <w:rPr>
+          <w:b/>
+          <w:bCs/>
+        </w:rPr>
+        <w:t>Port number</w:t>
+      </w:r>
+      <w:r>
+        <w:t xml:space="preserve"> = Apartment number </w:t>
+      </w:r>
+    </w:p>
+    <w:p>
+      <w:pPr>
+        <w:numPr>
+          <w:ilvl w:val="0"/>
+          <w:numId w:val="3"/>
+        </w:numPr>
+      </w:pPr>
+      <w:r>
+        <w:rPr>
+          <w:b/>
+          <w:bCs/>
+        </w:rPr>
+        <w:t>Application</w:t>
+      </w:r>
+      <w:r>
+        <w:t xml:space="preserve"> = Person living inside </w:t>
+      </w:r>
+    </w:p>
+    <w:p>
+      <w:r>
+        <w:t>So</w:t>
+      </w:r>
+      <w:r>
+        <w:t>,</w:t>
+      </w:r>
+      <w:r>
+        <w:t xml:space="preserve"> when data arrives:</w:t>
+      </w:r>
+      <w:r>
+        <w:br/>
+      </w:r>
+      <w:r>
+        <w:rPr>
+          <w:rFonts w:ascii="Segoe UI Emoji" w:hAnsi="Segoe UI Emoji" w:cs="Segoe UI Emoji"/>
+        </w:rPr>
+        <w:t>👉</w:t>
+      </w:r>
+      <w:r>
+        <w:t xml:space="preserve"> It first reaches the </w:t>
+      </w:r>
+      <w:r>
+        <w:rPr>
+          <w:b/>
+          <w:bCs/>
+        </w:rPr>
+        <w:t>building (IP)</w:t>
+      </w:r>
+      <w:r>
+        <w:br/>
+      </w:r>
+      <w:r>
+        <w:rPr>
+          <w:rFonts w:ascii="Segoe UI Emoji" w:hAnsi="Segoe UI Emoji" w:cs="Segoe UI Emoji"/>
+        </w:rPr>
+        <w:t>👉</w:t>
+      </w:r>
+      <w:r>
+        <w:t xml:space="preserve"> Then goes to the correct </w:t>
+      </w:r>
+      <w:r>
+        <w:rPr>
+          <w:b/>
+          <w:bCs/>
+        </w:rPr>
+        <w:t>apartment (port)</w:t>
+      </w:r>
+      <w:r>
+        <w:br/>
+      </w:r>
+      <w:r>
+        <w:rPr>
+          <w:rFonts w:ascii="Segoe UI Emoji" w:hAnsi="Segoe UI Emoji" w:cs="Segoe UI Emoji"/>
+        </w:rPr>
+        <w:t>👉</w:t>
+      </w:r>
+      <w:r>
+        <w:t xml:space="preserve"> Finally handled by the </w:t>
+      </w:r>
+      <w:r>
+        <w:rPr>
+          <w:b/>
+          <w:bCs/>
+        </w:rPr>
+        <w:t>person (application)</w:t>
+      </w:r>
+    </w:p>
+    <w:p>
+      <w:r>
+        <w:pict w14:anchorId="7BDCE129">
+          <v:rect id="_x0000_i1038" style="width:0;height:1.5pt" o:hralign="center" o:hrstd="t" o:hr="t" fillcolor="#a0a0a0" stroked="f"/>
+        </w:pict>
+      </w:r>
+    </w:p>
+    <w:p>
+      <w:pPr>
+        <w:rPr>
+          <w:b/>
+          <w:bCs/>
+        </w:rPr>
+      </w:pPr>
+      <w:r>
+        <w:rPr>
+          <w:rFonts w:ascii="Segoe UI Emoji" w:hAnsi="Segoe UI Emoji" w:cs="Segoe UI Emoji"/>
+          <w:b/>
+          <w:bCs/>
+        </w:rPr>
+        <w:t>💡</w:t>
+      </w:r>
+      <w:r>
+        <w:rPr>
+          <w:b/>
+          <w:bCs/>
+        </w:rPr>
+        <w:t xml:space="preserve"> Example</w:t>
+      </w:r>
+    </w:p>
+    <w:p>
+      <w:pPr>
+        <w:numPr>
+          <w:ilvl w:val="0"/>
+          <w:numId w:val="4"/>
+        </w:numPr>
+      </w:pPr>
+      <w:r>
+        <w:t xml:space="preserve">Web server → Port </w:t>
+      </w:r>
+      <w:r>
+        <w:rPr>
+          <w:b/>
+          <w:bCs/>
+        </w:rPr>
+        <w:t>80 (HTTP)</w:t>
+      </w:r>
+      <w:r>
+        <w:t xml:space="preserve"> or </w:t>
+      </w:r>
+      <w:r>
+        <w:rPr>
+          <w:b/>
+          <w:bCs/>
+        </w:rPr>
+        <w:t>443 (HTTPS)</w:t>
+      </w:r>
+      <w:r>
+        <w:t xml:space="preserve"> </w:t>
+      </w:r>
+    </w:p>
+    <w:p>
+      <w:pPr>
+        <w:numPr>
+          <w:ilvl w:val="0"/>
+          <w:numId w:val="4"/>
+        </w:numPr>
+      </w:pPr>
+      <w:r>
+        <w:t xml:space="preserve">Database (MySQL) → Port </w:t>
+      </w:r>
+      <w:r>
+        <w:rPr>
+          <w:b/>
+          <w:bCs/>
+        </w:rPr>
+        <w:t>3306</w:t>
+      </w:r>
+    </w:p>
+    <w:p/>
+    <w:p>
+      <w:r>
+        <w:lastRenderedPageBreak/>
+        <w:drawing>
+          <wp:inline distT="0" distB="0" distL="0" distR="0" wp14:anchorId="76CE666B" wp14:editId="780866E9">
+            <wp:extent cx="5731510" cy="2717800"/>
+            <wp:effectExtent l="76200" t="76200" r="135890" b="139700"/>
+            <wp:docPr id="337107177" name="Picture 1"/>
+            <wp:cNvGraphicFramePr>
+              <a:graphicFrameLocks xmlns:a="http://schemas.openxmlformats.org/drawingml/2006/main" noChangeAspect="1"/>
+            </wp:cNvGraphicFramePr>
+            <a:graphic xmlns:a="http://schemas.openxmlformats.org/drawingml/2006/main">
+              <a:graphicData uri="http://schemas.openxmlformats.org/drawingml/2006/picture">
+                <pic:pic xmlns:pic="http://schemas.openxmlformats.org/drawingml/2006/picture">
+                  <pic:nvPicPr>
+                    <pic:cNvPr id="337107177" name=""/>
+                    <pic:cNvPicPr/>
+                  </pic:nvPicPr>
+                  <pic:blipFill>
+                    <a:blip r:embed="rId6"/>
+                    <a:stretch>
+                      <a:fillRect/>
+                    </a:stretch>
+                  </pic:blipFill>
+                  <pic:spPr>
+                    <a:xfrm>
+                      <a:off x="0" y="0"/>
+                      <a:ext cx="5731510" cy="2717800"/>
+                    </a:xfrm>
+                    <a:prstGeom prst="rect">
+                      <a:avLst/>
+                    </a:prstGeom>
+                    <a:ln w="38100" cap="sq">
+                      <a:solidFill>
+                        <a:srgbClr val="000000"/>
+                      </a:solidFill>
+                      <a:prstDash val="solid"/>
+                      <a:miter lim="800000"/>
+                    </a:ln>
+                    <a:effectLst>
+                      <a:outerShdw blurRad="50800" dist="38100" dir="2700000" algn="tl" rotWithShape="0">
+                        <a:srgbClr val="000000">
+                          <a:alpha val="43000"/>
+                        </a:srgbClr>
+                      </a:outerShdw>
+                    </a:effectLst>
+                  </pic:spPr>
+                </pic:pic>
+              </a:graphicData>
+            </a:graphic>
+          </wp:inline>
+        </w:drawing>
+      </w:r>
+    </w:p>
+    <w:p>
+      <w:r>
+        <w:drawing>
+          <wp:inline distT="0" distB="0" distL="0" distR="0" wp14:anchorId="65FA64E0" wp14:editId="79E3C1D2">
+            <wp:extent cx="5731510" cy="2040890"/>
+            <wp:effectExtent l="76200" t="76200" r="135890" b="130810"/>
+            <wp:docPr id="967416602" name="Picture 1"/>
+            <wp:cNvGraphicFramePr>
+              <a:graphicFrameLocks xmlns:a="http://schemas.openxmlformats.org/drawingml/2006/main" noChangeAspect="1"/>
+            </wp:cNvGraphicFramePr>
+            <a:graphic xmlns:a="http://schemas.openxmlformats.org/drawingml/2006/main">
+              <a:graphicData uri="http://schemas.openxmlformats.org/drawingml/2006/picture">
+                <pic:pic xmlns:pic="http://schemas.openxmlformats.org/drawingml/2006/picture">
+                  <pic:nvPicPr>
+                    <pic:cNvPr id="967416602" name=""/>
+                    <pic:cNvPicPr/>
+                  </pic:nvPicPr>
+                  <pic:blipFill>
+                    <a:blip r:embed="rId7"/>
+                    <a:stretch>
+                      <a:fillRect/>
+                    </a:stretch>
+                  </pic:blipFill>
+                  <pic:spPr>
+                    <a:xfrm>
+                      <a:off x="0" y="0"/>
+                      <a:ext cx="5731510" cy="2040890"/>
+                    </a:xfrm>
+                    <a:prstGeom prst="rect">
+                      <a:avLst/>
+                    </a:prstGeom>
+                    <a:ln w="38100" cap="sq">
+                      <a:solidFill>
+                        <a:srgbClr val="000000"/>
+                      </a:solidFill>
+                      <a:prstDash val="solid"/>
+                      <a:miter lim="800000"/>
+                    </a:ln>
+                    <a:effectLst>
+                      <a:outerShdw blurRad="50800" dist="38100" dir="2700000" algn="tl" rotWithShape="0">
+                        <a:srgbClr val="000000">
+                          <a:alpha val="43000"/>
+                        </a:srgbClr>
+                      </a:outerShdw>
+                    </a:effectLst>
+                  </pic:spPr>
+                </pic:pic>
+              </a:graphicData>
+            </a:graphic>
+          </wp:inline>
+        </w:drawing>
+      </w:r>
+    </w:p>
+    <w:p/>
+    <w:p>
+      <w:pPr>
+        <w:jc w:val="both"/>
+      </w:pPr>
+      <w:r>
+        <w:t>A Docker container may run an application on a specific internal port (e.g., 8080).</w:t>
+      </w:r>
+      <w:r>
+        <w:br/>
+        <w:t xml:space="preserve">To access this application from the host machine, Docker provides </w:t>
+      </w:r>
+      <w:r>
+        <w:rPr>
+          <w:b/>
+          <w:bCs/>
+        </w:rPr>
+        <w:t>port mapping</w:t>
+      </w:r>
+      <w:r>
+        <w:t>, which maps a host port (e.g., 3000) to the container’s port (8080).</w:t>
+      </w:r>
+      <w:r>
+        <w:t xml:space="preserve"> </w:t>
+      </w:r>
+      <w:r>
+        <w:t>This allows external requests to reach the application inside the container.</w:t>
+      </w:r>
+    </w:p>
+    <w:p>
+      <w:pPr>
+        <w:jc w:val="both"/>
+        <w:rPr>
+          <w:b/>
+          <w:bCs/>
+        </w:rPr>
+      </w:pPr>
+      <w:r>
+        <w:rPr>
+          <w:rFonts w:ascii="Segoe UI Emoji" w:hAnsi="Segoe UI Emoji" w:cs="Segoe UI Emoji"/>
+          <w:b/>
+          <w:bCs/>
+        </w:rPr>
+        <w:t>🧠</w:t>
+      </w:r>
+      <w:r>
+        <w:rPr>
+          <w:b/>
+          <w:bCs/>
+        </w:rPr>
+        <w:t xml:space="preserve"> Simple analogy</w:t>
+      </w:r>
+    </w:p>
+    <w:p>
+      <w:pPr>
+        <w:numPr>
+          <w:ilvl w:val="0"/>
+          <w:numId w:val="5"/>
+        </w:numPr>
+        <w:jc w:val="both"/>
+      </w:pPr>
+      <w:r>
+        <w:t xml:space="preserve">Container = Flat inside a building </w:t>
+      </w:r>
+    </w:p>
+    <w:p>
+      <w:pPr>
+        <w:numPr>
+          <w:ilvl w:val="0"/>
+          <w:numId w:val="5"/>
+        </w:numPr>
+        <w:jc w:val="both"/>
+      </w:pPr>
+      <w:r>
+        <w:t xml:space="preserve">App inside container = Person inside flat (listening on 8080) </w:t>
+      </w:r>
+    </w:p>
+    <w:p>
+      <w:pPr>
+        <w:numPr>
+          <w:ilvl w:val="0"/>
+          <w:numId w:val="5"/>
+        </w:numPr>
+        <w:jc w:val="both"/>
+      </w:pPr>
+      <w:r>
+        <w:t xml:space="preserve">Host port (3000) = Reception desk </w:t>
+      </w:r>
+    </w:p>
+    <w:p>
+      <w:pPr>
+        <w:jc w:val="both"/>
+      </w:pPr>
+      <w:r>
+        <w:rPr>
+          <w:rFonts w:ascii="Segoe UI Emoji" w:hAnsi="Segoe UI Emoji" w:cs="Segoe UI Emoji"/>
+        </w:rPr>
+        <w:t>👉</w:t>
+      </w:r>
+      <w:r>
+        <w:t xml:space="preserve"> You talk to reception (3000)</w:t>
+      </w:r>
+    </w:p>
+    <w:p>
+      <w:pPr>
+        <w:jc w:val="both"/>
+      </w:pPr>
+      <w:r>
+        <w:rPr>
+          <w:rFonts w:ascii="Segoe UI Emoji" w:hAnsi="Segoe UI Emoji" w:cs="Segoe UI Emoji"/>
+        </w:rPr>
+        <w:t>👉</w:t>
+      </w:r>
+      <w:r>
+        <w:t xml:space="preserve"> Reception forwards to the correct flat (8080)</w:t>
+      </w:r>
+    </w:p>
+    <w:p>
+      <w:pPr>
+        <w:rPr>
+          <w:b/>
+          <w:bCs/>
+        </w:rPr>
+      </w:pPr>
+      <w:r>
+        <w:rPr>
+          <w:b/>
+          <w:bCs/>
+        </w:rPr>
+        <w:lastRenderedPageBreak/>
+        <w:t>Docker Port Mapping Syntax:</w:t>
+      </w:r>
+    </w:p>
+    <w:p>
+      <w:r>
+        <w:t>docker run -p &lt;</w:t>
+      </w:r>
+      <w:proofErr w:type="spellStart"/>
+      <w:r>
+        <w:t>host_port</w:t>
+      </w:r>
+      <w:proofErr w:type="spellEnd"/>
+      <w:r>
+        <w:t>&gt;:&lt;</w:t>
+      </w:r>
+      <w:proofErr w:type="spellStart"/>
+      <w:r>
+        <w:t>container_port</w:t>
+      </w:r>
+      <w:proofErr w:type="spellEnd"/>
+      <w:r>
+        <w:t>&gt; &lt;</w:t>
+      </w:r>
+      <w:proofErr w:type="spellStart"/>
+      <w:r>
+        <w:t>image_name</w:t>
+      </w:r>
+      <w:proofErr w:type="spellEnd"/>
+      <w:r>
+        <w:t>&gt;</w:t>
+      </w:r>
+    </w:p>
+    <w:p>
+      <w:pPr>
+        <w:rPr>
+          <w:b/>
+          <w:bCs/>
+        </w:rPr>
+      </w:pPr>
+      <w:r>
+        <w:rPr>
+          <w:b/>
+          <w:bCs/>
+        </w:rPr>
+        <w:t>Example:</w:t>
+      </w:r>
+    </w:p>
+    <w:p>
+      <w:r>
+        <w:t>docker run -p 3000:8080 my-app</w:t>
+      </w:r>
+    </w:p>
+    <w:p>
+      <w:pPr>
+        <w:rPr>
+          <w:b/>
+          <w:bCs/>
+        </w:rPr>
+      </w:pPr>
+      <w:r>
+        <w:rPr>
+          <w:b/>
+          <w:bCs/>
+        </w:rPr>
+        <w:t>Explanation:</w:t>
+      </w:r>
+    </w:p>
+    <w:p>
+      <w:r>
+        <w:t>docker run: Creates and starts a container from an image</w:t>
+      </w:r>
+    </w:p>
+    <w:p>
+      <w:r>
+        <w:t>-p: Specifies port mapping</w:t>
+      </w:r>
+    </w:p>
+    <w:p>
+      <w:r>
+        <w:t>3000:8080 → Maps host port 3000 to container port 8080</w:t>
+      </w:r>
+    </w:p>
+    <w:p>
+      <w:r>
+        <w:t>my-app: Name of the Docker image</w:t>
+      </w:r>
+    </w:p>
+    <w:p/>
+    <w:p>
+      <w:pPr>
+        <w:rPr>
+          <w:b/>
+          <w:bCs/>
+        </w:rPr>
+      </w:pPr>
+      <w:r>
+        <w:rPr>
+          <w:b/>
+          <w:bCs/>
+        </w:rPr>
+        <w:t>Example with Nginx:</w:t>
+      </w:r>
+    </w:p>
+    <w:p>
+      <w:r>
+        <w:t>docker run -p 3000:80 nginx</w:t>
+      </w:r>
+    </w:p>
+    <w:p>
+      <w:r>
+        <w:t>Now, we can access the application at:</w:t>
+      </w:r>
+    </w:p>
+    <w:p>
+      <w:hyperlink r:id="rId8" w:history="1">
+        <w:r>
+          <w:rPr>
+            <w:rStyle w:val="Hyperlink"/>
+          </w:rPr>
+          <w:t>http://localhost:3000</w:t>
+        </w:r>
+      </w:hyperlink>
+    </w:p>
+    <w:p/>
+    <w:p>
+      <w:r>
+        <w:drawing>
+          <wp:inline distT="0" distB="0" distL="0" distR="0" wp14:anchorId="757D172C" wp14:editId="1656138C">
+            <wp:extent cx="5731510" cy="1870710"/>
+            <wp:effectExtent l="76200" t="76200" r="135890" b="129540"/>
+            <wp:docPr id="44135468" name="Picture 1"/>
+            <wp:cNvGraphicFramePr>
+              <a:graphicFrameLocks xmlns:a="http://schemas.openxmlformats.org/drawingml/2006/main" noChangeAspect="1"/>
+            </wp:cNvGraphicFramePr>
+            <a:graphic xmlns:a="http://schemas.openxmlformats.org/drawingml/2006/main">
+              <a:graphicData uri="http://schemas.openxmlformats.org/drawingml/2006/picture">
+                <pic:pic xmlns:pic="http://schemas.openxmlformats.org/drawingml/2006/picture">
+                  <pic:nvPicPr>
+                    <pic:cNvPr id="44135468" name=""/>
+                    <pic:cNvPicPr/>
+                  </pic:nvPicPr>
+                  <pic:blipFill>
+                    <a:blip r:embed="rId9"/>
+                    <a:stretch>
+                      <a:fillRect/>
+                    </a:stretch>
+                  </pic:blipFill>
+                  <pic:spPr>
+                    <a:xfrm>
+                      <a:off x="0" y="0"/>
+                      <a:ext cx="5731510" cy="1870710"/>
+                    </a:xfrm>
+                    <a:prstGeom prst="rect">
+                      <a:avLst/>
+                    </a:prstGeom>
+                    <a:ln w="38100" cap="sq">
+                      <a:solidFill>
+                        <a:srgbClr val="000000"/>
+                      </a:solidFill>
+                      <a:prstDash val="solid"/>
+                      <a:miter lim="800000"/>
+                    </a:ln>
+                    <a:effectLst>
+                      <a:outerShdw blurRad="50800" dist="38100" dir="2700000" algn="tl" rotWithShape="0">
+                        <a:srgbClr val="000000">
+                          <a:alpha val="43000"/>
+                        </a:srgbClr>
+                      </a:outerShdw>
+                    </a:effectLst>
+                  </pic:spPr>
+                </pic:pic>
+              </a:graphicData>
+            </a:graphic>
+          </wp:inline>
+        </w:drawing>
+      </w:r>
+    </w:p>
+    <w:p/>
+    <w:p/>
+    <w:p>
+      <w:r>
+        <w:lastRenderedPageBreak/>
+        <w:drawing>
+          <wp:inline distT="0" distB="0" distL="0" distR="0" wp14:anchorId="40808B69" wp14:editId="62929AFE">
+            <wp:extent cx="5731510" cy="2319020"/>
+            <wp:effectExtent l="76200" t="76200" r="135890" b="138430"/>
+            <wp:docPr id="338230808" name="Picture 1"/>
+            <wp:cNvGraphicFramePr>
+              <a:graphicFrameLocks xmlns:a="http://schemas.openxmlformats.org/drawingml/2006/main" noChangeAspect="1"/>
+            </wp:cNvGraphicFramePr>
+            <a:graphic xmlns:a="http://schemas.openxmlformats.org/drawingml/2006/main">
+              <a:graphicData uri="http://schemas.openxmlformats.org/drawingml/2006/picture">
+                <pic:pic xmlns:pic="http://schemas.openxmlformats.org/drawingml/2006/picture">
+                  <pic:nvPicPr>
+                    <pic:cNvPr id="338230808" name=""/>
+                    <pic:cNvPicPr/>
+                  </pic:nvPicPr>
+                  <pic:blipFill>
+                    <a:blip r:embed="rId10"/>
+                    <a:stretch>
+                      <a:fillRect/>
+                    </a:stretch>
+                  </pic:blipFill>
+                  <pic:spPr>
+                    <a:xfrm>
+                      <a:off x="0" y="0"/>
+                      <a:ext cx="5731510" cy="2319020"/>
+                    </a:xfrm>
+                    <a:prstGeom prst="rect">
+                      <a:avLst/>
+                    </a:prstGeom>
+                    <a:ln w="38100" cap="sq">
+                      <a:solidFill>
+                        <a:srgbClr val="000000"/>
+                      </a:solidFill>
+                      <a:prstDash val="solid"/>
+                      <a:miter lim="800000"/>
+                    </a:ln>
+                    <a:effectLst>
+                      <a:outerShdw blurRad="50800" dist="38100" dir="2700000" algn="tl" rotWithShape="0">
+                        <a:srgbClr val="000000">
+                          <a:alpha val="43000"/>
+                        </a:srgbClr>
+                      </a:outerShdw>
+                    </a:effectLst>
+                  </pic:spPr>
+                </pic:pic>
+              </a:graphicData>
+            </a:graphic>
+          </wp:inline>
+        </w:drawing>
+      </w:r>
+    </w:p>
+    <w:p/>
+    <w:p>
+      <w:pPr>
+        <w:jc w:val="both"/>
+      </w:pPr>
+      <w:r>
+        <w:t>docker run -p 3000:80 -p 3001:443 my-web-app</w:t>
+      </w:r>
+    </w:p>
+    <w:p>
+      <w:pPr>
+        <w:jc w:val="both"/>
+        <w:rPr>
+          <w:b/>
+          <w:bCs/>
+        </w:rPr>
+      </w:pPr>
+      <w:r>
+        <w:rPr>
+          <w:b/>
+          <w:bCs/>
+        </w:rPr>
+        <w:t>Explanation:</w:t>
+      </w:r>
+    </w:p>
+    <w:p>
+      <w:pPr>
+        <w:jc w:val="both"/>
+      </w:pPr>
+      <w:r>
+        <w:t xml:space="preserve">docker run: Creates and starts a container from the </w:t>
+      </w:r>
+      <w:r>
+        <w:rPr>
+          <w:b/>
+          <w:bCs/>
+        </w:rPr>
+        <w:t>my-web-app</w:t>
+      </w:r>
+      <w:r>
+        <w:t xml:space="preserve"> image</w:t>
+      </w:r>
+    </w:p>
+    <w:p>
+      <w:pPr>
+        <w:jc w:val="both"/>
+      </w:pPr>
+      <w:r>
+        <w:t>-p 3000:80 → Maps host port 3000 to container port 80 (HTTP)</w:t>
+      </w:r>
+    </w:p>
+    <w:p>
+      <w:pPr>
+        <w:jc w:val="both"/>
+      </w:pPr>
+      <w:r>
+        <w:t>-p 3001:443 → Maps host port 3001 to container port 443 (commonly HTTPS, if configured)</w:t>
+      </w:r>
+    </w:p>
+    <w:p>
+      <w:pPr>
+        <w:jc w:val="both"/>
+      </w:pPr>
+      <w:r>
+        <w:t>This allows:</w:t>
+      </w:r>
+    </w:p>
+    <w:p>
+      <w:pPr>
+        <w:jc w:val="both"/>
+      </w:pPr>
+      <w:r>
+        <w:t>- Access HTTP service via http://localhost:3000</w:t>
+      </w:r>
+    </w:p>
+    <w:p>
+      <w:pPr>
+        <w:jc w:val="both"/>
+      </w:pPr>
+      <w:r>
+        <w:t>- Access HTTPS service via https://localhost:3001 (if HTTPS is properly set up inside</w:t>
+      </w:r>
+      <w:r>
+        <w:t xml:space="preserve"> </w:t>
+      </w:r>
+      <w:r>
+        <w:t>container)</w:t>
+      </w:r>
+    </w:p>
+    <w:p>
+      <w:pPr>
+        <w:jc w:val="both"/>
+      </w:pPr>
+      <w:r>
+        <w:t xml:space="preserve">So, </w:t>
+      </w:r>
+      <w:r>
+        <w:t>Port mapping bridges container isolation and makes containerized services accessible from the host.</w:t>
+      </w:r>
+    </w:p>
+    <w:p>
+      <w:pPr>
+        <w:jc w:val="both"/>
+      </w:pPr>
+      <w:r>
+        <w:t>We can map multiple ports to expose different services of the same container.</w:t>
+      </w:r>
+    </w:p>
     <w:sectPr>
       <w:pgSz w:w="11906" w:h="16838"/>
       <w:pgMar w:top="1440" w:right="1440" w:bottom="1440" w:left="1440" w:header="708" w:footer="708" w:gutter="0"/>
@@ -294,6 +1173,155 @@
 <file path=word/numbering.xml><?xml version="1.0" encoding="utf-8"?>
 <w:numbering xmlns:wpc="http://schemas.microsoft.com/office/word/2010/wordprocessingCanvas" xmlns:cx="http://schemas.microsoft.com/office/drawing/2014/chartex" xmlns:cx1="http://schemas.microsoft.com/office/drawing/2015/9/8/chartex" xmlns:cx2="http://schemas.microsoft.com/office/drawing/2015/10/21/chartex" xmlns:cx3="http://schemas.microsoft.com/office/drawing/2016/5/9/chartex" xmlns:cx4="http://schemas.microsoft.com/office/drawing/2016/5/10/chartex" xmlns:cx5="http://schemas.microsoft.com/office/drawing/2016/5/11/chartex" xmlns:cx6="http://schemas.microsoft.com/office/drawing/2016/5/12/chartex" xmlns:cx7="http://schemas.microsoft.com/office/drawing/2016/5/13/chartex" xmlns:cx8="http://schemas.microsoft.com/office/drawing/2016/5/14/chartex" xmlns:mc="http://schemas.openxmlformats.org/markup-compatibility/2006" xmlns:aink="http://schemas.microsoft.com/office/drawing/2016/ink" xmlns:am3d="http://schemas.microsoft.com/office/drawing/2017/model3d" xmlns:o="urn:schemas-microsoft-com:office:office" xmlns:oel="http://schemas.microsoft.com/office/2019/extlst" xmlns:r="http://schemas.openxmlformats.org/officeDocument/2006/relationships" xmlns:m="http://schemas.openxmlformats.org/officeDocument/2006/math" xmlns:v="urn:schemas-microsoft-com:vml" xmlns:wp14="http://schemas.microsoft.com/office/word/2010/wordprocessingDrawing" xmlns:wp="http://schemas.openxmlformats.org/drawingml/2006/wordprocessingDrawing" xmlns:w10="urn:schemas-microsoft-com:office:word" xmlns:w="http://schemas.openxmlformats.org/wordprocessingml/2006/main" xmlns:w14="http://schemas.microsoft.com/office/word/2010/wordml" xmlns:w15="http://schemas.microsoft.com/office/word/2012/wordml" xmlns:w16cex="http://schemas.microsoft.com/office/word/2018/wordml/cex" xmlns:w16cid="http://schemas.microsoft.com/office/word/2016/wordml/cid" xmlns:w16="http://schemas.microsoft.com/office/word/2018/wordml" xmlns:w16du="http://schemas.microsoft.com/office/word/2023/wordml/word16du" xmlns:w16sdtdh="http://schemas.microsoft.com/office/word/2020/wordml/sdtdatahash" xmlns:w16sdtfl="http://schemas.microsoft.com/office/word/2024/wordml/sdtformatlock" xmlns:w16se="http://schemas.microsoft.com/office/word/2015/wordml/symex" xmlns:wpg="http://schemas.microsoft.com/office/word/2010/wordprocessingGroup" xmlns:wpi="http://schemas.microsoft.com/office/word/2010/wordprocessingInk" xmlns:wne="http://schemas.microsoft.com/office/word/2006/wordml" xmlns:wps="http://schemas.microsoft.com/office/word/2010/wordprocessingShape" mc:Ignorable="w14 w15 w16se w16cid w16 w16cex w16sdtdh w16sdtfl w16du wp14">
   <w:abstractNum w:abstractNumId="0" w15:restartNumberingAfterBreak="0">
+    <w:nsid w:val="097F0A59"/>
+    <w:multiLevelType w:val="multilevel"/>
+    <w:tmpl w:val="4C804852"/>
+    <w:lvl w:ilvl="0">
+      <w:start w:val="1"/>
+      <w:numFmt w:val="bullet"/>
+      <w:lvlText w:val=""/>
+      <w:lvlJc w:val="left"/>
+      <w:pPr>
+        <w:tabs>
+          <w:tab w:val="num" w:pos="720"/>
+        </w:tabs>
+        <w:ind w:left="720" w:hanging="360"/>
+      </w:pPr>
+      <w:rPr>
+        <w:rFonts w:ascii="Symbol" w:hAnsi="Symbol" w:hint="default"/>
+        <w:sz w:val="20"/>
+      </w:rPr>
+    </w:lvl>
+    <w:lvl w:ilvl="1" w:tentative="1">
+      <w:start w:val="1"/>
+      <w:numFmt w:val="bullet"/>
+      <w:lvlText w:val="o"/>
+      <w:lvlJc w:val="left"/>
+      <w:pPr>
+        <w:tabs>
+          <w:tab w:val="num" w:pos="1440"/>
+        </w:tabs>
+        <w:ind w:left="1440" w:hanging="360"/>
+      </w:pPr>
+      <w:rPr>
+        <w:rFonts w:ascii="Courier New" w:hAnsi="Courier New" w:hint="default"/>
+        <w:sz w:val="20"/>
+      </w:rPr>
+    </w:lvl>
+    <w:lvl w:ilvl="2" w:tentative="1">
+      <w:start w:val="1"/>
+      <w:numFmt w:val="bullet"/>
+      <w:lvlText w:val=""/>
+      <w:lvlJc w:val="left"/>
+      <w:pPr>
+        <w:tabs>
+          <w:tab w:val="num" w:pos="2160"/>
+        </w:tabs>
+        <w:ind w:left="2160" w:hanging="360"/>
+      </w:pPr>
+      <w:rPr>
+        <w:rFonts w:ascii="Wingdings" w:hAnsi="Wingdings" w:hint="default"/>
+        <w:sz w:val="20"/>
+      </w:rPr>
+    </w:lvl>
+    <w:lvl w:ilvl="3" w:tentative="1">
+      <w:start w:val="1"/>
+      <w:numFmt w:val="bullet"/>
+      <w:lvlText w:val=""/>
+      <w:lvlJc w:val="left"/>
+      <w:pPr>
+        <w:tabs>
+          <w:tab w:val="num" w:pos="2880"/>
+        </w:tabs>
+        <w:ind w:left="2880" w:hanging="360"/>
+      </w:pPr>
+      <w:rPr>
+        <w:rFonts w:ascii="Wingdings" w:hAnsi="Wingdings" w:hint="default"/>
+        <w:sz w:val="20"/>
+      </w:rPr>
+    </w:lvl>
+    <w:lvl w:ilvl="4" w:tentative="1">
+      <w:start w:val="1"/>
+      <w:numFmt w:val="bullet"/>
+      <w:lvlText w:val=""/>
+      <w:lvlJc w:val="left"/>
+      <w:pPr>
+        <w:tabs>
+          <w:tab w:val="num" w:pos="3600"/>
+        </w:tabs>
+        <w:ind w:left="3600" w:hanging="360"/>
+      </w:pPr>
+      <w:rPr>
+        <w:rFonts w:ascii="Wingdings" w:hAnsi="Wingdings" w:hint="default"/>
+        <w:sz w:val="20"/>
+      </w:rPr>
+    </w:lvl>
+    <w:lvl w:ilvl="5" w:tentative="1">
+      <w:start w:val="1"/>
+      <w:numFmt w:val="bullet"/>
+      <w:lvlText w:val=""/>
+      <w:lvlJc w:val="left"/>
+      <w:pPr>
+        <w:tabs>
+          <w:tab w:val="num" w:pos="4320"/>
+        </w:tabs>
+        <w:ind w:left="4320" w:hanging="360"/>
+      </w:pPr>
+      <w:rPr>
+        <w:rFonts w:ascii="Wingdings" w:hAnsi="Wingdings" w:hint="default"/>
+        <w:sz w:val="20"/>
+      </w:rPr>
+    </w:lvl>
+    <w:lvl w:ilvl="6" w:tentative="1">
+      <w:start w:val="1"/>
+      <w:numFmt w:val="bullet"/>
+      <w:lvlText w:val=""/>
+      <w:lvlJc w:val="left"/>
+      <w:pPr>
+        <w:tabs>
+          <w:tab w:val="num" w:pos="5040"/>
+        </w:tabs>
+        <w:ind w:left="5040" w:hanging="360"/>
+      </w:pPr>
+      <w:rPr>
+        <w:rFonts w:ascii="Wingdings" w:hAnsi="Wingdings" w:hint="default"/>
+        <w:sz w:val="20"/>
+      </w:rPr>
+    </w:lvl>
+    <w:lvl w:ilvl="7" w:tentative="1">
+      <w:start w:val="1"/>
+      <w:numFmt w:val="bullet"/>
+      <w:lvlText w:val=""/>
+      <w:lvlJc w:val="left"/>
+      <w:pPr>
+        <w:tabs>
+          <w:tab w:val="num" w:pos="5760"/>
+        </w:tabs>
+        <w:ind w:left="5760" w:hanging="360"/>
+      </w:pPr>
+      <w:rPr>
+        <w:rFonts w:ascii="Wingdings" w:hAnsi="Wingdings" w:hint="default"/>
+        <w:sz w:val="20"/>
+      </w:rPr>
+    </w:lvl>
+    <w:lvl w:ilvl="8" w:tentative="1">
+      <w:start w:val="1"/>
+      <w:numFmt w:val="bullet"/>
+      <w:lvlText w:val=""/>
+      <w:lvlJc w:val="left"/>
+      <w:pPr>
+        <w:tabs>
+          <w:tab w:val="num" w:pos="6480"/>
+        </w:tabs>
+        <w:ind w:left="6480" w:hanging="360"/>
+      </w:pPr>
+      <w:rPr>
+        <w:rFonts w:ascii="Wingdings" w:hAnsi="Wingdings" w:hint="default"/>
+        <w:sz w:val="20"/>
+      </w:rPr>
+    </w:lvl>
+  </w:abstractNum>
+  <w:abstractNum w:abstractNumId="1" w15:restartNumberingAfterBreak="0">
     <w:nsid w:val="30531E7C"/>
     <w:multiLevelType w:val="hybridMultilevel"/>
     <w:tmpl w:val="6B143B62"/>
@@ -379,7 +1407,305 @@
       </w:pPr>
     </w:lvl>
   </w:abstractNum>
-  <w:abstractNum w:abstractNumId="1" w15:restartNumberingAfterBreak="0">
+  <w:abstractNum w:abstractNumId="2" w15:restartNumberingAfterBreak="0">
+    <w:nsid w:val="391A5A77"/>
+    <w:multiLevelType w:val="multilevel"/>
+    <w:tmpl w:val="C1A4283A"/>
+    <w:lvl w:ilvl="0">
+      <w:start w:val="1"/>
+      <w:numFmt w:val="bullet"/>
+      <w:lvlText w:val=""/>
+      <w:lvlJc w:val="left"/>
+      <w:pPr>
+        <w:tabs>
+          <w:tab w:val="num" w:pos="720"/>
+        </w:tabs>
+        <w:ind w:left="720" w:hanging="360"/>
+      </w:pPr>
+      <w:rPr>
+        <w:rFonts w:ascii="Symbol" w:hAnsi="Symbol" w:hint="default"/>
+        <w:sz w:val="20"/>
+      </w:rPr>
+    </w:lvl>
+    <w:lvl w:ilvl="1" w:tentative="1">
+      <w:start w:val="1"/>
+      <w:numFmt w:val="bullet"/>
+      <w:lvlText w:val="o"/>
+      <w:lvlJc w:val="left"/>
+      <w:pPr>
+        <w:tabs>
+          <w:tab w:val="num" w:pos="1440"/>
+        </w:tabs>
+        <w:ind w:left="1440" w:hanging="360"/>
+      </w:pPr>
+      <w:rPr>
+        <w:rFonts w:ascii="Courier New" w:hAnsi="Courier New" w:hint="default"/>
+        <w:sz w:val="20"/>
+      </w:rPr>
+    </w:lvl>
+    <w:lvl w:ilvl="2" w:tentative="1">
+      <w:start w:val="1"/>
+      <w:numFmt w:val="bullet"/>
+      <w:lvlText w:val=""/>
+      <w:lvlJc w:val="left"/>
+      <w:pPr>
+        <w:tabs>
+          <w:tab w:val="num" w:pos="2160"/>
+        </w:tabs>
+        <w:ind w:left="2160" w:hanging="360"/>
+      </w:pPr>
+      <w:rPr>
+        <w:rFonts w:ascii="Wingdings" w:hAnsi="Wingdings" w:hint="default"/>
+        <w:sz w:val="20"/>
+      </w:rPr>
+    </w:lvl>
+    <w:lvl w:ilvl="3" w:tentative="1">
+      <w:start w:val="1"/>
+      <w:numFmt w:val="bullet"/>
+      <w:lvlText w:val=""/>
+      <w:lvlJc w:val="left"/>
+      <w:pPr>
+        <w:tabs>
+          <w:tab w:val="num" w:pos="2880"/>
+        </w:tabs>
+        <w:ind w:left="2880" w:hanging="360"/>
+      </w:pPr>
+      <w:rPr>
+        <w:rFonts w:ascii="Wingdings" w:hAnsi="Wingdings" w:hint="default"/>
+        <w:sz w:val="20"/>
+      </w:rPr>
+    </w:lvl>
+    <w:lvl w:ilvl="4" w:tentative="1">
+      <w:start w:val="1"/>
+      <w:numFmt w:val="bullet"/>
+      <w:lvlText w:val=""/>
+      <w:lvlJc w:val="left"/>
+      <w:pPr>
+        <w:tabs>
+          <w:tab w:val="num" w:pos="3600"/>
+        </w:tabs>
+        <w:ind w:left="3600" w:hanging="360"/>
+      </w:pPr>
+      <w:rPr>
+        <w:rFonts w:ascii="Wingdings" w:hAnsi="Wingdings" w:hint="default"/>
+        <w:sz w:val="20"/>
+      </w:rPr>
+    </w:lvl>
+    <w:lvl w:ilvl="5" w:tentative="1">
+      <w:start w:val="1"/>
+      <w:numFmt w:val="bullet"/>
+      <w:lvlText w:val=""/>
+      <w:lvlJc w:val="left"/>
+      <w:pPr>
+        <w:tabs>
+          <w:tab w:val="num" w:pos="4320"/>
+        </w:tabs>
+        <w:ind w:left="4320" w:hanging="360"/>
+      </w:pPr>
+      <w:rPr>
+        <w:rFonts w:ascii="Wingdings" w:hAnsi="Wingdings" w:hint="default"/>
+        <w:sz w:val="20"/>
+      </w:rPr>
+    </w:lvl>
+    <w:lvl w:ilvl="6" w:tentative="1">
+      <w:start w:val="1"/>
+      <w:numFmt w:val="bullet"/>
+      <w:lvlText w:val=""/>
+      <w:lvlJc w:val="left"/>
+      <w:pPr>
+        <w:tabs>
+          <w:tab w:val="num" w:pos="5040"/>
+        </w:tabs>
+        <w:ind w:left="5040" w:hanging="360"/>
+      </w:pPr>
+      <w:rPr>
+        <w:rFonts w:ascii="Wingdings" w:hAnsi="Wingdings" w:hint="default"/>
+        <w:sz w:val="20"/>
+      </w:rPr>
+    </w:lvl>
+    <w:lvl w:ilvl="7" w:tentative="1">
+      <w:start w:val="1"/>
+      <w:numFmt w:val="bullet"/>
+      <w:lvlText w:val=""/>
+      <w:lvlJc w:val="left"/>
+      <w:pPr>
+        <w:tabs>
+          <w:tab w:val="num" w:pos="5760"/>
+        </w:tabs>
+        <w:ind w:left="5760" w:hanging="360"/>
+      </w:pPr>
+      <w:rPr>
+        <w:rFonts w:ascii="Wingdings" w:hAnsi="Wingdings" w:hint="default"/>
+        <w:sz w:val="20"/>
+      </w:rPr>
+    </w:lvl>
+    <w:lvl w:ilvl="8" w:tentative="1">
+      <w:start w:val="1"/>
+      <w:numFmt w:val="bullet"/>
+      <w:lvlText w:val=""/>
+      <w:lvlJc w:val="left"/>
+      <w:pPr>
+        <w:tabs>
+          <w:tab w:val="num" w:pos="6480"/>
+        </w:tabs>
+        <w:ind w:left="6480" w:hanging="360"/>
+      </w:pPr>
+      <w:rPr>
+        <w:rFonts w:ascii="Wingdings" w:hAnsi="Wingdings" w:hint="default"/>
+        <w:sz w:val="20"/>
+      </w:rPr>
+    </w:lvl>
+  </w:abstractNum>
+  <w:abstractNum w:abstractNumId="3" w15:restartNumberingAfterBreak="0">
+    <w:nsid w:val="4DBB3E4D"/>
+    <w:multiLevelType w:val="multilevel"/>
+    <w:tmpl w:val="C0EA7100"/>
+    <w:lvl w:ilvl="0">
+      <w:start w:val="1"/>
+      <w:numFmt w:val="bullet"/>
+      <w:lvlText w:val=""/>
+      <w:lvlJc w:val="left"/>
+      <w:pPr>
+        <w:tabs>
+          <w:tab w:val="num" w:pos="720"/>
+        </w:tabs>
+        <w:ind w:left="720" w:hanging="360"/>
+      </w:pPr>
+      <w:rPr>
+        <w:rFonts w:ascii="Symbol" w:hAnsi="Symbol" w:hint="default"/>
+        <w:sz w:val="20"/>
+      </w:rPr>
+    </w:lvl>
+    <w:lvl w:ilvl="1" w:tentative="1">
+      <w:start w:val="1"/>
+      <w:numFmt w:val="bullet"/>
+      <w:lvlText w:val="o"/>
+      <w:lvlJc w:val="left"/>
+      <w:pPr>
+        <w:tabs>
+          <w:tab w:val="num" w:pos="1440"/>
+        </w:tabs>
+        <w:ind w:left="1440" w:hanging="360"/>
+      </w:pPr>
+      <w:rPr>
+        <w:rFonts w:ascii="Courier New" w:hAnsi="Courier New" w:hint="default"/>
+        <w:sz w:val="20"/>
+      </w:rPr>
+    </w:lvl>
+    <w:lvl w:ilvl="2" w:tentative="1">
+      <w:start w:val="1"/>
+      <w:numFmt w:val="bullet"/>
+      <w:lvlText w:val=""/>
+      <w:lvlJc w:val="left"/>
+      <w:pPr>
+        <w:tabs>
+          <w:tab w:val="num" w:pos="2160"/>
+        </w:tabs>
+        <w:ind w:left="2160" w:hanging="360"/>
+      </w:pPr>
+      <w:rPr>
+        <w:rFonts w:ascii="Wingdings" w:hAnsi="Wingdings" w:hint="default"/>
+        <w:sz w:val="20"/>
+      </w:rPr>
+    </w:lvl>
+    <w:lvl w:ilvl="3" w:tentative="1">
+      <w:start w:val="1"/>
+      <w:numFmt w:val="bullet"/>
+      <w:lvlText w:val=""/>
+      <w:lvlJc w:val="left"/>
+      <w:pPr>
+        <w:tabs>
+          <w:tab w:val="num" w:pos="2880"/>
+        </w:tabs>
+        <w:ind w:left="2880" w:hanging="360"/>
+      </w:pPr>
+      <w:rPr>
+        <w:rFonts w:ascii="Wingdings" w:hAnsi="Wingdings" w:hint="default"/>
+        <w:sz w:val="20"/>
+      </w:rPr>
+    </w:lvl>
+    <w:lvl w:ilvl="4" w:tentative="1">
+      <w:start w:val="1"/>
+      <w:numFmt w:val="bullet"/>
+      <w:lvlText w:val=""/>
+      <w:lvlJc w:val="left"/>
+      <w:pPr>
+        <w:tabs>
+          <w:tab w:val="num" w:pos="3600"/>
+        </w:tabs>
+        <w:ind w:left="3600" w:hanging="360"/>
+      </w:pPr>
+      <w:rPr>
+        <w:rFonts w:ascii="Wingdings" w:hAnsi="Wingdings" w:hint="default"/>
+        <w:sz w:val="20"/>
+      </w:rPr>
+    </w:lvl>
+    <w:lvl w:ilvl="5" w:tentative="1">
+      <w:start w:val="1"/>
+      <w:numFmt w:val="bullet"/>
+      <w:lvlText w:val=""/>
+      <w:lvlJc w:val="left"/>
+      <w:pPr>
+        <w:tabs>
+          <w:tab w:val="num" w:pos="4320"/>
+        </w:tabs>
+        <w:ind w:left="4320" w:hanging="360"/>
+      </w:pPr>
+      <w:rPr>
+        <w:rFonts w:ascii="Wingdings" w:hAnsi="Wingdings" w:hint="default"/>
+        <w:sz w:val="20"/>
+      </w:rPr>
+    </w:lvl>
+    <w:lvl w:ilvl="6" w:tentative="1">
+      <w:start w:val="1"/>
+      <w:numFmt w:val="bullet"/>
+      <w:lvlText w:val=""/>
+      <w:lvlJc w:val="left"/>
+      <w:pPr>
+        <w:tabs>
+          <w:tab w:val="num" w:pos="5040"/>
+        </w:tabs>
+        <w:ind w:left="5040" w:hanging="360"/>
+      </w:pPr>
+      <w:rPr>
+        <w:rFonts w:ascii="Wingdings" w:hAnsi="Wingdings" w:hint="default"/>
+        <w:sz w:val="20"/>
+      </w:rPr>
+    </w:lvl>
+    <w:lvl w:ilvl="7" w:tentative="1">
+      <w:start w:val="1"/>
+      <w:numFmt w:val="bullet"/>
+      <w:lvlText w:val=""/>
+      <w:lvlJc w:val="left"/>
+      <w:pPr>
+        <w:tabs>
+          <w:tab w:val="num" w:pos="5760"/>
+        </w:tabs>
+        <w:ind w:left="5760" w:hanging="360"/>
+      </w:pPr>
+      <w:rPr>
+        <w:rFonts w:ascii="Wingdings" w:hAnsi="Wingdings" w:hint="default"/>
+        <w:sz w:val="20"/>
+      </w:rPr>
+    </w:lvl>
+    <w:lvl w:ilvl="8" w:tentative="1">
+      <w:start w:val="1"/>
+      <w:numFmt w:val="bullet"/>
+      <w:lvlText w:val=""/>
+      <w:lvlJc w:val="left"/>
+      <w:pPr>
+        <w:tabs>
+          <w:tab w:val="num" w:pos="6480"/>
+        </w:tabs>
+        <w:ind w:left="6480" w:hanging="360"/>
+      </w:pPr>
+      <w:rPr>
+        <w:rFonts w:ascii="Wingdings" w:hAnsi="Wingdings" w:hint="default"/>
+        <w:sz w:val="20"/>
+      </w:rPr>
+    </w:lvl>
+  </w:abstractNum>
+  <w:abstractNum w:abstractNumId="4" w15:restartNumberingAfterBreak="0">
     <w:nsid w:val="53911BB2"/>
     <w:multiLevelType w:val="hybridMultilevel"/>
     <w:tmpl w:val="7A7A0542"/>
@@ -466,10 +1792,19 @@
     </w:lvl>
   </w:abstractNum>
   <w:num w:numId="1" w16cid:durableId="1582135572">
+    <w:abstractNumId w:val="4"/>
+  </w:num>
+  <w:num w:numId="2" w16cid:durableId="2057468626">
     <w:abstractNumId w:val="1"/>
   </w:num>
-  <w:num w:numId="2" w16cid:durableId="2057468626">
+  <w:num w:numId="3" w16cid:durableId="1546023446">
+    <w:abstractNumId w:val="2"/>
+  </w:num>
+  <w:num w:numId="4" w16cid:durableId="2095012440">
     <w:abstractNumId w:val="0"/>
+  </w:num>
+  <w:num w:numId="5" w16cid:durableId="1023552780">
+    <w:abstractNumId w:val="3"/>
   </w:num>
 </w:numbering>
 </file>
@@ -1077,7 +2412,6 @@
   <w:style w:type="character" w:default="1" w:styleId="DefaultParagraphFont">
     <w:name w:val="Default Paragraph Font"/>
     <w:uiPriority w:val="1"/>
-    <w:semiHidden/>
     <w:unhideWhenUsed/>
   </w:style>
   <w:style w:type="table" w:default="1" w:styleId="TableNormal">
@@ -1389,6 +2723,29 @@
       <w:smallCaps/>
       <w:color w:val="0F4761" w:themeColor="accent1" w:themeShade="BF"/>
       <w:spacing w:val="5"/>
+    </w:rPr>
+  </w:style>
+  <w:style w:type="character" w:styleId="Hyperlink">
+    <w:name w:val="Hyperlink"/>
+    <w:basedOn w:val="DefaultParagraphFont"/>
+    <w:uiPriority w:val="99"/>
+    <w:unhideWhenUsed/>
+    <w:rsid w:val="0068068D"/>
+    <w:rPr>
+      <w:color w:val="467886" w:themeColor="hyperlink"/>
+      <w:u w:val="single"/>
+    </w:rPr>
+  </w:style>
+  <w:style w:type="character" w:styleId="UnresolvedMention">
+    <w:name w:val="Unresolved Mention"/>
+    <w:basedOn w:val="DefaultParagraphFont"/>
+    <w:uiPriority w:val="99"/>
+    <w:semiHidden/>
+    <w:unhideWhenUsed/>
+    <w:rsid w:val="0068068D"/>
+    <w:rPr>
+      <w:color w:val="605E5C"/>
+      <w:shd w:val="clear" w:color="auto" w:fill="E1DFDD"/>
     </w:rPr>
   </w:style>
 </w:styles>

--- a/NOTES/2. DOCKER.docx
+++ b/NOTES/2. DOCKER.docx
@@ -353,7 +353,7 @@
     <w:p>
       <w:r>
         <w:pict w14:anchorId="2F661FC0">
-          <v:rect id="_x0000_i1037" style="width:0;height:1.5pt" o:hralign="center" o:hrstd="t" o:hr="t" fillcolor="#a0a0a0" stroked="f"/>
+          <v:rect id="_x0000_i1025" style="width:0;height:1.5pt" o:hralign="center" o:hrstd="t" o:hr="t" fillcolor="#a0a0a0" stroked="f"/>
         </w:pict>
       </w:r>
     </w:p>
@@ -505,7 +505,7 @@
     <w:p>
       <w:r>
         <w:pict w14:anchorId="7BDCE129">
-          <v:rect id="_x0000_i1038" style="width:0;height:1.5pt" o:hralign="center" o:hrstd="t" o:hr="t" fillcolor="#a0a0a0" stroked="f"/>
+          <v:rect id="_x0000_i1026" style="width:0;height:1.5pt" o:hralign="center" o:hrstd="t" o:hr="t" fillcolor="#a0a0a0" stroked="f"/>
         </w:pict>
       </w:r>
     </w:p>
@@ -584,6 +584,9 @@
     <w:p/>
     <w:p>
       <w:r>
+        <w:rPr>
+          <w:noProof/>
+        </w:rPr>
         <w:lastRenderedPageBreak/>
         <w:drawing>
           <wp:inline distT="0" distB="0" distL="0" distR="0" wp14:anchorId="76CE666B" wp14:editId="780866E9">
@@ -638,6 +641,9 @@
     </w:p>
     <w:p>
       <w:r>
+        <w:rPr>
+          <w:noProof/>
+        </w:rPr>
         <w:drawing>
           <wp:inline distT="0" distB="0" distL="0" distR="0" wp14:anchorId="65FA64E0" wp14:editId="79E3C1D2">
             <wp:extent cx="5731510" cy="2040890"/>
@@ -945,6 +951,9 @@
     <w:p/>
     <w:p>
       <w:r>
+        <w:rPr>
+          <w:noProof/>
+        </w:rPr>
         <w:drawing>
           <wp:inline distT="0" distB="0" distL="0" distR="0" wp14:anchorId="757D172C" wp14:editId="1656138C">
             <wp:extent cx="5731510" cy="1870710"/>
@@ -1000,6 +1009,9 @@
     <w:p/>
     <w:p>
       <w:r>
+        <w:rPr>
+          <w:noProof/>
+        </w:rPr>
         <w:lastRenderedPageBreak/>
         <w:drawing>
           <wp:inline distT="0" distB="0" distL="0" distR="0" wp14:anchorId="40808B69" wp14:editId="62929AFE">
@@ -1160,6 +1172,1197 @@
         <w:t>We can map multiple ports to expose different services of the same container.</w:t>
       </w:r>
     </w:p>
+    <w:p>
+      <w:pPr>
+        <w:jc w:val="both"/>
+      </w:pPr>
+    </w:p>
+    <w:p>
+      <w:pPr>
+        <w:jc w:val="both"/>
+      </w:pPr>
+    </w:p>
+    <w:p>
+      <w:pPr>
+        <w:jc w:val="both"/>
+      </w:pPr>
+    </w:p>
+    <w:p>
+      <w:pPr>
+        <w:jc w:val="both"/>
+      </w:pPr>
+    </w:p>
+    <w:p>
+      <w:pPr>
+        <w:jc w:val="both"/>
+      </w:pPr>
+    </w:p>
+    <w:p>
+      <w:pPr>
+        <w:jc w:val="both"/>
+      </w:pPr>
+    </w:p>
+    <w:p>
+      <w:pPr>
+        <w:jc w:val="both"/>
+      </w:pPr>
+    </w:p>
+    <w:p>
+      <w:pPr>
+        <w:jc w:val="center"/>
+        <w:rPr>
+          <w:b/>
+          <w:bCs/>
+        </w:rPr>
+      </w:pPr>
+      <w:proofErr w:type="spellStart"/>
+      <w:r>
+        <w:rPr>
+          <w:b/>
+          <w:bCs/>
+          <w:highlight w:val="yellow"/>
+        </w:rPr>
+        <w:t>Dockerfile</w:t>
+      </w:r>
+      <w:proofErr w:type="spellEnd"/>
+    </w:p>
+    <w:p>
+      <w:pPr>
+        <w:jc w:val="center"/>
+        <w:rPr>
+          <w:b/>
+          <w:bCs/>
+        </w:rPr>
+      </w:pPr>
+    </w:p>
+    <w:p>
+      <w:pPr>
+        <w:jc w:val="both"/>
+      </w:pPr>
+      <w:r>
+        <w:t xml:space="preserve">A </w:t>
+      </w:r>
+      <w:proofErr w:type="spellStart"/>
+      <w:r>
+        <w:rPr>
+          <w:b/>
+          <w:bCs/>
+        </w:rPr>
+        <w:t>Dockerfile</w:t>
+      </w:r>
+      <w:proofErr w:type="spellEnd"/>
+      <w:r>
+        <w:t xml:space="preserve"> is a simple text file that contains step-by-step instructions to build a </w:t>
+      </w:r>
+      <w:r>
+        <w:rPr>
+          <w:b/>
+          <w:bCs/>
+        </w:rPr>
+        <w:t>Docker image</w:t>
+      </w:r>
+      <w:r>
+        <w:t xml:space="preserve">. Think of it like a </w:t>
+      </w:r>
+      <w:r>
+        <w:rPr>
+          <w:i/>
+          <w:iCs/>
+        </w:rPr>
+        <w:t>recipe</w:t>
+      </w:r>
+      <w:r>
+        <w:t>—it tells Docker how to assemble everything your application needs (code, dependencies, environment) into a reusable package.</w:t>
+      </w:r>
+    </w:p>
+    <w:p>
+      <w:pPr>
+        <w:jc w:val="both"/>
+      </w:pPr>
+      <w:r>
+        <w:pict w14:anchorId="4B7FF4C7">
+          <v:rect id="_x0000_i1087" style="width:0;height:1.5pt" o:hralign="center" o:hrstd="t" o:hr="t" fillcolor="#a0a0a0" stroked="f"/>
+        </w:pict>
+      </w:r>
+    </w:p>
+    <w:p>
+      <w:pPr>
+        <w:jc w:val="both"/>
+        <w:rPr>
+          <w:b/>
+          <w:bCs/>
+        </w:rPr>
+      </w:pPr>
+      <w:r>
+        <w:rPr>
+          <w:rFonts w:ascii="Segoe UI Emoji" w:hAnsi="Segoe UI Emoji" w:cs="Segoe UI Emoji"/>
+          <w:b/>
+          <w:bCs/>
+        </w:rPr>
+        <w:t>🧠</w:t>
+      </w:r>
+      <w:r>
+        <w:rPr>
+          <w:b/>
+          <w:bCs/>
+        </w:rPr>
+        <w:t xml:space="preserve"> Big Picture (How image is created)</w:t>
+      </w:r>
+    </w:p>
+    <w:p>
+      <w:pPr>
+        <w:jc w:val="both"/>
+      </w:pPr>
+      <w:r>
+        <w:t>When you run:</w:t>
+      </w:r>
+    </w:p>
+    <w:p>
+      <w:pPr>
+        <w:jc w:val="both"/>
+        <w:rPr>
+          <w:b/>
+          <w:bCs/>
+        </w:rPr>
+      </w:pPr>
+      <w:r>
+        <w:rPr>
+          <w:b/>
+          <w:bCs/>
+        </w:rPr>
+        <w:t>docker build -t my-app .</w:t>
+      </w:r>
+    </w:p>
+    <w:p>
+      <w:pPr>
+        <w:jc w:val="both"/>
+      </w:pPr>
+      <w:r>
+        <w:t>Docker:</w:t>
+      </w:r>
+    </w:p>
+    <w:p>
+      <w:pPr>
+        <w:numPr>
+          <w:ilvl w:val="0"/>
+          <w:numId w:val="6"/>
+        </w:numPr>
+        <w:jc w:val="both"/>
+      </w:pPr>
+      <w:r>
+        <w:t xml:space="preserve">Reads the </w:t>
+      </w:r>
+      <w:proofErr w:type="spellStart"/>
+      <w:r>
+        <w:t>Dockerfile</w:t>
+      </w:r>
+      <w:proofErr w:type="spellEnd"/>
+      <w:r>
+        <w:t xml:space="preserve"> </w:t>
+      </w:r>
+      <w:r>
+        <w:rPr>
+          <w:b/>
+          <w:bCs/>
+        </w:rPr>
+        <w:t>top to bottom</w:t>
+      </w:r>
+    </w:p>
+    <w:p>
+      <w:pPr>
+        <w:numPr>
+          <w:ilvl w:val="0"/>
+          <w:numId w:val="6"/>
+        </w:numPr>
+        <w:jc w:val="both"/>
+      </w:pPr>
+      <w:r>
+        <w:t xml:space="preserve">Executes each instruction </w:t>
+      </w:r>
+    </w:p>
+    <w:p>
+      <w:pPr>
+        <w:numPr>
+          <w:ilvl w:val="0"/>
+          <w:numId w:val="6"/>
+        </w:numPr>
+        <w:jc w:val="both"/>
+      </w:pPr>
+      <w:r>
+        <w:t xml:space="preserve">Creates a </w:t>
+      </w:r>
+      <w:r>
+        <w:rPr>
+          <w:b/>
+          <w:bCs/>
+        </w:rPr>
+        <w:t>layer</w:t>
+      </w:r>
+      <w:r>
+        <w:t xml:space="preserve"> for each step </w:t>
+      </w:r>
+    </w:p>
+    <w:p>
+      <w:pPr>
+        <w:numPr>
+          <w:ilvl w:val="0"/>
+          <w:numId w:val="6"/>
+        </w:numPr>
+        <w:jc w:val="both"/>
+      </w:pPr>
+      <w:r>
+        <w:t xml:space="preserve">Combines all layers into a final </w:t>
+      </w:r>
+      <w:r>
+        <w:rPr>
+          <w:b/>
+          <w:bCs/>
+        </w:rPr>
+        <w:t>image</w:t>
+      </w:r>
+      <w:r>
+        <w:t xml:space="preserve"> </w:t>
+      </w:r>
+    </w:p>
+    <w:p>
+      <w:pPr>
+        <w:jc w:val="both"/>
+      </w:pPr>
+      <w:r>
+        <w:rPr>
+          <w:rFonts w:ascii="Segoe UI Emoji" w:hAnsi="Segoe UI Emoji" w:cs="Segoe UI Emoji"/>
+        </w:rPr>
+        <w:t>👉</w:t>
+      </w:r>
+      <w:r>
+        <w:t xml:space="preserve"> That image can then run as a container anywhere.</w:t>
+      </w:r>
+    </w:p>
+    <w:p>
+      <w:pPr>
+        <w:jc w:val="both"/>
+      </w:pPr>
+      <w:r>
+        <w:pict w14:anchorId="06DE468C">
+          <v:rect id="_x0000_i1088" style="width:0;height:1.5pt" o:hralign="center" o:hrstd="t" o:hr="t" fillcolor="#a0a0a0" stroked="f"/>
+        </w:pict>
+      </w:r>
+    </w:p>
+    <w:p>
+      <w:pPr>
+        <w:jc w:val="both"/>
+        <w:rPr>
+          <w:b/>
+          <w:bCs/>
+        </w:rPr>
+      </w:pPr>
+      <w:r>
+        <w:rPr>
+          <w:rFonts w:ascii="Segoe UI Emoji" w:hAnsi="Segoe UI Emoji" w:cs="Segoe UI Emoji"/>
+          <w:b/>
+          <w:bCs/>
+        </w:rPr>
+        <w:t>🔑</w:t>
+      </w:r>
+      <w:r>
+        <w:rPr>
+          <w:b/>
+          <w:bCs/>
+        </w:rPr>
+        <w:t xml:space="preserve"> Basic Instructions Explained</w:t>
+      </w:r>
+    </w:p>
+    <w:p>
+      <w:pPr>
+        <w:jc w:val="both"/>
+        <w:rPr>
+          <w:b/>
+          <w:bCs/>
+        </w:rPr>
+      </w:pPr>
+      <w:r>
+        <w:rPr>
+          <w:b/>
+          <w:bCs/>
+        </w:rPr>
+        <w:t>1. FROM</w:t>
+      </w:r>
+    </w:p>
+    <w:p>
+      <w:pPr>
+        <w:jc w:val="both"/>
+      </w:pPr>
+      <w:r>
+        <w:t xml:space="preserve">Defines the </w:t>
+      </w:r>
+      <w:r>
+        <w:rPr>
+          <w:b/>
+          <w:bCs/>
+        </w:rPr>
+        <w:t>base image</w:t>
+      </w:r>
+      <w:r>
+        <w:t xml:space="preserve"> (starting point)</w:t>
+      </w:r>
+    </w:p>
+    <w:p>
+      <w:pPr>
+        <w:jc w:val="both"/>
+      </w:pPr>
+      <w:r>
+        <w:t>FROM openjdk:21-jdk</w:t>
+      </w:r>
+    </w:p>
+    <w:p>
+      <w:pPr>
+        <w:numPr>
+          <w:ilvl w:val="0"/>
+          <w:numId w:val="7"/>
+        </w:numPr>
+        <w:jc w:val="both"/>
+      </w:pPr>
+      <w:r>
+        <w:t xml:space="preserve">Every image must start from something </w:t>
+      </w:r>
+    </w:p>
+    <w:p>
+      <w:pPr>
+        <w:numPr>
+          <w:ilvl w:val="0"/>
+          <w:numId w:val="7"/>
+        </w:numPr>
+        <w:jc w:val="both"/>
+      </w:pPr>
+      <w:r>
+        <w:t xml:space="preserve">Could be OS (Ubuntu) or runtime (Java, Node) </w:t>
+      </w:r>
+    </w:p>
+    <w:p>
+      <w:pPr>
+        <w:jc w:val="both"/>
+      </w:pPr>
+      <w:r>
+        <w:rPr>
+          <w:rFonts w:ascii="Segoe UI Emoji" w:hAnsi="Segoe UI Emoji" w:cs="Segoe UI Emoji"/>
+        </w:rPr>
+        <w:t>👉</w:t>
+      </w:r>
+      <w:r>
+        <w:t xml:space="preserve"> Think: “I am building on top of this”</w:t>
+      </w:r>
+    </w:p>
+    <w:p>
+      <w:pPr>
+        <w:jc w:val="both"/>
+      </w:pPr>
+      <w:r>
+        <w:pict w14:anchorId="18450A94">
+          <v:rect id="_x0000_i1089" style="width:0;height:1.5pt" o:hralign="center" o:hrstd="t" o:hr="t" fillcolor="#a0a0a0" stroked="f"/>
+        </w:pict>
+      </w:r>
+    </w:p>
+    <w:p>
+      <w:pPr>
+        <w:jc w:val="both"/>
+        <w:rPr>
+          <w:b/>
+          <w:bCs/>
+        </w:rPr>
+      </w:pPr>
+      <w:r>
+        <w:rPr>
+          <w:b/>
+          <w:bCs/>
+        </w:rPr>
+        <w:t>2. COPY</w:t>
+      </w:r>
+    </w:p>
+    <w:p>
+      <w:pPr>
+        <w:jc w:val="both"/>
+      </w:pPr>
+      <w:r>
+        <w:t>Copies files from your local machine → container</w:t>
+      </w:r>
+    </w:p>
+    <w:p>
+      <w:pPr>
+        <w:jc w:val="both"/>
+      </w:pPr>
+      <w:proofErr w:type="gramStart"/>
+      <w:r>
+        <w:t>COPY .</w:t>
+      </w:r>
+      <w:proofErr w:type="gramEnd"/>
+      <w:r>
+        <w:t xml:space="preserve"> /</w:t>
+      </w:r>
+      <w:proofErr w:type="gramStart"/>
+      <w:r>
+        <w:t>app</w:t>
+      </w:r>
+      <w:proofErr w:type="gramEnd"/>
+    </w:p>
+    <w:p>
+      <w:pPr>
+        <w:numPr>
+          <w:ilvl w:val="0"/>
+          <w:numId w:val="8"/>
+        </w:numPr>
+        <w:jc w:val="both"/>
+      </w:pPr>
+      <w:r>
+        <w:lastRenderedPageBreak/>
+        <w:t xml:space="preserve">. = current directory </w:t>
+      </w:r>
+    </w:p>
+    <w:p>
+      <w:pPr>
+        <w:numPr>
+          <w:ilvl w:val="0"/>
+          <w:numId w:val="8"/>
+        </w:numPr>
+        <w:jc w:val="both"/>
+      </w:pPr>
+      <w:r>
+        <w:t xml:space="preserve">/app = destination inside container </w:t>
+      </w:r>
+    </w:p>
+    <w:p>
+      <w:pPr>
+        <w:jc w:val="both"/>
+      </w:pPr>
+      <w:r>
+        <w:rPr>
+          <w:rFonts w:ascii="Segoe UI Emoji" w:hAnsi="Segoe UI Emoji" w:cs="Segoe UI Emoji"/>
+        </w:rPr>
+        <w:t>👉</w:t>
+      </w:r>
+      <w:r>
+        <w:t xml:space="preserve"> Used to copy your code, config, JAR, etc.</w:t>
+      </w:r>
+    </w:p>
+    <w:p>
+      <w:pPr>
+        <w:jc w:val="both"/>
+      </w:pPr>
+      <w:r>
+        <w:pict w14:anchorId="2BB39F91">
+          <v:rect id="_x0000_i1090" style="width:0;height:1.5pt" o:hralign="center" o:hrstd="t" o:hr="t" fillcolor="#a0a0a0" stroked="f"/>
+        </w:pict>
+      </w:r>
+    </w:p>
+    <w:p>
+      <w:pPr>
+        <w:jc w:val="both"/>
+        <w:rPr>
+          <w:b/>
+          <w:bCs/>
+        </w:rPr>
+      </w:pPr>
+      <w:r>
+        <w:rPr>
+          <w:b/>
+          <w:bCs/>
+        </w:rPr>
+        <w:t>3. RUN</w:t>
+      </w:r>
+    </w:p>
+    <w:p>
+      <w:pPr>
+        <w:jc w:val="both"/>
+      </w:pPr>
+      <w:r>
+        <w:t xml:space="preserve">Executes commands </w:t>
+      </w:r>
+      <w:r>
+        <w:rPr>
+          <w:b/>
+          <w:bCs/>
+        </w:rPr>
+        <w:t>during build time</w:t>
+      </w:r>
+    </w:p>
+    <w:p>
+      <w:pPr>
+        <w:jc w:val="both"/>
+      </w:pPr>
+      <w:r>
+        <w:t>RUN apt-get update &amp;&amp; apt-get install -y curl</w:t>
+      </w:r>
+    </w:p>
+    <w:p>
+      <w:pPr>
+        <w:numPr>
+          <w:ilvl w:val="0"/>
+          <w:numId w:val="9"/>
+        </w:numPr>
+        <w:jc w:val="both"/>
+      </w:pPr>
+      <w:r>
+        <w:t xml:space="preserve">Installs dependencies </w:t>
+      </w:r>
+    </w:p>
+    <w:p>
+      <w:pPr>
+        <w:numPr>
+          <w:ilvl w:val="0"/>
+          <w:numId w:val="9"/>
+        </w:numPr>
+        <w:jc w:val="both"/>
+      </w:pPr>
+      <w:r>
+        <w:t xml:space="preserve">Runs setup commands </w:t>
+      </w:r>
+    </w:p>
+    <w:p>
+      <w:pPr>
+        <w:jc w:val="both"/>
+      </w:pPr>
+      <w:r>
+        <w:rPr>
+          <w:rFonts w:ascii="Segoe UI Emoji" w:hAnsi="Segoe UI Emoji" w:cs="Segoe UI Emoji"/>
+        </w:rPr>
+        <w:t>👉</w:t>
+      </w:r>
+      <w:r>
+        <w:t xml:space="preserve"> Creates a </w:t>
+      </w:r>
+      <w:r>
+        <w:rPr>
+          <w:b/>
+          <w:bCs/>
+        </w:rPr>
+        <w:t>new layer</w:t>
+      </w:r>
+      <w:r>
+        <w:t xml:space="preserve"> in the image</w:t>
+      </w:r>
+    </w:p>
+    <w:p>
+      <w:pPr>
+        <w:jc w:val="both"/>
+      </w:pPr>
+      <w:r>
+        <w:pict w14:anchorId="24FD4250">
+          <v:rect id="_x0000_i1091" style="width:0;height:1.5pt" o:hralign="center" o:hrstd="t" o:hr="t" fillcolor="#a0a0a0" stroked="f"/>
+        </w:pict>
+      </w:r>
+    </w:p>
+    <w:p>
+      <w:pPr>
+        <w:jc w:val="both"/>
+        <w:rPr>
+          <w:b/>
+          <w:bCs/>
+        </w:rPr>
+      </w:pPr>
+      <w:r>
+        <w:rPr>
+          <w:b/>
+          <w:bCs/>
+        </w:rPr>
+        <w:t>4. CMD</w:t>
+      </w:r>
+    </w:p>
+    <w:p>
+      <w:pPr>
+        <w:jc w:val="both"/>
+      </w:pPr>
+      <w:r>
+        <w:t xml:space="preserve">Defines the </w:t>
+      </w:r>
+      <w:r>
+        <w:rPr>
+          <w:b/>
+          <w:bCs/>
+        </w:rPr>
+        <w:t>default command to run</w:t>
+      </w:r>
+      <w:r>
+        <w:t xml:space="preserve"> when container starts</w:t>
+      </w:r>
+    </w:p>
+    <w:p>
+      <w:pPr>
+        <w:jc w:val="both"/>
+      </w:pPr>
+      <w:r>
+        <w:t>CMD ["java", "-jar", "app.jar"]</w:t>
+      </w:r>
+    </w:p>
+    <w:p>
+      <w:pPr>
+        <w:numPr>
+          <w:ilvl w:val="0"/>
+          <w:numId w:val="10"/>
+        </w:numPr>
+        <w:jc w:val="both"/>
+      </w:pPr>
+      <w:r>
+        <w:t xml:space="preserve">Only one CMD should exist </w:t>
+      </w:r>
+    </w:p>
+    <w:p>
+      <w:pPr>
+        <w:numPr>
+          <w:ilvl w:val="0"/>
+          <w:numId w:val="10"/>
+        </w:numPr>
+        <w:jc w:val="both"/>
+      </w:pPr>
+      <w:r>
+        <w:t xml:space="preserve">Can be overridden at runtime </w:t>
+      </w:r>
+    </w:p>
+    <w:p>
+      <w:pPr>
+        <w:jc w:val="both"/>
+      </w:pPr>
+      <w:r>
+        <w:rPr>
+          <w:rFonts w:ascii="Segoe UI Emoji" w:hAnsi="Segoe UI Emoji" w:cs="Segoe UI Emoji"/>
+        </w:rPr>
+        <w:t>👉</w:t>
+      </w:r>
+      <w:r>
+        <w:t xml:space="preserve"> Think: “What should run when container starts?”</w:t>
+      </w:r>
+    </w:p>
+    <w:p>
+      <w:pPr>
+        <w:jc w:val="both"/>
+      </w:pPr>
+      <w:r>
+        <w:pict w14:anchorId="22E5B93A">
+          <v:rect id="_x0000_i1092" style="width:0;height:1.5pt" o:hralign="center" o:hrstd="t" o:hr="t" fillcolor="#a0a0a0" stroked="f"/>
+        </w:pict>
+      </w:r>
+    </w:p>
+    <w:p>
+      <w:pPr>
+        <w:jc w:val="both"/>
+        <w:rPr>
+          <w:b/>
+          <w:bCs/>
+        </w:rPr>
+      </w:pPr>
+      <w:r>
+        <w:rPr>
+          <w:rFonts w:ascii="Segoe UI Emoji" w:hAnsi="Segoe UI Emoji" w:cs="Segoe UI Emoji"/>
+          <w:b/>
+          <w:bCs/>
+        </w:rPr>
+        <w:t>🧩</w:t>
+      </w:r>
+      <w:r>
+        <w:rPr>
+          <w:b/>
+          <w:bCs/>
+        </w:rPr>
+        <w:t xml:space="preserve"> Example: Spring Boot App (Your Case)</w:t>
+      </w:r>
+    </w:p>
+    <w:p>
+      <w:pPr>
+        <w:jc w:val="both"/>
+        <w:rPr>
+          <w:b/>
+          <w:bCs/>
+        </w:rPr>
+      </w:pPr>
+      <w:r>
+        <w:rPr>
+          <w:b/>
+          <w:bCs/>
+        </w:rPr>
+        <w:t># Step 1: Base image</w:t>
+      </w:r>
+    </w:p>
+    <w:p>
+      <w:pPr>
+        <w:jc w:val="both"/>
+      </w:pPr>
+      <w:r>
+        <w:t>FROM openjdk:21-jdk</w:t>
+      </w:r>
+    </w:p>
+    <w:p>
+      <w:pPr>
+        <w:jc w:val="both"/>
+        <w:rPr>
+          <w:b/>
+          <w:bCs/>
+        </w:rPr>
+      </w:pPr>
+      <w:r>
+        <w:rPr>
+          <w:b/>
+          <w:bCs/>
+        </w:rPr>
+        <w:t># Step 2: Set working directory</w:t>
+      </w:r>
+    </w:p>
+    <w:p>
+      <w:pPr>
+        <w:jc w:val="both"/>
+      </w:pPr>
+      <w:r>
+        <w:t>WORKDIR /app</w:t>
+      </w:r>
+    </w:p>
+    <w:p>
+      <w:pPr>
+        <w:jc w:val="both"/>
+        <w:rPr>
+          <w:b/>
+          <w:bCs/>
+        </w:rPr>
+      </w:pPr>
+      <w:r>
+        <w:rPr>
+          <w:b/>
+          <w:bCs/>
+        </w:rPr>
+        <w:t># Step 3: Copy jar file</w:t>
+      </w:r>
+    </w:p>
+    <w:p>
+      <w:pPr>
+        <w:jc w:val="both"/>
+      </w:pPr>
+      <w:r>
+        <w:t>COPY target/my-app.jar app.jar</w:t>
+      </w:r>
+    </w:p>
+    <w:p>
+      <w:pPr>
+        <w:jc w:val="both"/>
+        <w:rPr>
+          <w:b/>
+          <w:bCs/>
+        </w:rPr>
+      </w:pPr>
+      <w:r>
+        <w:rPr>
+          <w:b/>
+          <w:bCs/>
+        </w:rPr>
+        <w:t># Step 4: Run the application</w:t>
+      </w:r>
+    </w:p>
+    <w:p>
+      <w:pPr>
+        <w:jc w:val="both"/>
+      </w:pPr>
+      <w:r>
+        <w:t>CMD ["java", "-jar", "app.jar"]</w:t>
+      </w:r>
+    </w:p>
+    <w:p>
+      <w:pPr>
+        <w:jc w:val="both"/>
+      </w:pPr>
+      <w:r>
+        <w:pict w14:anchorId="61FFA874">
+          <v:rect id="_x0000_i1093" style="width:0;height:1.5pt" o:hralign="center" o:hrstd="t" o:hr="t" fillcolor="#a0a0a0" stroked="f"/>
+        </w:pict>
+      </w:r>
+    </w:p>
+    <w:p>
+      <w:pPr>
+        <w:jc w:val="both"/>
+        <w:rPr>
+          <w:b/>
+          <w:bCs/>
+        </w:rPr>
+      </w:pPr>
+      <w:r>
+        <w:rPr>
+          <w:rFonts w:ascii="Segoe UI Emoji" w:hAnsi="Segoe UI Emoji" w:cs="Segoe UI Emoji"/>
+          <w:b/>
+          <w:bCs/>
+        </w:rPr>
+        <w:lastRenderedPageBreak/>
+        <w:t>⚙️</w:t>
+      </w:r>
+      <w:r>
+        <w:rPr>
+          <w:b/>
+          <w:bCs/>
+        </w:rPr>
+        <w:t xml:space="preserve"> What Happens Internally</w:t>
+      </w:r>
+    </w:p>
+    <w:p>
+      <w:pPr>
+        <w:jc w:val="both"/>
+      </w:pPr>
+      <w:r>
+        <w:t>Step-by-step build:</w:t>
+      </w:r>
+    </w:p>
+    <w:p>
+      <w:pPr>
+        <w:numPr>
+          <w:ilvl w:val="0"/>
+          <w:numId w:val="11"/>
+        </w:numPr>
+        <w:jc w:val="both"/>
+      </w:pPr>
+      <w:r>
+        <w:t xml:space="preserve">Pull openjdk:21-jdk </w:t>
+      </w:r>
+    </w:p>
+    <w:p>
+      <w:pPr>
+        <w:numPr>
+          <w:ilvl w:val="0"/>
+          <w:numId w:val="11"/>
+        </w:numPr>
+        <w:jc w:val="both"/>
+      </w:pPr>
+      <w:r>
+        <w:t xml:space="preserve">Create /app folder </w:t>
+      </w:r>
+    </w:p>
+    <w:p>
+      <w:pPr>
+        <w:numPr>
+          <w:ilvl w:val="0"/>
+          <w:numId w:val="11"/>
+        </w:numPr>
+        <w:jc w:val="both"/>
+      </w:pPr>
+      <w:r>
+        <w:t xml:space="preserve">Copy your JAR into container </w:t>
+      </w:r>
+    </w:p>
+    <w:p>
+      <w:pPr>
+        <w:numPr>
+          <w:ilvl w:val="0"/>
+          <w:numId w:val="11"/>
+        </w:numPr>
+        <w:jc w:val="both"/>
+      </w:pPr>
+      <w:r>
+        <w:t xml:space="preserve">Set startup command </w:t>
+      </w:r>
+    </w:p>
+    <w:p>
+      <w:pPr>
+        <w:jc w:val="both"/>
+      </w:pPr>
+      <w:r>
+        <w:rPr>
+          <w:rFonts w:ascii="Segoe UI Emoji" w:hAnsi="Segoe UI Emoji" w:cs="Segoe UI Emoji"/>
+        </w:rPr>
+        <w:t>👉</w:t>
+      </w:r>
+      <w:r>
+        <w:t xml:space="preserve"> Final result = </w:t>
+      </w:r>
+      <w:r>
+        <w:rPr>
+          <w:b/>
+          <w:bCs/>
+        </w:rPr>
+        <w:t>portable image</w:t>
+      </w:r>
+      <w:r>
+        <w:t xml:space="preserve"> that runs your app anywhere</w:t>
+      </w:r>
+    </w:p>
+    <w:p>
+      <w:pPr>
+        <w:jc w:val="both"/>
+      </w:pPr>
+      <w:r>
+        <w:pict w14:anchorId="27EE67CC">
+          <v:rect id="_x0000_i1094" style="width:0;height:1.5pt" o:hralign="center" o:hrstd="t" o:hr="t" fillcolor="#a0a0a0" stroked="f"/>
+        </w:pict>
+      </w:r>
+    </w:p>
+    <w:p>
+      <w:pPr>
+        <w:jc w:val="both"/>
+        <w:rPr>
+          <w:b/>
+          <w:bCs/>
+        </w:rPr>
+      </w:pPr>
+      <w:r>
+        <w:rPr>
+          <w:rFonts w:ascii="Segoe UI Emoji" w:hAnsi="Segoe UI Emoji" w:cs="Segoe UI Emoji"/>
+          <w:b/>
+          <w:bCs/>
+        </w:rPr>
+        <w:t>🧠</w:t>
+      </w:r>
+      <w:r>
+        <w:rPr>
+          <w:b/>
+          <w:bCs/>
+        </w:rPr>
+        <w:t xml:space="preserve"> Key Concepts (Very Important)</w:t>
+      </w:r>
+    </w:p>
+    <w:p>
+      <w:pPr>
+        <w:numPr>
+          <w:ilvl w:val="0"/>
+          <w:numId w:val="12"/>
+        </w:numPr>
+        <w:jc w:val="both"/>
+      </w:pPr>
+      <w:r>
+        <w:rPr>
+          <w:b/>
+          <w:bCs/>
+        </w:rPr>
+        <w:t>Layered Architecture</w:t>
+      </w:r>
+      <w:r>
+        <w:t xml:space="preserve"> </w:t>
+      </w:r>
+    </w:p>
+    <w:p>
+      <w:pPr>
+        <w:numPr>
+          <w:ilvl w:val="1"/>
+          <w:numId w:val="12"/>
+        </w:numPr>
+        <w:jc w:val="both"/>
+      </w:pPr>
+      <w:r>
+        <w:t xml:space="preserve">Each instruction = layer </w:t>
+      </w:r>
+    </w:p>
+    <w:p>
+      <w:pPr>
+        <w:numPr>
+          <w:ilvl w:val="1"/>
+          <w:numId w:val="12"/>
+        </w:numPr>
+        <w:jc w:val="both"/>
+      </w:pPr>
+      <w:r>
+        <w:t xml:space="preserve">Cached for faster builds </w:t>
+      </w:r>
+    </w:p>
+    <w:p>
+      <w:pPr>
+        <w:numPr>
+          <w:ilvl w:val="0"/>
+          <w:numId w:val="12"/>
+        </w:numPr>
+        <w:jc w:val="both"/>
+      </w:pPr>
+      <w:r>
+        <w:rPr>
+          <w:b/>
+          <w:bCs/>
+        </w:rPr>
+        <w:t>Immutable Image</w:t>
+      </w:r>
+      <w:r>
+        <w:t xml:space="preserve"> </w:t>
+      </w:r>
+    </w:p>
+    <w:p>
+      <w:pPr>
+        <w:numPr>
+          <w:ilvl w:val="1"/>
+          <w:numId w:val="12"/>
+        </w:numPr>
+        <w:jc w:val="both"/>
+      </w:pPr>
+      <w:r>
+        <w:t xml:space="preserve">Once built, image doesn’t change </w:t>
+      </w:r>
+    </w:p>
+    <w:p>
+      <w:pPr>
+        <w:numPr>
+          <w:ilvl w:val="0"/>
+          <w:numId w:val="12"/>
+        </w:numPr>
+        <w:jc w:val="both"/>
+      </w:pPr>
+      <w:r>
+        <w:rPr>
+          <w:b/>
+          <w:bCs/>
+        </w:rPr>
+        <w:t>Reproducibility</w:t>
+      </w:r>
+      <w:r>
+        <w:t xml:space="preserve"> </w:t>
+      </w:r>
+    </w:p>
+    <w:p>
+      <w:pPr>
+        <w:numPr>
+          <w:ilvl w:val="1"/>
+          <w:numId w:val="12"/>
+        </w:numPr>
+        <w:jc w:val="both"/>
+      </w:pPr>
+      <w:r>
+        <w:t xml:space="preserve">Same </w:t>
+      </w:r>
+      <w:proofErr w:type="spellStart"/>
+      <w:r>
+        <w:t>Dockerfile</w:t>
+      </w:r>
+      <w:proofErr w:type="spellEnd"/>
+      <w:r>
+        <w:t xml:space="preserve"> → same image every time </w:t>
+      </w:r>
+    </w:p>
+    <w:p>
+      <w:pPr>
+        <w:jc w:val="both"/>
+      </w:pPr>
+      <w:r>
+        <w:pict w14:anchorId="0010C80B">
+          <v:rect id="_x0000_i1095" style="width:0;height:1.5pt" o:hralign="center" o:hrstd="t" o:hr="t" fillcolor="#a0a0a0" stroked="f"/>
+        </w:pict>
+      </w:r>
+    </w:p>
+    <w:p>
+      <w:pPr>
+        <w:jc w:val="both"/>
+        <w:rPr>
+          <w:b/>
+          <w:bCs/>
+        </w:rPr>
+      </w:pPr>
+      <w:r>
+        <w:rPr>
+          <w:rFonts w:ascii="Segoe UI Emoji" w:hAnsi="Segoe UI Emoji" w:cs="Segoe UI Emoji"/>
+          <w:b/>
+          <w:bCs/>
+        </w:rPr>
+        <w:t>🔥</w:t>
+      </w:r>
+      <w:r>
+        <w:rPr>
+          <w:b/>
+          <w:bCs/>
+        </w:rPr>
+        <w:t xml:space="preserve"> Simple Analogy</w:t>
+      </w:r>
+    </w:p>
+    <w:p>
+      <w:pPr>
+        <w:jc w:val="both"/>
+      </w:pPr>
+      <w:proofErr w:type="spellStart"/>
+      <w:r>
+        <w:t>Dockerfile</w:t>
+      </w:r>
+      <w:proofErr w:type="spellEnd"/>
+      <w:r>
+        <w:t xml:space="preserve"> = Recipe</w:t>
+      </w:r>
+    </w:p>
+    <w:p>
+      <w:pPr>
+        <w:jc w:val="both"/>
+      </w:pPr>
+      <w:r>
+        <w:t>Image = Cooked Food</w:t>
+      </w:r>
+    </w:p>
+    <w:p>
+      <w:pPr>
+        <w:jc w:val="both"/>
+      </w:pPr>
+      <w:r>
+        <w:t>Container = Serving Plate (running instance)</w:t>
+      </w:r>
+    </w:p>
+    <w:p>
+      <w:pPr>
+        <w:jc w:val="both"/>
+      </w:pPr>
+      <w:r>
+        <w:pict w14:anchorId="1ED6F3B0">
+          <v:rect id="_x0000_i1096" style="width:0;height:1.5pt" o:hralign="center" o:hrstd="t" o:hr="t" fillcolor="#a0a0a0" stroked="f"/>
+        </w:pict>
+      </w:r>
+    </w:p>
+    <w:p>
+      <w:pPr>
+        <w:jc w:val="both"/>
+        <w:rPr>
+          <w:b/>
+          <w:bCs/>
+        </w:rPr>
+      </w:pPr>
+      <w:r>
+        <w:rPr>
+          <w:rFonts w:ascii="Segoe UI Emoji" w:hAnsi="Segoe UI Emoji" w:cs="Segoe UI Emoji"/>
+          <w:b/>
+          <w:bCs/>
+        </w:rPr>
+        <w:t>🚀</w:t>
+      </w:r>
+      <w:r>
+        <w:rPr>
+          <w:b/>
+          <w:bCs/>
+        </w:rPr>
+        <w:t xml:space="preserve"> Pro Tip (For Interviews)</w:t>
+      </w:r>
+    </w:p>
+    <w:p>
+      <w:pPr>
+        <w:jc w:val="both"/>
+      </w:pPr>
+      <w:r>
+        <w:t>If asked:</w:t>
+      </w:r>
+    </w:p>
+    <w:p>
+      <w:pPr>
+        <w:jc w:val="both"/>
+      </w:pPr>
+      <w:r>
+        <w:rPr>
+          <w:i/>
+          <w:iCs/>
+        </w:rPr>
+        <w:t>“How Docker builds image?”</w:t>
+      </w:r>
+    </w:p>
+    <w:p>
+      <w:pPr>
+        <w:jc w:val="both"/>
+      </w:pPr>
+      <w:r>
+        <w:t>Answer:</w:t>
+      </w:r>
+    </w:p>
+    <w:p>
+      <w:pPr>
+        <w:jc w:val="both"/>
+      </w:pPr>
+      <w:r>
+        <w:t xml:space="preserve">Docker reads </w:t>
+      </w:r>
+      <w:proofErr w:type="spellStart"/>
+      <w:r>
+        <w:t>Dockerfile</w:t>
+      </w:r>
+      <w:proofErr w:type="spellEnd"/>
+      <w:r>
+        <w:t xml:space="preserve"> line-by-line, executes each instruction, creates cached layers, and finally produces a reusable image.</w:t>
+      </w:r>
+    </w:p>
     <w:sectPr>
       <w:pgSz w:w="11906" w:h="16838"/>
       <w:pgMar w:top="1440" w:right="1440" w:bottom="1440" w:left="1440" w:header="708" w:footer="708" w:gutter="0"/>
@@ -1173,6 +2376,268 @@
 <file path=word/numbering.xml><?xml version="1.0" encoding="utf-8"?>
 <w:numbering xmlns:wpc="http://schemas.microsoft.com/office/word/2010/wordprocessingCanvas" xmlns:cx="http://schemas.microsoft.com/office/drawing/2014/chartex" xmlns:cx1="http://schemas.microsoft.com/office/drawing/2015/9/8/chartex" xmlns:cx2="http://schemas.microsoft.com/office/drawing/2015/10/21/chartex" xmlns:cx3="http://schemas.microsoft.com/office/drawing/2016/5/9/chartex" xmlns:cx4="http://schemas.microsoft.com/office/drawing/2016/5/10/chartex" xmlns:cx5="http://schemas.microsoft.com/office/drawing/2016/5/11/chartex" xmlns:cx6="http://schemas.microsoft.com/office/drawing/2016/5/12/chartex" xmlns:cx7="http://schemas.microsoft.com/office/drawing/2016/5/13/chartex" xmlns:cx8="http://schemas.microsoft.com/office/drawing/2016/5/14/chartex" xmlns:mc="http://schemas.openxmlformats.org/markup-compatibility/2006" xmlns:aink="http://schemas.microsoft.com/office/drawing/2016/ink" xmlns:am3d="http://schemas.microsoft.com/office/drawing/2017/model3d" xmlns:o="urn:schemas-microsoft-com:office:office" xmlns:oel="http://schemas.microsoft.com/office/2019/extlst" xmlns:r="http://schemas.openxmlformats.org/officeDocument/2006/relationships" xmlns:m="http://schemas.openxmlformats.org/officeDocument/2006/math" xmlns:v="urn:schemas-microsoft-com:vml" xmlns:wp14="http://schemas.microsoft.com/office/word/2010/wordprocessingDrawing" xmlns:wp="http://schemas.openxmlformats.org/drawingml/2006/wordprocessingDrawing" xmlns:w10="urn:schemas-microsoft-com:office:word" xmlns:w="http://schemas.openxmlformats.org/wordprocessingml/2006/main" xmlns:w14="http://schemas.microsoft.com/office/word/2010/wordml" xmlns:w15="http://schemas.microsoft.com/office/word/2012/wordml" xmlns:w16cex="http://schemas.microsoft.com/office/word/2018/wordml/cex" xmlns:w16cid="http://schemas.microsoft.com/office/word/2016/wordml/cid" xmlns:w16="http://schemas.microsoft.com/office/word/2018/wordml" xmlns:w16du="http://schemas.microsoft.com/office/word/2023/wordml/word16du" xmlns:w16sdtdh="http://schemas.microsoft.com/office/word/2020/wordml/sdtdatahash" xmlns:w16sdtfl="http://schemas.microsoft.com/office/word/2024/wordml/sdtformatlock" xmlns:w16se="http://schemas.microsoft.com/office/word/2015/wordml/symex" xmlns:wpg="http://schemas.microsoft.com/office/word/2010/wordprocessingGroup" xmlns:wpi="http://schemas.microsoft.com/office/word/2010/wordprocessingInk" xmlns:wne="http://schemas.microsoft.com/office/word/2006/wordml" xmlns:wps="http://schemas.microsoft.com/office/word/2010/wordprocessingShape" mc:Ignorable="w14 w15 w16se w16cid w16 w16cex w16sdtdh w16sdtfl w16du wp14">
   <w:abstractNum w:abstractNumId="0" w15:restartNumberingAfterBreak="0">
+    <w:nsid w:val="053038E6"/>
+    <w:multiLevelType w:val="multilevel"/>
+    <w:tmpl w:val="32845488"/>
+    <w:lvl w:ilvl="0">
+      <w:start w:val="1"/>
+      <w:numFmt w:val="bullet"/>
+      <w:lvlText w:val=""/>
+      <w:lvlJc w:val="left"/>
+      <w:pPr>
+        <w:tabs>
+          <w:tab w:val="num" w:pos="720"/>
+        </w:tabs>
+        <w:ind w:left="720" w:hanging="360"/>
+      </w:pPr>
+      <w:rPr>
+        <w:rFonts w:ascii="Symbol" w:hAnsi="Symbol" w:hint="default"/>
+        <w:sz w:val="20"/>
+      </w:rPr>
+    </w:lvl>
+    <w:lvl w:ilvl="1">
+      <w:start w:val="1"/>
+      <w:numFmt w:val="bullet"/>
+      <w:lvlText w:val="o"/>
+      <w:lvlJc w:val="left"/>
+      <w:pPr>
+        <w:tabs>
+          <w:tab w:val="num" w:pos="1440"/>
+        </w:tabs>
+        <w:ind w:left="1440" w:hanging="360"/>
+      </w:pPr>
+      <w:rPr>
+        <w:rFonts w:ascii="Courier New" w:hAnsi="Courier New" w:hint="default"/>
+        <w:sz w:val="20"/>
+      </w:rPr>
+    </w:lvl>
+    <w:lvl w:ilvl="2" w:tentative="1">
+      <w:start w:val="1"/>
+      <w:numFmt w:val="bullet"/>
+      <w:lvlText w:val=""/>
+      <w:lvlJc w:val="left"/>
+      <w:pPr>
+        <w:tabs>
+          <w:tab w:val="num" w:pos="2160"/>
+        </w:tabs>
+        <w:ind w:left="2160" w:hanging="360"/>
+      </w:pPr>
+      <w:rPr>
+        <w:rFonts w:ascii="Wingdings" w:hAnsi="Wingdings" w:hint="default"/>
+        <w:sz w:val="20"/>
+      </w:rPr>
+    </w:lvl>
+    <w:lvl w:ilvl="3" w:tentative="1">
+      <w:start w:val="1"/>
+      <w:numFmt w:val="bullet"/>
+      <w:lvlText w:val=""/>
+      <w:lvlJc w:val="left"/>
+      <w:pPr>
+        <w:tabs>
+          <w:tab w:val="num" w:pos="2880"/>
+        </w:tabs>
+        <w:ind w:left="2880" w:hanging="360"/>
+      </w:pPr>
+      <w:rPr>
+        <w:rFonts w:ascii="Wingdings" w:hAnsi="Wingdings" w:hint="default"/>
+        <w:sz w:val="20"/>
+      </w:rPr>
+    </w:lvl>
+    <w:lvl w:ilvl="4" w:tentative="1">
+      <w:start w:val="1"/>
+      <w:numFmt w:val="bullet"/>
+      <w:lvlText w:val=""/>
+      <w:lvlJc w:val="left"/>
+      <w:pPr>
+        <w:tabs>
+          <w:tab w:val="num" w:pos="3600"/>
+        </w:tabs>
+        <w:ind w:left="3600" w:hanging="360"/>
+      </w:pPr>
+      <w:rPr>
+        <w:rFonts w:ascii="Wingdings" w:hAnsi="Wingdings" w:hint="default"/>
+        <w:sz w:val="20"/>
+      </w:rPr>
+    </w:lvl>
+    <w:lvl w:ilvl="5" w:tentative="1">
+      <w:start w:val="1"/>
+      <w:numFmt w:val="bullet"/>
+      <w:lvlText w:val=""/>
+      <w:lvlJc w:val="left"/>
+      <w:pPr>
+        <w:tabs>
+          <w:tab w:val="num" w:pos="4320"/>
+        </w:tabs>
+        <w:ind w:left="4320" w:hanging="360"/>
+      </w:pPr>
+      <w:rPr>
+        <w:rFonts w:ascii="Wingdings" w:hAnsi="Wingdings" w:hint="default"/>
+        <w:sz w:val="20"/>
+      </w:rPr>
+    </w:lvl>
+    <w:lvl w:ilvl="6" w:tentative="1">
+      <w:start w:val="1"/>
+      <w:numFmt w:val="bullet"/>
+      <w:lvlText w:val=""/>
+      <w:lvlJc w:val="left"/>
+      <w:pPr>
+        <w:tabs>
+          <w:tab w:val="num" w:pos="5040"/>
+        </w:tabs>
+        <w:ind w:left="5040" w:hanging="360"/>
+      </w:pPr>
+      <w:rPr>
+        <w:rFonts w:ascii="Wingdings" w:hAnsi="Wingdings" w:hint="default"/>
+        <w:sz w:val="20"/>
+      </w:rPr>
+    </w:lvl>
+    <w:lvl w:ilvl="7" w:tentative="1">
+      <w:start w:val="1"/>
+      <w:numFmt w:val="bullet"/>
+      <w:lvlText w:val=""/>
+      <w:lvlJc w:val="left"/>
+      <w:pPr>
+        <w:tabs>
+          <w:tab w:val="num" w:pos="5760"/>
+        </w:tabs>
+        <w:ind w:left="5760" w:hanging="360"/>
+      </w:pPr>
+      <w:rPr>
+        <w:rFonts w:ascii="Wingdings" w:hAnsi="Wingdings" w:hint="default"/>
+        <w:sz w:val="20"/>
+      </w:rPr>
+    </w:lvl>
+    <w:lvl w:ilvl="8" w:tentative="1">
+      <w:start w:val="1"/>
+      <w:numFmt w:val="bullet"/>
+      <w:lvlText w:val=""/>
+      <w:lvlJc w:val="left"/>
+      <w:pPr>
+        <w:tabs>
+          <w:tab w:val="num" w:pos="6480"/>
+        </w:tabs>
+        <w:ind w:left="6480" w:hanging="360"/>
+      </w:pPr>
+      <w:rPr>
+        <w:rFonts w:ascii="Wingdings" w:hAnsi="Wingdings" w:hint="default"/>
+        <w:sz w:val="20"/>
+      </w:rPr>
+    </w:lvl>
+  </w:abstractNum>
+  <w:abstractNum w:abstractNumId="1" w15:restartNumberingAfterBreak="0">
+    <w:nsid w:val="06AE02AF"/>
+    <w:multiLevelType w:val="multilevel"/>
+    <w:tmpl w:val="418263FA"/>
+    <w:lvl w:ilvl="0">
+      <w:start w:val="1"/>
+      <w:numFmt w:val="decimal"/>
+      <w:lvlText w:val="%1."/>
+      <w:lvlJc w:val="left"/>
+      <w:pPr>
+        <w:tabs>
+          <w:tab w:val="num" w:pos="720"/>
+        </w:tabs>
+        <w:ind w:left="720" w:hanging="360"/>
+      </w:pPr>
+    </w:lvl>
+    <w:lvl w:ilvl="1" w:tentative="1">
+      <w:start w:val="1"/>
+      <w:numFmt w:val="decimal"/>
+      <w:lvlText w:val="%2."/>
+      <w:lvlJc w:val="left"/>
+      <w:pPr>
+        <w:tabs>
+          <w:tab w:val="num" w:pos="1440"/>
+        </w:tabs>
+        <w:ind w:left="1440" w:hanging="360"/>
+      </w:pPr>
+    </w:lvl>
+    <w:lvl w:ilvl="2" w:tentative="1">
+      <w:start w:val="1"/>
+      <w:numFmt w:val="decimal"/>
+      <w:lvlText w:val="%3."/>
+      <w:lvlJc w:val="left"/>
+      <w:pPr>
+        <w:tabs>
+          <w:tab w:val="num" w:pos="2160"/>
+        </w:tabs>
+        <w:ind w:left="2160" w:hanging="360"/>
+      </w:pPr>
+    </w:lvl>
+    <w:lvl w:ilvl="3" w:tentative="1">
+      <w:start w:val="1"/>
+      <w:numFmt w:val="decimal"/>
+      <w:lvlText w:val="%4."/>
+      <w:lvlJc w:val="left"/>
+      <w:pPr>
+        <w:tabs>
+          <w:tab w:val="num" w:pos="2880"/>
+        </w:tabs>
+        <w:ind w:left="2880" w:hanging="360"/>
+      </w:pPr>
+    </w:lvl>
+    <w:lvl w:ilvl="4" w:tentative="1">
+      <w:start w:val="1"/>
+      <w:numFmt w:val="decimal"/>
+      <w:lvlText w:val="%5."/>
+      <w:lvlJc w:val="left"/>
+      <w:pPr>
+        <w:tabs>
+          <w:tab w:val="num" w:pos="3600"/>
+        </w:tabs>
+        <w:ind w:left="3600" w:hanging="360"/>
+      </w:pPr>
+    </w:lvl>
+    <w:lvl w:ilvl="5" w:tentative="1">
+      <w:start w:val="1"/>
+      <w:numFmt w:val="decimal"/>
+      <w:lvlText w:val="%6."/>
+      <w:lvlJc w:val="left"/>
+      <w:pPr>
+        <w:tabs>
+          <w:tab w:val="num" w:pos="4320"/>
+        </w:tabs>
+        <w:ind w:left="4320" w:hanging="360"/>
+      </w:pPr>
+    </w:lvl>
+    <w:lvl w:ilvl="6" w:tentative="1">
+      <w:start w:val="1"/>
+      <w:numFmt w:val="decimal"/>
+      <w:lvlText w:val="%7."/>
+      <w:lvlJc w:val="left"/>
+      <w:pPr>
+        <w:tabs>
+          <w:tab w:val="num" w:pos="5040"/>
+        </w:tabs>
+        <w:ind w:left="5040" w:hanging="360"/>
+      </w:pPr>
+    </w:lvl>
+    <w:lvl w:ilvl="7" w:tentative="1">
+      <w:start w:val="1"/>
+      <w:numFmt w:val="decimal"/>
+      <w:lvlText w:val="%8."/>
+      <w:lvlJc w:val="left"/>
+      <w:pPr>
+        <w:tabs>
+          <w:tab w:val="num" w:pos="5760"/>
+        </w:tabs>
+        <w:ind w:left="5760" w:hanging="360"/>
+      </w:pPr>
+    </w:lvl>
+    <w:lvl w:ilvl="8" w:tentative="1">
+      <w:start w:val="1"/>
+      <w:numFmt w:val="decimal"/>
+      <w:lvlText w:val="%9."/>
+      <w:lvlJc w:val="left"/>
+      <w:pPr>
+        <w:tabs>
+          <w:tab w:val="num" w:pos="6480"/>
+        </w:tabs>
+        <w:ind w:left="6480" w:hanging="360"/>
+      </w:pPr>
+    </w:lvl>
+  </w:abstractNum>
+  <w:abstractNum w:abstractNumId="2" w15:restartNumberingAfterBreak="0">
     <w:nsid w:val="097F0A59"/>
     <w:multiLevelType w:val="multilevel"/>
     <w:tmpl w:val="4C804852"/>
@@ -1321,7 +2786,156 @@
       </w:rPr>
     </w:lvl>
   </w:abstractNum>
-  <w:abstractNum w:abstractNumId="1" w15:restartNumberingAfterBreak="0">
+  <w:abstractNum w:abstractNumId="3" w15:restartNumberingAfterBreak="0">
+    <w:nsid w:val="24AE70A3"/>
+    <w:multiLevelType w:val="multilevel"/>
+    <w:tmpl w:val="C53283EE"/>
+    <w:lvl w:ilvl="0">
+      <w:start w:val="1"/>
+      <w:numFmt w:val="bullet"/>
+      <w:lvlText w:val=""/>
+      <w:lvlJc w:val="left"/>
+      <w:pPr>
+        <w:tabs>
+          <w:tab w:val="num" w:pos="720"/>
+        </w:tabs>
+        <w:ind w:left="720" w:hanging="360"/>
+      </w:pPr>
+      <w:rPr>
+        <w:rFonts w:ascii="Symbol" w:hAnsi="Symbol" w:hint="default"/>
+        <w:sz w:val="20"/>
+      </w:rPr>
+    </w:lvl>
+    <w:lvl w:ilvl="1" w:tentative="1">
+      <w:start w:val="1"/>
+      <w:numFmt w:val="bullet"/>
+      <w:lvlText w:val="o"/>
+      <w:lvlJc w:val="left"/>
+      <w:pPr>
+        <w:tabs>
+          <w:tab w:val="num" w:pos="1440"/>
+        </w:tabs>
+        <w:ind w:left="1440" w:hanging="360"/>
+      </w:pPr>
+      <w:rPr>
+        <w:rFonts w:ascii="Courier New" w:hAnsi="Courier New" w:hint="default"/>
+        <w:sz w:val="20"/>
+      </w:rPr>
+    </w:lvl>
+    <w:lvl w:ilvl="2" w:tentative="1">
+      <w:start w:val="1"/>
+      <w:numFmt w:val="bullet"/>
+      <w:lvlText w:val=""/>
+      <w:lvlJc w:val="left"/>
+      <w:pPr>
+        <w:tabs>
+          <w:tab w:val="num" w:pos="2160"/>
+        </w:tabs>
+        <w:ind w:left="2160" w:hanging="360"/>
+      </w:pPr>
+      <w:rPr>
+        <w:rFonts w:ascii="Wingdings" w:hAnsi="Wingdings" w:hint="default"/>
+        <w:sz w:val="20"/>
+      </w:rPr>
+    </w:lvl>
+    <w:lvl w:ilvl="3" w:tentative="1">
+      <w:start w:val="1"/>
+      <w:numFmt w:val="bullet"/>
+      <w:lvlText w:val=""/>
+      <w:lvlJc w:val="left"/>
+      <w:pPr>
+        <w:tabs>
+          <w:tab w:val="num" w:pos="2880"/>
+        </w:tabs>
+        <w:ind w:left="2880" w:hanging="360"/>
+      </w:pPr>
+      <w:rPr>
+        <w:rFonts w:ascii="Wingdings" w:hAnsi="Wingdings" w:hint="default"/>
+        <w:sz w:val="20"/>
+      </w:rPr>
+    </w:lvl>
+    <w:lvl w:ilvl="4" w:tentative="1">
+      <w:start w:val="1"/>
+      <w:numFmt w:val="bullet"/>
+      <w:lvlText w:val=""/>
+      <w:lvlJc w:val="left"/>
+      <w:pPr>
+        <w:tabs>
+          <w:tab w:val="num" w:pos="3600"/>
+        </w:tabs>
+        <w:ind w:left="3600" w:hanging="360"/>
+      </w:pPr>
+      <w:rPr>
+        <w:rFonts w:ascii="Wingdings" w:hAnsi="Wingdings" w:hint="default"/>
+        <w:sz w:val="20"/>
+      </w:rPr>
+    </w:lvl>
+    <w:lvl w:ilvl="5" w:tentative="1">
+      <w:start w:val="1"/>
+      <w:numFmt w:val="bullet"/>
+      <w:lvlText w:val=""/>
+      <w:lvlJc w:val="left"/>
+      <w:pPr>
+        <w:tabs>
+          <w:tab w:val="num" w:pos="4320"/>
+        </w:tabs>
+        <w:ind w:left="4320" w:hanging="360"/>
+      </w:pPr>
+      <w:rPr>
+        <w:rFonts w:ascii="Wingdings" w:hAnsi="Wingdings" w:hint="default"/>
+        <w:sz w:val="20"/>
+      </w:rPr>
+    </w:lvl>
+    <w:lvl w:ilvl="6" w:tentative="1">
+      <w:start w:val="1"/>
+      <w:numFmt w:val="bullet"/>
+      <w:lvlText w:val=""/>
+      <w:lvlJc w:val="left"/>
+      <w:pPr>
+        <w:tabs>
+          <w:tab w:val="num" w:pos="5040"/>
+        </w:tabs>
+        <w:ind w:left="5040" w:hanging="360"/>
+      </w:pPr>
+      <w:rPr>
+        <w:rFonts w:ascii="Wingdings" w:hAnsi="Wingdings" w:hint="default"/>
+        <w:sz w:val="20"/>
+      </w:rPr>
+    </w:lvl>
+    <w:lvl w:ilvl="7" w:tentative="1">
+      <w:start w:val="1"/>
+      <w:numFmt w:val="bullet"/>
+      <w:lvlText w:val=""/>
+      <w:lvlJc w:val="left"/>
+      <w:pPr>
+        <w:tabs>
+          <w:tab w:val="num" w:pos="5760"/>
+        </w:tabs>
+        <w:ind w:left="5760" w:hanging="360"/>
+      </w:pPr>
+      <w:rPr>
+        <w:rFonts w:ascii="Wingdings" w:hAnsi="Wingdings" w:hint="default"/>
+        <w:sz w:val="20"/>
+      </w:rPr>
+    </w:lvl>
+    <w:lvl w:ilvl="8" w:tentative="1">
+      <w:start w:val="1"/>
+      <w:numFmt w:val="bullet"/>
+      <w:lvlText w:val=""/>
+      <w:lvlJc w:val="left"/>
+      <w:pPr>
+        <w:tabs>
+          <w:tab w:val="num" w:pos="6480"/>
+        </w:tabs>
+        <w:ind w:left="6480" w:hanging="360"/>
+      </w:pPr>
+      <w:rPr>
+        <w:rFonts w:ascii="Wingdings" w:hAnsi="Wingdings" w:hint="default"/>
+        <w:sz w:val="20"/>
+      </w:rPr>
+    </w:lvl>
+  </w:abstractNum>
+  <w:abstractNum w:abstractNumId="4" w15:restartNumberingAfterBreak="0">
     <w:nsid w:val="30531E7C"/>
     <w:multiLevelType w:val="hybridMultilevel"/>
     <w:tmpl w:val="6B143B62"/>
@@ -1407,7 +3021,7 @@
       </w:pPr>
     </w:lvl>
   </w:abstractNum>
-  <w:abstractNum w:abstractNumId="2" w15:restartNumberingAfterBreak="0">
+  <w:abstractNum w:abstractNumId="5" w15:restartNumberingAfterBreak="0">
     <w:nsid w:val="391A5A77"/>
     <w:multiLevelType w:val="multilevel"/>
     <w:tmpl w:val="C1A4283A"/>
@@ -1556,7 +3170,305 @@
       </w:rPr>
     </w:lvl>
   </w:abstractNum>
-  <w:abstractNum w:abstractNumId="3" w15:restartNumberingAfterBreak="0">
+  <w:abstractNum w:abstractNumId="6" w15:restartNumberingAfterBreak="0">
+    <w:nsid w:val="3B794536"/>
+    <w:multiLevelType w:val="multilevel"/>
+    <w:tmpl w:val="EEA25618"/>
+    <w:lvl w:ilvl="0">
+      <w:start w:val="1"/>
+      <w:numFmt w:val="bullet"/>
+      <w:lvlText w:val=""/>
+      <w:lvlJc w:val="left"/>
+      <w:pPr>
+        <w:tabs>
+          <w:tab w:val="num" w:pos="720"/>
+        </w:tabs>
+        <w:ind w:left="720" w:hanging="360"/>
+      </w:pPr>
+      <w:rPr>
+        <w:rFonts w:ascii="Symbol" w:hAnsi="Symbol" w:hint="default"/>
+        <w:sz w:val="20"/>
+      </w:rPr>
+    </w:lvl>
+    <w:lvl w:ilvl="1" w:tentative="1">
+      <w:start w:val="1"/>
+      <w:numFmt w:val="bullet"/>
+      <w:lvlText w:val="o"/>
+      <w:lvlJc w:val="left"/>
+      <w:pPr>
+        <w:tabs>
+          <w:tab w:val="num" w:pos="1440"/>
+        </w:tabs>
+        <w:ind w:left="1440" w:hanging="360"/>
+      </w:pPr>
+      <w:rPr>
+        <w:rFonts w:ascii="Courier New" w:hAnsi="Courier New" w:hint="default"/>
+        <w:sz w:val="20"/>
+      </w:rPr>
+    </w:lvl>
+    <w:lvl w:ilvl="2" w:tentative="1">
+      <w:start w:val="1"/>
+      <w:numFmt w:val="bullet"/>
+      <w:lvlText w:val=""/>
+      <w:lvlJc w:val="left"/>
+      <w:pPr>
+        <w:tabs>
+          <w:tab w:val="num" w:pos="2160"/>
+        </w:tabs>
+        <w:ind w:left="2160" w:hanging="360"/>
+      </w:pPr>
+      <w:rPr>
+        <w:rFonts w:ascii="Wingdings" w:hAnsi="Wingdings" w:hint="default"/>
+        <w:sz w:val="20"/>
+      </w:rPr>
+    </w:lvl>
+    <w:lvl w:ilvl="3" w:tentative="1">
+      <w:start w:val="1"/>
+      <w:numFmt w:val="bullet"/>
+      <w:lvlText w:val=""/>
+      <w:lvlJc w:val="left"/>
+      <w:pPr>
+        <w:tabs>
+          <w:tab w:val="num" w:pos="2880"/>
+        </w:tabs>
+        <w:ind w:left="2880" w:hanging="360"/>
+      </w:pPr>
+      <w:rPr>
+        <w:rFonts w:ascii="Wingdings" w:hAnsi="Wingdings" w:hint="default"/>
+        <w:sz w:val="20"/>
+      </w:rPr>
+    </w:lvl>
+    <w:lvl w:ilvl="4" w:tentative="1">
+      <w:start w:val="1"/>
+      <w:numFmt w:val="bullet"/>
+      <w:lvlText w:val=""/>
+      <w:lvlJc w:val="left"/>
+      <w:pPr>
+        <w:tabs>
+          <w:tab w:val="num" w:pos="3600"/>
+        </w:tabs>
+        <w:ind w:left="3600" w:hanging="360"/>
+      </w:pPr>
+      <w:rPr>
+        <w:rFonts w:ascii="Wingdings" w:hAnsi="Wingdings" w:hint="default"/>
+        <w:sz w:val="20"/>
+      </w:rPr>
+    </w:lvl>
+    <w:lvl w:ilvl="5" w:tentative="1">
+      <w:start w:val="1"/>
+      <w:numFmt w:val="bullet"/>
+      <w:lvlText w:val=""/>
+      <w:lvlJc w:val="left"/>
+      <w:pPr>
+        <w:tabs>
+          <w:tab w:val="num" w:pos="4320"/>
+        </w:tabs>
+        <w:ind w:left="4320" w:hanging="360"/>
+      </w:pPr>
+      <w:rPr>
+        <w:rFonts w:ascii="Wingdings" w:hAnsi="Wingdings" w:hint="default"/>
+        <w:sz w:val="20"/>
+      </w:rPr>
+    </w:lvl>
+    <w:lvl w:ilvl="6" w:tentative="1">
+      <w:start w:val="1"/>
+      <w:numFmt w:val="bullet"/>
+      <w:lvlText w:val=""/>
+      <w:lvlJc w:val="left"/>
+      <w:pPr>
+        <w:tabs>
+          <w:tab w:val="num" w:pos="5040"/>
+        </w:tabs>
+        <w:ind w:left="5040" w:hanging="360"/>
+      </w:pPr>
+      <w:rPr>
+        <w:rFonts w:ascii="Wingdings" w:hAnsi="Wingdings" w:hint="default"/>
+        <w:sz w:val="20"/>
+      </w:rPr>
+    </w:lvl>
+    <w:lvl w:ilvl="7" w:tentative="1">
+      <w:start w:val="1"/>
+      <w:numFmt w:val="bullet"/>
+      <w:lvlText w:val=""/>
+      <w:lvlJc w:val="left"/>
+      <w:pPr>
+        <w:tabs>
+          <w:tab w:val="num" w:pos="5760"/>
+        </w:tabs>
+        <w:ind w:left="5760" w:hanging="360"/>
+      </w:pPr>
+      <w:rPr>
+        <w:rFonts w:ascii="Wingdings" w:hAnsi="Wingdings" w:hint="default"/>
+        <w:sz w:val="20"/>
+      </w:rPr>
+    </w:lvl>
+    <w:lvl w:ilvl="8" w:tentative="1">
+      <w:start w:val="1"/>
+      <w:numFmt w:val="bullet"/>
+      <w:lvlText w:val=""/>
+      <w:lvlJc w:val="left"/>
+      <w:pPr>
+        <w:tabs>
+          <w:tab w:val="num" w:pos="6480"/>
+        </w:tabs>
+        <w:ind w:left="6480" w:hanging="360"/>
+      </w:pPr>
+      <w:rPr>
+        <w:rFonts w:ascii="Wingdings" w:hAnsi="Wingdings" w:hint="default"/>
+        <w:sz w:val="20"/>
+      </w:rPr>
+    </w:lvl>
+  </w:abstractNum>
+  <w:abstractNum w:abstractNumId="7" w15:restartNumberingAfterBreak="0">
+    <w:nsid w:val="3FAE3795"/>
+    <w:multiLevelType w:val="multilevel"/>
+    <w:tmpl w:val="39E80AA2"/>
+    <w:lvl w:ilvl="0">
+      <w:start w:val="1"/>
+      <w:numFmt w:val="bullet"/>
+      <w:lvlText w:val=""/>
+      <w:lvlJc w:val="left"/>
+      <w:pPr>
+        <w:tabs>
+          <w:tab w:val="num" w:pos="720"/>
+        </w:tabs>
+        <w:ind w:left="720" w:hanging="360"/>
+      </w:pPr>
+      <w:rPr>
+        <w:rFonts w:ascii="Symbol" w:hAnsi="Symbol" w:hint="default"/>
+        <w:sz w:val="20"/>
+      </w:rPr>
+    </w:lvl>
+    <w:lvl w:ilvl="1" w:tentative="1">
+      <w:start w:val="1"/>
+      <w:numFmt w:val="bullet"/>
+      <w:lvlText w:val="o"/>
+      <w:lvlJc w:val="left"/>
+      <w:pPr>
+        <w:tabs>
+          <w:tab w:val="num" w:pos="1440"/>
+        </w:tabs>
+        <w:ind w:left="1440" w:hanging="360"/>
+      </w:pPr>
+      <w:rPr>
+        <w:rFonts w:ascii="Courier New" w:hAnsi="Courier New" w:hint="default"/>
+        <w:sz w:val="20"/>
+      </w:rPr>
+    </w:lvl>
+    <w:lvl w:ilvl="2" w:tentative="1">
+      <w:start w:val="1"/>
+      <w:numFmt w:val="bullet"/>
+      <w:lvlText w:val=""/>
+      <w:lvlJc w:val="left"/>
+      <w:pPr>
+        <w:tabs>
+          <w:tab w:val="num" w:pos="2160"/>
+        </w:tabs>
+        <w:ind w:left="2160" w:hanging="360"/>
+      </w:pPr>
+      <w:rPr>
+        <w:rFonts w:ascii="Wingdings" w:hAnsi="Wingdings" w:hint="default"/>
+        <w:sz w:val="20"/>
+      </w:rPr>
+    </w:lvl>
+    <w:lvl w:ilvl="3" w:tentative="1">
+      <w:start w:val="1"/>
+      <w:numFmt w:val="bullet"/>
+      <w:lvlText w:val=""/>
+      <w:lvlJc w:val="left"/>
+      <w:pPr>
+        <w:tabs>
+          <w:tab w:val="num" w:pos="2880"/>
+        </w:tabs>
+        <w:ind w:left="2880" w:hanging="360"/>
+      </w:pPr>
+      <w:rPr>
+        <w:rFonts w:ascii="Wingdings" w:hAnsi="Wingdings" w:hint="default"/>
+        <w:sz w:val="20"/>
+      </w:rPr>
+    </w:lvl>
+    <w:lvl w:ilvl="4" w:tentative="1">
+      <w:start w:val="1"/>
+      <w:numFmt w:val="bullet"/>
+      <w:lvlText w:val=""/>
+      <w:lvlJc w:val="left"/>
+      <w:pPr>
+        <w:tabs>
+          <w:tab w:val="num" w:pos="3600"/>
+        </w:tabs>
+        <w:ind w:left="3600" w:hanging="360"/>
+      </w:pPr>
+      <w:rPr>
+        <w:rFonts w:ascii="Wingdings" w:hAnsi="Wingdings" w:hint="default"/>
+        <w:sz w:val="20"/>
+      </w:rPr>
+    </w:lvl>
+    <w:lvl w:ilvl="5" w:tentative="1">
+      <w:start w:val="1"/>
+      <w:numFmt w:val="bullet"/>
+      <w:lvlText w:val=""/>
+      <w:lvlJc w:val="left"/>
+      <w:pPr>
+        <w:tabs>
+          <w:tab w:val="num" w:pos="4320"/>
+        </w:tabs>
+        <w:ind w:left="4320" w:hanging="360"/>
+      </w:pPr>
+      <w:rPr>
+        <w:rFonts w:ascii="Wingdings" w:hAnsi="Wingdings" w:hint="default"/>
+        <w:sz w:val="20"/>
+      </w:rPr>
+    </w:lvl>
+    <w:lvl w:ilvl="6" w:tentative="1">
+      <w:start w:val="1"/>
+      <w:numFmt w:val="bullet"/>
+      <w:lvlText w:val=""/>
+      <w:lvlJc w:val="left"/>
+      <w:pPr>
+        <w:tabs>
+          <w:tab w:val="num" w:pos="5040"/>
+        </w:tabs>
+        <w:ind w:left="5040" w:hanging="360"/>
+      </w:pPr>
+      <w:rPr>
+        <w:rFonts w:ascii="Wingdings" w:hAnsi="Wingdings" w:hint="default"/>
+        <w:sz w:val="20"/>
+      </w:rPr>
+    </w:lvl>
+    <w:lvl w:ilvl="7" w:tentative="1">
+      <w:start w:val="1"/>
+      <w:numFmt w:val="bullet"/>
+      <w:lvlText w:val=""/>
+      <w:lvlJc w:val="left"/>
+      <w:pPr>
+        <w:tabs>
+          <w:tab w:val="num" w:pos="5760"/>
+        </w:tabs>
+        <w:ind w:left="5760" w:hanging="360"/>
+      </w:pPr>
+      <w:rPr>
+        <w:rFonts w:ascii="Wingdings" w:hAnsi="Wingdings" w:hint="default"/>
+        <w:sz w:val="20"/>
+      </w:rPr>
+    </w:lvl>
+    <w:lvl w:ilvl="8" w:tentative="1">
+      <w:start w:val="1"/>
+      <w:numFmt w:val="bullet"/>
+      <w:lvlText w:val=""/>
+      <w:lvlJc w:val="left"/>
+      <w:pPr>
+        <w:tabs>
+          <w:tab w:val="num" w:pos="6480"/>
+        </w:tabs>
+        <w:ind w:left="6480" w:hanging="360"/>
+      </w:pPr>
+      <w:rPr>
+        <w:rFonts w:ascii="Wingdings" w:hAnsi="Wingdings" w:hint="default"/>
+        <w:sz w:val="20"/>
+      </w:rPr>
+    </w:lvl>
+  </w:abstractNum>
+  <w:abstractNum w:abstractNumId="8" w15:restartNumberingAfterBreak="0">
     <w:nsid w:val="4DBB3E4D"/>
     <w:multiLevelType w:val="multilevel"/>
     <w:tmpl w:val="C0EA7100"/>
@@ -1705,7 +3617,7 @@
       </w:rPr>
     </w:lvl>
   </w:abstractNum>
-  <w:abstractNum w:abstractNumId="4" w15:restartNumberingAfterBreak="0">
+  <w:abstractNum w:abstractNumId="9" w15:restartNumberingAfterBreak="0">
     <w:nsid w:val="53911BB2"/>
     <w:multiLevelType w:val="hybridMultilevel"/>
     <w:tmpl w:val="7A7A0542"/>
@@ -1791,20 +3703,303 @@
       </w:pPr>
     </w:lvl>
   </w:abstractNum>
+  <w:abstractNum w:abstractNumId="10" w15:restartNumberingAfterBreak="0">
+    <w:nsid w:val="72700B4E"/>
+    <w:multiLevelType w:val="multilevel"/>
+    <w:tmpl w:val="DBFC0CEE"/>
+    <w:lvl w:ilvl="0">
+      <w:start w:val="1"/>
+      <w:numFmt w:val="decimal"/>
+      <w:lvlText w:val="%1."/>
+      <w:lvlJc w:val="left"/>
+      <w:pPr>
+        <w:tabs>
+          <w:tab w:val="num" w:pos="720"/>
+        </w:tabs>
+        <w:ind w:left="720" w:hanging="360"/>
+      </w:pPr>
+    </w:lvl>
+    <w:lvl w:ilvl="1" w:tentative="1">
+      <w:start w:val="1"/>
+      <w:numFmt w:val="decimal"/>
+      <w:lvlText w:val="%2."/>
+      <w:lvlJc w:val="left"/>
+      <w:pPr>
+        <w:tabs>
+          <w:tab w:val="num" w:pos="1440"/>
+        </w:tabs>
+        <w:ind w:left="1440" w:hanging="360"/>
+      </w:pPr>
+    </w:lvl>
+    <w:lvl w:ilvl="2" w:tentative="1">
+      <w:start w:val="1"/>
+      <w:numFmt w:val="decimal"/>
+      <w:lvlText w:val="%3."/>
+      <w:lvlJc w:val="left"/>
+      <w:pPr>
+        <w:tabs>
+          <w:tab w:val="num" w:pos="2160"/>
+        </w:tabs>
+        <w:ind w:left="2160" w:hanging="360"/>
+      </w:pPr>
+    </w:lvl>
+    <w:lvl w:ilvl="3" w:tentative="1">
+      <w:start w:val="1"/>
+      <w:numFmt w:val="decimal"/>
+      <w:lvlText w:val="%4."/>
+      <w:lvlJc w:val="left"/>
+      <w:pPr>
+        <w:tabs>
+          <w:tab w:val="num" w:pos="2880"/>
+        </w:tabs>
+        <w:ind w:left="2880" w:hanging="360"/>
+      </w:pPr>
+    </w:lvl>
+    <w:lvl w:ilvl="4" w:tentative="1">
+      <w:start w:val="1"/>
+      <w:numFmt w:val="decimal"/>
+      <w:lvlText w:val="%5."/>
+      <w:lvlJc w:val="left"/>
+      <w:pPr>
+        <w:tabs>
+          <w:tab w:val="num" w:pos="3600"/>
+        </w:tabs>
+        <w:ind w:left="3600" w:hanging="360"/>
+      </w:pPr>
+    </w:lvl>
+    <w:lvl w:ilvl="5" w:tentative="1">
+      <w:start w:val="1"/>
+      <w:numFmt w:val="decimal"/>
+      <w:lvlText w:val="%6."/>
+      <w:lvlJc w:val="left"/>
+      <w:pPr>
+        <w:tabs>
+          <w:tab w:val="num" w:pos="4320"/>
+        </w:tabs>
+        <w:ind w:left="4320" w:hanging="360"/>
+      </w:pPr>
+    </w:lvl>
+    <w:lvl w:ilvl="6" w:tentative="1">
+      <w:start w:val="1"/>
+      <w:numFmt w:val="decimal"/>
+      <w:lvlText w:val="%7."/>
+      <w:lvlJc w:val="left"/>
+      <w:pPr>
+        <w:tabs>
+          <w:tab w:val="num" w:pos="5040"/>
+        </w:tabs>
+        <w:ind w:left="5040" w:hanging="360"/>
+      </w:pPr>
+    </w:lvl>
+    <w:lvl w:ilvl="7" w:tentative="1">
+      <w:start w:val="1"/>
+      <w:numFmt w:val="decimal"/>
+      <w:lvlText w:val="%8."/>
+      <w:lvlJc w:val="left"/>
+      <w:pPr>
+        <w:tabs>
+          <w:tab w:val="num" w:pos="5760"/>
+        </w:tabs>
+        <w:ind w:left="5760" w:hanging="360"/>
+      </w:pPr>
+    </w:lvl>
+    <w:lvl w:ilvl="8" w:tentative="1">
+      <w:start w:val="1"/>
+      <w:numFmt w:val="decimal"/>
+      <w:lvlText w:val="%9."/>
+      <w:lvlJc w:val="left"/>
+      <w:pPr>
+        <w:tabs>
+          <w:tab w:val="num" w:pos="6480"/>
+        </w:tabs>
+        <w:ind w:left="6480" w:hanging="360"/>
+      </w:pPr>
+    </w:lvl>
+  </w:abstractNum>
+  <w:abstractNum w:abstractNumId="11" w15:restartNumberingAfterBreak="0">
+    <w:nsid w:val="7D131E9F"/>
+    <w:multiLevelType w:val="multilevel"/>
+    <w:tmpl w:val="D76490A8"/>
+    <w:lvl w:ilvl="0">
+      <w:start w:val="1"/>
+      <w:numFmt w:val="bullet"/>
+      <w:lvlText w:val=""/>
+      <w:lvlJc w:val="left"/>
+      <w:pPr>
+        <w:tabs>
+          <w:tab w:val="num" w:pos="720"/>
+        </w:tabs>
+        <w:ind w:left="720" w:hanging="360"/>
+      </w:pPr>
+      <w:rPr>
+        <w:rFonts w:ascii="Symbol" w:hAnsi="Symbol" w:hint="default"/>
+        <w:sz w:val="20"/>
+      </w:rPr>
+    </w:lvl>
+    <w:lvl w:ilvl="1" w:tentative="1">
+      <w:start w:val="1"/>
+      <w:numFmt w:val="bullet"/>
+      <w:lvlText w:val="o"/>
+      <w:lvlJc w:val="left"/>
+      <w:pPr>
+        <w:tabs>
+          <w:tab w:val="num" w:pos="1440"/>
+        </w:tabs>
+        <w:ind w:left="1440" w:hanging="360"/>
+      </w:pPr>
+      <w:rPr>
+        <w:rFonts w:ascii="Courier New" w:hAnsi="Courier New" w:hint="default"/>
+        <w:sz w:val="20"/>
+      </w:rPr>
+    </w:lvl>
+    <w:lvl w:ilvl="2" w:tentative="1">
+      <w:start w:val="1"/>
+      <w:numFmt w:val="bullet"/>
+      <w:lvlText w:val=""/>
+      <w:lvlJc w:val="left"/>
+      <w:pPr>
+        <w:tabs>
+          <w:tab w:val="num" w:pos="2160"/>
+        </w:tabs>
+        <w:ind w:left="2160" w:hanging="360"/>
+      </w:pPr>
+      <w:rPr>
+        <w:rFonts w:ascii="Wingdings" w:hAnsi="Wingdings" w:hint="default"/>
+        <w:sz w:val="20"/>
+      </w:rPr>
+    </w:lvl>
+    <w:lvl w:ilvl="3" w:tentative="1">
+      <w:start w:val="1"/>
+      <w:numFmt w:val="bullet"/>
+      <w:lvlText w:val=""/>
+      <w:lvlJc w:val="left"/>
+      <w:pPr>
+        <w:tabs>
+          <w:tab w:val="num" w:pos="2880"/>
+        </w:tabs>
+        <w:ind w:left="2880" w:hanging="360"/>
+      </w:pPr>
+      <w:rPr>
+        <w:rFonts w:ascii="Wingdings" w:hAnsi="Wingdings" w:hint="default"/>
+        <w:sz w:val="20"/>
+      </w:rPr>
+    </w:lvl>
+    <w:lvl w:ilvl="4" w:tentative="1">
+      <w:start w:val="1"/>
+      <w:numFmt w:val="bullet"/>
+      <w:lvlText w:val=""/>
+      <w:lvlJc w:val="left"/>
+      <w:pPr>
+        <w:tabs>
+          <w:tab w:val="num" w:pos="3600"/>
+        </w:tabs>
+        <w:ind w:left="3600" w:hanging="360"/>
+      </w:pPr>
+      <w:rPr>
+        <w:rFonts w:ascii="Wingdings" w:hAnsi="Wingdings" w:hint="default"/>
+        <w:sz w:val="20"/>
+      </w:rPr>
+    </w:lvl>
+    <w:lvl w:ilvl="5" w:tentative="1">
+      <w:start w:val="1"/>
+      <w:numFmt w:val="bullet"/>
+      <w:lvlText w:val=""/>
+      <w:lvlJc w:val="left"/>
+      <w:pPr>
+        <w:tabs>
+          <w:tab w:val="num" w:pos="4320"/>
+        </w:tabs>
+        <w:ind w:left="4320" w:hanging="360"/>
+      </w:pPr>
+      <w:rPr>
+        <w:rFonts w:ascii="Wingdings" w:hAnsi="Wingdings" w:hint="default"/>
+        <w:sz w:val="20"/>
+      </w:rPr>
+    </w:lvl>
+    <w:lvl w:ilvl="6" w:tentative="1">
+      <w:start w:val="1"/>
+      <w:numFmt w:val="bullet"/>
+      <w:lvlText w:val=""/>
+      <w:lvlJc w:val="left"/>
+      <w:pPr>
+        <w:tabs>
+          <w:tab w:val="num" w:pos="5040"/>
+        </w:tabs>
+        <w:ind w:left="5040" w:hanging="360"/>
+      </w:pPr>
+      <w:rPr>
+        <w:rFonts w:ascii="Wingdings" w:hAnsi="Wingdings" w:hint="default"/>
+        <w:sz w:val="20"/>
+      </w:rPr>
+    </w:lvl>
+    <w:lvl w:ilvl="7" w:tentative="1">
+      <w:start w:val="1"/>
+      <w:numFmt w:val="bullet"/>
+      <w:lvlText w:val=""/>
+      <w:lvlJc w:val="left"/>
+      <w:pPr>
+        <w:tabs>
+          <w:tab w:val="num" w:pos="5760"/>
+        </w:tabs>
+        <w:ind w:left="5760" w:hanging="360"/>
+      </w:pPr>
+      <w:rPr>
+        <w:rFonts w:ascii="Wingdings" w:hAnsi="Wingdings" w:hint="default"/>
+        <w:sz w:val="20"/>
+      </w:rPr>
+    </w:lvl>
+    <w:lvl w:ilvl="8" w:tentative="1">
+      <w:start w:val="1"/>
+      <w:numFmt w:val="bullet"/>
+      <w:lvlText w:val=""/>
+      <w:lvlJc w:val="left"/>
+      <w:pPr>
+        <w:tabs>
+          <w:tab w:val="num" w:pos="6480"/>
+        </w:tabs>
+        <w:ind w:left="6480" w:hanging="360"/>
+      </w:pPr>
+      <w:rPr>
+        <w:rFonts w:ascii="Wingdings" w:hAnsi="Wingdings" w:hint="default"/>
+        <w:sz w:val="20"/>
+      </w:rPr>
+    </w:lvl>
+  </w:abstractNum>
   <w:num w:numId="1" w16cid:durableId="1582135572">
+    <w:abstractNumId w:val="9"/>
+  </w:num>
+  <w:num w:numId="2" w16cid:durableId="2057468626">
     <w:abstractNumId w:val="4"/>
   </w:num>
-  <w:num w:numId="2" w16cid:durableId="2057468626">
+  <w:num w:numId="3" w16cid:durableId="1546023446">
+    <w:abstractNumId w:val="5"/>
+  </w:num>
+  <w:num w:numId="4" w16cid:durableId="2095012440">
+    <w:abstractNumId w:val="2"/>
+  </w:num>
+  <w:num w:numId="5" w16cid:durableId="1023552780">
+    <w:abstractNumId w:val="8"/>
+  </w:num>
+  <w:num w:numId="6" w16cid:durableId="630205977">
+    <w:abstractNumId w:val="10"/>
+  </w:num>
+  <w:num w:numId="7" w16cid:durableId="306666369">
+    <w:abstractNumId w:val="7"/>
+  </w:num>
+  <w:num w:numId="8" w16cid:durableId="1544908269">
+    <w:abstractNumId w:val="3"/>
+  </w:num>
+  <w:num w:numId="9" w16cid:durableId="1965961950">
+    <w:abstractNumId w:val="11"/>
+  </w:num>
+  <w:num w:numId="10" w16cid:durableId="443812417">
+    <w:abstractNumId w:val="6"/>
+  </w:num>
+  <w:num w:numId="11" w16cid:durableId="52318930">
     <w:abstractNumId w:val="1"/>
   </w:num>
-  <w:num w:numId="3" w16cid:durableId="1546023446">
-    <w:abstractNumId w:val="2"/>
-  </w:num>
-  <w:num w:numId="4" w16cid:durableId="2095012440">
+  <w:num w:numId="12" w16cid:durableId="584845237">
     <w:abstractNumId w:val="0"/>
-  </w:num>
-  <w:num w:numId="5" w16cid:durableId="1023552780">
-    <w:abstractNumId w:val="3"/>
   </w:num>
 </w:numbering>
 </file>

--- a/NOTES/2. DOCKER.docx
+++ b/NOTES/2. DOCKER.docx
@@ -2363,6 +2363,2231 @@
         <w:t xml:space="preserve"> line-by-line, executes each instruction, creates cached layers, and finally produces a reusable image.</w:t>
       </w:r>
     </w:p>
+    <w:p>
+      <w:pPr>
+        <w:jc w:val="both"/>
+      </w:pPr>
+      <w:r>
+        <w:lastRenderedPageBreak/>
+        <w:t>Example: I have a Spring Boot maven project.</w:t>
+      </w:r>
+    </w:p>
+    <w:p>
+      <w:pPr>
+        <w:jc w:val="both"/>
+      </w:pPr>
+      <w:r>
+        <w:drawing>
+          <wp:inline distT="0" distB="0" distL="0" distR="0" wp14:anchorId="64907562" wp14:editId="30B0F478">
+            <wp:extent cx="5731510" cy="2623820"/>
+            <wp:effectExtent l="0" t="0" r="2540" b="5080"/>
+            <wp:docPr id="1322717215" name="Picture 1"/>
+            <wp:cNvGraphicFramePr>
+              <a:graphicFrameLocks xmlns:a="http://schemas.openxmlformats.org/drawingml/2006/main" noChangeAspect="1"/>
+            </wp:cNvGraphicFramePr>
+            <a:graphic xmlns:a="http://schemas.openxmlformats.org/drawingml/2006/main">
+              <a:graphicData uri="http://schemas.openxmlformats.org/drawingml/2006/picture">
+                <pic:pic xmlns:pic="http://schemas.openxmlformats.org/drawingml/2006/picture">
+                  <pic:nvPicPr>
+                    <pic:cNvPr id="1322717215" name=""/>
+                    <pic:cNvPicPr/>
+                  </pic:nvPicPr>
+                  <pic:blipFill>
+                    <a:blip r:embed="rId11"/>
+                    <a:stretch>
+                      <a:fillRect/>
+                    </a:stretch>
+                  </pic:blipFill>
+                  <pic:spPr>
+                    <a:xfrm>
+                      <a:off x="0" y="0"/>
+                      <a:ext cx="5731510" cy="2623820"/>
+                    </a:xfrm>
+                    <a:prstGeom prst="rect">
+                      <a:avLst/>
+                    </a:prstGeom>
+                  </pic:spPr>
+                </pic:pic>
+              </a:graphicData>
+            </a:graphic>
+          </wp:inline>
+        </w:drawing>
+      </w:r>
+    </w:p>
+    <w:p>
+      <w:pPr>
+        <w:jc w:val="both"/>
+      </w:pPr>
+    </w:p>
+    <w:p>
+      <w:pPr>
+        <w:jc w:val="both"/>
+      </w:pPr>
+    </w:p>
+    <w:p>
+      <w:pPr>
+        <w:jc w:val="both"/>
+        <w:rPr>
+          <w:b/>
+          <w:bCs/>
+        </w:rPr>
+      </w:pPr>
+      <w:r>
+        <w:rPr>
+          <w:b/>
+          <w:bCs/>
+        </w:rPr>
+        <w:t>Step 1: Build your JAR first (VERY IMPORTANT)</w:t>
+      </w:r>
+    </w:p>
+    <w:p>
+      <w:pPr>
+        <w:jc w:val="both"/>
+      </w:pPr>
+      <w:r>
+        <w:t xml:space="preserve">Since you're using </w:t>
+      </w:r>
+      <w:r>
+        <w:rPr>
+          <w:b/>
+          <w:bCs/>
+        </w:rPr>
+        <w:t>Apache Maven</w:t>
+      </w:r>
+      <w:r>
+        <w:t>, run:</w:t>
+      </w:r>
+    </w:p>
+    <w:p>
+      <w:pPr>
+        <w:jc w:val="both"/>
+      </w:pPr>
+      <w:proofErr w:type="spellStart"/>
+      <w:r>
+        <w:t>mvn</w:t>
+      </w:r>
+      <w:proofErr w:type="spellEnd"/>
+      <w:r>
+        <w:t xml:space="preserve"> clean package</w:t>
+      </w:r>
+    </w:p>
+    <w:p>
+      <w:pPr>
+        <w:jc w:val="both"/>
+      </w:pPr>
+      <w:r>
+        <w:rPr>
+          <w:rFonts w:ascii="Segoe UI Emoji" w:hAnsi="Segoe UI Emoji" w:cs="Segoe UI Emoji"/>
+        </w:rPr>
+        <w:t>👉</w:t>
+      </w:r>
+      <w:r>
+        <w:t xml:space="preserve"> After this, you’ll get:</w:t>
+      </w:r>
+    </w:p>
+    <w:p>
+      <w:pPr>
+        <w:jc w:val="both"/>
+      </w:pPr>
+      <w:r>
+        <w:t>target/greetings-service.jar</w:t>
+      </w:r>
+    </w:p>
+    <w:p>
+      <w:pPr>
+        <w:jc w:val="both"/>
+      </w:pPr>
+      <w:r>
+        <w:t>(Your &lt;</w:t>
+      </w:r>
+      <w:proofErr w:type="spellStart"/>
+      <w:r>
+        <w:t>finalName</w:t>
+      </w:r>
+      <w:proofErr w:type="spellEnd"/>
+      <w:r>
+        <w:t xml:space="preserve">&gt; ensures the JAR name is clean </w:t>
+      </w:r>
+      <w:r>
+        <w:rPr>
+          <w:rFonts w:ascii="Segoe UI Emoji" w:hAnsi="Segoe UI Emoji" w:cs="Segoe UI Emoji"/>
+        </w:rPr>
+        <w:t>👍</w:t>
+      </w:r>
+      <w:r>
+        <w:t>)</w:t>
+      </w:r>
+    </w:p>
+    <w:p>
+      <w:pPr>
+        <w:jc w:val="both"/>
+      </w:pPr>
+    </w:p>
+    <w:p>
+      <w:pPr>
+        <w:jc w:val="both"/>
+      </w:pPr>
+      <w:r>
+        <w:drawing>
+          <wp:inline distT="0" distB="0" distL="0" distR="0" wp14:anchorId="194064D7" wp14:editId="07236867">
+            <wp:extent cx="5731510" cy="2854325"/>
+            <wp:effectExtent l="0" t="0" r="2540" b="3175"/>
+            <wp:docPr id="921621829" name="Picture 1"/>
+            <wp:cNvGraphicFramePr>
+              <a:graphicFrameLocks xmlns:a="http://schemas.openxmlformats.org/drawingml/2006/main" noChangeAspect="1"/>
+            </wp:cNvGraphicFramePr>
+            <a:graphic xmlns:a="http://schemas.openxmlformats.org/drawingml/2006/main">
+              <a:graphicData uri="http://schemas.openxmlformats.org/drawingml/2006/picture">
+                <pic:pic xmlns:pic="http://schemas.openxmlformats.org/drawingml/2006/picture">
+                  <pic:nvPicPr>
+                    <pic:cNvPr id="921621829" name=""/>
+                    <pic:cNvPicPr/>
+                  </pic:nvPicPr>
+                  <pic:blipFill>
+                    <a:blip r:embed="rId12"/>
+                    <a:stretch>
+                      <a:fillRect/>
+                    </a:stretch>
+                  </pic:blipFill>
+                  <pic:spPr>
+                    <a:xfrm>
+                      <a:off x="0" y="0"/>
+                      <a:ext cx="5731510" cy="2854325"/>
+                    </a:xfrm>
+                    <a:prstGeom prst="rect">
+                      <a:avLst/>
+                    </a:prstGeom>
+                  </pic:spPr>
+                </pic:pic>
+              </a:graphicData>
+            </a:graphic>
+          </wp:inline>
+        </w:drawing>
+      </w:r>
+    </w:p>
+    <w:p>
+      <w:pPr>
+        <w:jc w:val="both"/>
+        <w:rPr>
+          <w:b/>
+          <w:bCs/>
+        </w:rPr>
+      </w:pPr>
+      <w:r>
+        <w:rPr>
+          <w:b/>
+          <w:bCs/>
+        </w:rPr>
+        <w:lastRenderedPageBreak/>
+        <w:t xml:space="preserve">Step 2: Create </w:t>
+      </w:r>
+      <w:proofErr w:type="spellStart"/>
+      <w:r>
+        <w:rPr>
+          <w:b/>
+          <w:bCs/>
+        </w:rPr>
+        <w:t>Dockerfile</w:t>
+      </w:r>
+      <w:proofErr w:type="spellEnd"/>
+      <w:r>
+        <w:rPr>
+          <w:b/>
+          <w:bCs/>
+        </w:rPr>
+        <w:t xml:space="preserve"> without</w:t>
+      </w:r>
+      <w:r>
+        <w:rPr>
+          <w:b/>
+          <w:bCs/>
+        </w:rPr>
+        <w:t xml:space="preserve"> any extension.</w:t>
+      </w:r>
+    </w:p>
+    <w:p>
+      <w:pPr>
+        <w:jc w:val="both"/>
+      </w:pPr>
+      <w:r>
+        <w:t>Create a file named:</w:t>
+      </w:r>
+    </w:p>
+    <w:p>
+      <w:pPr>
+        <w:jc w:val="both"/>
+      </w:pPr>
+      <w:proofErr w:type="spellStart"/>
+      <w:r>
+        <w:t>Dockerfile</w:t>
+      </w:r>
+      <w:proofErr w:type="spellEnd"/>
+    </w:p>
+    <w:p>
+      <w:pPr>
+        <w:jc w:val="both"/>
+      </w:pPr>
+      <w:r>
+        <w:t>in your project root (same level as pom.xml)</w:t>
+      </w:r>
+    </w:p>
+    <w:p>
+      <w:pPr>
+        <w:jc w:val="both"/>
+      </w:pPr>
+      <w:r>
+        <w:pict w14:anchorId="680793B0">
+          <v:rect id="_x0000_i1119" style="width:0;height:1.5pt" o:hralign="center" o:hrstd="t" o:hr="t" fillcolor="#a0a0a0" stroked="f"/>
+        </w:pict>
+      </w:r>
+    </w:p>
+    <w:p>
+      <w:pPr>
+        <w:jc w:val="both"/>
+        <w:rPr>
+          <w:b/>
+          <w:bCs/>
+        </w:rPr>
+      </w:pPr>
+      <w:r>
+        <w:rPr>
+          <w:rFonts w:ascii="Segoe UI Emoji" w:hAnsi="Segoe UI Emoji" w:cs="Segoe UI Emoji"/>
+          <w:b/>
+          <w:bCs/>
+        </w:rPr>
+        <w:t>✅</w:t>
+      </w:r>
+      <w:r>
+        <w:rPr>
+          <w:b/>
+          <w:bCs/>
+        </w:rPr>
+        <w:t xml:space="preserve"> Simple </w:t>
+      </w:r>
+      <w:proofErr w:type="spellStart"/>
+      <w:r>
+        <w:rPr>
+          <w:b/>
+          <w:bCs/>
+        </w:rPr>
+        <w:t>Dockerfile</w:t>
+      </w:r>
+      <w:proofErr w:type="spellEnd"/>
+      <w:r>
+        <w:rPr>
+          <w:b/>
+          <w:bCs/>
+        </w:rPr>
+        <w:t xml:space="preserve"> (Best for beginners)</w:t>
+      </w:r>
+    </w:p>
+    <w:p>
+      <w:pPr>
+        <w:jc w:val="both"/>
+        <w:rPr>
+          <w:b/>
+          <w:bCs/>
+        </w:rPr>
+      </w:pPr>
+      <w:r>
+        <w:rPr>
+          <w:b/>
+          <w:bCs/>
+        </w:rPr>
+        <w:t># Step 1: Base image</w:t>
+      </w:r>
+    </w:p>
+    <w:p>
+      <w:pPr>
+        <w:jc w:val="both"/>
+      </w:pPr>
+      <w:r>
+        <w:t xml:space="preserve">FROM </w:t>
+      </w:r>
+      <w:r>
+        <w:t>eclipse-temurin:21-jdk</w:t>
+      </w:r>
+    </w:p>
+    <w:p>
+      <w:pPr>
+        <w:jc w:val="both"/>
+        <w:rPr>
+          <w:b/>
+          <w:bCs/>
+        </w:rPr>
+      </w:pPr>
+      <w:r>
+        <w:rPr>
+          <w:b/>
+          <w:bCs/>
+        </w:rPr>
+        <w:t># Step 2: Set working directory</w:t>
+      </w:r>
+    </w:p>
+    <w:p>
+      <w:pPr>
+        <w:jc w:val="both"/>
+      </w:pPr>
+      <w:r>
+        <w:t>WORKDIR /app</w:t>
+      </w:r>
+    </w:p>
+    <w:p>
+      <w:pPr>
+        <w:jc w:val="both"/>
+        <w:rPr>
+          <w:b/>
+          <w:bCs/>
+        </w:rPr>
+      </w:pPr>
+      <w:r>
+        <w:rPr>
+          <w:b/>
+          <w:bCs/>
+        </w:rPr>
+        <w:t># Step 3: Copy JAR file</w:t>
+      </w:r>
+    </w:p>
+    <w:p>
+      <w:pPr>
+        <w:jc w:val="both"/>
+      </w:pPr>
+      <w:r>
+        <w:t>COPY target/greetings-service.jar app.jar</w:t>
+      </w:r>
+    </w:p>
+    <w:p>
+      <w:pPr>
+        <w:jc w:val="both"/>
+        <w:rPr>
+          <w:b/>
+          <w:bCs/>
+        </w:rPr>
+      </w:pPr>
+      <w:r>
+        <w:rPr>
+          <w:b/>
+          <w:bCs/>
+        </w:rPr>
+        <w:t># Step 4: Expose port</w:t>
+      </w:r>
+    </w:p>
+    <w:p>
+      <w:pPr>
+        <w:jc w:val="both"/>
+      </w:pPr>
+      <w:r>
+        <w:t>EXPOSE 8000</w:t>
+      </w:r>
+    </w:p>
+    <w:p>
+      <w:pPr>
+        <w:jc w:val="both"/>
+        <w:rPr>
+          <w:b/>
+          <w:bCs/>
+        </w:rPr>
+      </w:pPr>
+      <w:r>
+        <w:rPr>
+          <w:b/>
+          <w:bCs/>
+        </w:rPr>
+        <w:t># Step 5: Run application</w:t>
+      </w:r>
+    </w:p>
+    <w:p>
+      <w:pPr>
+        <w:jc w:val="both"/>
+      </w:pPr>
+      <w:r>
+        <w:t>CMD ["java", "-jar", "app.jar"]</w:t>
+      </w:r>
+    </w:p>
+    <w:p>
+      <w:pPr>
+        <w:jc w:val="both"/>
+      </w:pPr>
+    </w:p>
+    <w:p>
+      <w:pPr>
+        <w:jc w:val="both"/>
+      </w:pPr>
+      <w:r>
+        <w:pict w14:anchorId="05B9A919">
+          <v:rect id="_x0000_i1120" style="width:0;height:1.5pt" o:hralign="center" o:hrstd="t" o:hr="t" fillcolor="#a0a0a0" stroked="f"/>
+        </w:pict>
+      </w:r>
+    </w:p>
+    <w:p>
+      <w:pPr>
+        <w:jc w:val="both"/>
+        <w:rPr>
+          <w:rFonts w:ascii="Segoe UI Emoji" w:hAnsi="Segoe UI Emoji" w:cs="Segoe UI Emoji"/>
+          <w:b/>
+          <w:bCs/>
+        </w:rPr>
+      </w:pPr>
+    </w:p>
+    <w:p>
+      <w:pPr>
+        <w:jc w:val="both"/>
+        <w:rPr>
+          <w:b/>
+          <w:bCs/>
+        </w:rPr>
+      </w:pPr>
+      <w:r>
+        <w:rPr>
+          <w:rFonts w:ascii="Segoe UI Emoji" w:hAnsi="Segoe UI Emoji" w:cs="Segoe UI Emoji"/>
+          <w:b/>
+          <w:bCs/>
+        </w:rPr>
+        <w:t>🧠</w:t>
+      </w:r>
+      <w:r>
+        <w:rPr>
+          <w:b/>
+          <w:bCs/>
+        </w:rPr>
+        <w:t xml:space="preserve"> What each line is doing</w:t>
+      </w:r>
+    </w:p>
+    <w:p>
+      <w:pPr>
+        <w:numPr>
+          <w:ilvl w:val="0"/>
+          <w:numId w:val="13"/>
+        </w:numPr>
+        <w:jc w:val="both"/>
+      </w:pPr>
+      <w:r>
+        <w:t xml:space="preserve">FROM openjdk:21-jdk → Java 21 runtime </w:t>
+      </w:r>
+    </w:p>
+    <w:p>
+      <w:pPr>
+        <w:numPr>
+          <w:ilvl w:val="0"/>
+          <w:numId w:val="13"/>
+        </w:numPr>
+        <w:jc w:val="both"/>
+      </w:pPr>
+      <w:r>
+        <w:t xml:space="preserve">WORKDIR /app → creates folder inside container </w:t>
+      </w:r>
+    </w:p>
+    <w:p>
+      <w:pPr>
+        <w:numPr>
+          <w:ilvl w:val="0"/>
+          <w:numId w:val="13"/>
+        </w:numPr>
+        <w:jc w:val="both"/>
+      </w:pPr>
+      <w:r>
+        <w:t xml:space="preserve">COPY → puts your built JAR inside container </w:t>
+      </w:r>
+    </w:p>
+    <w:p>
+      <w:pPr>
+        <w:numPr>
+          <w:ilvl w:val="0"/>
+          <w:numId w:val="13"/>
+        </w:numPr>
+        <w:jc w:val="both"/>
+      </w:pPr>
+      <w:r>
+        <w:t xml:space="preserve">EXPOSE 8000 → matches your </w:t>
+      </w:r>
+      <w:proofErr w:type="spellStart"/>
+      <w:proofErr w:type="gramStart"/>
+      <w:r>
+        <w:t>application.properties</w:t>
+      </w:r>
+      <w:proofErr w:type="spellEnd"/>
+      <w:proofErr w:type="gramEnd"/>
+      <w:r>
+        <w:t xml:space="preserve"> </w:t>
+      </w:r>
+    </w:p>
+    <w:p>
+      <w:pPr>
+        <w:numPr>
+          <w:ilvl w:val="0"/>
+          <w:numId w:val="13"/>
+        </w:numPr>
+        <w:jc w:val="both"/>
+      </w:pPr>
+      <w:r>
+        <w:t>CMD → runs your Spring Boot app</w:t>
+      </w:r>
+    </w:p>
+    <w:p>
+      <w:pPr>
+        <w:jc w:val="both"/>
+      </w:pPr>
+    </w:p>
+    <w:p>
+      <w:pPr>
+        <w:jc w:val="both"/>
+      </w:pPr>
+    </w:p>
+    <w:p>
+      <w:pPr>
+        <w:jc w:val="both"/>
+      </w:pPr>
+    </w:p>
+    <w:p>
+      <w:pPr>
+        <w:jc w:val="both"/>
+        <w:rPr>
+          <w:b/>
+          <w:bCs/>
+        </w:rPr>
+      </w:pPr>
+      <w:r>
+        <w:rPr>
+          <w:b/>
+          <w:bCs/>
+        </w:rPr>
+        <w:lastRenderedPageBreak/>
+        <w:t xml:space="preserve">Step 3: </w:t>
+      </w:r>
+      <w:r>
+        <w:rPr>
+          <w:b/>
+          <w:bCs/>
+        </w:rPr>
+        <w:t xml:space="preserve">Open Docker in your system and </w:t>
+      </w:r>
+      <w:r>
+        <w:rPr>
+          <w:b/>
+          <w:bCs/>
+        </w:rPr>
+        <w:t>Build Docker Image</w:t>
+      </w:r>
+    </w:p>
+    <w:p>
+      <w:pPr>
+        <w:jc w:val="both"/>
+      </w:pPr>
+      <w:r>
+        <w:t>Run this command in project root:</w:t>
+      </w:r>
+    </w:p>
+    <w:p>
+      <w:pPr>
+        <w:jc w:val="both"/>
+        <w:rPr>
+          <w:b/>
+          <w:bCs/>
+        </w:rPr>
+      </w:pPr>
+      <w:r>
+        <w:rPr>
+          <w:b/>
+          <w:bCs/>
+        </w:rPr>
+        <w:t>docker build -t greetings-</w:t>
+      </w:r>
+      <w:proofErr w:type="gramStart"/>
+      <w:r>
+        <w:rPr>
+          <w:b/>
+          <w:bCs/>
+        </w:rPr>
+        <w:t>service .</w:t>
+      </w:r>
+      <w:proofErr w:type="gramEnd"/>
+    </w:p>
+    <w:p>
+      <w:pPr>
+        <w:jc w:val="both"/>
+      </w:pPr>
+      <w:r>
+        <w:rPr>
+          <w:rFonts w:ascii="Segoe UI Emoji" w:hAnsi="Segoe UI Emoji" w:cs="Segoe UI Emoji"/>
+        </w:rPr>
+        <w:t>👉</w:t>
+      </w:r>
+      <w:r>
+        <w:t xml:space="preserve"> Result:</w:t>
+      </w:r>
+    </w:p>
+    <w:p>
+      <w:pPr>
+        <w:numPr>
+          <w:ilvl w:val="0"/>
+          <w:numId w:val="14"/>
+        </w:numPr>
+        <w:jc w:val="both"/>
+      </w:pPr>
+      <w:r>
+        <w:t xml:space="preserve">Docker reads </w:t>
+      </w:r>
+      <w:proofErr w:type="spellStart"/>
+      <w:r>
+        <w:t>Dockerfile</w:t>
+      </w:r>
+      <w:proofErr w:type="spellEnd"/>
+      <w:r>
+        <w:t xml:space="preserve"> </w:t>
+      </w:r>
+    </w:p>
+    <w:p>
+      <w:pPr>
+        <w:numPr>
+          <w:ilvl w:val="0"/>
+          <w:numId w:val="14"/>
+        </w:numPr>
+        <w:jc w:val="both"/>
+      </w:pPr>
+      <w:r>
+        <w:t xml:space="preserve">Builds layers </w:t>
+      </w:r>
+    </w:p>
+    <w:p>
+      <w:pPr>
+        <w:numPr>
+          <w:ilvl w:val="0"/>
+          <w:numId w:val="14"/>
+        </w:numPr>
+        <w:jc w:val="both"/>
+      </w:pPr>
+      <w:r>
+        <w:t>Creates image named greetings-service</w:t>
+      </w:r>
+    </w:p>
+    <w:p>
+      <w:pPr>
+        <w:jc w:val="both"/>
+      </w:pPr>
+    </w:p>
+    <w:p>
+      <w:pPr>
+        <w:jc w:val="both"/>
+      </w:pPr>
+      <w:r>
+        <w:drawing>
+          <wp:inline distT="0" distB="0" distL="0" distR="0" wp14:anchorId="7B190429" wp14:editId="4024844F">
+            <wp:extent cx="5731510" cy="2906395"/>
+            <wp:effectExtent l="0" t="0" r="2540" b="8255"/>
+            <wp:docPr id="474367050" name="Picture 1"/>
+            <wp:cNvGraphicFramePr>
+              <a:graphicFrameLocks xmlns:a="http://schemas.openxmlformats.org/drawingml/2006/main" noChangeAspect="1"/>
+            </wp:cNvGraphicFramePr>
+            <a:graphic xmlns:a="http://schemas.openxmlformats.org/drawingml/2006/main">
+              <a:graphicData uri="http://schemas.openxmlformats.org/drawingml/2006/picture">
+                <pic:pic xmlns:pic="http://schemas.openxmlformats.org/drawingml/2006/picture">
+                  <pic:nvPicPr>
+                    <pic:cNvPr id="474367050" name=""/>
+                    <pic:cNvPicPr/>
+                  </pic:nvPicPr>
+                  <pic:blipFill>
+                    <a:blip r:embed="rId13"/>
+                    <a:stretch>
+                      <a:fillRect/>
+                    </a:stretch>
+                  </pic:blipFill>
+                  <pic:spPr>
+                    <a:xfrm>
+                      <a:off x="0" y="0"/>
+                      <a:ext cx="5731510" cy="2906395"/>
+                    </a:xfrm>
+                    <a:prstGeom prst="rect">
+                      <a:avLst/>
+                    </a:prstGeom>
+                  </pic:spPr>
+                </pic:pic>
+              </a:graphicData>
+            </a:graphic>
+          </wp:inline>
+        </w:drawing>
+      </w:r>
+    </w:p>
+    <w:p>
+      <w:pPr>
+        <w:jc w:val="both"/>
+      </w:pPr>
+    </w:p>
+    <w:p>
+      <w:pPr>
+        <w:jc w:val="both"/>
+        <w:rPr>
+          <w:b/>
+          <w:bCs/>
+        </w:rPr>
+      </w:pPr>
+      <w:r>
+        <w:rPr>
+          <w:b/>
+          <w:bCs/>
+        </w:rPr>
+        <w:t>Step 4: Run Container</w:t>
+      </w:r>
+    </w:p>
+    <w:p>
+      <w:pPr>
+        <w:jc w:val="both"/>
+      </w:pPr>
+      <w:r>
+        <w:t>docker run -p 8000:8000 greetings-service</w:t>
+      </w:r>
+    </w:p>
+    <w:p>
+      <w:pPr>
+        <w:jc w:val="both"/>
+      </w:pPr>
+      <w:r>
+        <w:rPr>
+          <w:rFonts w:ascii="Segoe UI Emoji" w:hAnsi="Segoe UI Emoji" w:cs="Segoe UI Emoji"/>
+        </w:rPr>
+        <w:t>👉</w:t>
+      </w:r>
+      <w:r>
+        <w:t xml:space="preserve"> Now your app is running inside container</w:t>
+      </w:r>
+    </w:p>
+    <w:p>
+      <w:pPr>
+        <w:jc w:val="both"/>
+      </w:pPr>
+    </w:p>
+    <w:p>
+      <w:pPr>
+        <w:jc w:val="both"/>
+      </w:pPr>
+      <w:r>
+        <w:drawing>
+          <wp:inline distT="0" distB="0" distL="0" distR="0" wp14:anchorId="4AB524D2" wp14:editId="5095E2F1">
+            <wp:extent cx="5731510" cy="1308735"/>
+            <wp:effectExtent l="0" t="0" r="2540" b="5715"/>
+            <wp:docPr id="1166794507" name="Picture 1"/>
+            <wp:cNvGraphicFramePr>
+              <a:graphicFrameLocks xmlns:a="http://schemas.openxmlformats.org/drawingml/2006/main" noChangeAspect="1"/>
+            </wp:cNvGraphicFramePr>
+            <a:graphic xmlns:a="http://schemas.openxmlformats.org/drawingml/2006/main">
+              <a:graphicData uri="http://schemas.openxmlformats.org/drawingml/2006/picture">
+                <pic:pic xmlns:pic="http://schemas.openxmlformats.org/drawingml/2006/picture">
+                  <pic:nvPicPr>
+                    <pic:cNvPr id="1166794507" name=""/>
+                    <pic:cNvPicPr/>
+                  </pic:nvPicPr>
+                  <pic:blipFill>
+                    <a:blip r:embed="rId14"/>
+                    <a:stretch>
+                      <a:fillRect/>
+                    </a:stretch>
+                  </pic:blipFill>
+                  <pic:spPr>
+                    <a:xfrm>
+                      <a:off x="0" y="0"/>
+                      <a:ext cx="5731510" cy="1308735"/>
+                    </a:xfrm>
+                    <a:prstGeom prst="rect">
+                      <a:avLst/>
+                    </a:prstGeom>
+                  </pic:spPr>
+                </pic:pic>
+              </a:graphicData>
+            </a:graphic>
+          </wp:inline>
+        </w:drawing>
+      </w:r>
+    </w:p>
+    <w:p>
+      <w:pPr>
+        <w:jc w:val="both"/>
+      </w:pPr>
+      <w:r>
+        <w:pict w14:anchorId="036914C0">
+          <v:rect id="_x0000_i1369" style="width:0;height:1.5pt" o:hralign="center" o:hrstd="t" o:hr="t" fillcolor="#a0a0a0" stroked="f"/>
+        </w:pict>
+      </w:r>
+    </w:p>
+    <w:p>
+      <w:pPr>
+        <w:jc w:val="both"/>
+        <w:rPr>
+          <w:b/>
+          <w:bCs/>
+        </w:rPr>
+      </w:pPr>
+      <w:r>
+        <w:rPr>
+          <w:rFonts w:ascii="Segoe UI Emoji" w:hAnsi="Segoe UI Emoji" w:cs="Segoe UI Emoji"/>
+          <w:b/>
+          <w:bCs/>
+        </w:rPr>
+        <w:lastRenderedPageBreak/>
+        <w:t>🌐</w:t>
+      </w:r>
+      <w:r>
+        <w:rPr>
+          <w:b/>
+          <w:bCs/>
+        </w:rPr>
+        <w:t xml:space="preserve"> Step 5: Test APIs</w:t>
+      </w:r>
+    </w:p>
+    <w:p>
+      <w:pPr>
+        <w:jc w:val="both"/>
+      </w:pPr>
+      <w:r>
+        <w:t>Open browser or Postman:</w:t>
+      </w:r>
+    </w:p>
+    <w:p>
+      <w:pPr>
+        <w:ind w:left="360"/>
+        <w:jc w:val="both"/>
+      </w:pPr>
+      <w:hyperlink r:id="rId15" w:tgtFrame="_new" w:history="1">
+        <w:r>
+          <w:rPr>
+            <w:rStyle w:val="Hyperlink"/>
+          </w:rPr>
+          <w:t>http://localhost:8000/greetings/hello</w:t>
+        </w:r>
+      </w:hyperlink>
+    </w:p>
+    <w:p>
+      <w:pPr>
+        <w:ind w:left="360"/>
+        <w:jc w:val="both"/>
+      </w:pPr>
+      <w:hyperlink r:id="rId16" w:tgtFrame="_new" w:history="1">
+        <w:r>
+          <w:rPr>
+            <w:rStyle w:val="Hyperlink"/>
+          </w:rPr>
+          <w:t>http://localhost:8000/greetings/hello-bean</w:t>
+        </w:r>
+      </w:hyperlink>
+    </w:p>
+    <w:p>
+      <w:pPr>
+        <w:ind w:left="360"/>
+        <w:jc w:val="both"/>
+      </w:pPr>
+      <w:hyperlink r:id="rId17" w:tgtFrame="_new" w:history="1">
+        <w:r>
+          <w:rPr>
+            <w:rStyle w:val="Hyperlink"/>
+          </w:rPr>
+          <w:t>http://localhost:8000/greetings/hello-bean/John</w:t>
+        </w:r>
+      </w:hyperlink>
+    </w:p>
+    <w:p>
+      <w:pPr>
+        <w:jc w:val="both"/>
+      </w:pPr>
+    </w:p>
+    <w:p>
+      <w:pPr>
+        <w:jc w:val="both"/>
+        <w:rPr>
+          <w:b/>
+          <w:bCs/>
+        </w:rPr>
+      </w:pPr>
+      <w:r>
+        <w:rPr>
+          <w:b/>
+          <w:bCs/>
+        </w:rPr>
+        <w:t>Step 6: To export docker image on my Docker Hub Remote repository:</w:t>
+      </w:r>
+    </w:p>
+    <w:p>
+      <w:pPr>
+        <w:jc w:val="both"/>
+      </w:pPr>
+      <w:hyperlink r:id="rId18" w:history="1">
+        <w:r>
+          <w:rPr>
+            <w:rStyle w:val="Hyperlink"/>
+          </w:rPr>
+          <w:t>https://hub.docker.com/repositories/asohrab18</w:t>
+        </w:r>
+      </w:hyperlink>
+    </w:p>
+    <w:p>
+      <w:pPr>
+        <w:jc w:val="both"/>
+      </w:pPr>
+      <w:r>
+        <w:t>My</w:t>
+      </w:r>
+      <w:r>
+        <w:t xml:space="preserve"> Docker Hub username = asohrab18</w:t>
+      </w:r>
+    </w:p>
+    <w:p>
+      <w:pPr>
+        <w:jc w:val="both"/>
+      </w:pPr>
+      <w:r>
+        <w:pict w14:anchorId="36A906BA">
+          <v:rect id="_x0000_i1395" style="width:0;height:1.5pt" o:hralign="center" o:hrstd="t" o:hr="t" fillcolor="#a0a0a0" stroked="f"/>
+        </w:pict>
+      </w:r>
+    </w:p>
+    <w:p>
+      <w:pPr>
+        <w:jc w:val="both"/>
+        <w:rPr>
+          <w:b/>
+          <w:bCs/>
+        </w:rPr>
+      </w:pPr>
+      <w:r>
+        <w:rPr>
+          <w:rFonts w:ascii="Segoe UI Emoji" w:hAnsi="Segoe UI Emoji" w:cs="Segoe UI Emoji"/>
+          <w:b/>
+          <w:bCs/>
+        </w:rPr>
+        <w:t>🏷️</w:t>
+      </w:r>
+      <w:r>
+        <w:rPr>
+          <w:b/>
+          <w:bCs/>
+        </w:rPr>
+        <w:t xml:space="preserve"> Step </w:t>
+      </w:r>
+      <w:r>
+        <w:rPr>
+          <w:b/>
+          <w:bCs/>
+        </w:rPr>
+        <w:t>6.</w:t>
+      </w:r>
+      <w:r>
+        <w:rPr>
+          <w:b/>
+          <w:bCs/>
+        </w:rPr>
+        <w:t>1: Tag your image correctly</w:t>
+      </w:r>
+    </w:p>
+    <w:p>
+      <w:pPr>
+        <w:jc w:val="both"/>
+      </w:pPr>
+      <w:r>
+        <w:t xml:space="preserve">Right </w:t>
+      </w:r>
+      <w:proofErr w:type="gramStart"/>
+      <w:r>
+        <w:t>now</w:t>
+      </w:r>
+      <w:proofErr w:type="gramEnd"/>
+      <w:r>
+        <w:t xml:space="preserve"> your local image is:</w:t>
+      </w:r>
+    </w:p>
+    <w:p>
+      <w:pPr>
+        <w:jc w:val="both"/>
+      </w:pPr>
+      <w:r>
+        <w:t>greetings-service</w:t>
+      </w:r>
+    </w:p>
+    <w:p>
+      <w:pPr>
+        <w:jc w:val="both"/>
+      </w:pPr>
+      <w:r>
+        <w:t>You must tag it like this:</w:t>
+      </w:r>
+    </w:p>
+    <w:p>
+      <w:pPr>
+        <w:jc w:val="both"/>
+        <w:rPr>
+          <w:b/>
+          <w:bCs/>
+        </w:rPr>
+      </w:pPr>
+      <w:r>
+        <w:rPr>
+          <w:b/>
+          <w:bCs/>
+        </w:rPr>
+        <w:t>docker tag greetings-service asohrab18/greetings-service:1.0</w:t>
+      </w:r>
+    </w:p>
+    <w:p>
+      <w:pPr>
+        <w:jc w:val="both"/>
+      </w:pPr>
+      <w:r>
+        <w:pict w14:anchorId="0D73EEC1">
+          <v:rect id="_x0000_i1396" style="width:0;height:1.5pt" o:hralign="center" o:hrstd="t" o:hr="t" fillcolor="#a0a0a0" stroked="f"/>
+        </w:pict>
+      </w:r>
+    </w:p>
+    <w:p>
+      <w:pPr>
+        <w:jc w:val="both"/>
+        <w:rPr>
+          <w:b/>
+          <w:bCs/>
+        </w:rPr>
+      </w:pPr>
+      <w:r>
+        <w:rPr>
+          <w:rFonts w:ascii="Segoe UI Emoji" w:hAnsi="Segoe UI Emoji" w:cs="Segoe UI Emoji"/>
+          <w:b/>
+          <w:bCs/>
+        </w:rPr>
+        <w:t>🔐</w:t>
+      </w:r>
+      <w:r>
+        <w:rPr>
+          <w:b/>
+          <w:bCs/>
+        </w:rPr>
+        <w:t xml:space="preserve"> Step </w:t>
+      </w:r>
+      <w:r>
+        <w:rPr>
+          <w:b/>
+          <w:bCs/>
+        </w:rPr>
+        <w:t>6.</w:t>
+      </w:r>
+      <w:r>
+        <w:rPr>
+          <w:b/>
+          <w:bCs/>
+        </w:rPr>
+        <w:t>2: Login (if not already)</w:t>
+      </w:r>
+    </w:p>
+    <w:p>
+      <w:pPr>
+        <w:jc w:val="both"/>
+      </w:pPr>
+      <w:r>
+        <w:t>docker login</w:t>
+      </w:r>
+    </w:p>
+    <w:p>
+      <w:pPr>
+        <w:jc w:val="both"/>
+      </w:pPr>
+      <w:r>
+        <w:pict w14:anchorId="339B2C25">
+          <v:rect id="_x0000_i1397" style="width:0;height:1.5pt" o:hralign="center" o:hrstd="t" o:hr="t" fillcolor="#a0a0a0" stroked="f"/>
+        </w:pict>
+      </w:r>
+    </w:p>
+    <w:p>
+      <w:pPr>
+        <w:jc w:val="both"/>
+        <w:rPr>
+          <w:b/>
+          <w:bCs/>
+        </w:rPr>
+      </w:pPr>
+      <w:r>
+        <w:rPr>
+          <w:rFonts w:ascii="Segoe UI Emoji" w:hAnsi="Segoe UI Emoji" w:cs="Segoe UI Emoji"/>
+          <w:b/>
+          <w:bCs/>
+        </w:rPr>
+        <w:t>⬆️</w:t>
+      </w:r>
+      <w:r>
+        <w:rPr>
+          <w:b/>
+          <w:bCs/>
+        </w:rPr>
+        <w:t xml:space="preserve"> Step </w:t>
+      </w:r>
+      <w:r>
+        <w:rPr>
+          <w:b/>
+          <w:bCs/>
+        </w:rPr>
+        <w:t>6.</w:t>
+      </w:r>
+      <w:r>
+        <w:rPr>
+          <w:b/>
+          <w:bCs/>
+        </w:rPr>
+        <w:t>3: Push image</w:t>
+      </w:r>
+    </w:p>
+    <w:p>
+      <w:pPr>
+        <w:jc w:val="both"/>
+      </w:pPr>
+      <w:r>
+        <w:t>docker push asohrab18/greetings-service:1.0</w:t>
+      </w:r>
+    </w:p>
+    <w:p>
+      <w:pPr>
+        <w:jc w:val="both"/>
+      </w:pPr>
+      <w:r>
+        <w:rPr>
+          <w:rFonts w:ascii="Segoe UI Emoji" w:hAnsi="Segoe UI Emoji" w:cs="Segoe UI Emoji"/>
+        </w:rPr>
+        <w:t>👉</w:t>
+      </w:r>
+      <w:r>
+        <w:t xml:space="preserve"> You’ll see layers uploading</w:t>
+      </w:r>
+    </w:p>
+    <w:p>
+      <w:pPr>
+        <w:jc w:val="both"/>
+      </w:pPr>
+    </w:p>
+    <w:p>
+      <w:pPr>
+        <w:jc w:val="both"/>
+      </w:pPr>
+      <w:r>
+        <w:lastRenderedPageBreak/>
+        <w:drawing>
+          <wp:inline distT="0" distB="0" distL="0" distR="0" wp14:anchorId="4B2DC050" wp14:editId="137E8179">
+            <wp:extent cx="5731510" cy="3439795"/>
+            <wp:effectExtent l="0" t="0" r="2540" b="8255"/>
+            <wp:docPr id="139491965" name="Picture 1"/>
+            <wp:cNvGraphicFramePr>
+              <a:graphicFrameLocks xmlns:a="http://schemas.openxmlformats.org/drawingml/2006/main" noChangeAspect="1"/>
+            </wp:cNvGraphicFramePr>
+            <a:graphic xmlns:a="http://schemas.openxmlformats.org/drawingml/2006/main">
+              <a:graphicData uri="http://schemas.openxmlformats.org/drawingml/2006/picture">
+                <pic:pic xmlns:pic="http://schemas.openxmlformats.org/drawingml/2006/picture">
+                  <pic:nvPicPr>
+                    <pic:cNvPr id="139491965" name=""/>
+                    <pic:cNvPicPr/>
+                  </pic:nvPicPr>
+                  <pic:blipFill>
+                    <a:blip r:embed="rId19"/>
+                    <a:stretch>
+                      <a:fillRect/>
+                    </a:stretch>
+                  </pic:blipFill>
+                  <pic:spPr>
+                    <a:xfrm>
+                      <a:off x="0" y="0"/>
+                      <a:ext cx="5731510" cy="3439795"/>
+                    </a:xfrm>
+                    <a:prstGeom prst="rect">
+                      <a:avLst/>
+                    </a:prstGeom>
+                  </pic:spPr>
+                </pic:pic>
+              </a:graphicData>
+            </a:graphic>
+          </wp:inline>
+        </w:drawing>
+      </w:r>
+    </w:p>
+    <w:p>
+      <w:pPr>
+        <w:jc w:val="both"/>
+      </w:pPr>
+      <w:r>
+        <w:pict w14:anchorId="62F94C99">
+          <v:rect id="_x0000_i1398" style="width:0;height:1.5pt" o:hralign="center" o:hrstd="t" o:hr="t" fillcolor="#a0a0a0" stroked="f"/>
+        </w:pict>
+      </w:r>
+    </w:p>
+    <w:p>
+      <w:pPr>
+        <w:jc w:val="both"/>
+        <w:rPr>
+          <w:b/>
+          <w:bCs/>
+        </w:rPr>
+      </w:pPr>
+      <w:r>
+        <w:rPr>
+          <w:rFonts w:ascii="Segoe UI Emoji" w:hAnsi="Segoe UI Emoji" w:cs="Segoe UI Emoji"/>
+          <w:b/>
+          <w:bCs/>
+        </w:rPr>
+        <w:t>🌐</w:t>
+      </w:r>
+      <w:r>
+        <w:rPr>
+          <w:b/>
+          <w:bCs/>
+        </w:rPr>
+        <w:t xml:space="preserve"> Step </w:t>
+      </w:r>
+      <w:r>
+        <w:rPr>
+          <w:b/>
+          <w:bCs/>
+        </w:rPr>
+        <w:t>7</w:t>
+      </w:r>
+      <w:r>
+        <w:rPr>
+          <w:b/>
+          <w:bCs/>
+        </w:rPr>
+        <w:t>: Verify on Docker Hub</w:t>
+      </w:r>
+    </w:p>
+    <w:p>
+      <w:pPr>
+        <w:jc w:val="both"/>
+      </w:pPr>
+      <w:r>
+        <w:t>Refresh your repo page—you should now see:</w:t>
+      </w:r>
+    </w:p>
+    <w:p>
+      <w:pPr>
+        <w:jc w:val="both"/>
+      </w:pPr>
+      <w:r>
+        <w:t>greetings-service   |   tag: 1.0</w:t>
+      </w:r>
+    </w:p>
+    <w:p>
+      <w:pPr>
+        <w:jc w:val="both"/>
+      </w:pPr>
+    </w:p>
+    <w:p>
+      <w:pPr>
+        <w:jc w:val="both"/>
+      </w:pPr>
+      <w:r>
+        <w:drawing>
+          <wp:inline distT="0" distB="0" distL="0" distR="0" wp14:anchorId="238FD717" wp14:editId="30F2F8E1">
+            <wp:extent cx="5731510" cy="1375410"/>
+            <wp:effectExtent l="0" t="0" r="2540" b="0"/>
+            <wp:docPr id="1169765958" name="Picture 1"/>
+            <wp:cNvGraphicFramePr>
+              <a:graphicFrameLocks xmlns:a="http://schemas.openxmlformats.org/drawingml/2006/main" noChangeAspect="1"/>
+            </wp:cNvGraphicFramePr>
+            <a:graphic xmlns:a="http://schemas.openxmlformats.org/drawingml/2006/main">
+              <a:graphicData uri="http://schemas.openxmlformats.org/drawingml/2006/picture">
+                <pic:pic xmlns:pic="http://schemas.openxmlformats.org/drawingml/2006/picture">
+                  <pic:nvPicPr>
+                    <pic:cNvPr id="1169765958" name=""/>
+                    <pic:cNvPicPr/>
+                  </pic:nvPicPr>
+                  <pic:blipFill>
+                    <a:blip r:embed="rId20"/>
+                    <a:stretch>
+                      <a:fillRect/>
+                    </a:stretch>
+                  </pic:blipFill>
+                  <pic:spPr>
+                    <a:xfrm>
+                      <a:off x="0" y="0"/>
+                      <a:ext cx="5731510" cy="1375410"/>
+                    </a:xfrm>
+                    <a:prstGeom prst="rect">
+                      <a:avLst/>
+                    </a:prstGeom>
+                  </pic:spPr>
+                </pic:pic>
+              </a:graphicData>
+            </a:graphic>
+          </wp:inline>
+        </w:drawing>
+      </w:r>
+    </w:p>
+    <w:p>
+      <w:pPr>
+        <w:jc w:val="both"/>
+      </w:pPr>
+    </w:p>
+    <w:p>
+      <w:pPr>
+        <w:jc w:val="both"/>
+      </w:pPr>
+    </w:p>
+    <w:p>
+      <w:pPr>
+        <w:jc w:val="both"/>
+      </w:pPr>
+    </w:p>
+    <w:p>
+      <w:pPr>
+        <w:jc w:val="both"/>
+      </w:pPr>
+    </w:p>
+    <w:p>
+      <w:pPr>
+        <w:jc w:val="both"/>
+      </w:pPr>
+    </w:p>
+    <w:p>
+      <w:pPr>
+        <w:jc w:val="both"/>
+      </w:pPr>
+    </w:p>
+    <w:p>
+      <w:pPr>
+        <w:jc w:val="both"/>
+      </w:pPr>
+    </w:p>
+    <w:p>
+      <w:pPr>
+        <w:jc w:val="both"/>
+      </w:pPr>
+      <w:r>
+        <w:lastRenderedPageBreak/>
+        <w:t>Suppose, Sohrab has shared this image name (</w:t>
+      </w:r>
+      <w:r>
+        <w:t>asohrab18/greetings-service:1.0</w:t>
+      </w:r>
+      <w:r>
+        <w:t xml:space="preserve">) with </w:t>
+      </w:r>
+      <w:r>
+        <w:t>a person Jack</w:t>
+      </w:r>
+      <w:r>
+        <w:t>.</w:t>
+      </w:r>
+    </w:p>
+    <w:p>
+      <w:pPr>
+        <w:jc w:val="both"/>
+      </w:pPr>
+    </w:p>
+    <w:p>
+      <w:pPr>
+        <w:jc w:val="both"/>
+        <w:rPr>
+          <w:b/>
+          <w:bCs/>
+        </w:rPr>
+      </w:pPr>
+      <w:r>
+        <w:rPr>
+          <w:rFonts w:ascii="Segoe UI Emoji" w:hAnsi="Segoe UI Emoji" w:cs="Segoe UI Emoji"/>
+          <w:b/>
+          <w:bCs/>
+        </w:rPr>
+        <w:t>👨</w:t>
+      </w:r>
+      <w:r>
+        <w:rPr>
+          <w:b/>
+          <w:bCs/>
+        </w:rPr>
+        <w:t>‍</w:t>
+      </w:r>
+      <w:r>
+        <w:rPr>
+          <w:rFonts w:ascii="Segoe UI Emoji" w:hAnsi="Segoe UI Emoji" w:cs="Segoe UI Emoji"/>
+          <w:b/>
+          <w:bCs/>
+        </w:rPr>
+        <w:t>💻</w:t>
+      </w:r>
+      <w:r>
+        <w:rPr>
+          <w:b/>
+          <w:bCs/>
+        </w:rPr>
+        <w:t xml:space="preserve"> What Jack should do</w:t>
+      </w:r>
+    </w:p>
+    <w:p>
+      <w:pPr>
+        <w:jc w:val="both"/>
+        <w:rPr>
+          <w:b/>
+          <w:bCs/>
+        </w:rPr>
+      </w:pPr>
+      <w:r>
+        <w:rPr>
+          <w:rFonts w:ascii="Segoe UI Emoji" w:hAnsi="Segoe UI Emoji" w:cs="Segoe UI Emoji"/>
+          <w:b/>
+          <w:bCs/>
+        </w:rPr>
+        <w:t>✅</w:t>
+      </w:r>
+      <w:r>
+        <w:rPr>
+          <w:b/>
+          <w:bCs/>
+        </w:rPr>
+        <w:t xml:space="preserve"> Step 1: Pull the image</w:t>
+      </w:r>
+    </w:p>
+    <w:p>
+      <w:pPr>
+        <w:jc w:val="both"/>
+      </w:pPr>
+      <w:r>
+        <w:t>docker pull asohrab18/greetings-service:1.0</w:t>
+      </w:r>
+    </w:p>
+    <w:p>
+      <w:pPr>
+        <w:jc w:val="both"/>
+      </w:pPr>
+      <w:r>
+        <w:rPr>
+          <w:rFonts w:ascii="Segoe UI Emoji" w:hAnsi="Segoe UI Emoji" w:cs="Segoe UI Emoji"/>
+        </w:rPr>
+        <w:t>👉</w:t>
+      </w:r>
+      <w:r>
+        <w:t xml:space="preserve"> This downloads your image from Docker Hub to Jack’s machine</w:t>
+      </w:r>
+    </w:p>
+    <w:p>
+      <w:pPr>
+        <w:jc w:val="both"/>
+      </w:pPr>
+      <w:r>
+        <w:drawing>
+          <wp:inline distT="0" distB="0" distL="0" distR="0" wp14:anchorId="49700BB0" wp14:editId="3DAB2F93">
+            <wp:extent cx="5731510" cy="1125220"/>
+            <wp:effectExtent l="0" t="0" r="2540" b="0"/>
+            <wp:docPr id="196612350" name="Picture 1"/>
+            <wp:cNvGraphicFramePr>
+              <a:graphicFrameLocks xmlns:a="http://schemas.openxmlformats.org/drawingml/2006/main" noChangeAspect="1"/>
+            </wp:cNvGraphicFramePr>
+            <a:graphic xmlns:a="http://schemas.openxmlformats.org/drawingml/2006/main">
+              <a:graphicData uri="http://schemas.openxmlformats.org/drawingml/2006/picture">
+                <pic:pic xmlns:pic="http://schemas.openxmlformats.org/drawingml/2006/picture">
+                  <pic:nvPicPr>
+                    <pic:cNvPr id="196612350" name=""/>
+                    <pic:cNvPicPr/>
+                  </pic:nvPicPr>
+                  <pic:blipFill>
+                    <a:blip r:embed="rId21"/>
+                    <a:stretch>
+                      <a:fillRect/>
+                    </a:stretch>
+                  </pic:blipFill>
+                  <pic:spPr>
+                    <a:xfrm>
+                      <a:off x="0" y="0"/>
+                      <a:ext cx="5731510" cy="1125220"/>
+                    </a:xfrm>
+                    <a:prstGeom prst="rect">
+                      <a:avLst/>
+                    </a:prstGeom>
+                  </pic:spPr>
+                </pic:pic>
+              </a:graphicData>
+            </a:graphic>
+          </wp:inline>
+        </w:drawing>
+      </w:r>
+    </w:p>
+    <w:p>
+      <w:pPr>
+        <w:jc w:val="both"/>
+      </w:pPr>
+      <w:r>
+        <w:pict w14:anchorId="080B523E">
+          <v:rect id="_x0000_i1415" style="width:0;height:1.5pt" o:hralign="center" o:hrstd="t" o:hr="t" fillcolor="#a0a0a0" stroked="f"/>
+        </w:pict>
+      </w:r>
+    </w:p>
+    <w:p>
+      <w:pPr>
+        <w:jc w:val="both"/>
+        <w:rPr>
+          <w:b/>
+          <w:bCs/>
+        </w:rPr>
+      </w:pPr>
+      <w:r>
+        <w:rPr>
+          <w:rFonts w:ascii="Segoe UI Emoji" w:hAnsi="Segoe UI Emoji" w:cs="Segoe UI Emoji"/>
+          <w:b/>
+          <w:bCs/>
+        </w:rPr>
+        <w:t>✅</w:t>
+      </w:r>
+      <w:r>
+        <w:rPr>
+          <w:b/>
+          <w:bCs/>
+        </w:rPr>
+        <w:t xml:space="preserve"> Step 2: Run the container</w:t>
+      </w:r>
+    </w:p>
+    <w:p>
+      <w:pPr>
+        <w:jc w:val="both"/>
+      </w:pPr>
+      <w:r>
+        <w:t>docker run -p 8000:8000 asohrab18/greetings-service:1.0</w:t>
+      </w:r>
+    </w:p>
+    <w:p>
+      <w:pPr>
+        <w:jc w:val="both"/>
+      </w:pPr>
+      <w:r>
+        <w:rPr>
+          <w:rFonts w:ascii="Segoe UI Emoji" w:hAnsi="Segoe UI Emoji" w:cs="Segoe UI Emoji"/>
+        </w:rPr>
+        <w:t>👉</w:t>
+      </w:r>
+      <w:r>
+        <w:t xml:space="preserve"> Meaning:</w:t>
+      </w:r>
+    </w:p>
+    <w:p>
+      <w:pPr>
+        <w:numPr>
+          <w:ilvl w:val="0"/>
+          <w:numId w:val="16"/>
+        </w:numPr>
+        <w:jc w:val="both"/>
+      </w:pPr>
+      <w:r>
+        <w:t xml:space="preserve">Jack’s system port </w:t>
+      </w:r>
+      <w:r>
+        <w:rPr>
+          <w:b/>
+          <w:bCs/>
+        </w:rPr>
+        <w:t>8000</w:t>
+      </w:r>
+      <w:r>
+        <w:t xml:space="preserve"> </w:t>
+      </w:r>
+    </w:p>
+    <w:p>
+      <w:pPr>
+        <w:numPr>
+          <w:ilvl w:val="0"/>
+          <w:numId w:val="16"/>
+        </w:numPr>
+        <w:jc w:val="both"/>
+      </w:pPr>
+      <w:r>
+        <w:t xml:space="preserve">Container port </w:t>
+      </w:r>
+      <w:r>
+        <w:rPr>
+          <w:b/>
+          <w:bCs/>
+        </w:rPr>
+        <w:t>8000</w:t>
+      </w:r>
+      <w:r>
+        <w:t xml:space="preserve"> (your Spring Boot app) </w:t>
+      </w:r>
+    </w:p>
+    <w:p>
+      <w:pPr>
+        <w:jc w:val="both"/>
+      </w:pPr>
+      <w:r>
+        <w:drawing>
+          <wp:inline distT="0" distB="0" distL="0" distR="0" wp14:anchorId="0FF937F8" wp14:editId="30DDFBB2">
+            <wp:extent cx="5731510" cy="1550670"/>
+            <wp:effectExtent l="0" t="0" r="2540" b="0"/>
+            <wp:docPr id="458011710" name="Picture 1"/>
+            <wp:cNvGraphicFramePr>
+              <a:graphicFrameLocks xmlns:a="http://schemas.openxmlformats.org/drawingml/2006/main" noChangeAspect="1"/>
+            </wp:cNvGraphicFramePr>
+            <a:graphic xmlns:a="http://schemas.openxmlformats.org/drawingml/2006/main">
+              <a:graphicData uri="http://schemas.openxmlformats.org/drawingml/2006/picture">
+                <pic:pic xmlns:pic="http://schemas.openxmlformats.org/drawingml/2006/picture">
+                  <pic:nvPicPr>
+                    <pic:cNvPr id="458011710" name=""/>
+                    <pic:cNvPicPr/>
+                  </pic:nvPicPr>
+                  <pic:blipFill>
+                    <a:blip r:embed="rId22"/>
+                    <a:stretch>
+                      <a:fillRect/>
+                    </a:stretch>
+                  </pic:blipFill>
+                  <pic:spPr>
+                    <a:xfrm>
+                      <a:off x="0" y="0"/>
+                      <a:ext cx="5731510" cy="1550670"/>
+                    </a:xfrm>
+                    <a:prstGeom prst="rect">
+                      <a:avLst/>
+                    </a:prstGeom>
+                  </pic:spPr>
+                </pic:pic>
+              </a:graphicData>
+            </a:graphic>
+          </wp:inline>
+        </w:drawing>
+      </w:r>
+    </w:p>
+    <w:p>
+      <w:pPr>
+        <w:jc w:val="both"/>
+      </w:pPr>
+      <w:r>
+        <w:pict w14:anchorId="355EBE7C">
+          <v:rect id="_x0000_i1416" style="width:0;height:1.5pt" o:hralign="center" o:hrstd="t" o:hr="t" fillcolor="#a0a0a0" stroked="f"/>
+        </w:pict>
+      </w:r>
+    </w:p>
+    <w:p>
+      <w:pPr>
+        <w:jc w:val="both"/>
+        <w:rPr>
+          <w:b/>
+          <w:bCs/>
+        </w:rPr>
+      </w:pPr>
+      <w:r>
+        <w:rPr>
+          <w:rFonts w:ascii="Segoe UI Emoji" w:hAnsi="Segoe UI Emoji" w:cs="Segoe UI Emoji"/>
+          <w:b/>
+          <w:bCs/>
+        </w:rPr>
+        <w:t>🌐</w:t>
+      </w:r>
+      <w:r>
+        <w:rPr>
+          <w:b/>
+          <w:bCs/>
+        </w:rPr>
+        <w:t xml:space="preserve"> Step 3: Access the app</w:t>
+      </w:r>
+    </w:p>
+    <w:p>
+      <w:pPr>
+        <w:jc w:val="both"/>
+      </w:pPr>
+      <w:r>
+        <w:t xml:space="preserve">Jack opens </w:t>
+      </w:r>
+      <w:r>
+        <w:t>browser or Postman:</w:t>
+      </w:r>
+    </w:p>
+    <w:p>
+      <w:pPr>
+        <w:jc w:val="both"/>
+      </w:pPr>
+      <w:hyperlink r:id="rId23" w:history="1">
+        <w:r>
+          <w:rPr>
+            <w:rStyle w:val="Hyperlink"/>
+          </w:rPr>
+          <w:t>http://localhost:8000/greetings/hello</w:t>
+        </w:r>
+      </w:hyperlink>
+    </w:p>
+    <w:p>
+      <w:pPr>
+        <w:jc w:val="both"/>
+      </w:pPr>
+      <w:hyperlink r:id="rId24" w:history="1">
+        <w:r>
+          <w:rPr>
+            <w:rStyle w:val="Hyperlink"/>
+          </w:rPr>
+          <w:t>http://localhost:8000/greetings/hello-bean</w:t>
+        </w:r>
+      </w:hyperlink>
+    </w:p>
+    <w:p>
+      <w:pPr>
+        <w:jc w:val="both"/>
+      </w:pPr>
+      <w:hyperlink r:id="rId25" w:tgtFrame="_new" w:history="1">
+        <w:r>
+          <w:rPr>
+            <w:rStyle w:val="Hyperlink"/>
+          </w:rPr>
+          <w:t>http://localhost:8000/greetings/hello-bean/John</w:t>
+        </w:r>
+      </w:hyperlink>
+    </w:p>
+    <w:p>
+      <w:pPr>
+        <w:jc w:val="both"/>
+      </w:pPr>
+    </w:p>
+    <w:p>
+      <w:pPr>
+        <w:jc w:val="both"/>
+        <w:rPr>
+          <w:b/>
+          <w:bCs/>
+        </w:rPr>
+      </w:pPr>
+      <w:r>
+        <w:rPr>
+          <w:rFonts w:ascii="Segoe UI Emoji" w:hAnsi="Segoe UI Emoji" w:cs="Segoe UI Emoji"/>
+          <w:b/>
+          <w:bCs/>
+        </w:rPr>
+        <w:t>🧠</w:t>
+      </w:r>
+      <w:r>
+        <w:rPr>
+          <w:b/>
+          <w:bCs/>
+        </w:rPr>
+        <w:t xml:space="preserve"> Real-world understanding</w:t>
+      </w:r>
+    </w:p>
+    <w:p>
+      <w:pPr>
+        <w:jc w:val="both"/>
+      </w:pPr>
+      <w:r>
+        <w:rPr>
+          <w:rFonts w:ascii="Segoe UI Emoji" w:hAnsi="Segoe UI Emoji" w:cs="Segoe UI Emoji"/>
+        </w:rPr>
+        <w:t>👉</w:t>
+      </w:r>
+      <w:r>
+        <w:t xml:space="preserve"> Jack did NOT:</w:t>
+      </w:r>
+    </w:p>
+    <w:p>
+      <w:pPr>
+        <w:numPr>
+          <w:ilvl w:val="0"/>
+          <w:numId w:val="17"/>
+        </w:numPr>
+        <w:jc w:val="both"/>
+      </w:pPr>
+      <w:r>
+        <w:t xml:space="preserve">Install Java </w:t>
+      </w:r>
+      <w:r>
+        <w:rPr>
+          <w:rFonts w:ascii="Segoe UI Emoji" w:hAnsi="Segoe UI Emoji" w:cs="Segoe UI Emoji"/>
+        </w:rPr>
+        <w:t>❌</w:t>
+      </w:r>
+      <w:r>
+        <w:t xml:space="preserve"> </w:t>
+      </w:r>
+    </w:p>
+    <w:p>
+      <w:pPr>
+        <w:numPr>
+          <w:ilvl w:val="0"/>
+          <w:numId w:val="17"/>
+        </w:numPr>
+        <w:jc w:val="both"/>
+      </w:pPr>
+      <w:r>
+        <w:t xml:space="preserve">Build project </w:t>
+      </w:r>
+      <w:r>
+        <w:rPr>
+          <w:rFonts w:ascii="Segoe UI Emoji" w:hAnsi="Segoe UI Emoji" w:cs="Segoe UI Emoji"/>
+        </w:rPr>
+        <w:t>❌</w:t>
+      </w:r>
+      <w:r>
+        <w:t xml:space="preserve"> </w:t>
+      </w:r>
+    </w:p>
+    <w:p>
+      <w:pPr>
+        <w:numPr>
+          <w:ilvl w:val="0"/>
+          <w:numId w:val="17"/>
+        </w:numPr>
+        <w:jc w:val="both"/>
+      </w:pPr>
+      <w:r>
+        <w:t xml:space="preserve">Setup environment </w:t>
+      </w:r>
+      <w:r>
+        <w:rPr>
+          <w:rFonts w:ascii="Segoe UI Emoji" w:hAnsi="Segoe UI Emoji" w:cs="Segoe UI Emoji"/>
+        </w:rPr>
+        <w:t>❌</w:t>
+      </w:r>
+      <w:r>
+        <w:t xml:space="preserve"> </w:t>
+      </w:r>
+    </w:p>
+    <w:p>
+      <w:pPr>
+        <w:jc w:val="both"/>
+      </w:pPr>
+      <w:r>
+        <w:rPr>
+          <w:rFonts w:ascii="Segoe UI Emoji" w:hAnsi="Segoe UI Emoji" w:cs="Segoe UI Emoji"/>
+        </w:rPr>
+        <w:t>👉</w:t>
+      </w:r>
+      <w:r>
+        <w:t xml:space="preserve"> He just:</w:t>
+      </w:r>
+    </w:p>
+    <w:p>
+      <w:pPr>
+        <w:numPr>
+          <w:ilvl w:val="0"/>
+          <w:numId w:val="18"/>
+        </w:numPr>
+        <w:jc w:val="both"/>
+      </w:pPr>
+      <w:r>
+        <w:t xml:space="preserve">Pulled image </w:t>
+      </w:r>
+    </w:p>
+    <w:p>
+      <w:pPr>
+        <w:numPr>
+          <w:ilvl w:val="0"/>
+          <w:numId w:val="18"/>
+        </w:numPr>
+        <w:jc w:val="both"/>
+      </w:pPr>
+      <w:r>
+        <w:t xml:space="preserve">Ran container </w:t>
+      </w:r>
+    </w:p>
+    <w:p>
+      <w:pPr>
+        <w:jc w:val="both"/>
+      </w:pPr>
+      <w:r>
+        <w:pict w14:anchorId="59DE68C3">
+          <v:rect id="_x0000_i1425" style="width:0;height:1.5pt" o:hralign="center" o:hrstd="t" o:hr="t" fillcolor="#a0a0a0" stroked="f"/>
+        </w:pict>
+      </w:r>
+    </w:p>
+    <w:p>
+      <w:pPr>
+        <w:jc w:val="both"/>
+        <w:rPr>
+          <w:b/>
+          <w:bCs/>
+        </w:rPr>
+      </w:pPr>
+      <w:r>
+        <w:rPr>
+          <w:rFonts w:ascii="Segoe UI Emoji" w:hAnsi="Segoe UI Emoji" w:cs="Segoe UI Emoji"/>
+          <w:b/>
+          <w:bCs/>
+        </w:rPr>
+        <w:t>🎯</w:t>
+      </w:r>
+      <w:r>
+        <w:rPr>
+          <w:b/>
+          <w:bCs/>
+        </w:rPr>
+        <w:t xml:space="preserve"> One-line explanation (Interview gold)</w:t>
+      </w:r>
+    </w:p>
+    <w:p>
+      <w:pPr>
+        <w:jc w:val="both"/>
+      </w:pPr>
+      <w:r>
+        <w:t>Anyone can run the application using docker pull and docker run without worrying about environment setup.</w:t>
+      </w:r>
+    </w:p>
+    <w:p>
+      <w:pPr>
+        <w:jc w:val="both"/>
+      </w:pPr>
+    </w:p>
+    <w:p>
+      <w:pPr>
+        <w:jc w:val="both"/>
+      </w:pPr>
+    </w:p>
+    <w:p>
+      <w:pPr>
+        <w:jc w:val="both"/>
+        <w:rPr>
+          <w:b/>
+          <w:bCs/>
+        </w:rPr>
+      </w:pPr>
+      <w:r>
+        <w:rPr>
+          <w:rFonts w:ascii="Segoe UI Emoji" w:hAnsi="Segoe UI Emoji" w:cs="Segoe UI Emoji"/>
+          <w:b/>
+          <w:bCs/>
+        </w:rPr>
+        <w:t>🔍</w:t>
+      </w:r>
+      <w:r>
+        <w:rPr>
+          <w:b/>
+          <w:bCs/>
+        </w:rPr>
+        <w:t xml:space="preserve"> Can Jack find Sohrab’s images </w:t>
+      </w:r>
+      <w:r>
+        <w:rPr>
+          <w:b/>
+          <w:bCs/>
+        </w:rPr>
+        <w:t xml:space="preserve">himself </w:t>
+      </w:r>
+      <w:r>
+        <w:rPr>
+          <w:b/>
+          <w:bCs/>
+        </w:rPr>
+        <w:t>without the name?</w:t>
+      </w:r>
+    </w:p>
+    <w:p>
+      <w:pPr>
+        <w:jc w:val="both"/>
+      </w:pPr>
+      <w:r>
+        <w:t xml:space="preserve">If your images are </w:t>
+      </w:r>
+      <w:r>
+        <w:rPr>
+          <w:b/>
+          <w:bCs/>
+        </w:rPr>
+        <w:t>public on Docker Hub</w:t>
+      </w:r>
+      <w:r>
+        <w:t>, then Jack can discover them in two main ways:</w:t>
+      </w:r>
+    </w:p>
+    <w:p>
+      <w:pPr>
+        <w:jc w:val="both"/>
+      </w:pPr>
+      <w:r>
+        <w:pict w14:anchorId="43E1F55C">
+          <v:rect id="_x0000_i1439" style="width:0;height:1.5pt" o:hralign="center" o:hrstd="t" o:hr="t" fillcolor="#a0a0a0" stroked="f"/>
+        </w:pict>
+      </w:r>
+    </w:p>
+    <w:p>
+      <w:pPr>
+        <w:jc w:val="both"/>
+        <w:rPr>
+          <w:b/>
+          <w:bCs/>
+        </w:rPr>
+      </w:pPr>
+      <w:r>
+        <w:rPr>
+          <w:rFonts w:ascii="Segoe UI Emoji" w:hAnsi="Segoe UI Emoji" w:cs="Segoe UI Emoji"/>
+          <w:b/>
+          <w:bCs/>
+        </w:rPr>
+        <w:t>✅</w:t>
+      </w:r>
+      <w:r>
+        <w:rPr>
+          <w:b/>
+          <w:bCs/>
+        </w:rPr>
+        <w:t xml:space="preserve"> 1. Search by username (most direct way)</w:t>
+      </w:r>
+    </w:p>
+    <w:p>
+      <w:pPr>
+        <w:jc w:val="both"/>
+      </w:pPr>
+      <w:r>
+        <w:t>Jack can go to your profile:</w:t>
+      </w:r>
+    </w:p>
+    <w:p>
+      <w:pPr>
+        <w:jc w:val="both"/>
+      </w:pPr>
+      <w:r>
+        <w:rPr>
+          <w:rFonts w:ascii="Segoe UI Emoji" w:hAnsi="Segoe UI Emoji" w:cs="Segoe UI Emoji"/>
+        </w:rPr>
+        <w:t>👉</w:t>
+      </w:r>
+      <w:r>
+        <w:t xml:space="preserve"> Sohrab's Docker Hub Profile</w:t>
+      </w:r>
+    </w:p>
+    <w:p>
+      <w:pPr>
+        <w:jc w:val="both"/>
+      </w:pPr>
+      <w:r>
+        <w:rPr>
+          <w:rFonts w:ascii="Segoe UI Emoji" w:hAnsi="Segoe UI Emoji" w:cs="Segoe UI Emoji"/>
+        </w:rPr>
+        <w:t>👉</w:t>
+      </w:r>
+      <w:r>
+        <w:t xml:space="preserve"> He’ll see all </w:t>
+      </w:r>
+      <w:r>
+        <w:rPr>
+          <w:b/>
+          <w:bCs/>
+        </w:rPr>
+        <w:t>public repositories</w:t>
+      </w:r>
+      <w:r>
+        <w:t xml:space="preserve"> like:</w:t>
+      </w:r>
+    </w:p>
+    <w:p>
+      <w:pPr>
+        <w:numPr>
+          <w:ilvl w:val="0"/>
+          <w:numId w:val="19"/>
+        </w:numPr>
+        <w:jc w:val="both"/>
+      </w:pPr>
+      <w:r>
+        <w:t xml:space="preserve">greetings-service </w:t>
+      </w:r>
+    </w:p>
+    <w:p>
+      <w:pPr>
+        <w:numPr>
+          <w:ilvl w:val="0"/>
+          <w:numId w:val="19"/>
+        </w:numPr>
+        <w:jc w:val="both"/>
+      </w:pPr>
+      <w:r>
+        <w:t xml:space="preserve">(any other images you push) </w:t>
+      </w:r>
+    </w:p>
+    <w:p>
+      <w:pPr>
+        <w:jc w:val="both"/>
+      </w:pPr>
+      <w:r>
+        <w:pict w14:anchorId="4E8EB1BF">
+          <v:rect id="_x0000_i1440" style="width:0;height:1.5pt" o:hralign="center" o:hrstd="t" o:hr="t" fillcolor="#a0a0a0" stroked="f"/>
+        </w:pict>
+      </w:r>
+    </w:p>
+    <w:p>
+      <w:pPr>
+        <w:jc w:val="both"/>
+        <w:rPr>
+          <w:b/>
+          <w:bCs/>
+        </w:rPr>
+      </w:pPr>
+      <w:r>
+        <w:rPr>
+          <w:rFonts w:ascii="Segoe UI Emoji" w:hAnsi="Segoe UI Emoji" w:cs="Segoe UI Emoji"/>
+          <w:b/>
+          <w:bCs/>
+        </w:rPr>
+        <w:t>✅</w:t>
+      </w:r>
+      <w:r>
+        <w:rPr>
+          <w:b/>
+          <w:bCs/>
+        </w:rPr>
+        <w:t xml:space="preserve"> 2. Use Docker Hub search</w:t>
+      </w:r>
+    </w:p>
+    <w:p>
+      <w:pPr>
+        <w:jc w:val="both"/>
+      </w:pPr>
+      <w:r>
+        <w:lastRenderedPageBreak/>
+        <w:t>On Docker Hub search bar:</w:t>
+      </w:r>
+    </w:p>
+    <w:p>
+      <w:pPr>
+        <w:numPr>
+          <w:ilvl w:val="0"/>
+          <w:numId w:val="20"/>
+        </w:numPr>
+        <w:jc w:val="both"/>
+      </w:pPr>
+      <w:r>
+        <w:t xml:space="preserve">Search: asohrab18 </w:t>
+      </w:r>
+    </w:p>
+    <w:p>
+      <w:pPr>
+        <w:numPr>
+          <w:ilvl w:val="0"/>
+          <w:numId w:val="20"/>
+        </w:numPr>
+        <w:jc w:val="both"/>
+      </w:pPr>
+      <w:r>
+        <w:t xml:space="preserve">Or search: greetings-service </w:t>
+      </w:r>
+    </w:p>
+    <w:p>
+      <w:pPr>
+        <w:jc w:val="both"/>
+      </w:pPr>
+      <w:r>
+        <w:rPr>
+          <w:rFonts w:ascii="Segoe UI Emoji" w:hAnsi="Segoe UI Emoji" w:cs="Segoe UI Emoji"/>
+        </w:rPr>
+        <w:t>👉</w:t>
+      </w:r>
+      <w:r>
+        <w:t xml:space="preserve"> He may find your repo if:</w:t>
+      </w:r>
+    </w:p>
+    <w:p>
+      <w:pPr>
+        <w:numPr>
+          <w:ilvl w:val="0"/>
+          <w:numId w:val="21"/>
+        </w:numPr>
+        <w:jc w:val="both"/>
+      </w:pPr>
+      <w:r>
+        <w:t xml:space="preserve">It’s public </w:t>
+      </w:r>
+    </w:p>
+    <w:p>
+      <w:pPr>
+        <w:numPr>
+          <w:ilvl w:val="0"/>
+          <w:numId w:val="21"/>
+        </w:numPr>
+        <w:jc w:val="both"/>
+      </w:pPr>
+      <w:r>
+        <w:t>Name matches search</w:t>
+      </w:r>
+    </w:p>
+    <w:p>
+      <w:pPr>
+        <w:jc w:val="both"/>
+      </w:pPr>
+    </w:p>
     <w:sectPr>
       <w:pgSz w:w="11906" w:h="16838"/>
       <w:pgMar w:top="1440" w:right="1440" w:bottom="1440" w:left="1440" w:header="708" w:footer="708" w:gutter="0"/>
@@ -2525,6 +4750,155 @@
     </w:lvl>
   </w:abstractNum>
   <w:abstractNum w:abstractNumId="1" w15:restartNumberingAfterBreak="0">
+    <w:nsid w:val="05F406EA"/>
+    <w:multiLevelType w:val="multilevel"/>
+    <w:tmpl w:val="E820DA92"/>
+    <w:lvl w:ilvl="0">
+      <w:start w:val="1"/>
+      <w:numFmt w:val="bullet"/>
+      <w:lvlText w:val=""/>
+      <w:lvlJc w:val="left"/>
+      <w:pPr>
+        <w:tabs>
+          <w:tab w:val="num" w:pos="720"/>
+        </w:tabs>
+        <w:ind w:left="720" w:hanging="360"/>
+      </w:pPr>
+      <w:rPr>
+        <w:rFonts w:ascii="Symbol" w:hAnsi="Symbol" w:hint="default"/>
+        <w:sz w:val="20"/>
+      </w:rPr>
+    </w:lvl>
+    <w:lvl w:ilvl="1" w:tentative="1">
+      <w:start w:val="1"/>
+      <w:numFmt w:val="bullet"/>
+      <w:lvlText w:val="o"/>
+      <w:lvlJc w:val="left"/>
+      <w:pPr>
+        <w:tabs>
+          <w:tab w:val="num" w:pos="1440"/>
+        </w:tabs>
+        <w:ind w:left="1440" w:hanging="360"/>
+      </w:pPr>
+      <w:rPr>
+        <w:rFonts w:ascii="Courier New" w:hAnsi="Courier New" w:hint="default"/>
+        <w:sz w:val="20"/>
+      </w:rPr>
+    </w:lvl>
+    <w:lvl w:ilvl="2" w:tentative="1">
+      <w:start w:val="1"/>
+      <w:numFmt w:val="bullet"/>
+      <w:lvlText w:val=""/>
+      <w:lvlJc w:val="left"/>
+      <w:pPr>
+        <w:tabs>
+          <w:tab w:val="num" w:pos="2160"/>
+        </w:tabs>
+        <w:ind w:left="2160" w:hanging="360"/>
+      </w:pPr>
+      <w:rPr>
+        <w:rFonts w:ascii="Wingdings" w:hAnsi="Wingdings" w:hint="default"/>
+        <w:sz w:val="20"/>
+      </w:rPr>
+    </w:lvl>
+    <w:lvl w:ilvl="3" w:tentative="1">
+      <w:start w:val="1"/>
+      <w:numFmt w:val="bullet"/>
+      <w:lvlText w:val=""/>
+      <w:lvlJc w:val="left"/>
+      <w:pPr>
+        <w:tabs>
+          <w:tab w:val="num" w:pos="2880"/>
+        </w:tabs>
+        <w:ind w:left="2880" w:hanging="360"/>
+      </w:pPr>
+      <w:rPr>
+        <w:rFonts w:ascii="Wingdings" w:hAnsi="Wingdings" w:hint="default"/>
+        <w:sz w:val="20"/>
+      </w:rPr>
+    </w:lvl>
+    <w:lvl w:ilvl="4" w:tentative="1">
+      <w:start w:val="1"/>
+      <w:numFmt w:val="bullet"/>
+      <w:lvlText w:val=""/>
+      <w:lvlJc w:val="left"/>
+      <w:pPr>
+        <w:tabs>
+          <w:tab w:val="num" w:pos="3600"/>
+        </w:tabs>
+        <w:ind w:left="3600" w:hanging="360"/>
+      </w:pPr>
+      <w:rPr>
+        <w:rFonts w:ascii="Wingdings" w:hAnsi="Wingdings" w:hint="default"/>
+        <w:sz w:val="20"/>
+      </w:rPr>
+    </w:lvl>
+    <w:lvl w:ilvl="5" w:tentative="1">
+      <w:start w:val="1"/>
+      <w:numFmt w:val="bullet"/>
+      <w:lvlText w:val=""/>
+      <w:lvlJc w:val="left"/>
+      <w:pPr>
+        <w:tabs>
+          <w:tab w:val="num" w:pos="4320"/>
+        </w:tabs>
+        <w:ind w:left="4320" w:hanging="360"/>
+      </w:pPr>
+      <w:rPr>
+        <w:rFonts w:ascii="Wingdings" w:hAnsi="Wingdings" w:hint="default"/>
+        <w:sz w:val="20"/>
+      </w:rPr>
+    </w:lvl>
+    <w:lvl w:ilvl="6" w:tentative="1">
+      <w:start w:val="1"/>
+      <w:numFmt w:val="bullet"/>
+      <w:lvlText w:val=""/>
+      <w:lvlJc w:val="left"/>
+      <w:pPr>
+        <w:tabs>
+          <w:tab w:val="num" w:pos="5040"/>
+        </w:tabs>
+        <w:ind w:left="5040" w:hanging="360"/>
+      </w:pPr>
+      <w:rPr>
+        <w:rFonts w:ascii="Wingdings" w:hAnsi="Wingdings" w:hint="default"/>
+        <w:sz w:val="20"/>
+      </w:rPr>
+    </w:lvl>
+    <w:lvl w:ilvl="7" w:tentative="1">
+      <w:start w:val="1"/>
+      <w:numFmt w:val="bullet"/>
+      <w:lvlText w:val=""/>
+      <w:lvlJc w:val="left"/>
+      <w:pPr>
+        <w:tabs>
+          <w:tab w:val="num" w:pos="5760"/>
+        </w:tabs>
+        <w:ind w:left="5760" w:hanging="360"/>
+      </w:pPr>
+      <w:rPr>
+        <w:rFonts w:ascii="Wingdings" w:hAnsi="Wingdings" w:hint="default"/>
+        <w:sz w:val="20"/>
+      </w:rPr>
+    </w:lvl>
+    <w:lvl w:ilvl="8" w:tentative="1">
+      <w:start w:val="1"/>
+      <w:numFmt w:val="bullet"/>
+      <w:lvlText w:val=""/>
+      <w:lvlJc w:val="left"/>
+      <w:pPr>
+        <w:tabs>
+          <w:tab w:val="num" w:pos="6480"/>
+        </w:tabs>
+        <w:ind w:left="6480" w:hanging="360"/>
+      </w:pPr>
+      <w:rPr>
+        <w:rFonts w:ascii="Wingdings" w:hAnsi="Wingdings" w:hint="default"/>
+        <w:sz w:val="20"/>
+      </w:rPr>
+    </w:lvl>
+  </w:abstractNum>
+  <w:abstractNum w:abstractNumId="2" w15:restartNumberingAfterBreak="0">
     <w:nsid w:val="06AE02AF"/>
     <w:multiLevelType w:val="multilevel"/>
     <w:tmpl w:val="418263FA"/>
@@ -2637,7 +5011,7 @@
       </w:pPr>
     </w:lvl>
   </w:abstractNum>
-  <w:abstractNum w:abstractNumId="2" w15:restartNumberingAfterBreak="0">
+  <w:abstractNum w:abstractNumId="3" w15:restartNumberingAfterBreak="0">
     <w:nsid w:val="097F0A59"/>
     <w:multiLevelType w:val="multilevel"/>
     <w:tmpl w:val="4C804852"/>
@@ -2786,7 +5160,603 @@
       </w:rPr>
     </w:lvl>
   </w:abstractNum>
-  <w:abstractNum w:abstractNumId="3" w15:restartNumberingAfterBreak="0">
+  <w:abstractNum w:abstractNumId="4" w15:restartNumberingAfterBreak="0">
+    <w:nsid w:val="0F920DEB"/>
+    <w:multiLevelType w:val="multilevel"/>
+    <w:tmpl w:val="695690F8"/>
+    <w:lvl w:ilvl="0">
+      <w:start w:val="1"/>
+      <w:numFmt w:val="bullet"/>
+      <w:lvlText w:val=""/>
+      <w:lvlJc w:val="left"/>
+      <w:pPr>
+        <w:tabs>
+          <w:tab w:val="num" w:pos="720"/>
+        </w:tabs>
+        <w:ind w:left="720" w:hanging="360"/>
+      </w:pPr>
+      <w:rPr>
+        <w:rFonts w:ascii="Symbol" w:hAnsi="Symbol" w:hint="default"/>
+        <w:sz w:val="20"/>
+      </w:rPr>
+    </w:lvl>
+    <w:lvl w:ilvl="1" w:tentative="1">
+      <w:start w:val="1"/>
+      <w:numFmt w:val="bullet"/>
+      <w:lvlText w:val="o"/>
+      <w:lvlJc w:val="left"/>
+      <w:pPr>
+        <w:tabs>
+          <w:tab w:val="num" w:pos="1440"/>
+        </w:tabs>
+        <w:ind w:left="1440" w:hanging="360"/>
+      </w:pPr>
+      <w:rPr>
+        <w:rFonts w:ascii="Courier New" w:hAnsi="Courier New" w:hint="default"/>
+        <w:sz w:val="20"/>
+      </w:rPr>
+    </w:lvl>
+    <w:lvl w:ilvl="2" w:tentative="1">
+      <w:start w:val="1"/>
+      <w:numFmt w:val="bullet"/>
+      <w:lvlText w:val=""/>
+      <w:lvlJc w:val="left"/>
+      <w:pPr>
+        <w:tabs>
+          <w:tab w:val="num" w:pos="2160"/>
+        </w:tabs>
+        <w:ind w:left="2160" w:hanging="360"/>
+      </w:pPr>
+      <w:rPr>
+        <w:rFonts w:ascii="Wingdings" w:hAnsi="Wingdings" w:hint="default"/>
+        <w:sz w:val="20"/>
+      </w:rPr>
+    </w:lvl>
+    <w:lvl w:ilvl="3" w:tentative="1">
+      <w:start w:val="1"/>
+      <w:numFmt w:val="bullet"/>
+      <w:lvlText w:val=""/>
+      <w:lvlJc w:val="left"/>
+      <w:pPr>
+        <w:tabs>
+          <w:tab w:val="num" w:pos="2880"/>
+        </w:tabs>
+        <w:ind w:left="2880" w:hanging="360"/>
+      </w:pPr>
+      <w:rPr>
+        <w:rFonts w:ascii="Wingdings" w:hAnsi="Wingdings" w:hint="default"/>
+        <w:sz w:val="20"/>
+      </w:rPr>
+    </w:lvl>
+    <w:lvl w:ilvl="4" w:tentative="1">
+      <w:start w:val="1"/>
+      <w:numFmt w:val="bullet"/>
+      <w:lvlText w:val=""/>
+      <w:lvlJc w:val="left"/>
+      <w:pPr>
+        <w:tabs>
+          <w:tab w:val="num" w:pos="3600"/>
+        </w:tabs>
+        <w:ind w:left="3600" w:hanging="360"/>
+      </w:pPr>
+      <w:rPr>
+        <w:rFonts w:ascii="Wingdings" w:hAnsi="Wingdings" w:hint="default"/>
+        <w:sz w:val="20"/>
+      </w:rPr>
+    </w:lvl>
+    <w:lvl w:ilvl="5" w:tentative="1">
+      <w:start w:val="1"/>
+      <w:numFmt w:val="bullet"/>
+      <w:lvlText w:val=""/>
+      <w:lvlJc w:val="left"/>
+      <w:pPr>
+        <w:tabs>
+          <w:tab w:val="num" w:pos="4320"/>
+        </w:tabs>
+        <w:ind w:left="4320" w:hanging="360"/>
+      </w:pPr>
+      <w:rPr>
+        <w:rFonts w:ascii="Wingdings" w:hAnsi="Wingdings" w:hint="default"/>
+        <w:sz w:val="20"/>
+      </w:rPr>
+    </w:lvl>
+    <w:lvl w:ilvl="6" w:tentative="1">
+      <w:start w:val="1"/>
+      <w:numFmt w:val="bullet"/>
+      <w:lvlText w:val=""/>
+      <w:lvlJc w:val="left"/>
+      <w:pPr>
+        <w:tabs>
+          <w:tab w:val="num" w:pos="5040"/>
+        </w:tabs>
+        <w:ind w:left="5040" w:hanging="360"/>
+      </w:pPr>
+      <w:rPr>
+        <w:rFonts w:ascii="Wingdings" w:hAnsi="Wingdings" w:hint="default"/>
+        <w:sz w:val="20"/>
+      </w:rPr>
+    </w:lvl>
+    <w:lvl w:ilvl="7" w:tentative="1">
+      <w:start w:val="1"/>
+      <w:numFmt w:val="bullet"/>
+      <w:lvlText w:val=""/>
+      <w:lvlJc w:val="left"/>
+      <w:pPr>
+        <w:tabs>
+          <w:tab w:val="num" w:pos="5760"/>
+        </w:tabs>
+        <w:ind w:left="5760" w:hanging="360"/>
+      </w:pPr>
+      <w:rPr>
+        <w:rFonts w:ascii="Wingdings" w:hAnsi="Wingdings" w:hint="default"/>
+        <w:sz w:val="20"/>
+      </w:rPr>
+    </w:lvl>
+    <w:lvl w:ilvl="8" w:tentative="1">
+      <w:start w:val="1"/>
+      <w:numFmt w:val="bullet"/>
+      <w:lvlText w:val=""/>
+      <w:lvlJc w:val="left"/>
+      <w:pPr>
+        <w:tabs>
+          <w:tab w:val="num" w:pos="6480"/>
+        </w:tabs>
+        <w:ind w:left="6480" w:hanging="360"/>
+      </w:pPr>
+      <w:rPr>
+        <w:rFonts w:ascii="Wingdings" w:hAnsi="Wingdings" w:hint="default"/>
+        <w:sz w:val="20"/>
+      </w:rPr>
+    </w:lvl>
+  </w:abstractNum>
+  <w:abstractNum w:abstractNumId="5" w15:restartNumberingAfterBreak="0">
+    <w:nsid w:val="0FB13D50"/>
+    <w:multiLevelType w:val="multilevel"/>
+    <w:tmpl w:val="C612272C"/>
+    <w:lvl w:ilvl="0">
+      <w:start w:val="1"/>
+      <w:numFmt w:val="bullet"/>
+      <w:lvlText w:val=""/>
+      <w:lvlJc w:val="left"/>
+      <w:pPr>
+        <w:tabs>
+          <w:tab w:val="num" w:pos="720"/>
+        </w:tabs>
+        <w:ind w:left="720" w:hanging="360"/>
+      </w:pPr>
+      <w:rPr>
+        <w:rFonts w:ascii="Symbol" w:hAnsi="Symbol" w:hint="default"/>
+        <w:sz w:val="20"/>
+      </w:rPr>
+    </w:lvl>
+    <w:lvl w:ilvl="1" w:tentative="1">
+      <w:start w:val="1"/>
+      <w:numFmt w:val="bullet"/>
+      <w:lvlText w:val="o"/>
+      <w:lvlJc w:val="left"/>
+      <w:pPr>
+        <w:tabs>
+          <w:tab w:val="num" w:pos="1440"/>
+        </w:tabs>
+        <w:ind w:left="1440" w:hanging="360"/>
+      </w:pPr>
+      <w:rPr>
+        <w:rFonts w:ascii="Courier New" w:hAnsi="Courier New" w:hint="default"/>
+        <w:sz w:val="20"/>
+      </w:rPr>
+    </w:lvl>
+    <w:lvl w:ilvl="2" w:tentative="1">
+      <w:start w:val="1"/>
+      <w:numFmt w:val="bullet"/>
+      <w:lvlText w:val=""/>
+      <w:lvlJc w:val="left"/>
+      <w:pPr>
+        <w:tabs>
+          <w:tab w:val="num" w:pos="2160"/>
+        </w:tabs>
+        <w:ind w:left="2160" w:hanging="360"/>
+      </w:pPr>
+      <w:rPr>
+        <w:rFonts w:ascii="Wingdings" w:hAnsi="Wingdings" w:hint="default"/>
+        <w:sz w:val="20"/>
+      </w:rPr>
+    </w:lvl>
+    <w:lvl w:ilvl="3" w:tentative="1">
+      <w:start w:val="1"/>
+      <w:numFmt w:val="bullet"/>
+      <w:lvlText w:val=""/>
+      <w:lvlJc w:val="left"/>
+      <w:pPr>
+        <w:tabs>
+          <w:tab w:val="num" w:pos="2880"/>
+        </w:tabs>
+        <w:ind w:left="2880" w:hanging="360"/>
+      </w:pPr>
+      <w:rPr>
+        <w:rFonts w:ascii="Wingdings" w:hAnsi="Wingdings" w:hint="default"/>
+        <w:sz w:val="20"/>
+      </w:rPr>
+    </w:lvl>
+    <w:lvl w:ilvl="4" w:tentative="1">
+      <w:start w:val="1"/>
+      <w:numFmt w:val="bullet"/>
+      <w:lvlText w:val=""/>
+      <w:lvlJc w:val="left"/>
+      <w:pPr>
+        <w:tabs>
+          <w:tab w:val="num" w:pos="3600"/>
+        </w:tabs>
+        <w:ind w:left="3600" w:hanging="360"/>
+      </w:pPr>
+      <w:rPr>
+        <w:rFonts w:ascii="Wingdings" w:hAnsi="Wingdings" w:hint="default"/>
+        <w:sz w:val="20"/>
+      </w:rPr>
+    </w:lvl>
+    <w:lvl w:ilvl="5" w:tentative="1">
+      <w:start w:val="1"/>
+      <w:numFmt w:val="bullet"/>
+      <w:lvlText w:val=""/>
+      <w:lvlJc w:val="left"/>
+      <w:pPr>
+        <w:tabs>
+          <w:tab w:val="num" w:pos="4320"/>
+        </w:tabs>
+        <w:ind w:left="4320" w:hanging="360"/>
+      </w:pPr>
+      <w:rPr>
+        <w:rFonts w:ascii="Wingdings" w:hAnsi="Wingdings" w:hint="default"/>
+        <w:sz w:val="20"/>
+      </w:rPr>
+    </w:lvl>
+    <w:lvl w:ilvl="6" w:tentative="1">
+      <w:start w:val="1"/>
+      <w:numFmt w:val="bullet"/>
+      <w:lvlText w:val=""/>
+      <w:lvlJc w:val="left"/>
+      <w:pPr>
+        <w:tabs>
+          <w:tab w:val="num" w:pos="5040"/>
+        </w:tabs>
+        <w:ind w:left="5040" w:hanging="360"/>
+      </w:pPr>
+      <w:rPr>
+        <w:rFonts w:ascii="Wingdings" w:hAnsi="Wingdings" w:hint="default"/>
+        <w:sz w:val="20"/>
+      </w:rPr>
+    </w:lvl>
+    <w:lvl w:ilvl="7" w:tentative="1">
+      <w:start w:val="1"/>
+      <w:numFmt w:val="bullet"/>
+      <w:lvlText w:val=""/>
+      <w:lvlJc w:val="left"/>
+      <w:pPr>
+        <w:tabs>
+          <w:tab w:val="num" w:pos="5760"/>
+        </w:tabs>
+        <w:ind w:left="5760" w:hanging="360"/>
+      </w:pPr>
+      <w:rPr>
+        <w:rFonts w:ascii="Wingdings" w:hAnsi="Wingdings" w:hint="default"/>
+        <w:sz w:val="20"/>
+      </w:rPr>
+    </w:lvl>
+    <w:lvl w:ilvl="8" w:tentative="1">
+      <w:start w:val="1"/>
+      <w:numFmt w:val="bullet"/>
+      <w:lvlText w:val=""/>
+      <w:lvlJc w:val="left"/>
+      <w:pPr>
+        <w:tabs>
+          <w:tab w:val="num" w:pos="6480"/>
+        </w:tabs>
+        <w:ind w:left="6480" w:hanging="360"/>
+      </w:pPr>
+      <w:rPr>
+        <w:rFonts w:ascii="Wingdings" w:hAnsi="Wingdings" w:hint="default"/>
+        <w:sz w:val="20"/>
+      </w:rPr>
+    </w:lvl>
+  </w:abstractNum>
+  <w:abstractNum w:abstractNumId="6" w15:restartNumberingAfterBreak="0">
+    <w:nsid w:val="12561D6C"/>
+    <w:multiLevelType w:val="multilevel"/>
+    <w:tmpl w:val="038C6D5E"/>
+    <w:lvl w:ilvl="0">
+      <w:start w:val="1"/>
+      <w:numFmt w:val="bullet"/>
+      <w:lvlText w:val=""/>
+      <w:lvlJc w:val="left"/>
+      <w:pPr>
+        <w:tabs>
+          <w:tab w:val="num" w:pos="720"/>
+        </w:tabs>
+        <w:ind w:left="720" w:hanging="360"/>
+      </w:pPr>
+      <w:rPr>
+        <w:rFonts w:ascii="Symbol" w:hAnsi="Symbol" w:hint="default"/>
+        <w:sz w:val="20"/>
+      </w:rPr>
+    </w:lvl>
+    <w:lvl w:ilvl="1" w:tentative="1">
+      <w:start w:val="1"/>
+      <w:numFmt w:val="bullet"/>
+      <w:lvlText w:val="o"/>
+      <w:lvlJc w:val="left"/>
+      <w:pPr>
+        <w:tabs>
+          <w:tab w:val="num" w:pos="1440"/>
+        </w:tabs>
+        <w:ind w:left="1440" w:hanging="360"/>
+      </w:pPr>
+      <w:rPr>
+        <w:rFonts w:ascii="Courier New" w:hAnsi="Courier New" w:hint="default"/>
+        <w:sz w:val="20"/>
+      </w:rPr>
+    </w:lvl>
+    <w:lvl w:ilvl="2" w:tentative="1">
+      <w:start w:val="1"/>
+      <w:numFmt w:val="bullet"/>
+      <w:lvlText w:val=""/>
+      <w:lvlJc w:val="left"/>
+      <w:pPr>
+        <w:tabs>
+          <w:tab w:val="num" w:pos="2160"/>
+        </w:tabs>
+        <w:ind w:left="2160" w:hanging="360"/>
+      </w:pPr>
+      <w:rPr>
+        <w:rFonts w:ascii="Wingdings" w:hAnsi="Wingdings" w:hint="default"/>
+        <w:sz w:val="20"/>
+      </w:rPr>
+    </w:lvl>
+    <w:lvl w:ilvl="3" w:tentative="1">
+      <w:start w:val="1"/>
+      <w:numFmt w:val="bullet"/>
+      <w:lvlText w:val=""/>
+      <w:lvlJc w:val="left"/>
+      <w:pPr>
+        <w:tabs>
+          <w:tab w:val="num" w:pos="2880"/>
+        </w:tabs>
+        <w:ind w:left="2880" w:hanging="360"/>
+      </w:pPr>
+      <w:rPr>
+        <w:rFonts w:ascii="Wingdings" w:hAnsi="Wingdings" w:hint="default"/>
+        <w:sz w:val="20"/>
+      </w:rPr>
+    </w:lvl>
+    <w:lvl w:ilvl="4" w:tentative="1">
+      <w:start w:val="1"/>
+      <w:numFmt w:val="bullet"/>
+      <w:lvlText w:val=""/>
+      <w:lvlJc w:val="left"/>
+      <w:pPr>
+        <w:tabs>
+          <w:tab w:val="num" w:pos="3600"/>
+        </w:tabs>
+        <w:ind w:left="3600" w:hanging="360"/>
+      </w:pPr>
+      <w:rPr>
+        <w:rFonts w:ascii="Wingdings" w:hAnsi="Wingdings" w:hint="default"/>
+        <w:sz w:val="20"/>
+      </w:rPr>
+    </w:lvl>
+    <w:lvl w:ilvl="5" w:tentative="1">
+      <w:start w:val="1"/>
+      <w:numFmt w:val="bullet"/>
+      <w:lvlText w:val=""/>
+      <w:lvlJc w:val="left"/>
+      <w:pPr>
+        <w:tabs>
+          <w:tab w:val="num" w:pos="4320"/>
+        </w:tabs>
+        <w:ind w:left="4320" w:hanging="360"/>
+      </w:pPr>
+      <w:rPr>
+        <w:rFonts w:ascii="Wingdings" w:hAnsi="Wingdings" w:hint="default"/>
+        <w:sz w:val="20"/>
+      </w:rPr>
+    </w:lvl>
+    <w:lvl w:ilvl="6" w:tentative="1">
+      <w:start w:val="1"/>
+      <w:numFmt w:val="bullet"/>
+      <w:lvlText w:val=""/>
+      <w:lvlJc w:val="left"/>
+      <w:pPr>
+        <w:tabs>
+          <w:tab w:val="num" w:pos="5040"/>
+        </w:tabs>
+        <w:ind w:left="5040" w:hanging="360"/>
+      </w:pPr>
+      <w:rPr>
+        <w:rFonts w:ascii="Wingdings" w:hAnsi="Wingdings" w:hint="default"/>
+        <w:sz w:val="20"/>
+      </w:rPr>
+    </w:lvl>
+    <w:lvl w:ilvl="7" w:tentative="1">
+      <w:start w:val="1"/>
+      <w:numFmt w:val="bullet"/>
+      <w:lvlText w:val=""/>
+      <w:lvlJc w:val="left"/>
+      <w:pPr>
+        <w:tabs>
+          <w:tab w:val="num" w:pos="5760"/>
+        </w:tabs>
+        <w:ind w:left="5760" w:hanging="360"/>
+      </w:pPr>
+      <w:rPr>
+        <w:rFonts w:ascii="Wingdings" w:hAnsi="Wingdings" w:hint="default"/>
+        <w:sz w:val="20"/>
+      </w:rPr>
+    </w:lvl>
+    <w:lvl w:ilvl="8" w:tentative="1">
+      <w:start w:val="1"/>
+      <w:numFmt w:val="bullet"/>
+      <w:lvlText w:val=""/>
+      <w:lvlJc w:val="left"/>
+      <w:pPr>
+        <w:tabs>
+          <w:tab w:val="num" w:pos="6480"/>
+        </w:tabs>
+        <w:ind w:left="6480" w:hanging="360"/>
+      </w:pPr>
+      <w:rPr>
+        <w:rFonts w:ascii="Wingdings" w:hAnsi="Wingdings" w:hint="default"/>
+        <w:sz w:val="20"/>
+      </w:rPr>
+    </w:lvl>
+  </w:abstractNum>
+  <w:abstractNum w:abstractNumId="7" w15:restartNumberingAfterBreak="0">
+    <w:nsid w:val="130441F4"/>
+    <w:multiLevelType w:val="multilevel"/>
+    <w:tmpl w:val="C4963A10"/>
+    <w:lvl w:ilvl="0">
+      <w:start w:val="1"/>
+      <w:numFmt w:val="bullet"/>
+      <w:lvlText w:val=""/>
+      <w:lvlJc w:val="left"/>
+      <w:pPr>
+        <w:tabs>
+          <w:tab w:val="num" w:pos="720"/>
+        </w:tabs>
+        <w:ind w:left="720" w:hanging="360"/>
+      </w:pPr>
+      <w:rPr>
+        <w:rFonts w:ascii="Symbol" w:hAnsi="Symbol" w:hint="default"/>
+        <w:sz w:val="20"/>
+      </w:rPr>
+    </w:lvl>
+    <w:lvl w:ilvl="1" w:tentative="1">
+      <w:start w:val="1"/>
+      <w:numFmt w:val="bullet"/>
+      <w:lvlText w:val="o"/>
+      <w:lvlJc w:val="left"/>
+      <w:pPr>
+        <w:tabs>
+          <w:tab w:val="num" w:pos="1440"/>
+        </w:tabs>
+        <w:ind w:left="1440" w:hanging="360"/>
+      </w:pPr>
+      <w:rPr>
+        <w:rFonts w:ascii="Courier New" w:hAnsi="Courier New" w:hint="default"/>
+        <w:sz w:val="20"/>
+      </w:rPr>
+    </w:lvl>
+    <w:lvl w:ilvl="2" w:tentative="1">
+      <w:start w:val="1"/>
+      <w:numFmt w:val="bullet"/>
+      <w:lvlText w:val=""/>
+      <w:lvlJc w:val="left"/>
+      <w:pPr>
+        <w:tabs>
+          <w:tab w:val="num" w:pos="2160"/>
+        </w:tabs>
+        <w:ind w:left="2160" w:hanging="360"/>
+      </w:pPr>
+      <w:rPr>
+        <w:rFonts w:ascii="Wingdings" w:hAnsi="Wingdings" w:hint="default"/>
+        <w:sz w:val="20"/>
+      </w:rPr>
+    </w:lvl>
+    <w:lvl w:ilvl="3" w:tentative="1">
+      <w:start w:val="1"/>
+      <w:numFmt w:val="bullet"/>
+      <w:lvlText w:val=""/>
+      <w:lvlJc w:val="left"/>
+      <w:pPr>
+        <w:tabs>
+          <w:tab w:val="num" w:pos="2880"/>
+        </w:tabs>
+        <w:ind w:left="2880" w:hanging="360"/>
+      </w:pPr>
+      <w:rPr>
+        <w:rFonts w:ascii="Wingdings" w:hAnsi="Wingdings" w:hint="default"/>
+        <w:sz w:val="20"/>
+      </w:rPr>
+    </w:lvl>
+    <w:lvl w:ilvl="4" w:tentative="1">
+      <w:start w:val="1"/>
+      <w:numFmt w:val="bullet"/>
+      <w:lvlText w:val=""/>
+      <w:lvlJc w:val="left"/>
+      <w:pPr>
+        <w:tabs>
+          <w:tab w:val="num" w:pos="3600"/>
+        </w:tabs>
+        <w:ind w:left="3600" w:hanging="360"/>
+      </w:pPr>
+      <w:rPr>
+        <w:rFonts w:ascii="Wingdings" w:hAnsi="Wingdings" w:hint="default"/>
+        <w:sz w:val="20"/>
+      </w:rPr>
+    </w:lvl>
+    <w:lvl w:ilvl="5" w:tentative="1">
+      <w:start w:val="1"/>
+      <w:numFmt w:val="bullet"/>
+      <w:lvlText w:val=""/>
+      <w:lvlJc w:val="left"/>
+      <w:pPr>
+        <w:tabs>
+          <w:tab w:val="num" w:pos="4320"/>
+        </w:tabs>
+        <w:ind w:left="4320" w:hanging="360"/>
+      </w:pPr>
+      <w:rPr>
+        <w:rFonts w:ascii="Wingdings" w:hAnsi="Wingdings" w:hint="default"/>
+        <w:sz w:val="20"/>
+      </w:rPr>
+    </w:lvl>
+    <w:lvl w:ilvl="6" w:tentative="1">
+      <w:start w:val="1"/>
+      <w:numFmt w:val="bullet"/>
+      <w:lvlText w:val=""/>
+      <w:lvlJc w:val="left"/>
+      <w:pPr>
+        <w:tabs>
+          <w:tab w:val="num" w:pos="5040"/>
+        </w:tabs>
+        <w:ind w:left="5040" w:hanging="360"/>
+      </w:pPr>
+      <w:rPr>
+        <w:rFonts w:ascii="Wingdings" w:hAnsi="Wingdings" w:hint="default"/>
+        <w:sz w:val="20"/>
+      </w:rPr>
+    </w:lvl>
+    <w:lvl w:ilvl="7" w:tentative="1">
+      <w:start w:val="1"/>
+      <w:numFmt w:val="bullet"/>
+      <w:lvlText w:val=""/>
+      <w:lvlJc w:val="left"/>
+      <w:pPr>
+        <w:tabs>
+          <w:tab w:val="num" w:pos="5760"/>
+        </w:tabs>
+        <w:ind w:left="5760" w:hanging="360"/>
+      </w:pPr>
+      <w:rPr>
+        <w:rFonts w:ascii="Wingdings" w:hAnsi="Wingdings" w:hint="default"/>
+        <w:sz w:val="20"/>
+      </w:rPr>
+    </w:lvl>
+    <w:lvl w:ilvl="8" w:tentative="1">
+      <w:start w:val="1"/>
+      <w:numFmt w:val="bullet"/>
+      <w:lvlText w:val=""/>
+      <w:lvlJc w:val="left"/>
+      <w:pPr>
+        <w:tabs>
+          <w:tab w:val="num" w:pos="6480"/>
+        </w:tabs>
+        <w:ind w:left="6480" w:hanging="360"/>
+      </w:pPr>
+      <w:rPr>
+        <w:rFonts w:ascii="Wingdings" w:hAnsi="Wingdings" w:hint="default"/>
+        <w:sz w:val="20"/>
+      </w:rPr>
+    </w:lvl>
+  </w:abstractNum>
+  <w:abstractNum w:abstractNumId="8" w15:restartNumberingAfterBreak="0">
     <w:nsid w:val="24AE70A3"/>
     <w:multiLevelType w:val="multilevel"/>
     <w:tmpl w:val="C53283EE"/>
@@ -2935,7 +5905,7 @@
       </w:rPr>
     </w:lvl>
   </w:abstractNum>
-  <w:abstractNum w:abstractNumId="4" w15:restartNumberingAfterBreak="0">
+  <w:abstractNum w:abstractNumId="9" w15:restartNumberingAfterBreak="0">
     <w:nsid w:val="30531E7C"/>
     <w:multiLevelType w:val="hybridMultilevel"/>
     <w:tmpl w:val="6B143B62"/>
@@ -3021,7 +5991,156 @@
       </w:pPr>
     </w:lvl>
   </w:abstractNum>
-  <w:abstractNum w:abstractNumId="5" w15:restartNumberingAfterBreak="0">
+  <w:abstractNum w:abstractNumId="10" w15:restartNumberingAfterBreak="0">
+    <w:nsid w:val="374B01DB"/>
+    <w:multiLevelType w:val="multilevel"/>
+    <w:tmpl w:val="B44A2294"/>
+    <w:lvl w:ilvl="0">
+      <w:start w:val="1"/>
+      <w:numFmt w:val="bullet"/>
+      <w:lvlText w:val=""/>
+      <w:lvlJc w:val="left"/>
+      <w:pPr>
+        <w:tabs>
+          <w:tab w:val="num" w:pos="720"/>
+        </w:tabs>
+        <w:ind w:left="720" w:hanging="360"/>
+      </w:pPr>
+      <w:rPr>
+        <w:rFonts w:ascii="Symbol" w:hAnsi="Symbol" w:hint="default"/>
+        <w:sz w:val="20"/>
+      </w:rPr>
+    </w:lvl>
+    <w:lvl w:ilvl="1" w:tentative="1">
+      <w:start w:val="1"/>
+      <w:numFmt w:val="bullet"/>
+      <w:lvlText w:val="o"/>
+      <w:lvlJc w:val="left"/>
+      <w:pPr>
+        <w:tabs>
+          <w:tab w:val="num" w:pos="1440"/>
+        </w:tabs>
+        <w:ind w:left="1440" w:hanging="360"/>
+      </w:pPr>
+      <w:rPr>
+        <w:rFonts w:ascii="Courier New" w:hAnsi="Courier New" w:hint="default"/>
+        <w:sz w:val="20"/>
+      </w:rPr>
+    </w:lvl>
+    <w:lvl w:ilvl="2" w:tentative="1">
+      <w:start w:val="1"/>
+      <w:numFmt w:val="bullet"/>
+      <w:lvlText w:val=""/>
+      <w:lvlJc w:val="left"/>
+      <w:pPr>
+        <w:tabs>
+          <w:tab w:val="num" w:pos="2160"/>
+        </w:tabs>
+        <w:ind w:left="2160" w:hanging="360"/>
+      </w:pPr>
+      <w:rPr>
+        <w:rFonts w:ascii="Wingdings" w:hAnsi="Wingdings" w:hint="default"/>
+        <w:sz w:val="20"/>
+      </w:rPr>
+    </w:lvl>
+    <w:lvl w:ilvl="3" w:tentative="1">
+      <w:start w:val="1"/>
+      <w:numFmt w:val="bullet"/>
+      <w:lvlText w:val=""/>
+      <w:lvlJc w:val="left"/>
+      <w:pPr>
+        <w:tabs>
+          <w:tab w:val="num" w:pos="2880"/>
+        </w:tabs>
+        <w:ind w:left="2880" w:hanging="360"/>
+      </w:pPr>
+      <w:rPr>
+        <w:rFonts w:ascii="Wingdings" w:hAnsi="Wingdings" w:hint="default"/>
+        <w:sz w:val="20"/>
+      </w:rPr>
+    </w:lvl>
+    <w:lvl w:ilvl="4" w:tentative="1">
+      <w:start w:val="1"/>
+      <w:numFmt w:val="bullet"/>
+      <w:lvlText w:val=""/>
+      <w:lvlJc w:val="left"/>
+      <w:pPr>
+        <w:tabs>
+          <w:tab w:val="num" w:pos="3600"/>
+        </w:tabs>
+        <w:ind w:left="3600" w:hanging="360"/>
+      </w:pPr>
+      <w:rPr>
+        <w:rFonts w:ascii="Wingdings" w:hAnsi="Wingdings" w:hint="default"/>
+        <w:sz w:val="20"/>
+      </w:rPr>
+    </w:lvl>
+    <w:lvl w:ilvl="5" w:tentative="1">
+      <w:start w:val="1"/>
+      <w:numFmt w:val="bullet"/>
+      <w:lvlText w:val=""/>
+      <w:lvlJc w:val="left"/>
+      <w:pPr>
+        <w:tabs>
+          <w:tab w:val="num" w:pos="4320"/>
+        </w:tabs>
+        <w:ind w:left="4320" w:hanging="360"/>
+      </w:pPr>
+      <w:rPr>
+        <w:rFonts w:ascii="Wingdings" w:hAnsi="Wingdings" w:hint="default"/>
+        <w:sz w:val="20"/>
+      </w:rPr>
+    </w:lvl>
+    <w:lvl w:ilvl="6" w:tentative="1">
+      <w:start w:val="1"/>
+      <w:numFmt w:val="bullet"/>
+      <w:lvlText w:val=""/>
+      <w:lvlJc w:val="left"/>
+      <w:pPr>
+        <w:tabs>
+          <w:tab w:val="num" w:pos="5040"/>
+        </w:tabs>
+        <w:ind w:left="5040" w:hanging="360"/>
+      </w:pPr>
+      <w:rPr>
+        <w:rFonts w:ascii="Wingdings" w:hAnsi="Wingdings" w:hint="default"/>
+        <w:sz w:val="20"/>
+      </w:rPr>
+    </w:lvl>
+    <w:lvl w:ilvl="7" w:tentative="1">
+      <w:start w:val="1"/>
+      <w:numFmt w:val="bullet"/>
+      <w:lvlText w:val=""/>
+      <w:lvlJc w:val="left"/>
+      <w:pPr>
+        <w:tabs>
+          <w:tab w:val="num" w:pos="5760"/>
+        </w:tabs>
+        <w:ind w:left="5760" w:hanging="360"/>
+      </w:pPr>
+      <w:rPr>
+        <w:rFonts w:ascii="Wingdings" w:hAnsi="Wingdings" w:hint="default"/>
+        <w:sz w:val="20"/>
+      </w:rPr>
+    </w:lvl>
+    <w:lvl w:ilvl="8" w:tentative="1">
+      <w:start w:val="1"/>
+      <w:numFmt w:val="bullet"/>
+      <w:lvlText w:val=""/>
+      <w:lvlJc w:val="left"/>
+      <w:pPr>
+        <w:tabs>
+          <w:tab w:val="num" w:pos="6480"/>
+        </w:tabs>
+        <w:ind w:left="6480" w:hanging="360"/>
+      </w:pPr>
+      <w:rPr>
+        <w:rFonts w:ascii="Wingdings" w:hAnsi="Wingdings" w:hint="default"/>
+        <w:sz w:val="20"/>
+      </w:rPr>
+    </w:lvl>
+  </w:abstractNum>
+  <w:abstractNum w:abstractNumId="11" w15:restartNumberingAfterBreak="0">
     <w:nsid w:val="391A5A77"/>
     <w:multiLevelType w:val="multilevel"/>
     <w:tmpl w:val="C1A4283A"/>
@@ -3170,7 +6289,7 @@
       </w:rPr>
     </w:lvl>
   </w:abstractNum>
-  <w:abstractNum w:abstractNumId="6" w15:restartNumberingAfterBreak="0">
+  <w:abstractNum w:abstractNumId="12" w15:restartNumberingAfterBreak="0">
     <w:nsid w:val="3B794536"/>
     <w:multiLevelType w:val="multilevel"/>
     <w:tmpl w:val="EEA25618"/>
@@ -3319,7 +6438,7 @@
       </w:rPr>
     </w:lvl>
   </w:abstractNum>
-  <w:abstractNum w:abstractNumId="7" w15:restartNumberingAfterBreak="0">
+  <w:abstractNum w:abstractNumId="13" w15:restartNumberingAfterBreak="0">
     <w:nsid w:val="3FAE3795"/>
     <w:multiLevelType w:val="multilevel"/>
     <w:tmpl w:val="39E80AA2"/>
@@ -3468,7 +6587,156 @@
       </w:rPr>
     </w:lvl>
   </w:abstractNum>
-  <w:abstractNum w:abstractNumId="8" w15:restartNumberingAfterBreak="0">
+  <w:abstractNum w:abstractNumId="14" w15:restartNumberingAfterBreak="0">
+    <w:nsid w:val="40AB1414"/>
+    <w:multiLevelType w:val="multilevel"/>
+    <w:tmpl w:val="DB247564"/>
+    <w:lvl w:ilvl="0">
+      <w:start w:val="1"/>
+      <w:numFmt w:val="bullet"/>
+      <w:lvlText w:val=""/>
+      <w:lvlJc w:val="left"/>
+      <w:pPr>
+        <w:tabs>
+          <w:tab w:val="num" w:pos="720"/>
+        </w:tabs>
+        <w:ind w:left="720" w:hanging="360"/>
+      </w:pPr>
+      <w:rPr>
+        <w:rFonts w:ascii="Symbol" w:hAnsi="Symbol" w:hint="default"/>
+        <w:sz w:val="20"/>
+      </w:rPr>
+    </w:lvl>
+    <w:lvl w:ilvl="1" w:tentative="1">
+      <w:start w:val="1"/>
+      <w:numFmt w:val="bullet"/>
+      <w:lvlText w:val="o"/>
+      <w:lvlJc w:val="left"/>
+      <w:pPr>
+        <w:tabs>
+          <w:tab w:val="num" w:pos="1440"/>
+        </w:tabs>
+        <w:ind w:left="1440" w:hanging="360"/>
+      </w:pPr>
+      <w:rPr>
+        <w:rFonts w:ascii="Courier New" w:hAnsi="Courier New" w:hint="default"/>
+        <w:sz w:val="20"/>
+      </w:rPr>
+    </w:lvl>
+    <w:lvl w:ilvl="2" w:tentative="1">
+      <w:start w:val="1"/>
+      <w:numFmt w:val="bullet"/>
+      <w:lvlText w:val=""/>
+      <w:lvlJc w:val="left"/>
+      <w:pPr>
+        <w:tabs>
+          <w:tab w:val="num" w:pos="2160"/>
+        </w:tabs>
+        <w:ind w:left="2160" w:hanging="360"/>
+      </w:pPr>
+      <w:rPr>
+        <w:rFonts w:ascii="Wingdings" w:hAnsi="Wingdings" w:hint="default"/>
+        <w:sz w:val="20"/>
+      </w:rPr>
+    </w:lvl>
+    <w:lvl w:ilvl="3" w:tentative="1">
+      <w:start w:val="1"/>
+      <w:numFmt w:val="bullet"/>
+      <w:lvlText w:val=""/>
+      <w:lvlJc w:val="left"/>
+      <w:pPr>
+        <w:tabs>
+          <w:tab w:val="num" w:pos="2880"/>
+        </w:tabs>
+        <w:ind w:left="2880" w:hanging="360"/>
+      </w:pPr>
+      <w:rPr>
+        <w:rFonts w:ascii="Wingdings" w:hAnsi="Wingdings" w:hint="default"/>
+        <w:sz w:val="20"/>
+      </w:rPr>
+    </w:lvl>
+    <w:lvl w:ilvl="4" w:tentative="1">
+      <w:start w:val="1"/>
+      <w:numFmt w:val="bullet"/>
+      <w:lvlText w:val=""/>
+      <w:lvlJc w:val="left"/>
+      <w:pPr>
+        <w:tabs>
+          <w:tab w:val="num" w:pos="3600"/>
+        </w:tabs>
+        <w:ind w:left="3600" w:hanging="360"/>
+      </w:pPr>
+      <w:rPr>
+        <w:rFonts w:ascii="Wingdings" w:hAnsi="Wingdings" w:hint="default"/>
+        <w:sz w:val="20"/>
+      </w:rPr>
+    </w:lvl>
+    <w:lvl w:ilvl="5" w:tentative="1">
+      <w:start w:val="1"/>
+      <w:numFmt w:val="bullet"/>
+      <w:lvlText w:val=""/>
+      <w:lvlJc w:val="left"/>
+      <w:pPr>
+        <w:tabs>
+          <w:tab w:val="num" w:pos="4320"/>
+        </w:tabs>
+        <w:ind w:left="4320" w:hanging="360"/>
+      </w:pPr>
+      <w:rPr>
+        <w:rFonts w:ascii="Wingdings" w:hAnsi="Wingdings" w:hint="default"/>
+        <w:sz w:val="20"/>
+      </w:rPr>
+    </w:lvl>
+    <w:lvl w:ilvl="6" w:tentative="1">
+      <w:start w:val="1"/>
+      <w:numFmt w:val="bullet"/>
+      <w:lvlText w:val=""/>
+      <w:lvlJc w:val="left"/>
+      <w:pPr>
+        <w:tabs>
+          <w:tab w:val="num" w:pos="5040"/>
+        </w:tabs>
+        <w:ind w:left="5040" w:hanging="360"/>
+      </w:pPr>
+      <w:rPr>
+        <w:rFonts w:ascii="Wingdings" w:hAnsi="Wingdings" w:hint="default"/>
+        <w:sz w:val="20"/>
+      </w:rPr>
+    </w:lvl>
+    <w:lvl w:ilvl="7" w:tentative="1">
+      <w:start w:val="1"/>
+      <w:numFmt w:val="bullet"/>
+      <w:lvlText w:val=""/>
+      <w:lvlJc w:val="left"/>
+      <w:pPr>
+        <w:tabs>
+          <w:tab w:val="num" w:pos="5760"/>
+        </w:tabs>
+        <w:ind w:left="5760" w:hanging="360"/>
+      </w:pPr>
+      <w:rPr>
+        <w:rFonts w:ascii="Wingdings" w:hAnsi="Wingdings" w:hint="default"/>
+        <w:sz w:val="20"/>
+      </w:rPr>
+    </w:lvl>
+    <w:lvl w:ilvl="8" w:tentative="1">
+      <w:start w:val="1"/>
+      <w:numFmt w:val="bullet"/>
+      <w:lvlText w:val=""/>
+      <w:lvlJc w:val="left"/>
+      <w:pPr>
+        <w:tabs>
+          <w:tab w:val="num" w:pos="6480"/>
+        </w:tabs>
+        <w:ind w:left="6480" w:hanging="360"/>
+      </w:pPr>
+      <w:rPr>
+        <w:rFonts w:ascii="Wingdings" w:hAnsi="Wingdings" w:hint="default"/>
+        <w:sz w:val="20"/>
+      </w:rPr>
+    </w:lvl>
+  </w:abstractNum>
+  <w:abstractNum w:abstractNumId="15" w15:restartNumberingAfterBreak="0">
     <w:nsid w:val="4DBB3E4D"/>
     <w:multiLevelType w:val="multilevel"/>
     <w:tmpl w:val="C0EA7100"/>
@@ -3617,7 +6885,7 @@
       </w:rPr>
     </w:lvl>
   </w:abstractNum>
-  <w:abstractNum w:abstractNumId="9" w15:restartNumberingAfterBreak="0">
+  <w:abstractNum w:abstractNumId="16" w15:restartNumberingAfterBreak="0">
     <w:nsid w:val="53911BB2"/>
     <w:multiLevelType w:val="hybridMultilevel"/>
     <w:tmpl w:val="7A7A0542"/>
@@ -3703,7 +6971,156 @@
       </w:pPr>
     </w:lvl>
   </w:abstractNum>
-  <w:abstractNum w:abstractNumId="10" w15:restartNumberingAfterBreak="0">
+  <w:abstractNum w:abstractNumId="17" w15:restartNumberingAfterBreak="0">
+    <w:nsid w:val="640675F0"/>
+    <w:multiLevelType w:val="multilevel"/>
+    <w:tmpl w:val="B950C25E"/>
+    <w:lvl w:ilvl="0">
+      <w:start w:val="1"/>
+      <w:numFmt w:val="bullet"/>
+      <w:lvlText w:val=""/>
+      <w:lvlJc w:val="left"/>
+      <w:pPr>
+        <w:tabs>
+          <w:tab w:val="num" w:pos="720"/>
+        </w:tabs>
+        <w:ind w:left="720" w:hanging="360"/>
+      </w:pPr>
+      <w:rPr>
+        <w:rFonts w:ascii="Symbol" w:hAnsi="Symbol" w:hint="default"/>
+        <w:sz w:val="20"/>
+      </w:rPr>
+    </w:lvl>
+    <w:lvl w:ilvl="1" w:tentative="1">
+      <w:start w:val="1"/>
+      <w:numFmt w:val="bullet"/>
+      <w:lvlText w:val="o"/>
+      <w:lvlJc w:val="left"/>
+      <w:pPr>
+        <w:tabs>
+          <w:tab w:val="num" w:pos="1440"/>
+        </w:tabs>
+        <w:ind w:left="1440" w:hanging="360"/>
+      </w:pPr>
+      <w:rPr>
+        <w:rFonts w:ascii="Courier New" w:hAnsi="Courier New" w:hint="default"/>
+        <w:sz w:val="20"/>
+      </w:rPr>
+    </w:lvl>
+    <w:lvl w:ilvl="2" w:tentative="1">
+      <w:start w:val="1"/>
+      <w:numFmt w:val="bullet"/>
+      <w:lvlText w:val=""/>
+      <w:lvlJc w:val="left"/>
+      <w:pPr>
+        <w:tabs>
+          <w:tab w:val="num" w:pos="2160"/>
+        </w:tabs>
+        <w:ind w:left="2160" w:hanging="360"/>
+      </w:pPr>
+      <w:rPr>
+        <w:rFonts w:ascii="Wingdings" w:hAnsi="Wingdings" w:hint="default"/>
+        <w:sz w:val="20"/>
+      </w:rPr>
+    </w:lvl>
+    <w:lvl w:ilvl="3" w:tentative="1">
+      <w:start w:val="1"/>
+      <w:numFmt w:val="bullet"/>
+      <w:lvlText w:val=""/>
+      <w:lvlJc w:val="left"/>
+      <w:pPr>
+        <w:tabs>
+          <w:tab w:val="num" w:pos="2880"/>
+        </w:tabs>
+        <w:ind w:left="2880" w:hanging="360"/>
+      </w:pPr>
+      <w:rPr>
+        <w:rFonts w:ascii="Wingdings" w:hAnsi="Wingdings" w:hint="default"/>
+        <w:sz w:val="20"/>
+      </w:rPr>
+    </w:lvl>
+    <w:lvl w:ilvl="4" w:tentative="1">
+      <w:start w:val="1"/>
+      <w:numFmt w:val="bullet"/>
+      <w:lvlText w:val=""/>
+      <w:lvlJc w:val="left"/>
+      <w:pPr>
+        <w:tabs>
+          <w:tab w:val="num" w:pos="3600"/>
+        </w:tabs>
+        <w:ind w:left="3600" w:hanging="360"/>
+      </w:pPr>
+      <w:rPr>
+        <w:rFonts w:ascii="Wingdings" w:hAnsi="Wingdings" w:hint="default"/>
+        <w:sz w:val="20"/>
+      </w:rPr>
+    </w:lvl>
+    <w:lvl w:ilvl="5" w:tentative="1">
+      <w:start w:val="1"/>
+      <w:numFmt w:val="bullet"/>
+      <w:lvlText w:val=""/>
+      <w:lvlJc w:val="left"/>
+      <w:pPr>
+        <w:tabs>
+          <w:tab w:val="num" w:pos="4320"/>
+        </w:tabs>
+        <w:ind w:left="4320" w:hanging="360"/>
+      </w:pPr>
+      <w:rPr>
+        <w:rFonts w:ascii="Wingdings" w:hAnsi="Wingdings" w:hint="default"/>
+        <w:sz w:val="20"/>
+      </w:rPr>
+    </w:lvl>
+    <w:lvl w:ilvl="6" w:tentative="1">
+      <w:start w:val="1"/>
+      <w:numFmt w:val="bullet"/>
+      <w:lvlText w:val=""/>
+      <w:lvlJc w:val="left"/>
+      <w:pPr>
+        <w:tabs>
+          <w:tab w:val="num" w:pos="5040"/>
+        </w:tabs>
+        <w:ind w:left="5040" w:hanging="360"/>
+      </w:pPr>
+      <w:rPr>
+        <w:rFonts w:ascii="Wingdings" w:hAnsi="Wingdings" w:hint="default"/>
+        <w:sz w:val="20"/>
+      </w:rPr>
+    </w:lvl>
+    <w:lvl w:ilvl="7" w:tentative="1">
+      <w:start w:val="1"/>
+      <w:numFmt w:val="bullet"/>
+      <w:lvlText w:val=""/>
+      <w:lvlJc w:val="left"/>
+      <w:pPr>
+        <w:tabs>
+          <w:tab w:val="num" w:pos="5760"/>
+        </w:tabs>
+        <w:ind w:left="5760" w:hanging="360"/>
+      </w:pPr>
+      <w:rPr>
+        <w:rFonts w:ascii="Wingdings" w:hAnsi="Wingdings" w:hint="default"/>
+        <w:sz w:val="20"/>
+      </w:rPr>
+    </w:lvl>
+    <w:lvl w:ilvl="8" w:tentative="1">
+      <w:start w:val="1"/>
+      <w:numFmt w:val="bullet"/>
+      <w:lvlText w:val=""/>
+      <w:lvlJc w:val="left"/>
+      <w:pPr>
+        <w:tabs>
+          <w:tab w:val="num" w:pos="6480"/>
+        </w:tabs>
+        <w:ind w:left="6480" w:hanging="360"/>
+      </w:pPr>
+      <w:rPr>
+        <w:rFonts w:ascii="Wingdings" w:hAnsi="Wingdings" w:hint="default"/>
+        <w:sz w:val="20"/>
+      </w:rPr>
+    </w:lvl>
+  </w:abstractNum>
+  <w:abstractNum w:abstractNumId="18" w15:restartNumberingAfterBreak="0">
     <w:nsid w:val="72700B4E"/>
     <w:multiLevelType w:val="multilevel"/>
     <w:tmpl w:val="DBFC0CEE"/>
@@ -3816,7 +7233,156 @@
       </w:pPr>
     </w:lvl>
   </w:abstractNum>
-  <w:abstractNum w:abstractNumId="11" w15:restartNumberingAfterBreak="0">
+  <w:abstractNum w:abstractNumId="19" w15:restartNumberingAfterBreak="0">
+    <w:nsid w:val="7B885F41"/>
+    <w:multiLevelType w:val="multilevel"/>
+    <w:tmpl w:val="FD8A575E"/>
+    <w:lvl w:ilvl="0">
+      <w:start w:val="1"/>
+      <w:numFmt w:val="bullet"/>
+      <w:lvlText w:val=""/>
+      <w:lvlJc w:val="left"/>
+      <w:pPr>
+        <w:tabs>
+          <w:tab w:val="num" w:pos="720"/>
+        </w:tabs>
+        <w:ind w:left="720" w:hanging="360"/>
+      </w:pPr>
+      <w:rPr>
+        <w:rFonts w:ascii="Symbol" w:hAnsi="Symbol" w:hint="default"/>
+        <w:sz w:val="20"/>
+      </w:rPr>
+    </w:lvl>
+    <w:lvl w:ilvl="1" w:tentative="1">
+      <w:start w:val="1"/>
+      <w:numFmt w:val="bullet"/>
+      <w:lvlText w:val="o"/>
+      <w:lvlJc w:val="left"/>
+      <w:pPr>
+        <w:tabs>
+          <w:tab w:val="num" w:pos="1440"/>
+        </w:tabs>
+        <w:ind w:left="1440" w:hanging="360"/>
+      </w:pPr>
+      <w:rPr>
+        <w:rFonts w:ascii="Courier New" w:hAnsi="Courier New" w:hint="default"/>
+        <w:sz w:val="20"/>
+      </w:rPr>
+    </w:lvl>
+    <w:lvl w:ilvl="2" w:tentative="1">
+      <w:start w:val="1"/>
+      <w:numFmt w:val="bullet"/>
+      <w:lvlText w:val=""/>
+      <w:lvlJc w:val="left"/>
+      <w:pPr>
+        <w:tabs>
+          <w:tab w:val="num" w:pos="2160"/>
+        </w:tabs>
+        <w:ind w:left="2160" w:hanging="360"/>
+      </w:pPr>
+      <w:rPr>
+        <w:rFonts w:ascii="Wingdings" w:hAnsi="Wingdings" w:hint="default"/>
+        <w:sz w:val="20"/>
+      </w:rPr>
+    </w:lvl>
+    <w:lvl w:ilvl="3" w:tentative="1">
+      <w:start w:val="1"/>
+      <w:numFmt w:val="bullet"/>
+      <w:lvlText w:val=""/>
+      <w:lvlJc w:val="left"/>
+      <w:pPr>
+        <w:tabs>
+          <w:tab w:val="num" w:pos="2880"/>
+        </w:tabs>
+        <w:ind w:left="2880" w:hanging="360"/>
+      </w:pPr>
+      <w:rPr>
+        <w:rFonts w:ascii="Wingdings" w:hAnsi="Wingdings" w:hint="default"/>
+        <w:sz w:val="20"/>
+      </w:rPr>
+    </w:lvl>
+    <w:lvl w:ilvl="4" w:tentative="1">
+      <w:start w:val="1"/>
+      <w:numFmt w:val="bullet"/>
+      <w:lvlText w:val=""/>
+      <w:lvlJc w:val="left"/>
+      <w:pPr>
+        <w:tabs>
+          <w:tab w:val="num" w:pos="3600"/>
+        </w:tabs>
+        <w:ind w:left="3600" w:hanging="360"/>
+      </w:pPr>
+      <w:rPr>
+        <w:rFonts w:ascii="Wingdings" w:hAnsi="Wingdings" w:hint="default"/>
+        <w:sz w:val="20"/>
+      </w:rPr>
+    </w:lvl>
+    <w:lvl w:ilvl="5" w:tentative="1">
+      <w:start w:val="1"/>
+      <w:numFmt w:val="bullet"/>
+      <w:lvlText w:val=""/>
+      <w:lvlJc w:val="left"/>
+      <w:pPr>
+        <w:tabs>
+          <w:tab w:val="num" w:pos="4320"/>
+        </w:tabs>
+        <w:ind w:left="4320" w:hanging="360"/>
+      </w:pPr>
+      <w:rPr>
+        <w:rFonts w:ascii="Wingdings" w:hAnsi="Wingdings" w:hint="default"/>
+        <w:sz w:val="20"/>
+      </w:rPr>
+    </w:lvl>
+    <w:lvl w:ilvl="6" w:tentative="1">
+      <w:start w:val="1"/>
+      <w:numFmt w:val="bullet"/>
+      <w:lvlText w:val=""/>
+      <w:lvlJc w:val="left"/>
+      <w:pPr>
+        <w:tabs>
+          <w:tab w:val="num" w:pos="5040"/>
+        </w:tabs>
+        <w:ind w:left="5040" w:hanging="360"/>
+      </w:pPr>
+      <w:rPr>
+        <w:rFonts w:ascii="Wingdings" w:hAnsi="Wingdings" w:hint="default"/>
+        <w:sz w:val="20"/>
+      </w:rPr>
+    </w:lvl>
+    <w:lvl w:ilvl="7" w:tentative="1">
+      <w:start w:val="1"/>
+      <w:numFmt w:val="bullet"/>
+      <w:lvlText w:val=""/>
+      <w:lvlJc w:val="left"/>
+      <w:pPr>
+        <w:tabs>
+          <w:tab w:val="num" w:pos="5760"/>
+        </w:tabs>
+        <w:ind w:left="5760" w:hanging="360"/>
+      </w:pPr>
+      <w:rPr>
+        <w:rFonts w:ascii="Wingdings" w:hAnsi="Wingdings" w:hint="default"/>
+        <w:sz w:val="20"/>
+      </w:rPr>
+    </w:lvl>
+    <w:lvl w:ilvl="8" w:tentative="1">
+      <w:start w:val="1"/>
+      <w:numFmt w:val="bullet"/>
+      <w:lvlText w:val=""/>
+      <w:lvlJc w:val="left"/>
+      <w:pPr>
+        <w:tabs>
+          <w:tab w:val="num" w:pos="6480"/>
+        </w:tabs>
+        <w:ind w:left="6480" w:hanging="360"/>
+      </w:pPr>
+      <w:rPr>
+        <w:rFonts w:ascii="Wingdings" w:hAnsi="Wingdings" w:hint="default"/>
+        <w:sz w:val="20"/>
+      </w:rPr>
+    </w:lvl>
+  </w:abstractNum>
+  <w:abstractNum w:abstractNumId="20" w15:restartNumberingAfterBreak="0">
     <w:nsid w:val="7D131E9F"/>
     <w:multiLevelType w:val="multilevel"/>
     <w:tmpl w:val="D76490A8"/>
@@ -3966,40 +7532,67 @@
     </w:lvl>
   </w:abstractNum>
   <w:num w:numId="1" w16cid:durableId="1582135572">
+    <w:abstractNumId w:val="16"/>
+  </w:num>
+  <w:num w:numId="2" w16cid:durableId="2057468626">
     <w:abstractNumId w:val="9"/>
   </w:num>
-  <w:num w:numId="2" w16cid:durableId="2057468626">
-    <w:abstractNumId w:val="4"/>
-  </w:num>
   <w:num w:numId="3" w16cid:durableId="1546023446">
-    <w:abstractNumId w:val="5"/>
+    <w:abstractNumId w:val="11"/>
   </w:num>
   <w:num w:numId="4" w16cid:durableId="2095012440">
-    <w:abstractNumId w:val="2"/>
+    <w:abstractNumId w:val="3"/>
   </w:num>
   <w:num w:numId="5" w16cid:durableId="1023552780">
+    <w:abstractNumId w:val="15"/>
+  </w:num>
+  <w:num w:numId="6" w16cid:durableId="630205977">
+    <w:abstractNumId w:val="18"/>
+  </w:num>
+  <w:num w:numId="7" w16cid:durableId="306666369">
+    <w:abstractNumId w:val="13"/>
+  </w:num>
+  <w:num w:numId="8" w16cid:durableId="1544908269">
     <w:abstractNumId w:val="8"/>
   </w:num>
-  <w:num w:numId="6" w16cid:durableId="630205977">
-    <w:abstractNumId w:val="10"/>
-  </w:num>
-  <w:num w:numId="7" w16cid:durableId="306666369">
-    <w:abstractNumId w:val="7"/>
-  </w:num>
-  <w:num w:numId="8" w16cid:durableId="1544908269">
-    <w:abstractNumId w:val="3"/>
-  </w:num>
   <w:num w:numId="9" w16cid:durableId="1965961950">
-    <w:abstractNumId w:val="11"/>
+    <w:abstractNumId w:val="20"/>
   </w:num>
   <w:num w:numId="10" w16cid:durableId="443812417">
-    <w:abstractNumId w:val="6"/>
+    <w:abstractNumId w:val="12"/>
   </w:num>
   <w:num w:numId="11" w16cid:durableId="52318930">
-    <w:abstractNumId w:val="1"/>
+    <w:abstractNumId w:val="2"/>
   </w:num>
   <w:num w:numId="12" w16cid:durableId="584845237">
     <w:abstractNumId w:val="0"/>
+  </w:num>
+  <w:num w:numId="13" w16cid:durableId="2101947325">
+    <w:abstractNumId w:val="4"/>
+  </w:num>
+  <w:num w:numId="14" w16cid:durableId="1630624646">
+    <w:abstractNumId w:val="7"/>
+  </w:num>
+  <w:num w:numId="15" w16cid:durableId="349333764">
+    <w:abstractNumId w:val="5"/>
+  </w:num>
+  <w:num w:numId="16" w16cid:durableId="1195076736">
+    <w:abstractNumId w:val="1"/>
+  </w:num>
+  <w:num w:numId="17" w16cid:durableId="426652732">
+    <w:abstractNumId w:val="19"/>
+  </w:num>
+  <w:num w:numId="18" w16cid:durableId="226771179">
+    <w:abstractNumId w:val="6"/>
+  </w:num>
+  <w:num w:numId="19" w16cid:durableId="1848905013">
+    <w:abstractNumId w:val="14"/>
+  </w:num>
+  <w:num w:numId="20" w16cid:durableId="321274284">
+    <w:abstractNumId w:val="17"/>
+  </w:num>
+  <w:num w:numId="21" w16cid:durableId="1782072188">
+    <w:abstractNumId w:val="10"/>
   </w:num>
 </w:numbering>
 </file>
@@ -4404,6 +7997,7 @@
   <w:style w:type="paragraph" w:default="1" w:styleId="Normal">
     <w:name w:val="Normal"/>
     <w:qFormat/>
+    <w:rsid w:val="00E56744"/>
   </w:style>
   <w:style w:type="paragraph" w:styleId="Heading1">
     <w:name w:val="heading 1"/>
@@ -4943,6 +8537,17 @@
       <w:shd w:val="clear" w:color="auto" w:fill="E1DFDD"/>
     </w:rPr>
   </w:style>
+  <w:style w:type="paragraph" w:styleId="NormalWeb">
+    <w:name w:val="Normal (Web)"/>
+    <w:basedOn w:val="Normal"/>
+    <w:uiPriority w:val="99"/>
+    <w:semiHidden/>
+    <w:unhideWhenUsed/>
+    <w:rsid w:val="00EB4D8B"/>
+    <w:rPr>
+      <w:rFonts w:ascii="Times New Roman" w:hAnsi="Times New Roman" w:cs="Times New Roman"/>
+    </w:rPr>
+  </w:style>
 </w:styles>
 </file>
 

--- a/NOTES/2. DOCKER.docx
+++ b/NOTES/2. DOCKER.docx
@@ -94,7 +94,17 @@
     </w:p>
     <w:p/>
     <w:p>
-      <w:r>
+      <w:pPr>
+        <w:rPr>
+          <w:b/>
+          <w:bCs/>
+        </w:rPr>
+      </w:pPr>
+      <w:r>
+        <w:rPr>
+          <w:b/>
+          <w:bCs/>
+        </w:rPr>
         <w:t>Docker (Containers):</w:t>
       </w:r>
     </w:p>
@@ -120,7 +130,17 @@
     </w:p>
     <w:p/>
     <w:p>
-      <w:r>
+      <w:pPr>
+        <w:rPr>
+          <w:b/>
+          <w:bCs/>
+        </w:rPr>
+      </w:pPr>
+      <w:r>
+        <w:rPr>
+          <w:b/>
+          <w:bCs/>
+        </w:rPr>
         <w:t>Key Differences:</w:t>
       </w:r>
     </w:p>
@@ -830,31 +850,7 @@
     </w:p>
     <w:p>
       <w:r>
-        <w:t>docker run -p &lt;</w:t>
-      </w:r>
-      <w:proofErr w:type="spellStart"/>
-      <w:r>
-        <w:t>host_port</w:t>
-      </w:r>
-      <w:proofErr w:type="spellEnd"/>
-      <w:r>
-        <w:t>&gt;:&lt;</w:t>
-      </w:r>
-      <w:proofErr w:type="spellStart"/>
-      <w:r>
-        <w:t>container_port</w:t>
-      </w:r>
-      <w:proofErr w:type="spellEnd"/>
-      <w:r>
-        <w:t>&gt; &lt;</w:t>
-      </w:r>
-      <w:proofErr w:type="spellStart"/>
-      <w:r>
-        <w:t>image_name</w:t>
-      </w:r>
-      <w:proofErr w:type="spellEnd"/>
-      <w:r>
-        <w:t>&gt;</w:t>
+        <w:t>docker run -p &lt;host_port&gt;:&lt;container_port&gt; &lt;image_name&gt;</w:t>
       </w:r>
     </w:p>
     <w:p>
@@ -1120,7 +1116,13 @@
         <w:jc w:val="both"/>
       </w:pPr>
       <w:r>
-        <w:t>-p 3001:443 → Maps host port 3001 to container port 443 (commonly HTTPS, if configured)</w:t>
+        <w:t>-p</w:t>
+      </w:r>
+      <w:r>
+        <w:t xml:space="preserve"> </w:t>
+      </w:r>
+      <w:r>
+        <w:t>3001:443 → Maps host port 3001 to container port 443 (commonly HTTPS, if configured)</w:t>
       </w:r>
     </w:p>
     <w:p>
@@ -1215,7 +1217,6 @@
           <w:bCs/>
         </w:rPr>
       </w:pPr>
-      <w:proofErr w:type="spellStart"/>
       <w:r>
         <w:rPr>
           <w:b/>
@@ -1224,7 +1225,6 @@
         </w:rPr>
         <w:t>Dockerfile</w:t>
       </w:r>
-      <w:proofErr w:type="spellEnd"/>
     </w:p>
     <w:p>
       <w:pPr>
@@ -1242,7 +1242,6 @@
       <w:r>
         <w:t xml:space="preserve">A </w:t>
       </w:r>
-      <w:proofErr w:type="spellStart"/>
       <w:r>
         <w:rPr>
           <w:b/>
@@ -1250,7 +1249,6 @@
         </w:rPr>
         <w:t>Dockerfile</w:t>
       </w:r>
-      <w:proofErr w:type="spellEnd"/>
       <w:r>
         <w:t xml:space="preserve"> is a simple text file that contains step-by-step instructions to build a </w:t>
       </w:r>
@@ -1281,7 +1279,7 @@
       </w:pPr>
       <w:r>
         <w:pict w14:anchorId="4B7FF4C7">
-          <v:rect id="_x0000_i1087" style="width:0;height:1.5pt" o:hralign="center" o:hrstd="t" o:hr="t" fillcolor="#a0a0a0" stroked="f"/>
+          <v:rect id="_x0000_i1027" style="width:0;height:1.5pt" o:hralign="center" o:hrstd="t" o:hr="t" fillcolor="#a0a0a0" stroked="f"/>
         </w:pict>
       </w:r>
     </w:p>
@@ -1350,15 +1348,7 @@
         <w:jc w:val="both"/>
       </w:pPr>
       <w:r>
-        <w:t xml:space="preserve">Reads the </w:t>
-      </w:r>
-      <w:proofErr w:type="spellStart"/>
-      <w:r>
-        <w:t>Dockerfile</w:t>
-      </w:r>
-      <w:proofErr w:type="spellEnd"/>
-      <w:r>
-        <w:t xml:space="preserve"> </w:t>
+        <w:t xml:space="preserve">Reads the Dockerfile </w:t>
       </w:r>
       <w:r>
         <w:rPr>
@@ -1444,7 +1434,7 @@
       </w:pPr>
       <w:r>
         <w:pict w14:anchorId="06DE468C">
-          <v:rect id="_x0000_i1088" style="width:0;height:1.5pt" o:hralign="center" o:hrstd="t" o:hr="t" fillcolor="#a0a0a0" stroked="f"/>
+          <v:rect id="_x0000_i1028" style="width:0;height:1.5pt" o:hralign="center" o:hrstd="t" o:hr="t" fillcolor="#a0a0a0" stroked="f"/>
         </w:pict>
       </w:r>
     </w:p>
@@ -1511,7 +1501,10 @@
         <w:jc w:val="both"/>
       </w:pPr>
       <w:r>
-        <w:t>FROM openjdk:21-jdk</w:t>
+        <w:t xml:space="preserve">FROM </w:t>
+      </w:r>
+      <w:r>
+        <w:t>eclipse-temurin:21-jdk</w:t>
       </w:r>
     </w:p>
     <w:p>
@@ -1558,7 +1551,7 @@
       </w:pPr>
       <w:r>
         <w:pict w14:anchorId="18450A94">
-          <v:rect id="_x0000_i1089" style="width:0;height:1.5pt" o:hralign="center" o:hrstd="t" o:hr="t" fillcolor="#a0a0a0" stroked="f"/>
+          <v:rect id="_x0000_i1029" style="width:0;height:1.5pt" o:hralign="center" o:hrstd="t" o:hr="t" fillcolor="#a0a0a0" stroked="f"/>
         </w:pict>
       </w:r>
     </w:p>
@@ -1590,19 +1583,9 @@
       <w:pPr>
         <w:jc w:val="both"/>
       </w:pPr>
-      <w:proofErr w:type="gramStart"/>
-      <w:r>
-        <w:t>COPY .</w:t>
-      </w:r>
-      <w:proofErr w:type="gramEnd"/>
-      <w:r>
-        <w:t xml:space="preserve"> /</w:t>
-      </w:r>
-      <w:proofErr w:type="gramStart"/>
-      <w:r>
-        <w:t>app</w:t>
-      </w:r>
-      <w:proofErr w:type="gramEnd"/>
+      <w:r>
+        <w:t>COPY . /app</w:t>
+      </w:r>
     </w:p>
     <w:p>
       <w:pPr>
@@ -1649,7 +1632,7 @@
       </w:pPr>
       <w:r>
         <w:pict w14:anchorId="2BB39F91">
-          <v:rect id="_x0000_i1090" style="width:0;height:1.5pt" o:hralign="center" o:hrstd="t" o:hr="t" fillcolor="#a0a0a0" stroked="f"/>
+          <v:rect id="_x0000_i1030" style="width:0;height:1.5pt" o:hralign="center" o:hrstd="t" o:hr="t" fillcolor="#a0a0a0" stroked="f"/>
         </w:pict>
       </w:r>
     </w:p>
@@ -1746,7 +1729,7 @@
       </w:pPr>
       <w:r>
         <w:pict w14:anchorId="24FD4250">
-          <v:rect id="_x0000_i1091" style="width:0;height:1.5pt" o:hralign="center" o:hrstd="t" o:hr="t" fillcolor="#a0a0a0" stroked="f"/>
+          <v:rect id="_x0000_i1031" style="width:0;height:1.5pt" o:hralign="center" o:hrstd="t" o:hr="t" fillcolor="#a0a0a0" stroked="f"/>
         </w:pict>
       </w:r>
     </w:p>
@@ -1836,7 +1819,7 @@
       </w:pPr>
       <w:r>
         <w:pict w14:anchorId="22E5B93A">
-          <v:rect id="_x0000_i1092" style="width:0;height:1.5pt" o:hralign="center" o:hrstd="t" o:hr="t" fillcolor="#a0a0a0" stroked="f"/>
+          <v:rect id="_x0000_i1032" style="width:0;height:1.5pt" o:hralign="center" o:hrstd="t" o:hr="t" fillcolor="#a0a0a0" stroked="f"/>
         </w:pict>
       </w:r>
     </w:p>
@@ -1885,7 +1868,10 @@
         <w:jc w:val="both"/>
       </w:pPr>
       <w:r>
-        <w:t>FROM openjdk:21-jdk</w:t>
+        <w:t xml:space="preserve">FROM </w:t>
+      </w:r>
+      <w:r>
+        <w:t>eclipse-temurin:21-jdk</w:t>
       </w:r>
     </w:p>
     <w:p>
@@ -1966,7 +1952,7 @@
       </w:pPr>
       <w:r>
         <w:pict w14:anchorId="61FFA874">
-          <v:rect id="_x0000_i1093" style="width:0;height:1.5pt" o:hralign="center" o:hrstd="t" o:hr="t" fillcolor="#a0a0a0" stroked="f"/>
+          <v:rect id="_x0000_i1033" style="width:0;height:1.5pt" o:hralign="center" o:hrstd="t" o:hr="t" fillcolor="#a0a0a0" stroked="f"/>
         </w:pict>
       </w:r>
     </w:p>
@@ -2012,7 +1998,10 @@
         <w:jc w:val="both"/>
       </w:pPr>
       <w:r>
-        <w:t xml:space="preserve">Pull openjdk:21-jdk </w:t>
+        <w:t xml:space="preserve">Pull </w:t>
+      </w:r>
+      <w:r>
+        <w:t>eclipse-temurin:21-jdk</w:t>
       </w:r>
     </w:p>
     <w:p>
@@ -2081,7 +2070,7 @@
       </w:pPr>
       <w:r>
         <w:pict w14:anchorId="27EE67CC">
-          <v:rect id="_x0000_i1094" style="width:0;height:1.5pt" o:hralign="center" o:hrstd="t" o:hr="t" fillcolor="#a0a0a0" stroked="f"/>
+          <v:rect id="_x0000_i1034" style="width:0;height:1.5pt" o:hralign="center" o:hrstd="t" o:hr="t" fillcolor="#a0a0a0" stroked="f"/>
         </w:pict>
       </w:r>
     </w:p>
@@ -2211,15 +2200,7 @@
         <w:jc w:val="both"/>
       </w:pPr>
       <w:r>
-        <w:t xml:space="preserve">Same </w:t>
-      </w:r>
-      <w:proofErr w:type="spellStart"/>
-      <w:r>
-        <w:t>Dockerfile</w:t>
-      </w:r>
-      <w:proofErr w:type="spellEnd"/>
-      <w:r>
-        <w:t xml:space="preserve"> → same image every time </w:t>
+        <w:t xml:space="preserve">Same Dockerfile → same image every time </w:t>
       </w:r>
     </w:p>
     <w:p>
@@ -2228,7 +2209,7 @@
       </w:pPr>
       <w:r>
         <w:pict w14:anchorId="0010C80B">
-          <v:rect id="_x0000_i1095" style="width:0;height:1.5pt" o:hralign="center" o:hrstd="t" o:hr="t" fillcolor="#a0a0a0" stroked="f"/>
+          <v:rect id="_x0000_i1035" style="width:0;height:1.5pt" o:hralign="center" o:hrstd="t" o:hr="t" fillcolor="#a0a0a0" stroked="f"/>
         </w:pict>
       </w:r>
     </w:p>
@@ -2260,13 +2241,8 @@
       <w:pPr>
         <w:jc w:val="both"/>
       </w:pPr>
-      <w:proofErr w:type="spellStart"/>
-      <w:r>
-        <w:t>Dockerfile</w:t>
-      </w:r>
-      <w:proofErr w:type="spellEnd"/>
-      <w:r>
-        <w:t xml:space="preserve"> = Recipe</w:t>
+      <w:r>
+        <w:t>Dockerfile = Recipe</w:t>
       </w:r>
     </w:p>
     <w:p>
@@ -2291,7 +2267,7 @@
       </w:pPr>
       <w:r>
         <w:pict w14:anchorId="1ED6F3B0">
-          <v:rect id="_x0000_i1096" style="width:0;height:1.5pt" o:hralign="center" o:hrstd="t" o:hr="t" fillcolor="#a0a0a0" stroked="f"/>
+          <v:rect id="_x0000_i1036" style="width:0;height:1.5pt" o:hralign="center" o:hrstd="t" o:hr="t" fillcolor="#a0a0a0" stroked="f"/>
         </w:pict>
       </w:r>
     </w:p>
@@ -2352,15 +2328,7 @@
         <w:jc w:val="both"/>
       </w:pPr>
       <w:r>
-        <w:t xml:space="preserve">Docker reads </w:t>
-      </w:r>
-      <w:proofErr w:type="spellStart"/>
-      <w:r>
-        <w:t>Dockerfile</w:t>
-      </w:r>
-      <w:proofErr w:type="spellEnd"/>
-      <w:r>
-        <w:t xml:space="preserve"> line-by-line, executes each instruction, creates cached layers, and finally produces a reusable image.</w:t>
+        <w:t>Docker reads Dockerfile line-by-line, executes each instruction, creates cached layers, and finally produces a reusable image.</w:t>
       </w:r>
     </w:p>
     <w:p>
@@ -2377,6 +2345,9 @@
         <w:jc w:val="both"/>
       </w:pPr>
       <w:r>
+        <w:rPr>
+          <w:noProof/>
+        </w:rPr>
         <w:drawing>
           <wp:inline distT="0" distB="0" distL="0" distR="0" wp14:anchorId="64907562" wp14:editId="30B0F478">
             <wp:extent cx="5731510" cy="2623820"/>
@@ -2462,13 +2433,8 @@
       <w:pPr>
         <w:jc w:val="both"/>
       </w:pPr>
-      <w:proofErr w:type="spellStart"/>
-      <w:r>
-        <w:t>mvn</w:t>
-      </w:r>
-      <w:proofErr w:type="spellEnd"/>
-      <w:r>
-        <w:t xml:space="preserve"> clean package</w:t>
+      <w:r>
+        <w:t>mvn clean package</w:t>
       </w:r>
     </w:p>
     <w:p>
@@ -2498,15 +2464,7 @@
         <w:jc w:val="both"/>
       </w:pPr>
       <w:r>
-        <w:t>(Your &lt;</w:t>
-      </w:r>
-      <w:proofErr w:type="spellStart"/>
-      <w:r>
-        <w:t>finalName</w:t>
-      </w:r>
-      <w:proofErr w:type="spellEnd"/>
-      <w:r>
-        <w:t xml:space="preserve">&gt; ensures the JAR name is clean </w:t>
+        <w:t xml:space="preserve">(Your &lt;finalName&gt; ensures the JAR name is clean </w:t>
       </w:r>
       <w:r>
         <w:rPr>
@@ -2528,6 +2486,9 @@
         <w:jc w:val="both"/>
       </w:pPr>
       <w:r>
+        <w:rPr>
+          <w:noProof/>
+        </w:rPr>
         <w:drawing>
           <wp:inline distT="0" distB="0" distL="0" distR="0" wp14:anchorId="194064D7" wp14:editId="07236867">
             <wp:extent cx="5731510" cy="2854325"/>
@@ -2579,49 +2540,38 @@
           <w:bCs/>
         </w:rPr>
         <w:lastRenderedPageBreak/>
-        <w:t xml:space="preserve">Step 2: Create </w:t>
-      </w:r>
-      <w:proofErr w:type="spellStart"/>
-      <w:r>
-        <w:rPr>
-          <w:b/>
-          <w:bCs/>
-        </w:rPr>
+        <w:t>Step 2: Create Dockerfile</w:t>
+      </w:r>
+      <w:r>
+        <w:rPr>
+          <w:b/>
+          <w:bCs/>
+        </w:rPr>
+        <w:t xml:space="preserve"> without</w:t>
+      </w:r>
+      <w:r>
+        <w:rPr>
+          <w:b/>
+          <w:bCs/>
+        </w:rPr>
+        <w:t xml:space="preserve"> any extension.</w:t>
+      </w:r>
+    </w:p>
+    <w:p>
+      <w:pPr>
+        <w:jc w:val="both"/>
+      </w:pPr>
+      <w:r>
+        <w:t>Create a file named:</w:t>
+      </w:r>
+    </w:p>
+    <w:p>
+      <w:pPr>
+        <w:jc w:val="both"/>
+      </w:pPr>
+      <w:r>
         <w:t>Dockerfile</w:t>
       </w:r>
-      <w:proofErr w:type="spellEnd"/>
-      <w:r>
-        <w:rPr>
-          <w:b/>
-          <w:bCs/>
-        </w:rPr>
-        <w:t xml:space="preserve"> without</w:t>
-      </w:r>
-      <w:r>
-        <w:rPr>
-          <w:b/>
-          <w:bCs/>
-        </w:rPr>
-        <w:t xml:space="preserve"> any extension.</w:t>
-      </w:r>
-    </w:p>
-    <w:p>
-      <w:pPr>
-        <w:jc w:val="both"/>
-      </w:pPr>
-      <w:r>
-        <w:t>Create a file named:</w:t>
-      </w:r>
-    </w:p>
-    <w:p>
-      <w:pPr>
-        <w:jc w:val="both"/>
-      </w:pPr>
-      <w:proofErr w:type="spellStart"/>
-      <w:r>
-        <w:t>Dockerfile</w:t>
-      </w:r>
-      <w:proofErr w:type="spellEnd"/>
     </w:p>
     <w:p>
       <w:pPr>
@@ -2637,7 +2587,7 @@
       </w:pPr>
       <w:r>
         <w:pict w14:anchorId="680793B0">
-          <v:rect id="_x0000_i1119" style="width:0;height:1.5pt" o:hralign="center" o:hrstd="t" o:hr="t" fillcolor="#a0a0a0" stroked="f"/>
+          <v:rect id="_x0000_i1037" style="width:0;height:1.5pt" o:hralign="center" o:hrstd="t" o:hr="t" fillcolor="#a0a0a0" stroked="f"/>
         </w:pict>
       </w:r>
     </w:p>
@@ -2662,23 +2612,7 @@
           <w:b/>
           <w:bCs/>
         </w:rPr>
-        <w:t xml:space="preserve"> Simple </w:t>
-      </w:r>
-      <w:proofErr w:type="spellStart"/>
-      <w:r>
-        <w:rPr>
-          <w:b/>
-          <w:bCs/>
-        </w:rPr>
-        <w:t>Dockerfile</w:t>
-      </w:r>
-      <w:proofErr w:type="spellEnd"/>
-      <w:r>
-        <w:rPr>
-          <w:b/>
-          <w:bCs/>
-        </w:rPr>
-        <w:t xml:space="preserve"> (Best for beginners)</w:t>
+        <w:t xml:space="preserve"> Simple Dockerfile (Best for beginners)</w:t>
       </w:r>
     </w:p>
     <w:p>
@@ -2815,7 +2749,7 @@
       </w:pPr>
       <w:r>
         <w:pict w14:anchorId="05B9A919">
-          <v:rect id="_x0000_i1120" style="width:0;height:1.5pt" o:hralign="center" o:hrstd="t" o:hr="t" fillcolor="#a0a0a0" stroked="f"/>
+          <v:rect id="_x0000_i1038" style="width:0;height:1.5pt" o:hralign="center" o:hrstd="t" o:hr="t" fillcolor="#a0a0a0" stroked="f"/>
         </w:pict>
       </w:r>
     </w:p>
@@ -2862,7 +2796,13 @@
         <w:jc w:val="both"/>
       </w:pPr>
       <w:r>
-        <w:t xml:space="preserve">FROM openjdk:21-jdk → Java 21 runtime </w:t>
+        <w:t xml:space="preserve">FROM </w:t>
+      </w:r>
+      <w:r>
+        <w:t>eclipse-temurin:21-jdk</w:t>
+      </w:r>
+      <w:r>
+        <w:t xml:space="preserve"> → Java 21 runtime </w:t>
       </w:r>
     </w:p>
     <w:p>
@@ -2898,17 +2838,7 @@
         <w:jc w:val="both"/>
       </w:pPr>
       <w:r>
-        <w:t xml:space="preserve">EXPOSE 8000 → matches your </w:t>
-      </w:r>
-      <w:proofErr w:type="spellStart"/>
-      <w:proofErr w:type="gramStart"/>
-      <w:r>
-        <w:t>application.properties</w:t>
-      </w:r>
-      <w:proofErr w:type="spellEnd"/>
-      <w:proofErr w:type="gramEnd"/>
-      <w:r>
-        <w:t xml:space="preserve"> </w:t>
+        <w:t xml:space="preserve">EXPOSE 8000 → matches your application.properties </w:t>
       </w:r>
     </w:p>
     <w:p>
@@ -2990,17 +2920,8 @@
           <w:b/>
           <w:bCs/>
         </w:rPr>
-        <w:t>docker build -t greetings-</w:t>
-      </w:r>
-      <w:proofErr w:type="gramStart"/>
-      <w:r>
-        <w:rPr>
-          <w:b/>
-          <w:bCs/>
-        </w:rPr>
-        <w:t>service .</w:t>
-      </w:r>
-      <w:proofErr w:type="gramEnd"/>
+        <w:t>docker build -t greetings-service .</w:t>
+      </w:r>
     </w:p>
     <w:p>
       <w:pPr>
@@ -3025,15 +2946,7 @@
         <w:jc w:val="both"/>
       </w:pPr>
       <w:r>
-        <w:t xml:space="preserve">Docker reads </w:t>
-      </w:r>
-      <w:proofErr w:type="spellStart"/>
-      <w:r>
-        <w:t>Dockerfile</w:t>
-      </w:r>
-      <w:proofErr w:type="spellEnd"/>
-      <w:r>
-        <w:t xml:space="preserve"> </w:t>
+        <w:t xml:space="preserve">Docker reads Dockerfile </w:t>
       </w:r>
     </w:p>
     <w:p>
@@ -3070,6 +2983,9 @@
         <w:jc w:val="both"/>
       </w:pPr>
       <w:r>
+        <w:rPr>
+          <w:noProof/>
+        </w:rPr>
         <w:drawing>
           <wp:inline distT="0" distB="0" distL="0" distR="0" wp14:anchorId="7B190429" wp14:editId="4024844F">
             <wp:extent cx="5731510" cy="2906395"/>
@@ -3160,6 +3076,9 @@
         <w:jc w:val="both"/>
       </w:pPr>
       <w:r>
+        <w:rPr>
+          <w:noProof/>
+        </w:rPr>
         <w:drawing>
           <wp:inline distT="0" distB="0" distL="0" distR="0" wp14:anchorId="4AB524D2" wp14:editId="5095E2F1">
             <wp:extent cx="5731510" cy="1308735"/>
@@ -3203,7 +3122,7 @@
       </w:pPr>
       <w:r>
         <w:pict w14:anchorId="036914C0">
-          <v:rect id="_x0000_i1369" style="width:0;height:1.5pt" o:hralign="center" o:hrstd="t" o:hr="t" fillcolor="#a0a0a0" stroked="f"/>
+          <v:rect id="_x0000_i1039" style="width:0;height:1.5pt" o:hralign="center" o:hrstd="t" o:hr="t" fillcolor="#a0a0a0" stroked="f"/>
         </w:pict>
       </w:r>
     </w:p>
@@ -3333,7 +3252,7 @@
       </w:pPr>
       <w:r>
         <w:pict w14:anchorId="36A906BA">
-          <v:rect id="_x0000_i1395" style="width:0;height:1.5pt" o:hralign="center" o:hrstd="t" o:hr="t" fillcolor="#a0a0a0" stroked="f"/>
+          <v:rect id="_x0000_i1040" style="width:0;height:1.5pt" o:hralign="center" o:hrstd="t" o:hr="t" fillcolor="#a0a0a0" stroked="f"/>
         </w:pict>
       </w:r>
     </w:p>
@@ -3382,11 +3301,9 @@
       <w:r>
         <w:t xml:space="preserve">Right </w:t>
       </w:r>
-      <w:proofErr w:type="gramStart"/>
-      <w:r>
-        <w:t>now</w:t>
-      </w:r>
-      <w:proofErr w:type="gramEnd"/>
+      <w:r>
+        <w:t>now,</w:t>
+      </w:r>
       <w:r>
         <w:t xml:space="preserve"> your local image is:</w:t>
       </w:r>
@@ -3429,7 +3346,7 @@
       </w:pPr>
       <w:r>
         <w:pict w14:anchorId="0D73EEC1">
-          <v:rect id="_x0000_i1396" style="width:0;height:1.5pt" o:hralign="center" o:hrstd="t" o:hr="t" fillcolor="#a0a0a0" stroked="f"/>
+          <v:rect id="_x0000_i1041" style="width:0;height:1.5pt" o:hralign="center" o:hrstd="t" o:hr="t" fillcolor="#a0a0a0" stroked="f"/>
         </w:pict>
       </w:r>
     </w:p>
@@ -3485,7 +3402,7 @@
       </w:pPr>
       <w:r>
         <w:pict w14:anchorId="339B2C25">
-          <v:rect id="_x0000_i1397" style="width:0;height:1.5pt" o:hralign="center" o:hrstd="t" o:hr="t" fillcolor="#a0a0a0" stroked="f"/>
+          <v:rect id="_x0000_i1042" style="width:0;height:1.5pt" o:hralign="center" o:hrstd="t" o:hr="t" fillcolor="#a0a0a0" stroked="f"/>
         </w:pict>
       </w:r>
     </w:p>
@@ -3559,6 +3476,9 @@
         <w:jc w:val="both"/>
       </w:pPr>
       <w:r>
+        <w:rPr>
+          <w:noProof/>
+        </w:rPr>
         <w:lastRenderedPageBreak/>
         <w:drawing>
           <wp:inline distT="0" distB="0" distL="0" distR="0" wp14:anchorId="4B2DC050" wp14:editId="137E8179">
@@ -3603,7 +3523,7 @@
       </w:pPr>
       <w:r>
         <w:pict w14:anchorId="62F94C99">
-          <v:rect id="_x0000_i1398" style="width:0;height:1.5pt" o:hralign="center" o:hrstd="t" o:hr="t" fillcolor="#a0a0a0" stroked="f"/>
+          <v:rect id="_x0000_i1043" style="width:0;height:1.5pt" o:hralign="center" o:hrstd="t" o:hr="t" fillcolor="#a0a0a0" stroked="f"/>
         </w:pict>
       </w:r>
     </w:p>
@@ -3671,6 +3591,9 @@
         <w:jc w:val="both"/>
       </w:pPr>
       <w:r>
+        <w:rPr>
+          <w:noProof/>
+        </w:rPr>
         <w:drawing>
           <wp:inline distT="0" distB="0" distL="0" distR="0" wp14:anchorId="238FD717" wp14:editId="30F2F8E1">
             <wp:extent cx="5731510" cy="1375410"/>
@@ -3755,13 +3678,7 @@
         <w:t>asohrab18/greetings-service:1.0</w:t>
       </w:r>
       <w:r>
-        <w:t xml:space="preserve">) with </w:t>
-      </w:r>
-      <w:r>
-        <w:t>a person Jack</w:t>
-      </w:r>
-      <w:r>
-        <w:t>.</w:t>
+        <w:t>) with a person Jack.</w:t>
       </w:r>
     </w:p>
     <w:p>
@@ -3859,6 +3776,9 @@
         <w:jc w:val="both"/>
       </w:pPr>
       <w:r>
+        <w:rPr>
+          <w:noProof/>
+        </w:rPr>
         <w:drawing>
           <wp:inline distT="0" distB="0" distL="0" distR="0" wp14:anchorId="49700BB0" wp14:editId="3DAB2F93">
             <wp:extent cx="5731510" cy="1125220"/>
@@ -3902,7 +3822,7 @@
       </w:pPr>
       <w:r>
         <w:pict w14:anchorId="080B523E">
-          <v:rect id="_x0000_i1415" style="width:0;height:1.5pt" o:hralign="center" o:hrstd="t" o:hr="t" fillcolor="#a0a0a0" stroked="f"/>
+          <v:rect id="_x0000_i1044" style="width:0;height:1.5pt" o:hralign="center" o:hrstd="t" o:hr="t" fillcolor="#a0a0a0" stroked="f"/>
         </w:pict>
       </w:r>
     </w:p>
@@ -4001,6 +3921,9 @@
         <w:jc w:val="both"/>
       </w:pPr>
       <w:r>
+        <w:rPr>
+          <w:noProof/>
+        </w:rPr>
         <w:drawing>
           <wp:inline distT="0" distB="0" distL="0" distR="0" wp14:anchorId="0FF937F8" wp14:editId="30DDFBB2">
             <wp:extent cx="5731510" cy="1550670"/>
@@ -4044,7 +3967,7 @@
       </w:pPr>
       <w:r>
         <w:pict w14:anchorId="355EBE7C">
-          <v:rect id="_x0000_i1416" style="width:0;height:1.5pt" o:hralign="center" o:hrstd="t" o:hr="t" fillcolor="#a0a0a0" stroked="f"/>
+          <v:rect id="_x0000_i1045" style="width:0;height:1.5pt" o:hralign="center" o:hrstd="t" o:hr="t" fillcolor="#a0a0a0" stroked="f"/>
         </w:pict>
       </w:r>
     </w:p>
@@ -4272,7 +4195,7 @@
       </w:pPr>
       <w:r>
         <w:pict w14:anchorId="59DE68C3">
-          <v:rect id="_x0000_i1425" style="width:0;height:1.5pt" o:hralign="center" o:hrstd="t" o:hr="t" fillcolor="#a0a0a0" stroked="f"/>
+          <v:rect id="_x0000_i1046" style="width:0;height:1.5pt" o:hralign="center" o:hrstd="t" o:hr="t" fillcolor="#a0a0a0" stroked="f"/>
         </w:pict>
       </w:r>
     </w:p>
@@ -4380,7 +4303,7 @@
       </w:pPr>
       <w:r>
         <w:pict w14:anchorId="43E1F55C">
-          <v:rect id="_x0000_i1439" style="width:0;height:1.5pt" o:hralign="center" o:hrstd="t" o:hr="t" fillcolor="#a0a0a0" stroked="f"/>
+          <v:rect id="_x0000_i1047" style="width:0;height:1.5pt" o:hralign="center" o:hrstd="t" o:hr="t" fillcolor="#a0a0a0" stroked="f"/>
         </w:pict>
       </w:r>
     </w:p>
@@ -4484,7 +4407,7 @@
       </w:pPr>
       <w:r>
         <w:pict w14:anchorId="4E8EB1BF">
-          <v:rect id="_x0000_i1440" style="width:0;height:1.5pt" o:hralign="center" o:hrstd="t" o:hr="t" fillcolor="#a0a0a0" stroked="f"/>
+          <v:rect id="_x0000_i1048" style="width:0;height:1.5pt" o:hralign="center" o:hrstd="t" o:hr="t" fillcolor="#a0a0a0" stroked="f"/>
         </w:pict>
       </w:r>
     </w:p>
@@ -8201,6 +8124,7 @@
   <w:style w:type="character" w:default="1" w:styleId="DefaultParagraphFont">
     <w:name w:val="Default Paragraph Font"/>
     <w:uiPriority w:val="1"/>
+    <w:semiHidden/>
     <w:unhideWhenUsed/>
   </w:style>
   <w:style w:type="table" w:default="1" w:styleId="TableNormal">

--- a/NOTES/2. DOCKER.docx
+++ b/NOTES/2. DOCKER.docx
@@ -850,7 +850,31 @@
     </w:p>
     <w:p>
       <w:r>
-        <w:t>docker run -p &lt;host_port&gt;:&lt;container_port&gt; &lt;image_name&gt;</w:t>
+        <w:t>docker run -p &lt;</w:t>
+      </w:r>
+      <w:proofErr w:type="spellStart"/>
+      <w:r>
+        <w:t>host_port</w:t>
+      </w:r>
+      <w:proofErr w:type="spellEnd"/>
+      <w:r>
+        <w:t>&gt;:&lt;</w:t>
+      </w:r>
+      <w:proofErr w:type="spellStart"/>
+      <w:r>
+        <w:t>container_port</w:t>
+      </w:r>
+      <w:proofErr w:type="spellEnd"/>
+      <w:r>
+        <w:t>&gt; &lt;</w:t>
+      </w:r>
+      <w:proofErr w:type="spellStart"/>
+      <w:r>
+        <w:t>image_name</w:t>
+      </w:r>
+      <w:proofErr w:type="spellEnd"/>
+      <w:r>
+        <w:t>&gt;</w:t>
       </w:r>
     </w:p>
     <w:p>
@@ -1217,6 +1241,7 @@
           <w:bCs/>
         </w:rPr>
       </w:pPr>
+      <w:proofErr w:type="spellStart"/>
       <w:r>
         <w:rPr>
           <w:b/>
@@ -1225,6 +1250,7 @@
         </w:rPr>
         <w:t>Dockerfile</w:t>
       </w:r>
+      <w:proofErr w:type="spellEnd"/>
     </w:p>
     <w:p>
       <w:pPr>
@@ -1242,6 +1268,7 @@
       <w:r>
         <w:t xml:space="preserve">A </w:t>
       </w:r>
+      <w:proofErr w:type="spellStart"/>
       <w:r>
         <w:rPr>
           <w:b/>
@@ -1249,6 +1276,7 @@
         </w:rPr>
         <w:t>Dockerfile</w:t>
       </w:r>
+      <w:proofErr w:type="spellEnd"/>
       <w:r>
         <w:t xml:space="preserve"> is a simple text file that contains step-by-step instructions to build a </w:t>
       </w:r>
@@ -1328,8 +1356,17 @@
           <w:b/>
           <w:bCs/>
         </w:rPr>
-        <w:t>docker build -t my-app .</w:t>
-      </w:r>
+        <w:t>docker build -t my-</w:t>
+      </w:r>
+      <w:proofErr w:type="gramStart"/>
+      <w:r>
+        <w:rPr>
+          <w:b/>
+          <w:bCs/>
+        </w:rPr>
+        <w:t>app .</w:t>
+      </w:r>
+      <w:proofErr w:type="gramEnd"/>
     </w:p>
     <w:p>
       <w:pPr>
@@ -1348,7 +1385,15 @@
         <w:jc w:val="both"/>
       </w:pPr>
       <w:r>
-        <w:t xml:space="preserve">Reads the Dockerfile </w:t>
+        <w:t xml:space="preserve">Reads the </w:t>
+      </w:r>
+      <w:proofErr w:type="spellStart"/>
+      <w:r>
+        <w:t>Dockerfile</w:t>
+      </w:r>
+      <w:proofErr w:type="spellEnd"/>
+      <w:r>
+        <w:t xml:space="preserve"> </w:t>
       </w:r>
       <w:r>
         <w:rPr>
@@ -1583,9 +1628,19 @@
       <w:pPr>
         <w:jc w:val="both"/>
       </w:pPr>
-      <w:r>
-        <w:t>COPY . /app</w:t>
-      </w:r>
+      <w:proofErr w:type="gramStart"/>
+      <w:r>
+        <w:t>COPY .</w:t>
+      </w:r>
+      <w:proofErr w:type="gramEnd"/>
+      <w:r>
+        <w:t xml:space="preserve"> /</w:t>
+      </w:r>
+      <w:proofErr w:type="gramStart"/>
+      <w:r>
+        <w:t>app</w:t>
+      </w:r>
+      <w:proofErr w:type="gramEnd"/>
     </w:p>
     <w:p>
       <w:pPr>
@@ -2200,7 +2255,15 @@
         <w:jc w:val="both"/>
       </w:pPr>
       <w:r>
-        <w:t xml:space="preserve">Same Dockerfile → same image every time </w:t>
+        <w:t xml:space="preserve">Same </w:t>
+      </w:r>
+      <w:proofErr w:type="spellStart"/>
+      <w:r>
+        <w:t>Dockerfile</w:t>
+      </w:r>
+      <w:proofErr w:type="spellEnd"/>
+      <w:r>
+        <w:t xml:space="preserve"> → same image every time </w:t>
       </w:r>
     </w:p>
     <w:p>
@@ -2241,8 +2304,13 @@
       <w:pPr>
         <w:jc w:val="both"/>
       </w:pPr>
-      <w:r>
-        <w:t>Dockerfile = Recipe</w:t>
+      <w:proofErr w:type="spellStart"/>
+      <w:r>
+        <w:t>Dockerfile</w:t>
+      </w:r>
+      <w:proofErr w:type="spellEnd"/>
+      <w:r>
+        <w:t xml:space="preserve"> = Recipe</w:t>
       </w:r>
     </w:p>
     <w:p>
@@ -2328,7 +2396,15 @@
         <w:jc w:val="both"/>
       </w:pPr>
       <w:r>
-        <w:t>Docker reads Dockerfile line-by-line, executes each instruction, creates cached layers, and finally produces a reusable image.</w:t>
+        <w:t xml:space="preserve">Docker reads </w:t>
+      </w:r>
+      <w:proofErr w:type="spellStart"/>
+      <w:r>
+        <w:t>Dockerfile</w:t>
+      </w:r>
+      <w:proofErr w:type="spellEnd"/>
+      <w:r>
+        <w:t xml:space="preserve"> line-by-line, executes each instruction, creates cached layers, and finally produces a reusable image.</w:t>
       </w:r>
     </w:p>
     <w:p>
@@ -2433,8 +2509,13 @@
       <w:pPr>
         <w:jc w:val="both"/>
       </w:pPr>
-      <w:r>
-        <w:t>mvn clean package</w:t>
+      <w:proofErr w:type="spellStart"/>
+      <w:r>
+        <w:t>mvn</w:t>
+      </w:r>
+      <w:proofErr w:type="spellEnd"/>
+      <w:r>
+        <w:t xml:space="preserve"> clean package</w:t>
       </w:r>
     </w:p>
     <w:p>
@@ -2464,7 +2545,15 @@
         <w:jc w:val="both"/>
       </w:pPr>
       <w:r>
-        <w:t xml:space="preserve">(Your &lt;finalName&gt; ensures the JAR name is clean </w:t>
+        <w:t>(Your &lt;</w:t>
+      </w:r>
+      <w:proofErr w:type="spellStart"/>
+      <w:r>
+        <w:t>finalName</w:t>
+      </w:r>
+      <w:proofErr w:type="spellEnd"/>
+      <w:r>
+        <w:t xml:space="preserve">&gt; ensures the JAR name is clean </w:t>
       </w:r>
       <w:r>
         <w:rPr>
@@ -2540,8 +2629,17 @@
           <w:bCs/>
         </w:rPr>
         <w:lastRenderedPageBreak/>
-        <w:t>Step 2: Create Dockerfile</w:t>
-      </w:r>
+        <w:t xml:space="preserve">Step 2: Create </w:t>
+      </w:r>
+      <w:proofErr w:type="spellStart"/>
+      <w:r>
+        <w:rPr>
+          <w:b/>
+          <w:bCs/>
+        </w:rPr>
+        <w:t>Dockerfile</w:t>
+      </w:r>
+      <w:proofErr w:type="spellEnd"/>
       <w:r>
         <w:rPr>
           <w:b/>
@@ -2569,9 +2667,11 @@
       <w:pPr>
         <w:jc w:val="both"/>
       </w:pPr>
+      <w:proofErr w:type="spellStart"/>
       <w:r>
         <w:t>Dockerfile</w:t>
       </w:r>
+      <w:proofErr w:type="spellEnd"/>
     </w:p>
     <w:p>
       <w:pPr>
@@ -2612,7 +2712,23 @@
           <w:b/>
           <w:bCs/>
         </w:rPr>
-        <w:t xml:space="preserve"> Simple Dockerfile (Best for beginners)</w:t>
+        <w:t xml:space="preserve"> Simple </w:t>
+      </w:r>
+      <w:proofErr w:type="spellStart"/>
+      <w:r>
+        <w:rPr>
+          <w:b/>
+          <w:bCs/>
+        </w:rPr>
+        <w:t>Dockerfile</w:t>
+      </w:r>
+      <w:proofErr w:type="spellEnd"/>
+      <w:r>
+        <w:rPr>
+          <w:b/>
+          <w:bCs/>
+        </w:rPr>
+        <w:t xml:space="preserve"> (Best for beginners)</w:t>
       </w:r>
     </w:p>
     <w:p>
@@ -2838,7 +2954,17 @@
         <w:jc w:val="both"/>
       </w:pPr>
       <w:r>
-        <w:t xml:space="preserve">EXPOSE 8000 → matches your application.properties </w:t>
+        <w:t xml:space="preserve">EXPOSE 8000 → matches your </w:t>
+      </w:r>
+      <w:proofErr w:type="spellStart"/>
+      <w:proofErr w:type="gramStart"/>
+      <w:r>
+        <w:t>application.properties</w:t>
+      </w:r>
+      <w:proofErr w:type="spellEnd"/>
+      <w:proofErr w:type="gramEnd"/>
+      <w:r>
+        <w:t xml:space="preserve"> </w:t>
       </w:r>
     </w:p>
     <w:p>
@@ -2920,8 +3046,17 @@
           <w:b/>
           <w:bCs/>
         </w:rPr>
-        <w:t>docker build -t greetings-service .</w:t>
-      </w:r>
+        <w:t>docker build -t greetings-</w:t>
+      </w:r>
+      <w:proofErr w:type="gramStart"/>
+      <w:r>
+        <w:rPr>
+          <w:b/>
+          <w:bCs/>
+        </w:rPr>
+        <w:t>service .</w:t>
+      </w:r>
+      <w:proofErr w:type="gramEnd"/>
     </w:p>
     <w:p>
       <w:pPr>
@@ -2946,7 +3081,15 @@
         <w:jc w:val="both"/>
       </w:pPr>
       <w:r>
-        <w:t xml:space="preserve">Docker reads Dockerfile </w:t>
+        <w:t xml:space="preserve">Docker reads </w:t>
+      </w:r>
+      <w:proofErr w:type="spellStart"/>
+      <w:r>
+        <w:t>Dockerfile</w:t>
+      </w:r>
+      <w:proofErr w:type="spellEnd"/>
+      <w:r>
+        <w:t xml:space="preserve"> </w:t>
       </w:r>
     </w:p>
     <w:p>
@@ -4511,6 +4654,1904 @@
         <w:jc w:val="both"/>
       </w:pPr>
     </w:p>
+    <w:p>
+      <w:pPr>
+        <w:jc w:val="both"/>
+        <w:rPr>
+          <w:b/>
+          <w:bCs/>
+        </w:rPr>
+      </w:pPr>
+      <w:r>
+        <w:rPr>
+          <w:b/>
+          <w:bCs/>
+          <w:highlight w:val="yellow"/>
+        </w:rPr>
+        <w:t>Docker Volumes:</w:t>
+      </w:r>
+    </w:p>
+    <w:p>
+      <w:pPr>
+        <w:jc w:val="both"/>
+      </w:pPr>
+      <w:hyperlink r:id="rId26" w:history="1">
+        <w:r>
+          <w:rPr>
+            <w:rStyle w:val="Hyperlink"/>
+          </w:rPr>
+          <w:t>https://www.youtube.com/watch?v=VbuNIZIog2w</w:t>
+        </w:r>
+      </w:hyperlink>
+    </w:p>
+    <w:p>
+      <w:pPr>
+        <w:jc w:val="both"/>
+      </w:pPr>
+    </w:p>
+    <w:p>
+      <w:pPr>
+        <w:jc w:val="both"/>
+        <w:rPr>
+          <w:b/>
+          <w:bCs/>
+        </w:rPr>
+      </w:pPr>
+      <w:r>
+        <w:rPr>
+          <w:rFonts w:ascii="Segoe UI Emoji" w:hAnsi="Segoe UI Emoji" w:cs="Segoe UI Emoji"/>
+          <w:b/>
+          <w:bCs/>
+        </w:rPr>
+        <w:t>🚧</w:t>
+      </w:r>
+      <w:r>
+        <w:rPr>
+          <w:b/>
+          <w:bCs/>
+        </w:rPr>
+        <w:t xml:space="preserve"> 1. Problem with Container Storage</w:t>
+      </w:r>
+    </w:p>
+    <w:p>
+      <w:pPr>
+        <w:jc w:val="both"/>
+      </w:pPr>
+      <w:r>
+        <w:t xml:space="preserve">By default, Docker containers use </w:t>
+      </w:r>
+      <w:r>
+        <w:rPr>
+          <w:b/>
+          <w:bCs/>
+        </w:rPr>
+        <w:t>ephemeral storage</w:t>
+      </w:r>
+      <w:r>
+        <w:t>.</w:t>
+      </w:r>
+    </w:p>
+    <w:p>
+      <w:pPr>
+        <w:jc w:val="both"/>
+      </w:pPr>
+      <w:r>
+        <w:rPr>
+          <w:rFonts w:ascii="Segoe UI Emoji" w:hAnsi="Segoe UI Emoji" w:cs="Segoe UI Emoji"/>
+        </w:rPr>
+        <w:t>👉</w:t>
+      </w:r>
+      <w:r>
+        <w:t xml:space="preserve"> What does that mean?</w:t>
+      </w:r>
+    </w:p>
+    <w:p>
+      <w:pPr>
+        <w:numPr>
+          <w:ilvl w:val="0"/>
+          <w:numId w:val="22"/>
+        </w:numPr>
+        <w:jc w:val="both"/>
+      </w:pPr>
+      <w:r>
+        <w:t xml:space="preserve">Data lives </w:t>
+      </w:r>
+      <w:r>
+        <w:rPr>
+          <w:b/>
+          <w:bCs/>
+        </w:rPr>
+        <w:t>inside the container</w:t>
+      </w:r>
+      <w:r>
+        <w:t xml:space="preserve"> </w:t>
+      </w:r>
+    </w:p>
+    <w:p>
+      <w:pPr>
+        <w:numPr>
+          <w:ilvl w:val="0"/>
+          <w:numId w:val="22"/>
+        </w:numPr>
+        <w:jc w:val="both"/>
+      </w:pPr>
+      <w:r>
+        <w:t xml:space="preserve">When container is deleted → </w:t>
+      </w:r>
+      <w:r>
+        <w:rPr>
+          <w:b/>
+          <w:bCs/>
+        </w:rPr>
+        <w:t>data is gone</w:t>
+      </w:r>
+      <w:r>
+        <w:t xml:space="preserve"> </w:t>
+      </w:r>
+    </w:p>
+    <w:p>
+      <w:pPr>
+        <w:jc w:val="both"/>
+        <w:rPr>
+          <w:b/>
+          <w:bCs/>
+        </w:rPr>
+      </w:pPr>
+      <w:r>
+        <w:rPr>
+          <w:b/>
+          <w:bCs/>
+        </w:rPr>
+        <w:t>Example:</w:t>
+      </w:r>
+    </w:p>
+    <w:p>
+      <w:pPr>
+        <w:jc w:val="both"/>
+      </w:pPr>
+      <w:r>
+        <w:t>docker run -it ubuntu bash</w:t>
+      </w:r>
+    </w:p>
+    <w:p>
+      <w:pPr>
+        <w:jc w:val="both"/>
+      </w:pPr>
+      <w:r>
+        <w:t>Now inside container:</w:t>
+      </w:r>
+    </w:p>
+    <w:p>
+      <w:pPr>
+        <w:jc w:val="both"/>
+      </w:pPr>
+      <w:r>
+        <w:t>echo "hello" &gt; file.txt</w:t>
+      </w:r>
+    </w:p>
+    <w:p>
+      <w:pPr>
+        <w:jc w:val="both"/>
+      </w:pPr>
+      <w:r>
+        <w:t>exit</w:t>
+      </w:r>
+    </w:p>
+    <w:p>
+      <w:pPr>
+        <w:jc w:val="both"/>
+      </w:pPr>
+      <w:r>
+        <w:t>If you remove container:</w:t>
+      </w:r>
+    </w:p>
+    <w:p>
+      <w:pPr>
+        <w:jc w:val="both"/>
+      </w:pPr>
+      <w:r>
+        <w:t>docker rm &lt;</w:t>
+      </w:r>
+      <w:proofErr w:type="spellStart"/>
+      <w:r>
+        <w:t>container_id</w:t>
+      </w:r>
+      <w:proofErr w:type="spellEnd"/>
+      <w:r>
+        <w:t>&gt;</w:t>
+      </w:r>
+    </w:p>
+    <w:p>
+      <w:pPr>
+        <w:jc w:val="both"/>
+      </w:pPr>
+      <w:r>
+        <w:rPr>
+          <w:rFonts w:ascii="Segoe UI Emoji" w:hAnsi="Segoe UI Emoji" w:cs="Segoe UI Emoji"/>
+        </w:rPr>
+        <w:t>➡️</w:t>
+      </w:r>
+      <w:r>
+        <w:t xml:space="preserve"> file.txt is permanently lost </w:t>
+      </w:r>
+      <w:r>
+        <w:rPr>
+          <w:rFonts w:ascii="Segoe UI Emoji" w:hAnsi="Segoe UI Emoji" w:cs="Segoe UI Emoji"/>
+        </w:rPr>
+        <w:t>❌</w:t>
+      </w:r>
+    </w:p>
+    <w:p>
+      <w:pPr>
+        <w:jc w:val="both"/>
+        <w:rPr>
+          <w:b/>
+          <w:bCs/>
+        </w:rPr>
+      </w:pPr>
+      <w:r>
+        <w:rPr>
+          <w:rFonts w:ascii="Segoe UI Emoji" w:hAnsi="Segoe UI Emoji" w:cs="Segoe UI Emoji"/>
+          <w:b/>
+          <w:bCs/>
+        </w:rPr>
+        <w:t>⚠️</w:t>
+      </w:r>
+      <w:r>
+        <w:rPr>
+          <w:b/>
+          <w:bCs/>
+        </w:rPr>
+        <w:t xml:space="preserve"> Real-world issue:</w:t>
+      </w:r>
+    </w:p>
+    <w:p>
+      <w:pPr>
+        <w:numPr>
+          <w:ilvl w:val="0"/>
+          <w:numId w:val="23"/>
+        </w:numPr>
+        <w:jc w:val="both"/>
+      </w:pPr>
+      <w:r>
+        <w:t xml:space="preserve">Database container → data lost </w:t>
+      </w:r>
+    </w:p>
+    <w:p>
+      <w:pPr>
+        <w:numPr>
+          <w:ilvl w:val="0"/>
+          <w:numId w:val="23"/>
+        </w:numPr>
+        <w:jc w:val="both"/>
+      </w:pPr>
+      <w:r>
+        <w:t xml:space="preserve">Logs → gone </w:t>
+      </w:r>
+    </w:p>
+    <w:p>
+      <w:pPr>
+        <w:numPr>
+          <w:ilvl w:val="0"/>
+          <w:numId w:val="23"/>
+        </w:numPr>
+        <w:jc w:val="both"/>
+      </w:pPr>
+      <w:r>
+        <w:t xml:space="preserve">Uploaded files → gone </w:t>
+      </w:r>
+    </w:p>
+    <w:p>
+      <w:pPr>
+        <w:jc w:val="both"/>
+      </w:pPr>
+      <w:r>
+        <w:rPr>
+          <w:rFonts w:ascii="Segoe UI Emoji" w:hAnsi="Segoe UI Emoji" w:cs="Segoe UI Emoji"/>
+        </w:rPr>
+        <w:lastRenderedPageBreak/>
+        <w:t>👉</w:t>
+      </w:r>
+      <w:r>
+        <w:t xml:space="preserve"> This is the </w:t>
+      </w:r>
+      <w:r>
+        <w:rPr>
+          <w:b/>
+          <w:bCs/>
+        </w:rPr>
+        <w:t>core problem</w:t>
+      </w:r>
+      <w:r>
+        <w:t>.</w:t>
+      </w:r>
+    </w:p>
+    <w:p>
+      <w:pPr>
+        <w:jc w:val="both"/>
+      </w:pPr>
+      <w:r>
+        <w:pict w14:anchorId="601039A6">
+          <v:rect id="_x0000_i1163" style="width:0;height:1.5pt" o:hralign="center" o:hrstd="t" o:hr="t" fillcolor="#a0a0a0" stroked="f"/>
+        </w:pict>
+      </w:r>
+    </w:p>
+    <w:p>
+      <w:pPr>
+        <w:jc w:val="both"/>
+        <w:rPr>
+          <w:b/>
+          <w:bCs/>
+        </w:rPr>
+      </w:pPr>
+      <w:r>
+        <w:rPr>
+          <w:rFonts w:ascii="Segoe UI Emoji" w:hAnsi="Segoe UI Emoji" w:cs="Segoe UI Emoji"/>
+          <w:b/>
+          <w:bCs/>
+        </w:rPr>
+        <w:t>📦</w:t>
+      </w:r>
+      <w:r>
+        <w:rPr>
+          <w:b/>
+          <w:bCs/>
+        </w:rPr>
+        <w:t xml:space="preserve"> 2. What Are Docker Volumes?</w:t>
+      </w:r>
+    </w:p>
+    <w:p>
+      <w:pPr>
+        <w:jc w:val="both"/>
+      </w:pPr>
+      <w:r>
+        <w:rPr>
+          <w:b/>
+          <w:bCs/>
+        </w:rPr>
+        <w:t>Docker Volumes = External storage managed by Docker</w:t>
+      </w:r>
+    </w:p>
+    <w:p>
+      <w:pPr>
+        <w:jc w:val="both"/>
+      </w:pPr>
+      <w:r>
+        <w:t xml:space="preserve">They exist </w:t>
+      </w:r>
+      <w:r>
+        <w:rPr>
+          <w:b/>
+          <w:bCs/>
+        </w:rPr>
+        <w:t>outside the container filesystem</w:t>
+      </w:r>
+      <w:r>
+        <w:t>.</w:t>
+      </w:r>
+    </w:p>
+    <w:p>
+      <w:pPr>
+        <w:jc w:val="both"/>
+      </w:pPr>
+      <w:r>
+        <w:rPr>
+          <w:rFonts w:ascii="Segoe UI Emoji" w:hAnsi="Segoe UI Emoji" w:cs="Segoe UI Emoji"/>
+        </w:rPr>
+        <w:t>👉</w:t>
+      </w:r>
+      <w:r>
+        <w:t xml:space="preserve"> Think of it like:</w:t>
+      </w:r>
+    </w:p>
+    <w:p>
+      <w:pPr>
+        <w:jc w:val="both"/>
+      </w:pPr>
+      <w:r>
+        <w:t>“Separate hard disk attached to container”</w:t>
+      </w:r>
+    </w:p>
+    <w:p>
+      <w:pPr>
+        <w:jc w:val="both"/>
+      </w:pPr>
+      <w:r>
+        <w:pict w14:anchorId="69808D0A">
+          <v:rect id="_x0000_i1164" style="width:0;height:1.5pt" o:hralign="center" o:hrstd="t" o:hr="t" fillcolor="#a0a0a0" stroked="f"/>
+        </w:pict>
+      </w:r>
+    </w:p>
+    <w:p>
+      <w:pPr>
+        <w:jc w:val="both"/>
+        <w:rPr>
+          <w:b/>
+          <w:bCs/>
+        </w:rPr>
+      </w:pPr>
+      <w:r>
+        <w:rPr>
+          <w:b/>
+          <w:bCs/>
+        </w:rPr>
+        <w:t>Key Idea:</w:t>
+      </w:r>
+    </w:p>
+    <w:p>
+      <w:pPr>
+        <w:numPr>
+          <w:ilvl w:val="0"/>
+          <w:numId w:val="24"/>
+        </w:numPr>
+        <w:jc w:val="both"/>
+      </w:pPr>
+      <w:r>
+        <w:t xml:space="preserve">Container = App </w:t>
+      </w:r>
+    </w:p>
+    <w:p>
+      <w:pPr>
+        <w:numPr>
+          <w:ilvl w:val="0"/>
+          <w:numId w:val="24"/>
+        </w:numPr>
+        <w:jc w:val="both"/>
+      </w:pPr>
+      <w:r>
+        <w:t xml:space="preserve">Volume = Data </w:t>
+      </w:r>
+    </w:p>
+    <w:p>
+      <w:pPr>
+        <w:jc w:val="both"/>
+      </w:pPr>
+      <w:r>
+        <w:pict w14:anchorId="03AF9C84">
+          <v:rect id="_x0000_i1165" style="width:0;height:1.5pt" o:hralign="center" o:hrstd="t" o:hr="t" fillcolor="#a0a0a0" stroked="f"/>
+        </w:pict>
+      </w:r>
+    </w:p>
+    <w:p>
+      <w:pPr>
+        <w:jc w:val="both"/>
+        <w:rPr>
+          <w:b/>
+          <w:bCs/>
+        </w:rPr>
+      </w:pPr>
+      <w:r>
+        <w:rPr>
+          <w:rFonts w:ascii="Segoe UI Emoji" w:hAnsi="Segoe UI Emoji" w:cs="Segoe UI Emoji"/>
+          <w:b/>
+          <w:bCs/>
+        </w:rPr>
+        <w:t>💡</w:t>
+      </w:r>
+      <w:r>
+        <w:rPr>
+          <w:b/>
+          <w:bCs/>
+        </w:rPr>
+        <w:t xml:space="preserve"> 3. Why Volumes Are Needed (Data Persistence)</w:t>
+      </w:r>
+    </w:p>
+    <w:p>
+      <w:pPr>
+        <w:jc w:val="both"/>
+      </w:pPr>
+      <w:r>
+        <w:t>Volumes solve multiple real problems:</w:t>
+      </w:r>
+    </w:p>
+    <w:p>
+      <w:pPr>
+        <w:jc w:val="both"/>
+        <w:rPr>
+          <w:b/>
+          <w:bCs/>
+        </w:rPr>
+      </w:pPr>
+      <w:r>
+        <w:rPr>
+          <w:rFonts w:ascii="Segoe UI Emoji" w:hAnsi="Segoe UI Emoji" w:cs="Segoe UI Emoji"/>
+          <w:b/>
+          <w:bCs/>
+        </w:rPr>
+        <w:t>✅</w:t>
+      </w:r>
+      <w:r>
+        <w:rPr>
+          <w:b/>
+          <w:bCs/>
+        </w:rPr>
+        <w:t xml:space="preserve"> 1. Data Persistence</w:t>
+      </w:r>
+    </w:p>
+    <w:p>
+      <w:pPr>
+        <w:jc w:val="both"/>
+      </w:pPr>
+      <w:r>
+        <w:t>Data survives even if container is deleted.</w:t>
+      </w:r>
+    </w:p>
+    <w:p>
+      <w:pPr>
+        <w:jc w:val="both"/>
+      </w:pPr>
+      <w:r>
+        <w:pict w14:anchorId="03142C4E">
+          <v:rect id="_x0000_i1166" style="width:0;height:1.5pt" o:hralign="center" o:hrstd="t" o:hr="t" fillcolor="#a0a0a0" stroked="f"/>
+        </w:pict>
+      </w:r>
+    </w:p>
+    <w:p>
+      <w:pPr>
+        <w:jc w:val="both"/>
+        <w:rPr>
+          <w:b/>
+          <w:bCs/>
+        </w:rPr>
+      </w:pPr>
+      <w:r>
+        <w:rPr>
+          <w:rFonts w:ascii="Segoe UI Emoji" w:hAnsi="Segoe UI Emoji" w:cs="Segoe UI Emoji"/>
+          <w:b/>
+          <w:bCs/>
+        </w:rPr>
+        <w:t>✅</w:t>
+      </w:r>
+      <w:r>
+        <w:rPr>
+          <w:b/>
+          <w:bCs/>
+        </w:rPr>
+        <w:t xml:space="preserve"> 2. Data Sharing</w:t>
+      </w:r>
+    </w:p>
+    <w:p>
+      <w:pPr>
+        <w:jc w:val="both"/>
+      </w:pPr>
+      <w:r>
+        <w:t>Multiple containers can use same volume.</w:t>
+      </w:r>
+    </w:p>
+    <w:p>
+      <w:pPr>
+        <w:jc w:val="both"/>
+      </w:pPr>
+      <w:r>
+        <w:pict w14:anchorId="37F4503A">
+          <v:rect id="_x0000_i1167" style="width:0;height:1.5pt" o:hralign="center" o:hrstd="t" o:hr="t" fillcolor="#a0a0a0" stroked="f"/>
+        </w:pict>
+      </w:r>
+    </w:p>
+    <w:p>
+      <w:pPr>
+        <w:jc w:val="both"/>
+        <w:rPr>
+          <w:b/>
+          <w:bCs/>
+        </w:rPr>
+      </w:pPr>
+      <w:r>
+        <w:rPr>
+          <w:rFonts w:ascii="Segoe UI Emoji" w:hAnsi="Segoe UI Emoji" w:cs="Segoe UI Emoji"/>
+          <w:b/>
+          <w:bCs/>
+        </w:rPr>
+        <w:t>✅</w:t>
+      </w:r>
+      <w:r>
+        <w:rPr>
+          <w:b/>
+          <w:bCs/>
+        </w:rPr>
+        <w:t xml:space="preserve"> 3. Decoupling</w:t>
+      </w:r>
+    </w:p>
+    <w:p>
+      <w:pPr>
+        <w:jc w:val="both"/>
+      </w:pPr>
+      <w:r>
+        <w:t>App lifecycle ≠ Data lifecycle</w:t>
+      </w:r>
+    </w:p>
+    <w:p>
+      <w:pPr>
+        <w:jc w:val="both"/>
+      </w:pPr>
+      <w:r>
+        <w:pict w14:anchorId="32B69B23">
+          <v:rect id="_x0000_i1168" style="width:0;height:1.5pt" o:hralign="center" o:hrstd="t" o:hr="t" fillcolor="#a0a0a0" stroked="f"/>
+        </w:pict>
+      </w:r>
+    </w:p>
+    <w:p>
+      <w:pPr>
+        <w:jc w:val="both"/>
+        <w:rPr>
+          <w:b/>
+          <w:bCs/>
+        </w:rPr>
+      </w:pPr>
+      <w:r>
+        <w:rPr>
+          <w:rFonts w:ascii="Segoe UI Emoji" w:hAnsi="Segoe UI Emoji" w:cs="Segoe UI Emoji"/>
+          <w:b/>
+          <w:bCs/>
+        </w:rPr>
+        <w:t>✅</w:t>
+      </w:r>
+      <w:r>
+        <w:rPr>
+          <w:b/>
+          <w:bCs/>
+        </w:rPr>
+        <w:t xml:space="preserve"> 4. Backup &amp; Restore</w:t>
+      </w:r>
+    </w:p>
+    <w:p>
+      <w:pPr>
+        <w:jc w:val="both"/>
+      </w:pPr>
+      <w:r>
+        <w:t>Volumes can be backed up independently.</w:t>
+      </w:r>
+    </w:p>
+    <w:p>
+      <w:pPr>
+        <w:jc w:val="both"/>
+      </w:pPr>
+      <w:r>
+        <w:pict w14:anchorId="226A64EF">
+          <v:rect id="_x0000_i1169" style="width:0;height:1.5pt" o:hralign="center" o:hrstd="t" o:hr="t" fillcolor="#a0a0a0" stroked="f"/>
+        </w:pict>
+      </w:r>
+    </w:p>
+    <w:p>
+      <w:pPr>
+        <w:jc w:val="both"/>
+        <w:rPr>
+          <w:b/>
+          <w:bCs/>
+        </w:rPr>
+      </w:pPr>
+      <w:r>
+        <w:rPr>
+          <w:rFonts w:ascii="Segoe UI Emoji" w:hAnsi="Segoe UI Emoji" w:cs="Segoe UI Emoji"/>
+          <w:b/>
+          <w:bCs/>
+        </w:rPr>
+        <w:t>🔥</w:t>
+      </w:r>
+      <w:r>
+        <w:rPr>
+          <w:b/>
+          <w:bCs/>
+        </w:rPr>
+        <w:t xml:space="preserve"> Real Example:</w:t>
+      </w:r>
+    </w:p>
+    <w:p>
+      <w:pPr>
+        <w:jc w:val="both"/>
+      </w:pPr>
+      <w:r>
+        <w:lastRenderedPageBreak/>
+        <w:t>Running database like MySQL:</w:t>
+      </w:r>
+    </w:p>
+    <w:p>
+      <w:pPr>
+        <w:jc w:val="both"/>
+      </w:pPr>
+      <w:r>
+        <w:t xml:space="preserve">Without volume </w:t>
+      </w:r>
+      <w:r>
+        <w:rPr>
+          <w:rFonts w:ascii="Segoe UI Emoji" w:hAnsi="Segoe UI Emoji" w:cs="Segoe UI Emoji"/>
+        </w:rPr>
+        <w:t>❌</w:t>
+      </w:r>
+    </w:p>
+    <w:p>
+      <w:pPr>
+        <w:numPr>
+          <w:ilvl w:val="0"/>
+          <w:numId w:val="25"/>
+        </w:numPr>
+        <w:jc w:val="both"/>
+      </w:pPr>
+      <w:r>
+        <w:t xml:space="preserve">Container removed → DB gone </w:t>
+      </w:r>
+    </w:p>
+    <w:p>
+      <w:pPr>
+        <w:jc w:val="both"/>
+      </w:pPr>
+      <w:r>
+        <w:t xml:space="preserve">With volume </w:t>
+      </w:r>
+      <w:r>
+        <w:rPr>
+          <w:rFonts w:ascii="Segoe UI Emoji" w:hAnsi="Segoe UI Emoji" w:cs="Segoe UI Emoji"/>
+        </w:rPr>
+        <w:t>✅</w:t>
+      </w:r>
+    </w:p>
+    <w:p>
+      <w:pPr>
+        <w:numPr>
+          <w:ilvl w:val="0"/>
+          <w:numId w:val="26"/>
+        </w:numPr>
+        <w:jc w:val="both"/>
+      </w:pPr>
+      <w:r>
+        <w:t xml:space="preserve">Container removed → DB safe </w:t>
+      </w:r>
+    </w:p>
+    <w:p>
+      <w:pPr>
+        <w:jc w:val="both"/>
+      </w:pPr>
+      <w:r>
+        <w:pict w14:anchorId="66AEE8C8">
+          <v:rect id="_x0000_i1170" style="width:0;height:1.5pt" o:hralign="center" o:hrstd="t" o:hr="t" fillcolor="#a0a0a0" stroked="f"/>
+        </w:pict>
+      </w:r>
+    </w:p>
+    <w:p>
+      <w:pPr>
+        <w:jc w:val="both"/>
+        <w:rPr>
+          <w:b/>
+          <w:bCs/>
+        </w:rPr>
+      </w:pPr>
+      <w:r>
+        <w:rPr>
+          <w:rFonts w:ascii="Segoe UI Emoji" w:hAnsi="Segoe UI Emoji" w:cs="Segoe UI Emoji"/>
+          <w:b/>
+          <w:bCs/>
+        </w:rPr>
+        <w:t>⚙️</w:t>
+      </w:r>
+      <w:r>
+        <w:rPr>
+          <w:b/>
+          <w:bCs/>
+        </w:rPr>
+        <w:t xml:space="preserve"> 4. Basic Docker Volume Commands</w:t>
+      </w:r>
+    </w:p>
+    <w:p>
+      <w:pPr>
+        <w:jc w:val="both"/>
+      </w:pPr>
+      <w:r>
+        <w:pict w14:anchorId="5F253731">
+          <v:rect id="_x0000_i1171" style="width:0;height:1.5pt" o:hralign="center" o:hrstd="t" o:hr="t" fillcolor="#a0a0a0" stroked="f"/>
+        </w:pict>
+      </w:r>
+    </w:p>
+    <w:p>
+      <w:pPr>
+        <w:jc w:val="both"/>
+        <w:rPr>
+          <w:b/>
+          <w:bCs/>
+        </w:rPr>
+      </w:pPr>
+      <w:r>
+        <w:rPr>
+          <w:rFonts w:ascii="Segoe UI Emoji" w:hAnsi="Segoe UI Emoji" w:cs="Segoe UI Emoji"/>
+          <w:b/>
+          <w:bCs/>
+        </w:rPr>
+        <w:t>🔹</w:t>
+      </w:r>
+      <w:r>
+        <w:rPr>
+          <w:b/>
+          <w:bCs/>
+        </w:rPr>
+        <w:t xml:space="preserve"> Create Volume</w:t>
+      </w:r>
+    </w:p>
+    <w:p>
+      <w:pPr>
+        <w:jc w:val="both"/>
+      </w:pPr>
+      <w:r>
+        <w:t xml:space="preserve">docker volume create </w:t>
+      </w:r>
+      <w:proofErr w:type="spellStart"/>
+      <w:r>
+        <w:t>my_volume</w:t>
+      </w:r>
+      <w:proofErr w:type="spellEnd"/>
+    </w:p>
+    <w:p>
+      <w:pPr>
+        <w:jc w:val="both"/>
+      </w:pPr>
+      <w:r>
+        <w:pict w14:anchorId="31C33A47">
+          <v:rect id="_x0000_i1172" style="width:0;height:1.5pt" o:hralign="center" o:hrstd="t" o:hr="t" fillcolor="#a0a0a0" stroked="f"/>
+        </w:pict>
+      </w:r>
+    </w:p>
+    <w:p>
+      <w:pPr>
+        <w:jc w:val="both"/>
+        <w:rPr>
+          <w:b/>
+          <w:bCs/>
+        </w:rPr>
+      </w:pPr>
+      <w:r>
+        <w:rPr>
+          <w:rFonts w:ascii="Segoe UI Emoji" w:hAnsi="Segoe UI Emoji" w:cs="Segoe UI Emoji"/>
+          <w:b/>
+          <w:bCs/>
+        </w:rPr>
+        <w:t>🔹</w:t>
+      </w:r>
+      <w:r>
+        <w:rPr>
+          <w:b/>
+          <w:bCs/>
+        </w:rPr>
+        <w:t xml:space="preserve"> List Volumes</w:t>
+      </w:r>
+    </w:p>
+    <w:p>
+      <w:pPr>
+        <w:jc w:val="both"/>
+      </w:pPr>
+      <w:r>
+        <w:t>docker volume ls</w:t>
+      </w:r>
+    </w:p>
+    <w:p>
+      <w:pPr>
+        <w:jc w:val="both"/>
+      </w:pPr>
+      <w:r>
+        <w:pict w14:anchorId="299F89B7">
+          <v:rect id="_x0000_i1173" style="width:0;height:1.5pt" o:hralign="center" o:hrstd="t" o:hr="t" fillcolor="#a0a0a0" stroked="f"/>
+        </w:pict>
+      </w:r>
+    </w:p>
+    <w:p>
+      <w:pPr>
+        <w:jc w:val="both"/>
+        <w:rPr>
+          <w:b/>
+          <w:bCs/>
+        </w:rPr>
+      </w:pPr>
+      <w:r>
+        <w:rPr>
+          <w:rFonts w:ascii="Segoe UI Emoji" w:hAnsi="Segoe UI Emoji" w:cs="Segoe UI Emoji"/>
+          <w:b/>
+          <w:bCs/>
+        </w:rPr>
+        <w:t>🔹</w:t>
+      </w:r>
+      <w:r>
+        <w:rPr>
+          <w:b/>
+          <w:bCs/>
+        </w:rPr>
+        <w:t xml:space="preserve"> Inspect Volume</w:t>
+      </w:r>
+    </w:p>
+    <w:p>
+      <w:pPr>
+        <w:jc w:val="both"/>
+      </w:pPr>
+      <w:r>
+        <w:t xml:space="preserve">docker volume inspect </w:t>
+      </w:r>
+      <w:proofErr w:type="spellStart"/>
+      <w:r>
+        <w:t>my_volume</w:t>
+      </w:r>
+      <w:proofErr w:type="spellEnd"/>
+    </w:p>
+    <w:p>
+      <w:pPr>
+        <w:jc w:val="both"/>
+      </w:pPr>
+      <w:r>
+        <w:pict w14:anchorId="6872F5BD">
+          <v:rect id="_x0000_i1174" style="width:0;height:1.5pt" o:hralign="center" o:hrstd="t" o:hr="t" fillcolor="#a0a0a0" stroked="f"/>
+        </w:pict>
+      </w:r>
+    </w:p>
+    <w:p>
+      <w:pPr>
+        <w:jc w:val="both"/>
+        <w:rPr>
+          <w:b/>
+          <w:bCs/>
+        </w:rPr>
+      </w:pPr>
+      <w:r>
+        <w:rPr>
+          <w:rFonts w:ascii="Segoe UI Emoji" w:hAnsi="Segoe UI Emoji" w:cs="Segoe UI Emoji"/>
+          <w:b/>
+          <w:bCs/>
+        </w:rPr>
+        <w:t>🔹</w:t>
+      </w:r>
+      <w:r>
+        <w:rPr>
+          <w:b/>
+          <w:bCs/>
+        </w:rPr>
+        <w:t xml:space="preserve"> Remove Volume</w:t>
+      </w:r>
+    </w:p>
+    <w:p>
+      <w:pPr>
+        <w:jc w:val="both"/>
+      </w:pPr>
+      <w:r>
+        <w:t xml:space="preserve">docker volume rm </w:t>
+      </w:r>
+      <w:proofErr w:type="spellStart"/>
+      <w:r>
+        <w:t>my_volume</w:t>
+      </w:r>
+      <w:proofErr w:type="spellEnd"/>
+    </w:p>
+    <w:p>
+      <w:pPr>
+        <w:jc w:val="both"/>
+      </w:pPr>
+      <w:r>
+        <w:pict w14:anchorId="1D4A3FB6">
+          <v:rect id="_x0000_i1175" style="width:0;height:1.5pt" o:hralign="center" o:hrstd="t" o:hr="t" fillcolor="#a0a0a0" stroked="f"/>
+        </w:pict>
+      </w:r>
+    </w:p>
+    <w:p>
+      <w:pPr>
+        <w:jc w:val="both"/>
+        <w:rPr>
+          <w:b/>
+          <w:bCs/>
+        </w:rPr>
+      </w:pPr>
+      <w:r>
+        <w:rPr>
+          <w:rFonts w:ascii="Segoe UI Emoji" w:hAnsi="Segoe UI Emoji" w:cs="Segoe UI Emoji"/>
+          <w:b/>
+          <w:bCs/>
+        </w:rPr>
+        <w:t>🔗</w:t>
+      </w:r>
+      <w:r>
+        <w:rPr>
+          <w:b/>
+          <w:bCs/>
+        </w:rPr>
+        <w:t xml:space="preserve"> 5. Use Volume in Container</w:t>
+      </w:r>
+    </w:p>
+    <w:p>
+      <w:pPr>
+        <w:jc w:val="both"/>
+      </w:pPr>
+      <w:r>
+        <w:pict w14:anchorId="447AD9BF">
+          <v:rect id="_x0000_i1176" style="width:0;height:1.5pt" o:hralign="center" o:hrstd="t" o:hr="t" fillcolor="#a0a0a0" stroked="f"/>
+        </w:pict>
+      </w:r>
+    </w:p>
+    <w:p>
+      <w:pPr>
+        <w:jc w:val="both"/>
+        <w:rPr>
+          <w:b/>
+          <w:bCs/>
+        </w:rPr>
+      </w:pPr>
+      <w:r>
+        <w:rPr>
+          <w:rFonts w:ascii="Segoe UI Emoji" w:hAnsi="Segoe UI Emoji" w:cs="Segoe UI Emoji"/>
+          <w:b/>
+          <w:bCs/>
+        </w:rPr>
+        <w:t>🔹</w:t>
+      </w:r>
+      <w:r>
+        <w:rPr>
+          <w:b/>
+          <w:bCs/>
+        </w:rPr>
+        <w:t xml:space="preserve"> Attach Volume (Important Command)</w:t>
+      </w:r>
+    </w:p>
+    <w:p>
+      <w:pPr>
+        <w:jc w:val="both"/>
+      </w:pPr>
+      <w:r>
+        <w:t>docker run -d \</w:t>
+      </w:r>
+    </w:p>
+    <w:p>
+      <w:pPr>
+        <w:jc w:val="both"/>
+      </w:pPr>
+      <w:r>
+        <w:t xml:space="preserve">  --name </w:t>
+      </w:r>
+      <w:proofErr w:type="spellStart"/>
+      <w:r>
+        <w:t>my_container</w:t>
+      </w:r>
+      <w:proofErr w:type="spellEnd"/>
+      <w:r>
+        <w:t xml:space="preserve"> \</w:t>
+      </w:r>
+    </w:p>
+    <w:p>
+      <w:pPr>
+        <w:jc w:val="both"/>
+      </w:pPr>
+      <w:r>
+        <w:t xml:space="preserve">  -v </w:t>
+      </w:r>
+      <w:proofErr w:type="spellStart"/>
+      <w:r>
+        <w:t>my_volume</w:t>
+      </w:r>
+      <w:proofErr w:type="spellEnd"/>
+      <w:r>
+        <w:t>:/app/data \</w:t>
+      </w:r>
+    </w:p>
+    <w:p>
+      <w:pPr>
+        <w:jc w:val="both"/>
+      </w:pPr>
+      <w:r>
+        <w:t xml:space="preserve">  ubuntu</w:t>
+      </w:r>
+    </w:p>
+    <w:p>
+      <w:pPr>
+        <w:jc w:val="both"/>
+        <w:rPr>
+          <w:b/>
+          <w:bCs/>
+        </w:rPr>
+      </w:pPr>
+      <w:r>
+        <w:rPr>
+          <w:b/>
+          <w:bCs/>
+        </w:rPr>
+        <w:lastRenderedPageBreak/>
+        <w:t>Explanation:</w:t>
+      </w:r>
+    </w:p>
+    <w:p>
+      <w:pPr>
+        <w:numPr>
+          <w:ilvl w:val="0"/>
+          <w:numId w:val="27"/>
+        </w:numPr>
+        <w:jc w:val="both"/>
+      </w:pPr>
+      <w:proofErr w:type="spellStart"/>
+      <w:r>
+        <w:t>my_volume</w:t>
+      </w:r>
+      <w:proofErr w:type="spellEnd"/>
+      <w:r>
+        <w:t xml:space="preserve"> → volume name </w:t>
+      </w:r>
+    </w:p>
+    <w:p>
+      <w:pPr>
+        <w:numPr>
+          <w:ilvl w:val="0"/>
+          <w:numId w:val="27"/>
+        </w:numPr>
+        <w:jc w:val="both"/>
+      </w:pPr>
+      <w:r>
+        <w:t xml:space="preserve">/app/data → path inside container </w:t>
+      </w:r>
+    </w:p>
+    <w:p>
+      <w:pPr>
+        <w:jc w:val="both"/>
+      </w:pPr>
+      <w:r>
+        <w:pict w14:anchorId="380049CE">
+          <v:rect id="_x0000_i1177" style="width:0;height:1.5pt" o:hralign="center" o:hrstd="t" o:hr="t" fillcolor="#a0a0a0" stroked="f"/>
+        </w:pict>
+      </w:r>
+    </w:p>
+    <w:p>
+      <w:pPr>
+        <w:jc w:val="both"/>
+        <w:rPr>
+          <w:b/>
+          <w:bCs/>
+        </w:rPr>
+      </w:pPr>
+      <w:r>
+        <w:rPr>
+          <w:rFonts w:ascii="Segoe UI Emoji" w:hAnsi="Segoe UI Emoji" w:cs="Segoe UI Emoji"/>
+          <w:b/>
+          <w:bCs/>
+        </w:rPr>
+        <w:t>🔹</w:t>
+      </w:r>
+      <w:r>
+        <w:rPr>
+          <w:b/>
+          <w:bCs/>
+        </w:rPr>
+        <w:t xml:space="preserve"> Test Persistence</w:t>
+      </w:r>
+    </w:p>
+    <w:p>
+      <w:pPr>
+        <w:jc w:val="both"/>
+      </w:pPr>
+      <w:r>
+        <w:t>Step 1:</w:t>
+      </w:r>
+    </w:p>
+    <w:p>
+      <w:pPr>
+        <w:jc w:val="both"/>
+      </w:pPr>
+      <w:r>
+        <w:t xml:space="preserve">docker exec -it </w:t>
+      </w:r>
+      <w:proofErr w:type="spellStart"/>
+      <w:r>
+        <w:t>my_container</w:t>
+      </w:r>
+      <w:proofErr w:type="spellEnd"/>
+      <w:r>
+        <w:t xml:space="preserve"> bash</w:t>
+      </w:r>
+    </w:p>
+    <w:p>
+      <w:pPr>
+        <w:jc w:val="both"/>
+      </w:pPr>
+      <w:r>
+        <w:t>echo "persist data" &gt; /app/data/test.txt</w:t>
+      </w:r>
+    </w:p>
+    <w:p>
+      <w:pPr>
+        <w:jc w:val="both"/>
+      </w:pPr>
+      <w:r>
+        <w:t>exit</w:t>
+      </w:r>
+    </w:p>
+    <w:p>
+      <w:pPr>
+        <w:jc w:val="both"/>
+      </w:pPr>
+      <w:r>
+        <w:t>Step 2:</w:t>
+      </w:r>
+    </w:p>
+    <w:p>
+      <w:pPr>
+        <w:jc w:val="both"/>
+      </w:pPr>
+      <w:r>
+        <w:t xml:space="preserve">docker rm -f </w:t>
+      </w:r>
+      <w:proofErr w:type="spellStart"/>
+      <w:r>
+        <w:t>my_container</w:t>
+      </w:r>
+      <w:proofErr w:type="spellEnd"/>
+    </w:p>
+    <w:p>
+      <w:pPr>
+        <w:jc w:val="both"/>
+      </w:pPr>
+      <w:r>
+        <w:t>Step 3 (re-run container):</w:t>
+      </w:r>
+    </w:p>
+    <w:p>
+      <w:pPr>
+        <w:jc w:val="both"/>
+      </w:pPr>
+      <w:r>
+        <w:t xml:space="preserve">docker run -it -v </w:t>
+      </w:r>
+      <w:proofErr w:type="spellStart"/>
+      <w:r>
+        <w:t>my_volume</w:t>
+      </w:r>
+      <w:proofErr w:type="spellEnd"/>
+      <w:r>
+        <w:t>:/app/data ubuntu bash</w:t>
+      </w:r>
+    </w:p>
+    <w:p>
+      <w:pPr>
+        <w:jc w:val="both"/>
+      </w:pPr>
+      <w:r>
+        <w:t>cat /app/data/test.txt</w:t>
+      </w:r>
+    </w:p>
+    <w:p>
+      <w:pPr>
+        <w:jc w:val="both"/>
+      </w:pPr>
+      <w:r>
+        <w:rPr>
+          <w:rFonts w:ascii="Segoe UI Emoji" w:hAnsi="Segoe UI Emoji" w:cs="Segoe UI Emoji"/>
+        </w:rPr>
+        <w:t>👉</w:t>
+      </w:r>
+      <w:r>
+        <w:t xml:space="preserve"> Output:</w:t>
+      </w:r>
+    </w:p>
+    <w:p>
+      <w:pPr>
+        <w:jc w:val="both"/>
+      </w:pPr>
+      <w:r>
+        <w:t>persist data</w:t>
+      </w:r>
+    </w:p>
+    <w:p>
+      <w:pPr>
+        <w:jc w:val="both"/>
+      </w:pPr>
+      <w:r>
+        <w:rPr>
+          <w:rFonts w:ascii="Segoe UI Emoji" w:hAnsi="Segoe UI Emoji" w:cs="Segoe UI Emoji"/>
+        </w:rPr>
+        <w:t>✅</w:t>
+      </w:r>
+      <w:r>
+        <w:t xml:space="preserve"> Data survived!</w:t>
+      </w:r>
+    </w:p>
+    <w:p>
+      <w:pPr>
+        <w:jc w:val="both"/>
+      </w:pPr>
+      <w:r>
+        <w:pict w14:anchorId="7E1C405E">
+          <v:rect id="_x0000_i1178" style="width:0;height:1.5pt" o:hralign="center" o:hrstd="t" o:hr="t" fillcolor="#a0a0a0" stroked="f"/>
+        </w:pict>
+      </w:r>
+    </w:p>
+    <w:p>
+      <w:pPr>
+        <w:jc w:val="both"/>
+        <w:rPr>
+          <w:b/>
+          <w:bCs/>
+        </w:rPr>
+      </w:pPr>
+      <w:r>
+        <w:rPr>
+          <w:rFonts w:ascii="Segoe UI Emoji" w:hAnsi="Segoe UI Emoji" w:cs="Segoe UI Emoji"/>
+          <w:b/>
+          <w:bCs/>
+        </w:rPr>
+        <w:t>📁</w:t>
+      </w:r>
+      <w:r>
+        <w:rPr>
+          <w:b/>
+          <w:bCs/>
+        </w:rPr>
+        <w:t xml:space="preserve"> 6. Types of Storage in Docker (Quick Comparison)</w:t>
+      </w:r>
+    </w:p>
+    <w:tbl>
+      <w:tblPr>
+        <w:tblW w:w="0" w:type="auto"/>
+        <w:tblCellSpacing w:w="15" w:type="dxa"/>
+        <w:tblBorders>
+          <w:top w:val="single" w:sz="4" w:space="0" w:color="auto"/>
+          <w:left w:val="single" w:sz="4" w:space="0" w:color="auto"/>
+          <w:bottom w:val="single" w:sz="4" w:space="0" w:color="auto"/>
+          <w:right w:val="single" w:sz="4" w:space="0" w:color="auto"/>
+          <w:insideH w:val="single" w:sz="4" w:space="0" w:color="auto"/>
+          <w:insideV w:val="single" w:sz="4" w:space="0" w:color="auto"/>
+        </w:tblBorders>
+        <w:tblCellMar>
+          <w:top w:w="15" w:type="dxa"/>
+          <w:left w:w="15" w:type="dxa"/>
+          <w:bottom w:w="15" w:type="dxa"/>
+          <w:right w:w="15" w:type="dxa"/>
+        </w:tblCellMar>
+        <w:tblLook w:val="04A0" w:firstRow="1" w:lastRow="0" w:firstColumn="1" w:lastColumn="0" w:noHBand="0" w:noVBand="1"/>
+      </w:tblPr>
+      <w:tblGrid>
+        <w:gridCol w:w="1962"/>
+        <w:gridCol w:w="957"/>
+        <w:gridCol w:w="2341"/>
+        <w:gridCol w:w="1235"/>
+      </w:tblGrid>
+      <w:tr>
+        <w:trPr>
+          <w:tblHeader/>
+          <w:tblCellSpacing w:w="15" w:type="dxa"/>
+        </w:trPr>
+        <w:tc>
+          <w:tcPr>
+            <w:tcW w:w="0" w:type="auto"/>
+            <w:vAlign w:val="center"/>
+            <w:hideMark/>
+          </w:tcPr>
+          <w:p>
+            <w:pPr>
+              <w:jc w:val="both"/>
+              <w:rPr>
+                <w:b/>
+                <w:bCs/>
+              </w:rPr>
+            </w:pPr>
+            <w:r>
+              <w:rPr>
+                <w:b/>
+                <w:bCs/>
+              </w:rPr>
+              <w:t>Type</w:t>
+            </w:r>
+          </w:p>
+        </w:tc>
+        <w:tc>
+          <w:tcPr>
+            <w:tcW w:w="0" w:type="auto"/>
+            <w:vAlign w:val="center"/>
+            <w:hideMark/>
+          </w:tcPr>
+          <w:p>
+            <w:pPr>
+              <w:jc w:val="both"/>
+              <w:rPr>
+                <w:b/>
+                <w:bCs/>
+              </w:rPr>
+            </w:pPr>
+            <w:r>
+              <w:rPr>
+                <w:b/>
+                <w:bCs/>
+              </w:rPr>
+              <w:t>Persist?</w:t>
+            </w:r>
+          </w:p>
+        </w:tc>
+        <w:tc>
+          <w:tcPr>
+            <w:tcW w:w="0" w:type="auto"/>
+            <w:vAlign w:val="center"/>
+            <w:hideMark/>
+          </w:tcPr>
+          <w:p>
+            <w:pPr>
+              <w:jc w:val="both"/>
+              <w:rPr>
+                <w:b/>
+                <w:bCs/>
+              </w:rPr>
+            </w:pPr>
+            <w:r>
+              <w:rPr>
+                <w:b/>
+                <w:bCs/>
+              </w:rPr>
+              <w:t>Managed by Docker?</w:t>
+            </w:r>
+          </w:p>
+        </w:tc>
+        <w:tc>
+          <w:tcPr>
+            <w:tcW w:w="0" w:type="auto"/>
+            <w:vAlign w:val="center"/>
+            <w:hideMark/>
+          </w:tcPr>
+          <w:p>
+            <w:pPr>
+              <w:jc w:val="both"/>
+              <w:rPr>
+                <w:b/>
+                <w:bCs/>
+              </w:rPr>
+            </w:pPr>
+            <w:r>
+              <w:rPr>
+                <w:b/>
+                <w:bCs/>
+              </w:rPr>
+              <w:t>Use Case</w:t>
+            </w:r>
+          </w:p>
+        </w:tc>
+      </w:tr>
+      <w:tr>
+        <w:trPr>
+          <w:tblCellSpacing w:w="15" w:type="dxa"/>
+        </w:trPr>
+        <w:tc>
+          <w:tcPr>
+            <w:tcW w:w="0" w:type="auto"/>
+            <w:vAlign w:val="center"/>
+            <w:hideMark/>
+          </w:tcPr>
+          <w:p>
+            <w:pPr>
+              <w:jc w:val="both"/>
+            </w:pPr>
+            <w:r>
+              <w:t>Container Storage</w:t>
+            </w:r>
+          </w:p>
+        </w:tc>
+        <w:tc>
+          <w:tcPr>
+            <w:tcW w:w="0" w:type="auto"/>
+            <w:vAlign w:val="center"/>
+            <w:hideMark/>
+          </w:tcPr>
+          <w:p>
+            <w:pPr>
+              <w:jc w:val="both"/>
+            </w:pPr>
+            <w:r>
+              <w:rPr>
+                <w:rFonts w:ascii="Segoe UI Emoji" w:hAnsi="Segoe UI Emoji" w:cs="Segoe UI Emoji"/>
+              </w:rPr>
+              <w:t>❌</w:t>
+            </w:r>
+            <w:r>
+              <w:t xml:space="preserve"> No</w:t>
+            </w:r>
+          </w:p>
+        </w:tc>
+        <w:tc>
+          <w:tcPr>
+            <w:tcW w:w="0" w:type="auto"/>
+            <w:vAlign w:val="center"/>
+            <w:hideMark/>
+          </w:tcPr>
+          <w:p>
+            <w:pPr>
+              <w:jc w:val="both"/>
+            </w:pPr>
+            <w:r>
+              <w:rPr>
+                <w:rFonts w:ascii="Segoe UI Emoji" w:hAnsi="Segoe UI Emoji" w:cs="Segoe UI Emoji"/>
+              </w:rPr>
+              <w:t>❌</w:t>
+            </w:r>
+            <w:r>
+              <w:t xml:space="preserve"> No</w:t>
+            </w:r>
+          </w:p>
+        </w:tc>
+        <w:tc>
+          <w:tcPr>
+            <w:tcW w:w="0" w:type="auto"/>
+            <w:vAlign w:val="center"/>
+            <w:hideMark/>
+          </w:tcPr>
+          <w:p>
+            <w:pPr>
+              <w:jc w:val="both"/>
+            </w:pPr>
+            <w:r>
+              <w:t>Temporary</w:t>
+            </w:r>
+          </w:p>
+        </w:tc>
+      </w:tr>
+      <w:tr>
+        <w:trPr>
+          <w:tblCellSpacing w:w="15" w:type="dxa"/>
+        </w:trPr>
+        <w:tc>
+          <w:tcPr>
+            <w:tcW w:w="0" w:type="auto"/>
+            <w:vAlign w:val="center"/>
+            <w:hideMark/>
+          </w:tcPr>
+          <w:p>
+            <w:pPr>
+              <w:jc w:val="both"/>
+            </w:pPr>
+            <w:r>
+              <w:t>Volume</w:t>
+            </w:r>
+          </w:p>
+        </w:tc>
+        <w:tc>
+          <w:tcPr>
+            <w:tcW w:w="0" w:type="auto"/>
+            <w:vAlign w:val="center"/>
+            <w:hideMark/>
+          </w:tcPr>
+          <w:p>
+            <w:pPr>
+              <w:jc w:val="both"/>
+            </w:pPr>
+            <w:r>
+              <w:rPr>
+                <w:rFonts w:ascii="Segoe UI Emoji" w:hAnsi="Segoe UI Emoji" w:cs="Segoe UI Emoji"/>
+              </w:rPr>
+              <w:t>✅</w:t>
+            </w:r>
+            <w:r>
+              <w:t xml:space="preserve"> Yes</w:t>
+            </w:r>
+          </w:p>
+        </w:tc>
+        <w:tc>
+          <w:tcPr>
+            <w:tcW w:w="0" w:type="auto"/>
+            <w:vAlign w:val="center"/>
+            <w:hideMark/>
+          </w:tcPr>
+          <w:p>
+            <w:pPr>
+              <w:jc w:val="both"/>
+            </w:pPr>
+            <w:r>
+              <w:rPr>
+                <w:rFonts w:ascii="Segoe UI Emoji" w:hAnsi="Segoe UI Emoji" w:cs="Segoe UI Emoji"/>
+              </w:rPr>
+              <w:t>✅</w:t>
+            </w:r>
+            <w:r>
+              <w:t xml:space="preserve"> Yes</w:t>
+            </w:r>
+          </w:p>
+        </w:tc>
+        <w:tc>
+          <w:tcPr>
+            <w:tcW w:w="0" w:type="auto"/>
+            <w:vAlign w:val="center"/>
+            <w:hideMark/>
+          </w:tcPr>
+          <w:p>
+            <w:pPr>
+              <w:jc w:val="both"/>
+            </w:pPr>
+            <w:r>
+              <w:t>Production</w:t>
+            </w:r>
+          </w:p>
+        </w:tc>
+      </w:tr>
+      <w:tr>
+        <w:trPr>
+          <w:tblCellSpacing w:w="15" w:type="dxa"/>
+        </w:trPr>
+        <w:tc>
+          <w:tcPr>
+            <w:tcW w:w="0" w:type="auto"/>
+            <w:vAlign w:val="center"/>
+            <w:hideMark/>
+          </w:tcPr>
+          <w:p>
+            <w:pPr>
+              <w:jc w:val="both"/>
+            </w:pPr>
+            <w:r>
+              <w:t>Bind Mount</w:t>
+            </w:r>
+          </w:p>
+        </w:tc>
+        <w:tc>
+          <w:tcPr>
+            <w:tcW w:w="0" w:type="auto"/>
+            <w:vAlign w:val="center"/>
+            <w:hideMark/>
+          </w:tcPr>
+          <w:p>
+            <w:pPr>
+              <w:jc w:val="both"/>
+            </w:pPr>
+            <w:r>
+              <w:rPr>
+                <w:rFonts w:ascii="Segoe UI Emoji" w:hAnsi="Segoe UI Emoji" w:cs="Segoe UI Emoji"/>
+              </w:rPr>
+              <w:t>✅</w:t>
+            </w:r>
+            <w:r>
+              <w:t xml:space="preserve"> Yes</w:t>
+            </w:r>
+          </w:p>
+        </w:tc>
+        <w:tc>
+          <w:tcPr>
+            <w:tcW w:w="0" w:type="auto"/>
+            <w:vAlign w:val="center"/>
+            <w:hideMark/>
+          </w:tcPr>
+          <w:p>
+            <w:pPr>
+              <w:jc w:val="both"/>
+            </w:pPr>
+            <w:r>
+              <w:rPr>
+                <w:rFonts w:ascii="Segoe UI Emoji" w:hAnsi="Segoe UI Emoji" w:cs="Segoe UI Emoji"/>
+              </w:rPr>
+              <w:t>❌</w:t>
+            </w:r>
+            <w:r>
+              <w:t xml:space="preserve"> Host controlled</w:t>
+            </w:r>
+          </w:p>
+        </w:tc>
+        <w:tc>
+          <w:tcPr>
+            <w:tcW w:w="0" w:type="auto"/>
+            <w:vAlign w:val="center"/>
+            <w:hideMark/>
+          </w:tcPr>
+          <w:p>
+            <w:pPr>
+              <w:jc w:val="both"/>
+            </w:pPr>
+            <w:r>
+              <w:t>Dev</w:t>
+            </w:r>
+          </w:p>
+        </w:tc>
+      </w:tr>
+    </w:tbl>
+    <w:p>
+      <w:pPr>
+        <w:jc w:val="both"/>
+      </w:pPr>
+      <w:r>
+        <w:pict w14:anchorId="1CDE62DE">
+          <v:rect id="_x0000_i1179" style="width:0;height:1.5pt" o:hralign="center" o:hrstd="t" o:hr="t" fillcolor="#a0a0a0" stroked="f"/>
+        </w:pict>
+      </w:r>
+    </w:p>
+    <w:p>
+      <w:pPr>
+        <w:jc w:val="both"/>
+        <w:rPr>
+          <w:b/>
+          <w:bCs/>
+        </w:rPr>
+      </w:pPr>
+      <w:r>
+        <w:rPr>
+          <w:rFonts w:ascii="Segoe UI Emoji" w:hAnsi="Segoe UI Emoji" w:cs="Segoe UI Emoji"/>
+          <w:b/>
+          <w:bCs/>
+        </w:rPr>
+        <w:t>⚡</w:t>
+      </w:r>
+      <w:r>
+        <w:rPr>
+          <w:b/>
+          <w:bCs/>
+        </w:rPr>
+        <w:t xml:space="preserve"> Quick Summary</w:t>
+      </w:r>
+    </w:p>
+    <w:p>
+      <w:pPr>
+        <w:numPr>
+          <w:ilvl w:val="0"/>
+          <w:numId w:val="28"/>
+        </w:numPr>
+        <w:jc w:val="both"/>
+      </w:pPr>
+      <w:r>
+        <w:t xml:space="preserve">Containers lose data when deleted </w:t>
+      </w:r>
+      <w:r>
+        <w:rPr>
+          <w:rFonts w:ascii="Segoe UI Emoji" w:hAnsi="Segoe UI Emoji" w:cs="Segoe UI Emoji"/>
+        </w:rPr>
+        <w:t>❌</w:t>
+      </w:r>
+      <w:r>
+        <w:t xml:space="preserve"> </w:t>
+      </w:r>
+    </w:p>
+    <w:p>
+      <w:pPr>
+        <w:numPr>
+          <w:ilvl w:val="0"/>
+          <w:numId w:val="28"/>
+        </w:numPr>
+        <w:jc w:val="both"/>
+      </w:pPr>
+      <w:r>
+        <w:lastRenderedPageBreak/>
+        <w:t xml:space="preserve">Volumes store data outside container </w:t>
+      </w:r>
+      <w:r>
+        <w:rPr>
+          <w:rFonts w:ascii="Segoe UI Emoji" w:hAnsi="Segoe UI Emoji" w:cs="Segoe UI Emoji"/>
+        </w:rPr>
+        <w:t>✅</w:t>
+      </w:r>
+      <w:r>
+        <w:t xml:space="preserve"> </w:t>
+      </w:r>
+    </w:p>
+    <w:p>
+      <w:pPr>
+        <w:numPr>
+          <w:ilvl w:val="0"/>
+          <w:numId w:val="28"/>
+        </w:numPr>
+        <w:jc w:val="both"/>
+      </w:pPr>
+      <w:r>
+        <w:t xml:space="preserve">Used for: </w:t>
+      </w:r>
+    </w:p>
+    <w:p>
+      <w:pPr>
+        <w:numPr>
+          <w:ilvl w:val="1"/>
+          <w:numId w:val="28"/>
+        </w:numPr>
+        <w:jc w:val="both"/>
+      </w:pPr>
+      <w:r>
+        <w:t xml:space="preserve">Databases </w:t>
+      </w:r>
+    </w:p>
+    <w:p>
+      <w:pPr>
+        <w:numPr>
+          <w:ilvl w:val="1"/>
+          <w:numId w:val="28"/>
+        </w:numPr>
+        <w:jc w:val="both"/>
+      </w:pPr>
+      <w:r>
+        <w:t xml:space="preserve">Logs </w:t>
+      </w:r>
+    </w:p>
+    <w:p>
+      <w:pPr>
+        <w:numPr>
+          <w:ilvl w:val="1"/>
+          <w:numId w:val="28"/>
+        </w:numPr>
+        <w:jc w:val="both"/>
+      </w:pPr>
+      <w:r>
+        <w:t xml:space="preserve">Uploads </w:t>
+      </w:r>
+    </w:p>
+    <w:p>
+      <w:pPr>
+        <w:numPr>
+          <w:ilvl w:val="0"/>
+          <w:numId w:val="28"/>
+        </w:numPr>
+        <w:jc w:val="both"/>
+      </w:pPr>
+      <w:r>
+        <w:t xml:space="preserve">Simple attach using -v </w:t>
+      </w:r>
+    </w:p>
+    <w:p>
+      <w:pPr>
+        <w:jc w:val="both"/>
+      </w:pPr>
+      <w:r>
+        <w:pict w14:anchorId="1A8396EC">
+          <v:rect id="_x0000_i1180" style="width:0;height:1.5pt" o:hralign="center" o:hrstd="t" o:hr="t" fillcolor="#a0a0a0" stroked="f"/>
+        </w:pict>
+      </w:r>
+    </w:p>
+    <w:p>
+      <w:pPr>
+        <w:jc w:val="both"/>
+        <w:rPr>
+          <w:b/>
+          <w:bCs/>
+        </w:rPr>
+      </w:pPr>
+      <w:r>
+        <w:rPr>
+          <w:rFonts w:ascii="Segoe UI Emoji" w:hAnsi="Segoe UI Emoji" w:cs="Segoe UI Emoji"/>
+          <w:b/>
+          <w:bCs/>
+        </w:rPr>
+        <w:t>🧠</w:t>
+      </w:r>
+      <w:r>
+        <w:rPr>
+          <w:b/>
+          <w:bCs/>
+        </w:rPr>
+        <w:t xml:space="preserve"> Interview Insight (Important)</w:t>
+      </w:r>
+    </w:p>
+    <w:p>
+      <w:pPr>
+        <w:jc w:val="both"/>
+      </w:pPr>
+      <w:r>
+        <w:rPr>
+          <w:rFonts w:ascii="Segoe UI Emoji" w:hAnsi="Segoe UI Emoji" w:cs="Segoe UI Emoji"/>
+        </w:rPr>
+        <w:t>👉</w:t>
+      </w:r>
+      <w:r>
+        <w:t xml:space="preserve"> If interviewer asks:</w:t>
+      </w:r>
+    </w:p>
+    <w:p>
+      <w:pPr>
+        <w:jc w:val="both"/>
+      </w:pPr>
+      <w:r>
+        <w:rPr>
+          <w:b/>
+          <w:bCs/>
+        </w:rPr>
+        <w:t>Q: Why not store data inside container?</w:t>
+      </w:r>
+    </w:p>
+    <w:p>
+      <w:pPr>
+        <w:jc w:val="both"/>
+      </w:pPr>
+      <w:r>
+        <w:t>Answer:</w:t>
+      </w:r>
+    </w:p>
+    <w:p>
+      <w:pPr>
+        <w:jc w:val="both"/>
+      </w:pPr>
+      <w:r>
+        <w:t>Because container storage is ephemeral. When container is removed, all data is lost. Volumes provide persistent, reusable, and decoupled storage.</w:t>
+      </w:r>
+    </w:p>
+    <w:p>
+      <w:pPr>
+        <w:jc w:val="both"/>
+      </w:pPr>
+      <w:r>
+        <w:pict w14:anchorId="45419F05">
+          <v:rect id="_x0000_i1181" style="width:0;height:1.5pt" o:hralign="center" o:hrstd="t" o:hr="t" fillcolor="#a0a0a0" stroked="f"/>
+        </w:pict>
+      </w:r>
+    </w:p>
     <w:sectPr>
       <w:pgSz w:w="11906" w:h="16838"/>
       <w:pgMar w:top="1440" w:right="1440" w:bottom="1440" w:left="1440" w:header="708" w:footer="708" w:gutter="0"/>
@@ -5382,6 +7423,155 @@
     </w:lvl>
   </w:abstractNum>
   <w:abstractNum w:abstractNumId="6" w15:restartNumberingAfterBreak="0">
+    <w:nsid w:val="11C26B20"/>
+    <w:multiLevelType w:val="multilevel"/>
+    <w:tmpl w:val="0634663C"/>
+    <w:lvl w:ilvl="0">
+      <w:start w:val="1"/>
+      <w:numFmt w:val="bullet"/>
+      <w:lvlText w:val=""/>
+      <w:lvlJc w:val="left"/>
+      <w:pPr>
+        <w:tabs>
+          <w:tab w:val="num" w:pos="720"/>
+        </w:tabs>
+        <w:ind w:left="720" w:hanging="360"/>
+      </w:pPr>
+      <w:rPr>
+        <w:rFonts w:ascii="Symbol" w:hAnsi="Symbol" w:hint="default"/>
+        <w:sz w:val="20"/>
+      </w:rPr>
+    </w:lvl>
+    <w:lvl w:ilvl="1" w:tentative="1">
+      <w:start w:val="1"/>
+      <w:numFmt w:val="bullet"/>
+      <w:lvlText w:val="o"/>
+      <w:lvlJc w:val="left"/>
+      <w:pPr>
+        <w:tabs>
+          <w:tab w:val="num" w:pos="1440"/>
+        </w:tabs>
+        <w:ind w:left="1440" w:hanging="360"/>
+      </w:pPr>
+      <w:rPr>
+        <w:rFonts w:ascii="Courier New" w:hAnsi="Courier New" w:hint="default"/>
+        <w:sz w:val="20"/>
+      </w:rPr>
+    </w:lvl>
+    <w:lvl w:ilvl="2" w:tentative="1">
+      <w:start w:val="1"/>
+      <w:numFmt w:val="bullet"/>
+      <w:lvlText w:val=""/>
+      <w:lvlJc w:val="left"/>
+      <w:pPr>
+        <w:tabs>
+          <w:tab w:val="num" w:pos="2160"/>
+        </w:tabs>
+        <w:ind w:left="2160" w:hanging="360"/>
+      </w:pPr>
+      <w:rPr>
+        <w:rFonts w:ascii="Wingdings" w:hAnsi="Wingdings" w:hint="default"/>
+        <w:sz w:val="20"/>
+      </w:rPr>
+    </w:lvl>
+    <w:lvl w:ilvl="3" w:tentative="1">
+      <w:start w:val="1"/>
+      <w:numFmt w:val="bullet"/>
+      <w:lvlText w:val=""/>
+      <w:lvlJc w:val="left"/>
+      <w:pPr>
+        <w:tabs>
+          <w:tab w:val="num" w:pos="2880"/>
+        </w:tabs>
+        <w:ind w:left="2880" w:hanging="360"/>
+      </w:pPr>
+      <w:rPr>
+        <w:rFonts w:ascii="Wingdings" w:hAnsi="Wingdings" w:hint="default"/>
+        <w:sz w:val="20"/>
+      </w:rPr>
+    </w:lvl>
+    <w:lvl w:ilvl="4" w:tentative="1">
+      <w:start w:val="1"/>
+      <w:numFmt w:val="bullet"/>
+      <w:lvlText w:val=""/>
+      <w:lvlJc w:val="left"/>
+      <w:pPr>
+        <w:tabs>
+          <w:tab w:val="num" w:pos="3600"/>
+        </w:tabs>
+        <w:ind w:left="3600" w:hanging="360"/>
+      </w:pPr>
+      <w:rPr>
+        <w:rFonts w:ascii="Wingdings" w:hAnsi="Wingdings" w:hint="default"/>
+        <w:sz w:val="20"/>
+      </w:rPr>
+    </w:lvl>
+    <w:lvl w:ilvl="5" w:tentative="1">
+      <w:start w:val="1"/>
+      <w:numFmt w:val="bullet"/>
+      <w:lvlText w:val=""/>
+      <w:lvlJc w:val="left"/>
+      <w:pPr>
+        <w:tabs>
+          <w:tab w:val="num" w:pos="4320"/>
+        </w:tabs>
+        <w:ind w:left="4320" w:hanging="360"/>
+      </w:pPr>
+      <w:rPr>
+        <w:rFonts w:ascii="Wingdings" w:hAnsi="Wingdings" w:hint="default"/>
+        <w:sz w:val="20"/>
+      </w:rPr>
+    </w:lvl>
+    <w:lvl w:ilvl="6" w:tentative="1">
+      <w:start w:val="1"/>
+      <w:numFmt w:val="bullet"/>
+      <w:lvlText w:val=""/>
+      <w:lvlJc w:val="left"/>
+      <w:pPr>
+        <w:tabs>
+          <w:tab w:val="num" w:pos="5040"/>
+        </w:tabs>
+        <w:ind w:left="5040" w:hanging="360"/>
+      </w:pPr>
+      <w:rPr>
+        <w:rFonts w:ascii="Wingdings" w:hAnsi="Wingdings" w:hint="default"/>
+        <w:sz w:val="20"/>
+      </w:rPr>
+    </w:lvl>
+    <w:lvl w:ilvl="7" w:tentative="1">
+      <w:start w:val="1"/>
+      <w:numFmt w:val="bullet"/>
+      <w:lvlText w:val=""/>
+      <w:lvlJc w:val="left"/>
+      <w:pPr>
+        <w:tabs>
+          <w:tab w:val="num" w:pos="5760"/>
+        </w:tabs>
+        <w:ind w:left="5760" w:hanging="360"/>
+      </w:pPr>
+      <w:rPr>
+        <w:rFonts w:ascii="Wingdings" w:hAnsi="Wingdings" w:hint="default"/>
+        <w:sz w:val="20"/>
+      </w:rPr>
+    </w:lvl>
+    <w:lvl w:ilvl="8" w:tentative="1">
+      <w:start w:val="1"/>
+      <w:numFmt w:val="bullet"/>
+      <w:lvlText w:val=""/>
+      <w:lvlJc w:val="left"/>
+      <w:pPr>
+        <w:tabs>
+          <w:tab w:val="num" w:pos="6480"/>
+        </w:tabs>
+        <w:ind w:left="6480" w:hanging="360"/>
+      </w:pPr>
+      <w:rPr>
+        <w:rFonts w:ascii="Wingdings" w:hAnsi="Wingdings" w:hint="default"/>
+        <w:sz w:val="20"/>
+      </w:rPr>
+    </w:lvl>
+  </w:abstractNum>
+  <w:abstractNum w:abstractNumId="7" w15:restartNumberingAfterBreak="0">
     <w:nsid w:val="12561D6C"/>
     <w:multiLevelType w:val="multilevel"/>
     <w:tmpl w:val="038C6D5E"/>
@@ -5530,7 +7720,7 @@
       </w:rPr>
     </w:lvl>
   </w:abstractNum>
-  <w:abstractNum w:abstractNumId="7" w15:restartNumberingAfterBreak="0">
+  <w:abstractNum w:abstractNumId="8" w15:restartNumberingAfterBreak="0">
     <w:nsid w:val="130441F4"/>
     <w:multiLevelType w:val="multilevel"/>
     <w:tmpl w:val="C4963A10"/>
@@ -5679,7 +7869,305 @@
       </w:rPr>
     </w:lvl>
   </w:abstractNum>
-  <w:abstractNum w:abstractNumId="8" w15:restartNumberingAfterBreak="0">
+  <w:abstractNum w:abstractNumId="9" w15:restartNumberingAfterBreak="0">
+    <w:nsid w:val="1A7B08C1"/>
+    <w:multiLevelType w:val="multilevel"/>
+    <w:tmpl w:val="0770A262"/>
+    <w:lvl w:ilvl="0">
+      <w:start w:val="1"/>
+      <w:numFmt w:val="bullet"/>
+      <w:lvlText w:val=""/>
+      <w:lvlJc w:val="left"/>
+      <w:pPr>
+        <w:tabs>
+          <w:tab w:val="num" w:pos="720"/>
+        </w:tabs>
+        <w:ind w:left="720" w:hanging="360"/>
+      </w:pPr>
+      <w:rPr>
+        <w:rFonts w:ascii="Symbol" w:hAnsi="Symbol" w:hint="default"/>
+        <w:sz w:val="20"/>
+      </w:rPr>
+    </w:lvl>
+    <w:lvl w:ilvl="1">
+      <w:start w:val="1"/>
+      <w:numFmt w:val="bullet"/>
+      <w:lvlText w:val="o"/>
+      <w:lvlJc w:val="left"/>
+      <w:pPr>
+        <w:tabs>
+          <w:tab w:val="num" w:pos="1440"/>
+        </w:tabs>
+        <w:ind w:left="1440" w:hanging="360"/>
+      </w:pPr>
+      <w:rPr>
+        <w:rFonts w:ascii="Courier New" w:hAnsi="Courier New" w:hint="default"/>
+        <w:sz w:val="20"/>
+      </w:rPr>
+    </w:lvl>
+    <w:lvl w:ilvl="2" w:tentative="1">
+      <w:start w:val="1"/>
+      <w:numFmt w:val="bullet"/>
+      <w:lvlText w:val=""/>
+      <w:lvlJc w:val="left"/>
+      <w:pPr>
+        <w:tabs>
+          <w:tab w:val="num" w:pos="2160"/>
+        </w:tabs>
+        <w:ind w:left="2160" w:hanging="360"/>
+      </w:pPr>
+      <w:rPr>
+        <w:rFonts w:ascii="Wingdings" w:hAnsi="Wingdings" w:hint="default"/>
+        <w:sz w:val="20"/>
+      </w:rPr>
+    </w:lvl>
+    <w:lvl w:ilvl="3" w:tentative="1">
+      <w:start w:val="1"/>
+      <w:numFmt w:val="bullet"/>
+      <w:lvlText w:val=""/>
+      <w:lvlJc w:val="left"/>
+      <w:pPr>
+        <w:tabs>
+          <w:tab w:val="num" w:pos="2880"/>
+        </w:tabs>
+        <w:ind w:left="2880" w:hanging="360"/>
+      </w:pPr>
+      <w:rPr>
+        <w:rFonts w:ascii="Wingdings" w:hAnsi="Wingdings" w:hint="default"/>
+        <w:sz w:val="20"/>
+      </w:rPr>
+    </w:lvl>
+    <w:lvl w:ilvl="4" w:tentative="1">
+      <w:start w:val="1"/>
+      <w:numFmt w:val="bullet"/>
+      <w:lvlText w:val=""/>
+      <w:lvlJc w:val="left"/>
+      <w:pPr>
+        <w:tabs>
+          <w:tab w:val="num" w:pos="3600"/>
+        </w:tabs>
+        <w:ind w:left="3600" w:hanging="360"/>
+      </w:pPr>
+      <w:rPr>
+        <w:rFonts w:ascii="Wingdings" w:hAnsi="Wingdings" w:hint="default"/>
+        <w:sz w:val="20"/>
+      </w:rPr>
+    </w:lvl>
+    <w:lvl w:ilvl="5" w:tentative="1">
+      <w:start w:val="1"/>
+      <w:numFmt w:val="bullet"/>
+      <w:lvlText w:val=""/>
+      <w:lvlJc w:val="left"/>
+      <w:pPr>
+        <w:tabs>
+          <w:tab w:val="num" w:pos="4320"/>
+        </w:tabs>
+        <w:ind w:left="4320" w:hanging="360"/>
+      </w:pPr>
+      <w:rPr>
+        <w:rFonts w:ascii="Wingdings" w:hAnsi="Wingdings" w:hint="default"/>
+        <w:sz w:val="20"/>
+      </w:rPr>
+    </w:lvl>
+    <w:lvl w:ilvl="6" w:tentative="1">
+      <w:start w:val="1"/>
+      <w:numFmt w:val="bullet"/>
+      <w:lvlText w:val=""/>
+      <w:lvlJc w:val="left"/>
+      <w:pPr>
+        <w:tabs>
+          <w:tab w:val="num" w:pos="5040"/>
+        </w:tabs>
+        <w:ind w:left="5040" w:hanging="360"/>
+      </w:pPr>
+      <w:rPr>
+        <w:rFonts w:ascii="Wingdings" w:hAnsi="Wingdings" w:hint="default"/>
+        <w:sz w:val="20"/>
+      </w:rPr>
+    </w:lvl>
+    <w:lvl w:ilvl="7" w:tentative="1">
+      <w:start w:val="1"/>
+      <w:numFmt w:val="bullet"/>
+      <w:lvlText w:val=""/>
+      <w:lvlJc w:val="left"/>
+      <w:pPr>
+        <w:tabs>
+          <w:tab w:val="num" w:pos="5760"/>
+        </w:tabs>
+        <w:ind w:left="5760" w:hanging="360"/>
+      </w:pPr>
+      <w:rPr>
+        <w:rFonts w:ascii="Wingdings" w:hAnsi="Wingdings" w:hint="default"/>
+        <w:sz w:val="20"/>
+      </w:rPr>
+    </w:lvl>
+    <w:lvl w:ilvl="8" w:tentative="1">
+      <w:start w:val="1"/>
+      <w:numFmt w:val="bullet"/>
+      <w:lvlText w:val=""/>
+      <w:lvlJc w:val="left"/>
+      <w:pPr>
+        <w:tabs>
+          <w:tab w:val="num" w:pos="6480"/>
+        </w:tabs>
+        <w:ind w:left="6480" w:hanging="360"/>
+      </w:pPr>
+      <w:rPr>
+        <w:rFonts w:ascii="Wingdings" w:hAnsi="Wingdings" w:hint="default"/>
+        <w:sz w:val="20"/>
+      </w:rPr>
+    </w:lvl>
+  </w:abstractNum>
+  <w:abstractNum w:abstractNumId="10" w15:restartNumberingAfterBreak="0">
+    <w:nsid w:val="1E7F3388"/>
+    <w:multiLevelType w:val="multilevel"/>
+    <w:tmpl w:val="321EF064"/>
+    <w:lvl w:ilvl="0">
+      <w:start w:val="1"/>
+      <w:numFmt w:val="bullet"/>
+      <w:lvlText w:val=""/>
+      <w:lvlJc w:val="left"/>
+      <w:pPr>
+        <w:tabs>
+          <w:tab w:val="num" w:pos="720"/>
+        </w:tabs>
+        <w:ind w:left="720" w:hanging="360"/>
+      </w:pPr>
+      <w:rPr>
+        <w:rFonts w:ascii="Symbol" w:hAnsi="Symbol" w:hint="default"/>
+        <w:sz w:val="20"/>
+      </w:rPr>
+    </w:lvl>
+    <w:lvl w:ilvl="1" w:tentative="1">
+      <w:start w:val="1"/>
+      <w:numFmt w:val="bullet"/>
+      <w:lvlText w:val="o"/>
+      <w:lvlJc w:val="left"/>
+      <w:pPr>
+        <w:tabs>
+          <w:tab w:val="num" w:pos="1440"/>
+        </w:tabs>
+        <w:ind w:left="1440" w:hanging="360"/>
+      </w:pPr>
+      <w:rPr>
+        <w:rFonts w:ascii="Courier New" w:hAnsi="Courier New" w:hint="default"/>
+        <w:sz w:val="20"/>
+      </w:rPr>
+    </w:lvl>
+    <w:lvl w:ilvl="2" w:tentative="1">
+      <w:start w:val="1"/>
+      <w:numFmt w:val="bullet"/>
+      <w:lvlText w:val=""/>
+      <w:lvlJc w:val="left"/>
+      <w:pPr>
+        <w:tabs>
+          <w:tab w:val="num" w:pos="2160"/>
+        </w:tabs>
+        <w:ind w:left="2160" w:hanging="360"/>
+      </w:pPr>
+      <w:rPr>
+        <w:rFonts w:ascii="Wingdings" w:hAnsi="Wingdings" w:hint="default"/>
+        <w:sz w:val="20"/>
+      </w:rPr>
+    </w:lvl>
+    <w:lvl w:ilvl="3" w:tentative="1">
+      <w:start w:val="1"/>
+      <w:numFmt w:val="bullet"/>
+      <w:lvlText w:val=""/>
+      <w:lvlJc w:val="left"/>
+      <w:pPr>
+        <w:tabs>
+          <w:tab w:val="num" w:pos="2880"/>
+        </w:tabs>
+        <w:ind w:left="2880" w:hanging="360"/>
+      </w:pPr>
+      <w:rPr>
+        <w:rFonts w:ascii="Wingdings" w:hAnsi="Wingdings" w:hint="default"/>
+        <w:sz w:val="20"/>
+      </w:rPr>
+    </w:lvl>
+    <w:lvl w:ilvl="4" w:tentative="1">
+      <w:start w:val="1"/>
+      <w:numFmt w:val="bullet"/>
+      <w:lvlText w:val=""/>
+      <w:lvlJc w:val="left"/>
+      <w:pPr>
+        <w:tabs>
+          <w:tab w:val="num" w:pos="3600"/>
+        </w:tabs>
+        <w:ind w:left="3600" w:hanging="360"/>
+      </w:pPr>
+      <w:rPr>
+        <w:rFonts w:ascii="Wingdings" w:hAnsi="Wingdings" w:hint="default"/>
+        <w:sz w:val="20"/>
+      </w:rPr>
+    </w:lvl>
+    <w:lvl w:ilvl="5" w:tentative="1">
+      <w:start w:val="1"/>
+      <w:numFmt w:val="bullet"/>
+      <w:lvlText w:val=""/>
+      <w:lvlJc w:val="left"/>
+      <w:pPr>
+        <w:tabs>
+          <w:tab w:val="num" w:pos="4320"/>
+        </w:tabs>
+        <w:ind w:left="4320" w:hanging="360"/>
+      </w:pPr>
+      <w:rPr>
+        <w:rFonts w:ascii="Wingdings" w:hAnsi="Wingdings" w:hint="default"/>
+        <w:sz w:val="20"/>
+      </w:rPr>
+    </w:lvl>
+    <w:lvl w:ilvl="6" w:tentative="1">
+      <w:start w:val="1"/>
+      <w:numFmt w:val="bullet"/>
+      <w:lvlText w:val=""/>
+      <w:lvlJc w:val="left"/>
+      <w:pPr>
+        <w:tabs>
+          <w:tab w:val="num" w:pos="5040"/>
+        </w:tabs>
+        <w:ind w:left="5040" w:hanging="360"/>
+      </w:pPr>
+      <w:rPr>
+        <w:rFonts w:ascii="Wingdings" w:hAnsi="Wingdings" w:hint="default"/>
+        <w:sz w:val="20"/>
+      </w:rPr>
+    </w:lvl>
+    <w:lvl w:ilvl="7" w:tentative="1">
+      <w:start w:val="1"/>
+      <w:numFmt w:val="bullet"/>
+      <w:lvlText w:val=""/>
+      <w:lvlJc w:val="left"/>
+      <w:pPr>
+        <w:tabs>
+          <w:tab w:val="num" w:pos="5760"/>
+        </w:tabs>
+        <w:ind w:left="5760" w:hanging="360"/>
+      </w:pPr>
+      <w:rPr>
+        <w:rFonts w:ascii="Wingdings" w:hAnsi="Wingdings" w:hint="default"/>
+        <w:sz w:val="20"/>
+      </w:rPr>
+    </w:lvl>
+    <w:lvl w:ilvl="8" w:tentative="1">
+      <w:start w:val="1"/>
+      <w:numFmt w:val="bullet"/>
+      <w:lvlText w:val=""/>
+      <w:lvlJc w:val="left"/>
+      <w:pPr>
+        <w:tabs>
+          <w:tab w:val="num" w:pos="6480"/>
+        </w:tabs>
+        <w:ind w:left="6480" w:hanging="360"/>
+      </w:pPr>
+      <w:rPr>
+        <w:rFonts w:ascii="Wingdings" w:hAnsi="Wingdings" w:hint="default"/>
+        <w:sz w:val="20"/>
+      </w:rPr>
+    </w:lvl>
+  </w:abstractNum>
+  <w:abstractNum w:abstractNumId="11" w15:restartNumberingAfterBreak="0">
     <w:nsid w:val="24AE70A3"/>
     <w:multiLevelType w:val="multilevel"/>
     <w:tmpl w:val="C53283EE"/>
@@ -5828,7 +8316,156 @@
       </w:rPr>
     </w:lvl>
   </w:abstractNum>
-  <w:abstractNum w:abstractNumId="9" w15:restartNumberingAfterBreak="0">
+  <w:abstractNum w:abstractNumId="12" w15:restartNumberingAfterBreak="0">
+    <w:nsid w:val="2BFA4F94"/>
+    <w:multiLevelType w:val="multilevel"/>
+    <w:tmpl w:val="43E05F92"/>
+    <w:lvl w:ilvl="0">
+      <w:start w:val="1"/>
+      <w:numFmt w:val="bullet"/>
+      <w:lvlText w:val=""/>
+      <w:lvlJc w:val="left"/>
+      <w:pPr>
+        <w:tabs>
+          <w:tab w:val="num" w:pos="720"/>
+        </w:tabs>
+        <w:ind w:left="720" w:hanging="360"/>
+      </w:pPr>
+      <w:rPr>
+        <w:rFonts w:ascii="Symbol" w:hAnsi="Symbol" w:hint="default"/>
+        <w:sz w:val="20"/>
+      </w:rPr>
+    </w:lvl>
+    <w:lvl w:ilvl="1" w:tentative="1">
+      <w:start w:val="1"/>
+      <w:numFmt w:val="bullet"/>
+      <w:lvlText w:val="o"/>
+      <w:lvlJc w:val="left"/>
+      <w:pPr>
+        <w:tabs>
+          <w:tab w:val="num" w:pos="1440"/>
+        </w:tabs>
+        <w:ind w:left="1440" w:hanging="360"/>
+      </w:pPr>
+      <w:rPr>
+        <w:rFonts w:ascii="Courier New" w:hAnsi="Courier New" w:hint="default"/>
+        <w:sz w:val="20"/>
+      </w:rPr>
+    </w:lvl>
+    <w:lvl w:ilvl="2" w:tentative="1">
+      <w:start w:val="1"/>
+      <w:numFmt w:val="bullet"/>
+      <w:lvlText w:val=""/>
+      <w:lvlJc w:val="left"/>
+      <w:pPr>
+        <w:tabs>
+          <w:tab w:val="num" w:pos="2160"/>
+        </w:tabs>
+        <w:ind w:left="2160" w:hanging="360"/>
+      </w:pPr>
+      <w:rPr>
+        <w:rFonts w:ascii="Wingdings" w:hAnsi="Wingdings" w:hint="default"/>
+        <w:sz w:val="20"/>
+      </w:rPr>
+    </w:lvl>
+    <w:lvl w:ilvl="3" w:tentative="1">
+      <w:start w:val="1"/>
+      <w:numFmt w:val="bullet"/>
+      <w:lvlText w:val=""/>
+      <w:lvlJc w:val="left"/>
+      <w:pPr>
+        <w:tabs>
+          <w:tab w:val="num" w:pos="2880"/>
+        </w:tabs>
+        <w:ind w:left="2880" w:hanging="360"/>
+      </w:pPr>
+      <w:rPr>
+        <w:rFonts w:ascii="Wingdings" w:hAnsi="Wingdings" w:hint="default"/>
+        <w:sz w:val="20"/>
+      </w:rPr>
+    </w:lvl>
+    <w:lvl w:ilvl="4" w:tentative="1">
+      <w:start w:val="1"/>
+      <w:numFmt w:val="bullet"/>
+      <w:lvlText w:val=""/>
+      <w:lvlJc w:val="left"/>
+      <w:pPr>
+        <w:tabs>
+          <w:tab w:val="num" w:pos="3600"/>
+        </w:tabs>
+        <w:ind w:left="3600" w:hanging="360"/>
+      </w:pPr>
+      <w:rPr>
+        <w:rFonts w:ascii="Wingdings" w:hAnsi="Wingdings" w:hint="default"/>
+        <w:sz w:val="20"/>
+      </w:rPr>
+    </w:lvl>
+    <w:lvl w:ilvl="5" w:tentative="1">
+      <w:start w:val="1"/>
+      <w:numFmt w:val="bullet"/>
+      <w:lvlText w:val=""/>
+      <w:lvlJc w:val="left"/>
+      <w:pPr>
+        <w:tabs>
+          <w:tab w:val="num" w:pos="4320"/>
+        </w:tabs>
+        <w:ind w:left="4320" w:hanging="360"/>
+      </w:pPr>
+      <w:rPr>
+        <w:rFonts w:ascii="Wingdings" w:hAnsi="Wingdings" w:hint="default"/>
+        <w:sz w:val="20"/>
+      </w:rPr>
+    </w:lvl>
+    <w:lvl w:ilvl="6" w:tentative="1">
+      <w:start w:val="1"/>
+      <w:numFmt w:val="bullet"/>
+      <w:lvlText w:val=""/>
+      <w:lvlJc w:val="left"/>
+      <w:pPr>
+        <w:tabs>
+          <w:tab w:val="num" w:pos="5040"/>
+        </w:tabs>
+        <w:ind w:left="5040" w:hanging="360"/>
+      </w:pPr>
+      <w:rPr>
+        <w:rFonts w:ascii="Wingdings" w:hAnsi="Wingdings" w:hint="default"/>
+        <w:sz w:val="20"/>
+      </w:rPr>
+    </w:lvl>
+    <w:lvl w:ilvl="7" w:tentative="1">
+      <w:start w:val="1"/>
+      <w:numFmt w:val="bullet"/>
+      <w:lvlText w:val=""/>
+      <w:lvlJc w:val="left"/>
+      <w:pPr>
+        <w:tabs>
+          <w:tab w:val="num" w:pos="5760"/>
+        </w:tabs>
+        <w:ind w:left="5760" w:hanging="360"/>
+      </w:pPr>
+      <w:rPr>
+        <w:rFonts w:ascii="Wingdings" w:hAnsi="Wingdings" w:hint="default"/>
+        <w:sz w:val="20"/>
+      </w:rPr>
+    </w:lvl>
+    <w:lvl w:ilvl="8" w:tentative="1">
+      <w:start w:val="1"/>
+      <w:numFmt w:val="bullet"/>
+      <w:lvlText w:val=""/>
+      <w:lvlJc w:val="left"/>
+      <w:pPr>
+        <w:tabs>
+          <w:tab w:val="num" w:pos="6480"/>
+        </w:tabs>
+        <w:ind w:left="6480" w:hanging="360"/>
+      </w:pPr>
+      <w:rPr>
+        <w:rFonts w:ascii="Wingdings" w:hAnsi="Wingdings" w:hint="default"/>
+        <w:sz w:val="20"/>
+      </w:rPr>
+    </w:lvl>
+  </w:abstractNum>
+  <w:abstractNum w:abstractNumId="13" w15:restartNumberingAfterBreak="0">
     <w:nsid w:val="30531E7C"/>
     <w:multiLevelType w:val="hybridMultilevel"/>
     <w:tmpl w:val="6B143B62"/>
@@ -5914,7 +8551,7 @@
       </w:pPr>
     </w:lvl>
   </w:abstractNum>
-  <w:abstractNum w:abstractNumId="10" w15:restartNumberingAfterBreak="0">
+  <w:abstractNum w:abstractNumId="14" w15:restartNumberingAfterBreak="0">
     <w:nsid w:val="374B01DB"/>
     <w:multiLevelType w:val="multilevel"/>
     <w:tmpl w:val="B44A2294"/>
@@ -6063,7 +8700,7 @@
       </w:rPr>
     </w:lvl>
   </w:abstractNum>
-  <w:abstractNum w:abstractNumId="11" w15:restartNumberingAfterBreak="0">
+  <w:abstractNum w:abstractNumId="15" w15:restartNumberingAfterBreak="0">
     <w:nsid w:val="391A5A77"/>
     <w:multiLevelType w:val="multilevel"/>
     <w:tmpl w:val="C1A4283A"/>
@@ -6212,7 +8849,7 @@
       </w:rPr>
     </w:lvl>
   </w:abstractNum>
-  <w:abstractNum w:abstractNumId="12" w15:restartNumberingAfterBreak="0">
+  <w:abstractNum w:abstractNumId="16" w15:restartNumberingAfterBreak="0">
     <w:nsid w:val="3B794536"/>
     <w:multiLevelType w:val="multilevel"/>
     <w:tmpl w:val="EEA25618"/>
@@ -6361,7 +8998,7 @@
       </w:rPr>
     </w:lvl>
   </w:abstractNum>
-  <w:abstractNum w:abstractNumId="13" w15:restartNumberingAfterBreak="0">
+  <w:abstractNum w:abstractNumId="17" w15:restartNumberingAfterBreak="0">
     <w:nsid w:val="3FAE3795"/>
     <w:multiLevelType w:val="multilevel"/>
     <w:tmpl w:val="39E80AA2"/>
@@ -6510,7 +9147,7 @@
       </w:rPr>
     </w:lvl>
   </w:abstractNum>
-  <w:abstractNum w:abstractNumId="14" w15:restartNumberingAfterBreak="0">
+  <w:abstractNum w:abstractNumId="18" w15:restartNumberingAfterBreak="0">
     <w:nsid w:val="40AB1414"/>
     <w:multiLevelType w:val="multilevel"/>
     <w:tmpl w:val="DB247564"/>
@@ -6659,7 +9296,7 @@
       </w:rPr>
     </w:lvl>
   </w:abstractNum>
-  <w:abstractNum w:abstractNumId="15" w15:restartNumberingAfterBreak="0">
+  <w:abstractNum w:abstractNumId="19" w15:restartNumberingAfterBreak="0">
     <w:nsid w:val="4DBB3E4D"/>
     <w:multiLevelType w:val="multilevel"/>
     <w:tmpl w:val="C0EA7100"/>
@@ -6808,7 +9445,7 @@
       </w:rPr>
     </w:lvl>
   </w:abstractNum>
-  <w:abstractNum w:abstractNumId="16" w15:restartNumberingAfterBreak="0">
+  <w:abstractNum w:abstractNumId="20" w15:restartNumberingAfterBreak="0">
     <w:nsid w:val="53911BB2"/>
     <w:multiLevelType w:val="hybridMultilevel"/>
     <w:tmpl w:val="7A7A0542"/>
@@ -6894,7 +9531,156 @@
       </w:pPr>
     </w:lvl>
   </w:abstractNum>
-  <w:abstractNum w:abstractNumId="17" w15:restartNumberingAfterBreak="0">
+  <w:abstractNum w:abstractNumId="21" w15:restartNumberingAfterBreak="0">
+    <w:nsid w:val="60E73BD8"/>
+    <w:multiLevelType w:val="multilevel"/>
+    <w:tmpl w:val="09B00D14"/>
+    <w:lvl w:ilvl="0">
+      <w:start w:val="1"/>
+      <w:numFmt w:val="bullet"/>
+      <w:lvlText w:val=""/>
+      <w:lvlJc w:val="left"/>
+      <w:pPr>
+        <w:tabs>
+          <w:tab w:val="num" w:pos="720"/>
+        </w:tabs>
+        <w:ind w:left="720" w:hanging="360"/>
+      </w:pPr>
+      <w:rPr>
+        <w:rFonts w:ascii="Symbol" w:hAnsi="Symbol" w:hint="default"/>
+        <w:sz w:val="20"/>
+      </w:rPr>
+    </w:lvl>
+    <w:lvl w:ilvl="1" w:tentative="1">
+      <w:start w:val="1"/>
+      <w:numFmt w:val="bullet"/>
+      <w:lvlText w:val="o"/>
+      <w:lvlJc w:val="left"/>
+      <w:pPr>
+        <w:tabs>
+          <w:tab w:val="num" w:pos="1440"/>
+        </w:tabs>
+        <w:ind w:left="1440" w:hanging="360"/>
+      </w:pPr>
+      <w:rPr>
+        <w:rFonts w:ascii="Courier New" w:hAnsi="Courier New" w:hint="default"/>
+        <w:sz w:val="20"/>
+      </w:rPr>
+    </w:lvl>
+    <w:lvl w:ilvl="2" w:tentative="1">
+      <w:start w:val="1"/>
+      <w:numFmt w:val="bullet"/>
+      <w:lvlText w:val=""/>
+      <w:lvlJc w:val="left"/>
+      <w:pPr>
+        <w:tabs>
+          <w:tab w:val="num" w:pos="2160"/>
+        </w:tabs>
+        <w:ind w:left="2160" w:hanging="360"/>
+      </w:pPr>
+      <w:rPr>
+        <w:rFonts w:ascii="Wingdings" w:hAnsi="Wingdings" w:hint="default"/>
+        <w:sz w:val="20"/>
+      </w:rPr>
+    </w:lvl>
+    <w:lvl w:ilvl="3" w:tentative="1">
+      <w:start w:val="1"/>
+      <w:numFmt w:val="bullet"/>
+      <w:lvlText w:val=""/>
+      <w:lvlJc w:val="left"/>
+      <w:pPr>
+        <w:tabs>
+          <w:tab w:val="num" w:pos="2880"/>
+        </w:tabs>
+        <w:ind w:left="2880" w:hanging="360"/>
+      </w:pPr>
+      <w:rPr>
+        <w:rFonts w:ascii="Wingdings" w:hAnsi="Wingdings" w:hint="default"/>
+        <w:sz w:val="20"/>
+      </w:rPr>
+    </w:lvl>
+    <w:lvl w:ilvl="4" w:tentative="1">
+      <w:start w:val="1"/>
+      <w:numFmt w:val="bullet"/>
+      <w:lvlText w:val=""/>
+      <w:lvlJc w:val="left"/>
+      <w:pPr>
+        <w:tabs>
+          <w:tab w:val="num" w:pos="3600"/>
+        </w:tabs>
+        <w:ind w:left="3600" w:hanging="360"/>
+      </w:pPr>
+      <w:rPr>
+        <w:rFonts w:ascii="Wingdings" w:hAnsi="Wingdings" w:hint="default"/>
+        <w:sz w:val="20"/>
+      </w:rPr>
+    </w:lvl>
+    <w:lvl w:ilvl="5" w:tentative="1">
+      <w:start w:val="1"/>
+      <w:numFmt w:val="bullet"/>
+      <w:lvlText w:val=""/>
+      <w:lvlJc w:val="left"/>
+      <w:pPr>
+        <w:tabs>
+          <w:tab w:val="num" w:pos="4320"/>
+        </w:tabs>
+        <w:ind w:left="4320" w:hanging="360"/>
+      </w:pPr>
+      <w:rPr>
+        <w:rFonts w:ascii="Wingdings" w:hAnsi="Wingdings" w:hint="default"/>
+        <w:sz w:val="20"/>
+      </w:rPr>
+    </w:lvl>
+    <w:lvl w:ilvl="6" w:tentative="1">
+      <w:start w:val="1"/>
+      <w:numFmt w:val="bullet"/>
+      <w:lvlText w:val=""/>
+      <w:lvlJc w:val="left"/>
+      <w:pPr>
+        <w:tabs>
+          <w:tab w:val="num" w:pos="5040"/>
+        </w:tabs>
+        <w:ind w:left="5040" w:hanging="360"/>
+      </w:pPr>
+      <w:rPr>
+        <w:rFonts w:ascii="Wingdings" w:hAnsi="Wingdings" w:hint="default"/>
+        <w:sz w:val="20"/>
+      </w:rPr>
+    </w:lvl>
+    <w:lvl w:ilvl="7" w:tentative="1">
+      <w:start w:val="1"/>
+      <w:numFmt w:val="bullet"/>
+      <w:lvlText w:val=""/>
+      <w:lvlJc w:val="left"/>
+      <w:pPr>
+        <w:tabs>
+          <w:tab w:val="num" w:pos="5760"/>
+        </w:tabs>
+        <w:ind w:left="5760" w:hanging="360"/>
+      </w:pPr>
+      <w:rPr>
+        <w:rFonts w:ascii="Wingdings" w:hAnsi="Wingdings" w:hint="default"/>
+        <w:sz w:val="20"/>
+      </w:rPr>
+    </w:lvl>
+    <w:lvl w:ilvl="8" w:tentative="1">
+      <w:start w:val="1"/>
+      <w:numFmt w:val="bullet"/>
+      <w:lvlText w:val=""/>
+      <w:lvlJc w:val="left"/>
+      <w:pPr>
+        <w:tabs>
+          <w:tab w:val="num" w:pos="6480"/>
+        </w:tabs>
+        <w:ind w:left="6480" w:hanging="360"/>
+      </w:pPr>
+      <w:rPr>
+        <w:rFonts w:ascii="Wingdings" w:hAnsi="Wingdings" w:hint="default"/>
+        <w:sz w:val="20"/>
+      </w:rPr>
+    </w:lvl>
+  </w:abstractNum>
+  <w:abstractNum w:abstractNumId="22" w15:restartNumberingAfterBreak="0">
     <w:nsid w:val="640675F0"/>
     <w:multiLevelType w:val="multilevel"/>
     <w:tmpl w:val="B950C25E"/>
@@ -7043,7 +9829,305 @@
       </w:rPr>
     </w:lvl>
   </w:abstractNum>
-  <w:abstractNum w:abstractNumId="18" w15:restartNumberingAfterBreak="0">
+  <w:abstractNum w:abstractNumId="23" w15:restartNumberingAfterBreak="0">
+    <w:nsid w:val="66BA3567"/>
+    <w:multiLevelType w:val="multilevel"/>
+    <w:tmpl w:val="DA8EF538"/>
+    <w:lvl w:ilvl="0">
+      <w:start w:val="1"/>
+      <w:numFmt w:val="bullet"/>
+      <w:lvlText w:val=""/>
+      <w:lvlJc w:val="left"/>
+      <w:pPr>
+        <w:tabs>
+          <w:tab w:val="num" w:pos="720"/>
+        </w:tabs>
+        <w:ind w:left="720" w:hanging="360"/>
+      </w:pPr>
+      <w:rPr>
+        <w:rFonts w:ascii="Symbol" w:hAnsi="Symbol" w:hint="default"/>
+        <w:sz w:val="20"/>
+      </w:rPr>
+    </w:lvl>
+    <w:lvl w:ilvl="1" w:tentative="1">
+      <w:start w:val="1"/>
+      <w:numFmt w:val="bullet"/>
+      <w:lvlText w:val="o"/>
+      <w:lvlJc w:val="left"/>
+      <w:pPr>
+        <w:tabs>
+          <w:tab w:val="num" w:pos="1440"/>
+        </w:tabs>
+        <w:ind w:left="1440" w:hanging="360"/>
+      </w:pPr>
+      <w:rPr>
+        <w:rFonts w:ascii="Courier New" w:hAnsi="Courier New" w:hint="default"/>
+        <w:sz w:val="20"/>
+      </w:rPr>
+    </w:lvl>
+    <w:lvl w:ilvl="2" w:tentative="1">
+      <w:start w:val="1"/>
+      <w:numFmt w:val="bullet"/>
+      <w:lvlText w:val=""/>
+      <w:lvlJc w:val="left"/>
+      <w:pPr>
+        <w:tabs>
+          <w:tab w:val="num" w:pos="2160"/>
+        </w:tabs>
+        <w:ind w:left="2160" w:hanging="360"/>
+      </w:pPr>
+      <w:rPr>
+        <w:rFonts w:ascii="Wingdings" w:hAnsi="Wingdings" w:hint="default"/>
+        <w:sz w:val="20"/>
+      </w:rPr>
+    </w:lvl>
+    <w:lvl w:ilvl="3" w:tentative="1">
+      <w:start w:val="1"/>
+      <w:numFmt w:val="bullet"/>
+      <w:lvlText w:val=""/>
+      <w:lvlJc w:val="left"/>
+      <w:pPr>
+        <w:tabs>
+          <w:tab w:val="num" w:pos="2880"/>
+        </w:tabs>
+        <w:ind w:left="2880" w:hanging="360"/>
+      </w:pPr>
+      <w:rPr>
+        <w:rFonts w:ascii="Wingdings" w:hAnsi="Wingdings" w:hint="default"/>
+        <w:sz w:val="20"/>
+      </w:rPr>
+    </w:lvl>
+    <w:lvl w:ilvl="4" w:tentative="1">
+      <w:start w:val="1"/>
+      <w:numFmt w:val="bullet"/>
+      <w:lvlText w:val=""/>
+      <w:lvlJc w:val="left"/>
+      <w:pPr>
+        <w:tabs>
+          <w:tab w:val="num" w:pos="3600"/>
+        </w:tabs>
+        <w:ind w:left="3600" w:hanging="360"/>
+      </w:pPr>
+      <w:rPr>
+        <w:rFonts w:ascii="Wingdings" w:hAnsi="Wingdings" w:hint="default"/>
+        <w:sz w:val="20"/>
+      </w:rPr>
+    </w:lvl>
+    <w:lvl w:ilvl="5" w:tentative="1">
+      <w:start w:val="1"/>
+      <w:numFmt w:val="bullet"/>
+      <w:lvlText w:val=""/>
+      <w:lvlJc w:val="left"/>
+      <w:pPr>
+        <w:tabs>
+          <w:tab w:val="num" w:pos="4320"/>
+        </w:tabs>
+        <w:ind w:left="4320" w:hanging="360"/>
+      </w:pPr>
+      <w:rPr>
+        <w:rFonts w:ascii="Wingdings" w:hAnsi="Wingdings" w:hint="default"/>
+        <w:sz w:val="20"/>
+      </w:rPr>
+    </w:lvl>
+    <w:lvl w:ilvl="6" w:tentative="1">
+      <w:start w:val="1"/>
+      <w:numFmt w:val="bullet"/>
+      <w:lvlText w:val=""/>
+      <w:lvlJc w:val="left"/>
+      <w:pPr>
+        <w:tabs>
+          <w:tab w:val="num" w:pos="5040"/>
+        </w:tabs>
+        <w:ind w:left="5040" w:hanging="360"/>
+      </w:pPr>
+      <w:rPr>
+        <w:rFonts w:ascii="Wingdings" w:hAnsi="Wingdings" w:hint="default"/>
+        <w:sz w:val="20"/>
+      </w:rPr>
+    </w:lvl>
+    <w:lvl w:ilvl="7" w:tentative="1">
+      <w:start w:val="1"/>
+      <w:numFmt w:val="bullet"/>
+      <w:lvlText w:val=""/>
+      <w:lvlJc w:val="left"/>
+      <w:pPr>
+        <w:tabs>
+          <w:tab w:val="num" w:pos="5760"/>
+        </w:tabs>
+        <w:ind w:left="5760" w:hanging="360"/>
+      </w:pPr>
+      <w:rPr>
+        <w:rFonts w:ascii="Wingdings" w:hAnsi="Wingdings" w:hint="default"/>
+        <w:sz w:val="20"/>
+      </w:rPr>
+    </w:lvl>
+    <w:lvl w:ilvl="8" w:tentative="1">
+      <w:start w:val="1"/>
+      <w:numFmt w:val="bullet"/>
+      <w:lvlText w:val=""/>
+      <w:lvlJc w:val="left"/>
+      <w:pPr>
+        <w:tabs>
+          <w:tab w:val="num" w:pos="6480"/>
+        </w:tabs>
+        <w:ind w:left="6480" w:hanging="360"/>
+      </w:pPr>
+      <w:rPr>
+        <w:rFonts w:ascii="Wingdings" w:hAnsi="Wingdings" w:hint="default"/>
+        <w:sz w:val="20"/>
+      </w:rPr>
+    </w:lvl>
+  </w:abstractNum>
+  <w:abstractNum w:abstractNumId="24" w15:restartNumberingAfterBreak="0">
+    <w:nsid w:val="6E9B6E27"/>
+    <w:multiLevelType w:val="multilevel"/>
+    <w:tmpl w:val="2DC66A74"/>
+    <w:lvl w:ilvl="0">
+      <w:start w:val="1"/>
+      <w:numFmt w:val="bullet"/>
+      <w:lvlText w:val=""/>
+      <w:lvlJc w:val="left"/>
+      <w:pPr>
+        <w:tabs>
+          <w:tab w:val="num" w:pos="720"/>
+        </w:tabs>
+        <w:ind w:left="720" w:hanging="360"/>
+      </w:pPr>
+      <w:rPr>
+        <w:rFonts w:ascii="Symbol" w:hAnsi="Symbol" w:hint="default"/>
+        <w:sz w:val="20"/>
+      </w:rPr>
+    </w:lvl>
+    <w:lvl w:ilvl="1" w:tentative="1">
+      <w:start w:val="1"/>
+      <w:numFmt w:val="bullet"/>
+      <w:lvlText w:val="o"/>
+      <w:lvlJc w:val="left"/>
+      <w:pPr>
+        <w:tabs>
+          <w:tab w:val="num" w:pos="1440"/>
+        </w:tabs>
+        <w:ind w:left="1440" w:hanging="360"/>
+      </w:pPr>
+      <w:rPr>
+        <w:rFonts w:ascii="Courier New" w:hAnsi="Courier New" w:hint="default"/>
+        <w:sz w:val="20"/>
+      </w:rPr>
+    </w:lvl>
+    <w:lvl w:ilvl="2" w:tentative="1">
+      <w:start w:val="1"/>
+      <w:numFmt w:val="bullet"/>
+      <w:lvlText w:val=""/>
+      <w:lvlJc w:val="left"/>
+      <w:pPr>
+        <w:tabs>
+          <w:tab w:val="num" w:pos="2160"/>
+        </w:tabs>
+        <w:ind w:left="2160" w:hanging="360"/>
+      </w:pPr>
+      <w:rPr>
+        <w:rFonts w:ascii="Wingdings" w:hAnsi="Wingdings" w:hint="default"/>
+        <w:sz w:val="20"/>
+      </w:rPr>
+    </w:lvl>
+    <w:lvl w:ilvl="3" w:tentative="1">
+      <w:start w:val="1"/>
+      <w:numFmt w:val="bullet"/>
+      <w:lvlText w:val=""/>
+      <w:lvlJc w:val="left"/>
+      <w:pPr>
+        <w:tabs>
+          <w:tab w:val="num" w:pos="2880"/>
+        </w:tabs>
+        <w:ind w:left="2880" w:hanging="360"/>
+      </w:pPr>
+      <w:rPr>
+        <w:rFonts w:ascii="Wingdings" w:hAnsi="Wingdings" w:hint="default"/>
+        <w:sz w:val="20"/>
+      </w:rPr>
+    </w:lvl>
+    <w:lvl w:ilvl="4" w:tentative="1">
+      <w:start w:val="1"/>
+      <w:numFmt w:val="bullet"/>
+      <w:lvlText w:val=""/>
+      <w:lvlJc w:val="left"/>
+      <w:pPr>
+        <w:tabs>
+          <w:tab w:val="num" w:pos="3600"/>
+        </w:tabs>
+        <w:ind w:left="3600" w:hanging="360"/>
+      </w:pPr>
+      <w:rPr>
+        <w:rFonts w:ascii="Wingdings" w:hAnsi="Wingdings" w:hint="default"/>
+        <w:sz w:val="20"/>
+      </w:rPr>
+    </w:lvl>
+    <w:lvl w:ilvl="5" w:tentative="1">
+      <w:start w:val="1"/>
+      <w:numFmt w:val="bullet"/>
+      <w:lvlText w:val=""/>
+      <w:lvlJc w:val="left"/>
+      <w:pPr>
+        <w:tabs>
+          <w:tab w:val="num" w:pos="4320"/>
+        </w:tabs>
+        <w:ind w:left="4320" w:hanging="360"/>
+      </w:pPr>
+      <w:rPr>
+        <w:rFonts w:ascii="Wingdings" w:hAnsi="Wingdings" w:hint="default"/>
+        <w:sz w:val="20"/>
+      </w:rPr>
+    </w:lvl>
+    <w:lvl w:ilvl="6" w:tentative="1">
+      <w:start w:val="1"/>
+      <w:numFmt w:val="bullet"/>
+      <w:lvlText w:val=""/>
+      <w:lvlJc w:val="left"/>
+      <w:pPr>
+        <w:tabs>
+          <w:tab w:val="num" w:pos="5040"/>
+        </w:tabs>
+        <w:ind w:left="5040" w:hanging="360"/>
+      </w:pPr>
+      <w:rPr>
+        <w:rFonts w:ascii="Wingdings" w:hAnsi="Wingdings" w:hint="default"/>
+        <w:sz w:val="20"/>
+      </w:rPr>
+    </w:lvl>
+    <w:lvl w:ilvl="7" w:tentative="1">
+      <w:start w:val="1"/>
+      <w:numFmt w:val="bullet"/>
+      <w:lvlText w:val=""/>
+      <w:lvlJc w:val="left"/>
+      <w:pPr>
+        <w:tabs>
+          <w:tab w:val="num" w:pos="5760"/>
+        </w:tabs>
+        <w:ind w:left="5760" w:hanging="360"/>
+      </w:pPr>
+      <w:rPr>
+        <w:rFonts w:ascii="Wingdings" w:hAnsi="Wingdings" w:hint="default"/>
+        <w:sz w:val="20"/>
+      </w:rPr>
+    </w:lvl>
+    <w:lvl w:ilvl="8" w:tentative="1">
+      <w:start w:val="1"/>
+      <w:numFmt w:val="bullet"/>
+      <w:lvlText w:val=""/>
+      <w:lvlJc w:val="left"/>
+      <w:pPr>
+        <w:tabs>
+          <w:tab w:val="num" w:pos="6480"/>
+        </w:tabs>
+        <w:ind w:left="6480" w:hanging="360"/>
+      </w:pPr>
+      <w:rPr>
+        <w:rFonts w:ascii="Wingdings" w:hAnsi="Wingdings" w:hint="default"/>
+        <w:sz w:val="20"/>
+      </w:rPr>
+    </w:lvl>
+  </w:abstractNum>
+  <w:abstractNum w:abstractNumId="25" w15:restartNumberingAfterBreak="0">
     <w:nsid w:val="72700B4E"/>
     <w:multiLevelType w:val="multilevel"/>
     <w:tmpl w:val="DBFC0CEE"/>
@@ -7156,7 +10240,7 @@
       </w:pPr>
     </w:lvl>
   </w:abstractNum>
-  <w:abstractNum w:abstractNumId="19" w15:restartNumberingAfterBreak="0">
+  <w:abstractNum w:abstractNumId="26" w15:restartNumberingAfterBreak="0">
     <w:nsid w:val="7B885F41"/>
     <w:multiLevelType w:val="multilevel"/>
     <w:tmpl w:val="FD8A575E"/>
@@ -7305,7 +10389,7 @@
       </w:rPr>
     </w:lvl>
   </w:abstractNum>
-  <w:abstractNum w:abstractNumId="20" w15:restartNumberingAfterBreak="0">
+  <w:abstractNum w:abstractNumId="27" w15:restartNumberingAfterBreak="0">
     <w:nsid w:val="7D131E9F"/>
     <w:multiLevelType w:val="multilevel"/>
     <w:tmpl w:val="D76490A8"/>
@@ -7455,34 +10539,34 @@
     </w:lvl>
   </w:abstractNum>
   <w:num w:numId="1" w16cid:durableId="1582135572">
-    <w:abstractNumId w:val="16"/>
+    <w:abstractNumId w:val="20"/>
   </w:num>
   <w:num w:numId="2" w16cid:durableId="2057468626">
-    <w:abstractNumId w:val="9"/>
+    <w:abstractNumId w:val="13"/>
   </w:num>
   <w:num w:numId="3" w16cid:durableId="1546023446">
-    <w:abstractNumId w:val="11"/>
+    <w:abstractNumId w:val="15"/>
   </w:num>
   <w:num w:numId="4" w16cid:durableId="2095012440">
     <w:abstractNumId w:val="3"/>
   </w:num>
   <w:num w:numId="5" w16cid:durableId="1023552780">
-    <w:abstractNumId w:val="15"/>
+    <w:abstractNumId w:val="19"/>
   </w:num>
   <w:num w:numId="6" w16cid:durableId="630205977">
-    <w:abstractNumId w:val="18"/>
+    <w:abstractNumId w:val="25"/>
   </w:num>
   <w:num w:numId="7" w16cid:durableId="306666369">
-    <w:abstractNumId w:val="13"/>
+    <w:abstractNumId w:val="17"/>
   </w:num>
   <w:num w:numId="8" w16cid:durableId="1544908269">
-    <w:abstractNumId w:val="8"/>
+    <w:abstractNumId w:val="11"/>
   </w:num>
   <w:num w:numId="9" w16cid:durableId="1965961950">
-    <w:abstractNumId w:val="20"/>
+    <w:abstractNumId w:val="27"/>
   </w:num>
   <w:num w:numId="10" w16cid:durableId="443812417">
-    <w:abstractNumId w:val="12"/>
+    <w:abstractNumId w:val="16"/>
   </w:num>
   <w:num w:numId="11" w16cid:durableId="52318930">
     <w:abstractNumId w:val="2"/>
@@ -7494,7 +10578,7 @@
     <w:abstractNumId w:val="4"/>
   </w:num>
   <w:num w:numId="14" w16cid:durableId="1630624646">
-    <w:abstractNumId w:val="7"/>
+    <w:abstractNumId w:val="8"/>
   </w:num>
   <w:num w:numId="15" w16cid:durableId="349333764">
     <w:abstractNumId w:val="5"/>
@@ -7503,19 +10587,40 @@
     <w:abstractNumId w:val="1"/>
   </w:num>
   <w:num w:numId="17" w16cid:durableId="426652732">
-    <w:abstractNumId w:val="19"/>
+    <w:abstractNumId w:val="26"/>
   </w:num>
   <w:num w:numId="18" w16cid:durableId="226771179">
+    <w:abstractNumId w:val="7"/>
+  </w:num>
+  <w:num w:numId="19" w16cid:durableId="1848905013">
+    <w:abstractNumId w:val="18"/>
+  </w:num>
+  <w:num w:numId="20" w16cid:durableId="321274284">
+    <w:abstractNumId w:val="22"/>
+  </w:num>
+  <w:num w:numId="21" w16cid:durableId="1782072188">
+    <w:abstractNumId w:val="14"/>
+  </w:num>
+  <w:num w:numId="22" w16cid:durableId="1095977592">
     <w:abstractNumId w:val="6"/>
   </w:num>
-  <w:num w:numId="19" w16cid:durableId="1848905013">
-    <w:abstractNumId w:val="14"/>
+  <w:num w:numId="23" w16cid:durableId="1448308649">
+    <w:abstractNumId w:val="10"/>
   </w:num>
-  <w:num w:numId="20" w16cid:durableId="321274284">
-    <w:abstractNumId w:val="17"/>
+  <w:num w:numId="24" w16cid:durableId="821891098">
+    <w:abstractNumId w:val="24"/>
   </w:num>
-  <w:num w:numId="21" w16cid:durableId="1782072188">
-    <w:abstractNumId w:val="10"/>
+  <w:num w:numId="25" w16cid:durableId="444232472">
+    <w:abstractNumId w:val="21"/>
+  </w:num>
+  <w:num w:numId="26" w16cid:durableId="1798328938">
+    <w:abstractNumId w:val="12"/>
+  </w:num>
+  <w:num w:numId="27" w16cid:durableId="2146462156">
+    <w:abstractNumId w:val="23"/>
+  </w:num>
+  <w:num w:numId="28" w16cid:durableId="343676933">
+    <w:abstractNumId w:val="9"/>
   </w:num>
 </w:numbering>
 </file>
@@ -8124,7 +11229,6 @@
   <w:style w:type="character" w:default="1" w:styleId="DefaultParagraphFont">
     <w:name w:val="Default Paragraph Font"/>
     <w:uiPriority w:val="1"/>
-    <w:semiHidden/>
     <w:unhideWhenUsed/>
   </w:style>
   <w:style w:type="table" w:default="1" w:styleId="TableNormal">
